--- a/preguntasApelacion2.docx
+++ b/preguntasApelacion2.docx
@@ -160,16 +160,7 @@
           <w:sz w:val="22"/>
           <w:szCs w:val="22"/>
         </w:rPr>
-        <w:t>Documento</w:t>
-      </w:r>
-      <w:r>
-        <w:rPr>
-          <w:b/>
-          <w:bCs/>
-          <w:sz w:val="22"/>
-          <w:szCs w:val="22"/>
-        </w:rPr>
-        <w:t>:</w:t>
+        <w:t>Documento:</w:t>
       </w:r>
     </w:p>
     <w:p>
@@ -185,63 +176,100 @@
           <w:sz w:val="22"/>
           <w:szCs w:val="22"/>
         </w:rPr>
-        <w:t>Oracle Database Security Guide</w:t>
-      </w:r>
-      <w:r>
-        <w:rPr>
-          <w:sz w:val="22"/>
-          <w:szCs w:val="22"/>
+        <w:t xml:space="preserve">Oracle </w:t>
+      </w:r>
+      <w:proofErr w:type="spellStart"/>
+      <w:r>
+        <w:rPr>
+          <w:sz w:val="22"/>
+          <w:szCs w:val="22"/>
+        </w:rPr>
+        <w:t>Database</w:t>
+      </w:r>
+      <w:proofErr w:type="spellEnd"/>
+      <w:r>
+        <w:rPr>
+          <w:sz w:val="22"/>
+          <w:szCs w:val="22"/>
+        </w:rPr>
+        <w:t xml:space="preserve"> Security Guide </w:t>
+      </w:r>
+      <w:r>
+        <w:rPr>
+          <w:sz w:val="22"/>
+          <w:szCs w:val="22"/>
+        </w:rPr>
+        <w:t xml:space="preserve">– </w:t>
+      </w:r>
+      <w:r>
+        <w:rPr>
+          <w:sz w:val="22"/>
+          <w:szCs w:val="22"/>
+          <w:lang w:val="es-ES"/>
+        </w:rPr>
+        <w:t>Cap</w:t>
+      </w:r>
+      <w:r>
+        <w:rPr>
+          <w:sz w:val="22"/>
+          <w:szCs w:val="22"/>
+          <w:lang w:val="es-ES"/>
+        </w:rPr>
+        <w:t>.</w:t>
+      </w:r>
+      <w:r>
+        <w:rPr>
+          <w:sz w:val="22"/>
+          <w:szCs w:val="22"/>
+          <w:lang w:val="es-ES"/>
+        </w:rPr>
+        <w:t xml:space="preserve"> 5 </w:t>
+      </w:r>
+      <w:bookmarkStart w:id="1" w:name="OLE_LINK62"/>
+      <w:r>
+        <w:rPr>
+          <w:sz w:val="22"/>
+          <w:szCs w:val="22"/>
+        </w:rPr>
+        <w:t>"</w:t>
+      </w:r>
+      <w:bookmarkEnd w:id="1"/>
+      <w:r>
+        <w:rPr>
+          <w:sz w:val="22"/>
+          <w:szCs w:val="22"/>
+          <w:lang w:val="es-ES"/>
+        </w:rPr>
+        <w:t xml:space="preserve">Who Can Grant Schema </w:t>
+      </w:r>
+      <w:proofErr w:type="spellStart"/>
+      <w:r>
+        <w:rPr>
+          <w:sz w:val="22"/>
+          <w:szCs w:val="22"/>
+          <w:lang w:val="es-ES"/>
+        </w:rPr>
+        <w:t>Object</w:t>
+      </w:r>
+      <w:proofErr w:type="spellEnd"/>
+      <w:r>
+        <w:rPr>
+          <w:sz w:val="22"/>
+          <w:szCs w:val="22"/>
+          <w:lang w:val="es-ES"/>
         </w:rPr>
         <w:t xml:space="preserve"> </w:t>
       </w:r>
-      <w:r>
-        <w:rPr>
-          <w:sz w:val="22"/>
-          <w:szCs w:val="22"/>
-        </w:rPr>
-        <w:t xml:space="preserve">– </w:t>
-      </w:r>
-      <w:r>
-        <w:rPr>
-          <w:sz w:val="22"/>
-          <w:szCs w:val="22"/>
-          <w:lang w:val="es-ES"/>
-        </w:rPr>
-        <w:t>Cap</w:t>
-      </w:r>
-      <w:r>
-        <w:rPr>
-          <w:sz w:val="22"/>
-          <w:szCs w:val="22"/>
-          <w:lang w:val="es-ES"/>
-        </w:rPr>
-        <w:t>.</w:t>
-      </w:r>
-      <w:r>
-        <w:rPr>
-          <w:sz w:val="22"/>
-          <w:szCs w:val="22"/>
-          <w:lang w:val="es-ES"/>
-        </w:rPr>
-        <w:t xml:space="preserve"> 5 </w:t>
-      </w:r>
-      <w:bookmarkStart w:id="1" w:name="OLE_LINK62"/>
-      <w:r>
-        <w:rPr>
-          <w:sz w:val="22"/>
-          <w:szCs w:val="22"/>
-        </w:rPr>
-        <w:t>"</w:t>
-      </w:r>
-      <w:bookmarkEnd w:id="1"/>
-      <w:r>
-        <w:rPr>
-          <w:sz w:val="22"/>
-          <w:szCs w:val="22"/>
-          <w:lang w:val="es-ES"/>
-        </w:rPr>
-        <w:t>Who Can Grant Schema Object Privileges</w:t>
-      </w:r>
+      <w:proofErr w:type="spellStart"/>
+      <w:r>
+        <w:rPr>
+          <w:sz w:val="22"/>
+          <w:szCs w:val="22"/>
+          <w:lang w:val="es-ES"/>
+        </w:rPr>
+        <w:t>Privileges</w:t>
+      </w:r>
+      <w:proofErr w:type="spellEnd"/>
       <w:r>
         <w:rPr>
           <w:sz w:val="22"/>
@@ -266,25 +294,7 @@
             <w:szCs w:val="22"/>
             <w:lang w:val="es-ES"/>
           </w:rPr>
-          <w:t>https://docs.oracle.com/cd/B19306_01/</w:t>
-        </w:r>
-        <w:r>
-          <w:rPr>
-            <w:rStyle w:val="Hipervnculo"/>
-            <w:sz w:val="22"/>
-            <w:szCs w:val="22"/>
-            <w:lang w:val="es-ES"/>
-          </w:rPr>
-          <w:t>n</w:t>
-        </w:r>
-        <w:r>
-          <w:rPr>
-            <w:rStyle w:val="Hipervnculo"/>
-            <w:sz w:val="22"/>
-            <w:szCs w:val="22"/>
-            <w:lang w:val="es-ES"/>
-          </w:rPr>
-          <w:t>etwork.102/b14266/authoriz.htm</w:t>
+          <w:t>https://docs.oracle.com/cd/B19306_01/network.102/b14266/authoriz.htm</w:t>
         </w:r>
       </w:hyperlink>
     </w:p>
@@ -365,12 +375,53 @@
           <w:szCs w:val="22"/>
         </w:rPr>
       </w:pPr>
-      <w:r>
-        <w:rPr>
-          <w:sz w:val="22"/>
-          <w:szCs w:val="22"/>
-        </w:rPr>
-        <w:t>for (var o : oliva) {</w:t>
+      <w:proofErr w:type="spellStart"/>
+      <w:r>
+        <w:rPr>
+          <w:sz w:val="22"/>
+          <w:szCs w:val="22"/>
+        </w:rPr>
+        <w:t>for</w:t>
+      </w:r>
+      <w:proofErr w:type="spellEnd"/>
+      <w:r>
+        <w:rPr>
+          <w:sz w:val="22"/>
+          <w:szCs w:val="22"/>
+        </w:rPr>
+        <w:t xml:space="preserve"> (</w:t>
+      </w:r>
+      <w:proofErr w:type="spellStart"/>
+      <w:r>
+        <w:rPr>
+          <w:sz w:val="22"/>
+          <w:szCs w:val="22"/>
+        </w:rPr>
+        <w:t>var</w:t>
+      </w:r>
+      <w:proofErr w:type="spellEnd"/>
+      <w:r>
+        <w:rPr>
+          <w:sz w:val="22"/>
+          <w:szCs w:val="22"/>
+        </w:rPr>
+        <w:t xml:space="preserve"> </w:t>
+      </w:r>
+      <w:proofErr w:type="gramStart"/>
+      <w:r>
+        <w:rPr>
+          <w:sz w:val="22"/>
+          <w:szCs w:val="22"/>
+        </w:rPr>
+        <w:t>o :</w:t>
+      </w:r>
+      <w:proofErr w:type="gramEnd"/>
+      <w:r>
+        <w:rPr>
+          <w:sz w:val="22"/>
+          <w:szCs w:val="22"/>
+        </w:rPr>
+        <w:t xml:space="preserve"> oliva) {</w:t>
       </w:r>
     </w:p>
     <w:p>
@@ -385,7 +436,23 @@
           <w:sz w:val="22"/>
           <w:szCs w:val="22"/>
         </w:rPr>
-        <w:t xml:space="preserve"> System.out.println(o); </w:t>
+        <w:t xml:space="preserve"> </w:t>
+      </w:r>
+      <w:proofErr w:type="spellStart"/>
+      <w:r>
+        <w:rPr>
+          <w:sz w:val="22"/>
+          <w:szCs w:val="22"/>
+        </w:rPr>
+        <w:t>System.out.println</w:t>
+      </w:r>
+      <w:proofErr w:type="spellEnd"/>
+      <w:r>
+        <w:rPr>
+          <w:sz w:val="22"/>
+          <w:szCs w:val="22"/>
+        </w:rPr>
+        <w:t xml:space="preserve">(o); </w:t>
       </w:r>
     </w:p>
     <w:p>
@@ -495,7 +562,43 @@
           <w:szCs w:val="22"/>
           <w:lang w:val="es-ES"/>
         </w:rPr>
-        <w:t>oliva nunca fue declarada → error cannot find symbol (JLS 6.5.6.1 y 14.4).</w:t>
+        <w:t xml:space="preserve">oliva nunca fue declarada → error </w:t>
+      </w:r>
+      <w:proofErr w:type="spellStart"/>
+      <w:r>
+        <w:rPr>
+          <w:sz w:val="22"/>
+          <w:szCs w:val="22"/>
+          <w:lang w:val="es-ES"/>
+        </w:rPr>
+        <w:t>cannot</w:t>
+      </w:r>
+      <w:proofErr w:type="spellEnd"/>
+      <w:r>
+        <w:rPr>
+          <w:sz w:val="22"/>
+          <w:szCs w:val="22"/>
+          <w:lang w:val="es-ES"/>
+        </w:rPr>
+        <w:t xml:space="preserve"> </w:t>
+      </w:r>
+      <w:proofErr w:type="spellStart"/>
+      <w:r>
+        <w:rPr>
+          <w:sz w:val="22"/>
+          <w:szCs w:val="22"/>
+          <w:lang w:val="es-ES"/>
+        </w:rPr>
+        <w:t>find</w:t>
+      </w:r>
+      <w:proofErr w:type="spellEnd"/>
+      <w:r>
+        <w:rPr>
+          <w:sz w:val="22"/>
+          <w:szCs w:val="22"/>
+          <w:lang w:val="es-ES"/>
+        </w:rPr>
+        <w:t xml:space="preserve"> symbol (JLS 6.5.6.1 y 14.4).</w:t>
       </w:r>
     </w:p>
     <w:p>
@@ -517,7 +620,25 @@
           <w:szCs w:val="22"/>
           <w:lang w:val="es-ES"/>
         </w:rPr>
-        <w:t xml:space="preserve">Aunque se declarara, var solo es válido desde Java 10 (JEP 286); el enunciado no indica versión. </w:t>
+        <w:t xml:space="preserve">Aunque se declarara, </w:t>
+      </w:r>
+      <w:proofErr w:type="spellStart"/>
+      <w:r>
+        <w:rPr>
+          <w:sz w:val="22"/>
+          <w:szCs w:val="22"/>
+          <w:lang w:val="es-ES"/>
+        </w:rPr>
+        <w:t>var</w:t>
+      </w:r>
+      <w:proofErr w:type="spellEnd"/>
+      <w:r>
+        <w:rPr>
+          <w:sz w:val="22"/>
+          <w:szCs w:val="22"/>
+          <w:lang w:val="es-ES"/>
+        </w:rPr>
+        <w:t xml:space="preserve"> solo es válido desde Java 10 (JEP 286); el enunciado no indica versión. </w:t>
       </w:r>
     </w:p>
     <w:p>
@@ -539,7 +660,63 @@
           <w:szCs w:val="22"/>
           <w:lang w:val="es-ES"/>
         </w:rPr>
-        <w:t xml:space="preserve">Aunque ambos supuestos se cumplieran, int[] solo sería correcto si oliva fuera int[][] (JLS 14.14.2) </w:t>
+        <w:t xml:space="preserve">Aunque ambos supuestos se cumplieran, </w:t>
+      </w:r>
+      <w:proofErr w:type="spellStart"/>
+      <w:proofErr w:type="gramStart"/>
+      <w:r>
+        <w:rPr>
+          <w:sz w:val="22"/>
+          <w:szCs w:val="22"/>
+          <w:lang w:val="es-ES"/>
+        </w:rPr>
+        <w:t>int</w:t>
+      </w:r>
+      <w:proofErr w:type="spellEnd"/>
+      <w:r>
+        <w:rPr>
+          <w:sz w:val="22"/>
+          <w:szCs w:val="22"/>
+          <w:lang w:val="es-ES"/>
+        </w:rPr>
+        <w:t>[</w:t>
+      </w:r>
+      <w:proofErr w:type="gramEnd"/>
+      <w:r>
+        <w:rPr>
+          <w:sz w:val="22"/>
+          <w:szCs w:val="22"/>
+          <w:lang w:val="es-ES"/>
+        </w:rPr>
+        <w:t xml:space="preserve">] solo sería correcto si oliva fuera </w:t>
+      </w:r>
+      <w:proofErr w:type="spellStart"/>
+      <w:proofErr w:type="gramStart"/>
+      <w:r>
+        <w:rPr>
+          <w:sz w:val="22"/>
+          <w:szCs w:val="22"/>
+          <w:lang w:val="es-ES"/>
+        </w:rPr>
+        <w:t>int</w:t>
+      </w:r>
+      <w:proofErr w:type="spellEnd"/>
+      <w:r>
+        <w:rPr>
+          <w:sz w:val="22"/>
+          <w:szCs w:val="22"/>
+          <w:lang w:val="es-ES"/>
+        </w:rPr>
+        <w:t>[][</w:t>
+      </w:r>
+      <w:proofErr w:type="gramEnd"/>
+      <w:r>
+        <w:rPr>
+          <w:sz w:val="22"/>
+          <w:szCs w:val="22"/>
+          <w:lang w:val="es-ES"/>
+        </w:rPr>
+        <w:t xml:space="preserve">] (JLS 14.14.2) </w:t>
       </w:r>
       <w:r>
         <w:rPr>
@@ -616,14 +793,48 @@
           <w:sz w:val="22"/>
           <w:szCs w:val="22"/>
         </w:rPr>
-        <w:t>Java Language Specification</w:t>
-      </w:r>
-      <w:r>
-        <w:rPr>
-          <w:sz w:val="22"/>
-          <w:szCs w:val="22"/>
-        </w:rPr>
-        <w:t>(JLS)</w:t>
+        <w:t xml:space="preserve">Java </w:t>
+      </w:r>
+      <w:proofErr w:type="spellStart"/>
+      <w:r>
+        <w:rPr>
+          <w:sz w:val="22"/>
+          <w:szCs w:val="22"/>
+        </w:rPr>
+        <w:t>Language</w:t>
+      </w:r>
+      <w:proofErr w:type="spellEnd"/>
+      <w:r>
+        <w:rPr>
+          <w:sz w:val="22"/>
+          <w:szCs w:val="22"/>
+        </w:rPr>
+        <w:t xml:space="preserve"> </w:t>
+      </w:r>
+      <w:proofErr w:type="spellStart"/>
+      <w:proofErr w:type="gramStart"/>
+      <w:r>
+        <w:rPr>
+          <w:sz w:val="22"/>
+          <w:szCs w:val="22"/>
+        </w:rPr>
+        <w:t>Specification</w:t>
+      </w:r>
+      <w:proofErr w:type="spellEnd"/>
+      <w:r>
+        <w:rPr>
+          <w:sz w:val="22"/>
+          <w:szCs w:val="22"/>
+        </w:rPr>
+        <w:t>(</w:t>
+      </w:r>
+      <w:proofErr w:type="gramEnd"/>
+      <w:r>
+        <w:rPr>
+          <w:sz w:val="22"/>
+          <w:szCs w:val="22"/>
+        </w:rPr>
+        <w:t>JLS)</w:t>
       </w:r>
       <w:r>
         <w:rPr>
@@ -705,7 +916,39 @@
           <w:sz w:val="22"/>
           <w:szCs w:val="22"/>
         </w:rPr>
-        <w:t xml:space="preserve">Oracle Java Language Changes — Java SE 10 </w:t>
+        <w:t xml:space="preserve">Oracle Java </w:t>
+      </w:r>
+      <w:proofErr w:type="spellStart"/>
+      <w:r>
+        <w:rPr>
+          <w:sz w:val="22"/>
+          <w:szCs w:val="22"/>
+        </w:rPr>
+        <w:t>Language</w:t>
+      </w:r>
+      <w:proofErr w:type="spellEnd"/>
+      <w:r>
+        <w:rPr>
+          <w:sz w:val="22"/>
+          <w:szCs w:val="22"/>
+        </w:rPr>
+        <w:t xml:space="preserve"> </w:t>
+      </w:r>
+      <w:proofErr w:type="spellStart"/>
+      <w:r>
+        <w:rPr>
+          <w:sz w:val="22"/>
+          <w:szCs w:val="22"/>
+        </w:rPr>
+        <w:t>Changes</w:t>
+      </w:r>
+      <w:proofErr w:type="spellEnd"/>
+      <w:r>
+        <w:rPr>
+          <w:sz w:val="22"/>
+          <w:szCs w:val="22"/>
+        </w:rPr>
+        <w:t xml:space="preserve"> — Java SE 10 </w:t>
       </w:r>
       <w:hyperlink r:id="rId7" w:history="1">
         <w:r>
@@ -793,8 +1036,20 @@
           <w:szCs w:val="22"/>
           <w:highlight w:val="yellow"/>
         </w:rPr>
-        <w:t>en javadoc</w:t>
-      </w:r>
+        <w:t xml:space="preserve">en </w:t>
+      </w:r>
+      <w:proofErr w:type="spellStart"/>
+      <w:r>
+        <w:rPr>
+          <w:b/>
+          <w:bCs/>
+          <w:sz w:val="22"/>
+          <w:szCs w:val="22"/>
+          <w:highlight w:val="yellow"/>
+        </w:rPr>
+        <w:t>javadoc</w:t>
+      </w:r>
+      <w:proofErr w:type="spellEnd"/>
     </w:p>
     <w:p>
       <w:pPr>
@@ -803,8 +1058,8 @@
           <w:szCs w:val="22"/>
         </w:rPr>
       </w:pPr>
-      <w:bookmarkStart w:id="7" w:name="OLE_LINK33"/>
-      <w:bookmarkStart w:id="8" w:name="OLE_LINK59"/>
+      <w:bookmarkStart w:id="7" w:name="OLE_LINK59"/>
+      <w:bookmarkStart w:id="8" w:name="OLE_LINK33"/>
       <w:r>
         <w:rPr>
           <w:b/>
@@ -823,7 +1078,7 @@
         <w:t xml:space="preserve">: </w:t>
       </w:r>
       <w:bookmarkStart w:id="9" w:name="OLE_LINK60"/>
-      <w:bookmarkEnd w:id="8"/>
+      <w:bookmarkEnd w:id="7"/>
       <w:r>
         <w:rPr>
           <w:sz w:val="22"/>
@@ -1035,25 +1290,7 @@
             <w:szCs w:val="22"/>
             <w:lang w:val="es-ES"/>
           </w:rPr>
-          <w:t>https://docs.oracle.com/javase/8</w:t>
-        </w:r>
-        <w:r>
-          <w:rPr>
-            <w:rStyle w:val="Hipervnculo"/>
-            <w:sz w:val="22"/>
-            <w:szCs w:val="22"/>
-            <w:lang w:val="es-ES"/>
-          </w:rPr>
-          <w:t>/</w:t>
-        </w:r>
-        <w:r>
-          <w:rPr>
-            <w:rStyle w:val="Hipervnculo"/>
-            <w:sz w:val="22"/>
-            <w:szCs w:val="22"/>
-            <w:lang w:val="es-ES"/>
-          </w:rPr>
-          <w:t>docs/technotes/guides/javadoc/deprecation/deprecated.html</w:t>
+          <w:t>https://docs.oracle.com/javase/8/docs/technotes/guides/javadoc/deprecation/deprecated.html</w:t>
         </w:r>
       </w:hyperlink>
     </w:p>
@@ -1064,12 +1301,53 @@
           <w:szCs w:val="22"/>
         </w:rPr>
       </w:pPr>
-      <w:r>
-        <w:rPr>
-          <w:sz w:val="22"/>
-          <w:szCs w:val="22"/>
-        </w:rPr>
-        <w:t>OpenJDK — JEP 277 "Enhanced Deprecation", sec</w:t>
+      <w:proofErr w:type="spellStart"/>
+      <w:r>
+        <w:rPr>
+          <w:sz w:val="22"/>
+          <w:szCs w:val="22"/>
+        </w:rPr>
+        <w:t>OpenJDK</w:t>
+      </w:r>
+      <w:proofErr w:type="spellEnd"/>
+      <w:r>
+        <w:rPr>
+          <w:sz w:val="22"/>
+          <w:szCs w:val="22"/>
+        </w:rPr>
+        <w:t xml:space="preserve"> — JEP 277 "</w:t>
+      </w:r>
+      <w:proofErr w:type="spellStart"/>
+      <w:r>
+        <w:rPr>
+          <w:sz w:val="22"/>
+          <w:szCs w:val="22"/>
+        </w:rPr>
+        <w:t>Enhanced</w:t>
+      </w:r>
+      <w:proofErr w:type="spellEnd"/>
+      <w:r>
+        <w:rPr>
+          <w:sz w:val="22"/>
+          <w:szCs w:val="22"/>
+        </w:rPr>
+        <w:t xml:space="preserve"> </w:t>
+      </w:r>
+      <w:proofErr w:type="spellStart"/>
+      <w:r>
+        <w:rPr>
+          <w:sz w:val="22"/>
+          <w:szCs w:val="22"/>
+        </w:rPr>
+        <w:t>Deprecation</w:t>
+      </w:r>
+      <w:proofErr w:type="spellEnd"/>
+      <w:r>
+        <w:rPr>
+          <w:sz w:val="22"/>
+          <w:szCs w:val="22"/>
+        </w:rPr>
+        <w:t>", sec</w:t>
       </w:r>
       <w:r>
         <w:rPr>
@@ -1083,7 +1361,23 @@
           <w:sz w:val="22"/>
           <w:szCs w:val="22"/>
         </w:rPr>
-        <w:t xml:space="preserve"> "Summary" </w:t>
+        <w:t xml:space="preserve"> "</w:t>
+      </w:r>
+      <w:proofErr w:type="spellStart"/>
+      <w:r>
+        <w:rPr>
+          <w:sz w:val="22"/>
+          <w:szCs w:val="22"/>
+        </w:rPr>
+        <w:t>Summary</w:t>
+      </w:r>
+      <w:proofErr w:type="spellEnd"/>
+      <w:r>
+        <w:rPr>
+          <w:sz w:val="22"/>
+          <w:szCs w:val="22"/>
+        </w:rPr>
+        <w:t xml:space="preserve">" </w:t>
       </w:r>
       <w:r>
         <w:rPr>
@@ -1192,27 +1486,7 @@
           <w:szCs w:val="22"/>
           <w:highlight w:val="yellow"/>
         </w:rPr>
-        <w:t xml:space="preserve"> para </w:t>
-      </w:r>
-      <w:r>
-        <w:rPr>
-          <w:b/>
-          <w:bCs/>
-          <w:sz w:val="22"/>
-          <w:szCs w:val="22"/>
-          <w:highlight w:val="yellow"/>
-        </w:rPr>
-        <w:t>Stream API</w:t>
-      </w:r>
-      <w:r>
-        <w:rPr>
-          <w:b/>
-          <w:bCs/>
-          <w:sz w:val="22"/>
-          <w:szCs w:val="22"/>
-          <w:highlight w:val="yellow"/>
-        </w:rPr>
-        <w:t>.</w:t>
+        <w:t xml:space="preserve"> para Stream API.</w:t>
       </w:r>
     </w:p>
     <w:p>
@@ -1257,7 +1531,23 @@
           <w:sz w:val="22"/>
           <w:szCs w:val="22"/>
         </w:rPr>
-        <w:t>ya que tanto la Stream API como el método reduce() no existen en versiones de Java anteriores a la 8</w:t>
+        <w:t xml:space="preserve">ya que tanto la Stream API como el método </w:t>
+      </w:r>
+      <w:proofErr w:type="gramStart"/>
+      <w:r>
+        <w:rPr>
+          <w:sz w:val="22"/>
+          <w:szCs w:val="22"/>
+        </w:rPr>
+        <w:t>reduce(</w:t>
+      </w:r>
+      <w:proofErr w:type="gramEnd"/>
+      <w:r>
+        <w:rPr>
+          <w:sz w:val="22"/>
+          <w:szCs w:val="22"/>
+        </w:rPr>
+        <w:t>) no existen en versiones de Java anteriores a la 8</w:t>
       </w:r>
       <w:r>
         <w:rPr>
@@ -1298,7 +1588,48 @@
           <w:sz w:val="22"/>
           <w:szCs w:val="22"/>
         </w:rPr>
-        <w:t xml:space="preserve">El paquete java.util.stream no existía antes de Java 8. La documentación oficial de Oracle para este paquete corresponde específicamente a la versión Java y en su descripción se indica que "la abstracción clave introducida en este paquete es stream" </w:t>
+        <w:t xml:space="preserve">El paquete </w:t>
+      </w:r>
+      <w:proofErr w:type="spellStart"/>
+      <w:proofErr w:type="gramStart"/>
+      <w:r>
+        <w:rPr>
+          <w:sz w:val="22"/>
+          <w:szCs w:val="22"/>
+        </w:rPr>
+        <w:t>java.util</w:t>
+      </w:r>
+      <w:proofErr w:type="gramEnd"/>
+      <w:r>
+        <w:rPr>
+          <w:sz w:val="22"/>
+          <w:szCs w:val="22"/>
+        </w:rPr>
+        <w:t>.stream</w:t>
+      </w:r>
+      <w:proofErr w:type="spellEnd"/>
+      <w:r>
+        <w:rPr>
+          <w:sz w:val="22"/>
+          <w:szCs w:val="22"/>
+        </w:rPr>
+        <w:t xml:space="preserve"> no existía antes de Java 8. La documentación oficial de Oracle para este paquete corresponde específicamente a la versión Java y en su descripción se indica que "la abstracción clave introducida en este paquete es </w:t>
+      </w:r>
+      <w:proofErr w:type="spellStart"/>
+      <w:r>
+        <w:rPr>
+          <w:sz w:val="22"/>
+          <w:szCs w:val="22"/>
+        </w:rPr>
+        <w:t>stream</w:t>
+      </w:r>
+      <w:proofErr w:type="spellEnd"/>
+      <w:r>
+        <w:rPr>
+          <w:sz w:val="22"/>
+          <w:szCs w:val="22"/>
+        </w:rPr>
+        <w:t xml:space="preserve">" </w:t>
       </w:r>
       <w:r>
         <w:rPr>
@@ -1312,7 +1643,23 @@
           <w:sz w:val="22"/>
           <w:szCs w:val="22"/>
         </w:rPr>
-        <w:t xml:space="preserve"> confirmando que tanto el paquete como sus clases (incluyendo Stream y su método reduce()) aparecen por primera vez en esa versión</w:t>
+        <w:t xml:space="preserve"> confirmando que tanto el paquete como sus clases (incluyendo Stream y su método </w:t>
+      </w:r>
+      <w:proofErr w:type="gramStart"/>
+      <w:r>
+        <w:rPr>
+          <w:sz w:val="22"/>
+          <w:szCs w:val="22"/>
+        </w:rPr>
+        <w:t>reduce(</w:t>
+      </w:r>
+      <w:proofErr w:type="gramEnd"/>
+      <w:r>
+        <w:rPr>
+          <w:sz w:val="22"/>
+          <w:szCs w:val="22"/>
+        </w:rPr>
+        <w:t>)) aparecen por primera vez en esa versión</w:t>
       </w:r>
       <w:r>
         <w:rPr>
@@ -1352,12 +1699,6 @@
       </w:r>
     </w:p>
     <w:p>
-      <w:pPr>
-        <w:rPr>
-          <w:sz w:val="22"/>
-          <w:szCs w:val="22"/>
-        </w:rPr>
-      </w:pPr>
       <w:r>
         <w:rPr>
           <w:sz w:val="22"/>
@@ -1377,8 +1718,26 @@
           <w:sz w:val="22"/>
           <w:szCs w:val="22"/>
         </w:rPr>
-        <w:t xml:space="preserve"> java.util.stream</w:t>
-      </w:r>
+        <w:t xml:space="preserve"> </w:t>
+      </w:r>
+      <w:proofErr w:type="spellStart"/>
+      <w:proofErr w:type="gramStart"/>
+      <w:r>
+        <w:rPr>
+          <w:sz w:val="22"/>
+          <w:szCs w:val="22"/>
+        </w:rPr>
+        <w:t>java.util</w:t>
+      </w:r>
+      <w:proofErr w:type="gramEnd"/>
+      <w:r>
+        <w:rPr>
+          <w:sz w:val="22"/>
+          <w:szCs w:val="22"/>
+        </w:rPr>
+        <w:t>.stream</w:t>
+      </w:r>
+      <w:proofErr w:type="spellEnd"/>
       <w:r>
         <w:rPr>
           <w:sz w:val="22"/>
@@ -1391,7 +1750,71 @@
           <w:sz w:val="22"/>
           <w:szCs w:val="22"/>
         </w:rPr>
-        <w:t xml:space="preserve"> Package Summary, sección "Package Description"</w:t>
+        <w:t xml:space="preserve"> </w:t>
+      </w:r>
+      <w:proofErr w:type="spellStart"/>
+      <w:r>
+        <w:rPr>
+          <w:sz w:val="22"/>
+          <w:szCs w:val="22"/>
+        </w:rPr>
+        <w:t>Package</w:t>
+      </w:r>
+      <w:proofErr w:type="spellEnd"/>
+      <w:r>
+        <w:rPr>
+          <w:sz w:val="22"/>
+          <w:szCs w:val="22"/>
+        </w:rPr>
+        <w:t xml:space="preserve"> </w:t>
+      </w:r>
+      <w:proofErr w:type="spellStart"/>
+      <w:r>
+        <w:rPr>
+          <w:sz w:val="22"/>
+          <w:szCs w:val="22"/>
+        </w:rPr>
+        <w:t>Summary</w:t>
+      </w:r>
+      <w:proofErr w:type="spellEnd"/>
+      <w:r>
+        <w:rPr>
+          <w:sz w:val="22"/>
+          <w:szCs w:val="22"/>
+        </w:rPr>
+        <w:t>, sección "</w:t>
+      </w:r>
+      <w:proofErr w:type="spellStart"/>
+      <w:r>
+        <w:rPr>
+          <w:sz w:val="22"/>
+          <w:szCs w:val="22"/>
+        </w:rPr>
+        <w:t>Package</w:t>
+      </w:r>
+      <w:proofErr w:type="spellEnd"/>
+      <w:r>
+        <w:rPr>
+          <w:sz w:val="22"/>
+          <w:szCs w:val="22"/>
+        </w:rPr>
+        <w:t xml:space="preserve"> </w:t>
+      </w:r>
+      <w:proofErr w:type="spellStart"/>
+      <w:r>
+        <w:rPr>
+          <w:sz w:val="22"/>
+          <w:szCs w:val="22"/>
+        </w:rPr>
+        <w:t>Description</w:t>
+      </w:r>
+      <w:proofErr w:type="spellEnd"/>
+      <w:r>
+        <w:rPr>
+          <w:sz w:val="22"/>
+          <w:szCs w:val="22"/>
+        </w:rPr>
+        <w:t>"</w:t>
       </w:r>
       <w:r>
         <w:rPr>
@@ -1411,7 +1834,1906 @@
         </w:r>
       </w:hyperlink>
       <w:bookmarkEnd w:id="0"/>
-      <w:bookmarkEnd w:id="7"/>
+      <w:bookmarkEnd w:id="8"/>
+    </w:p>
+    <w:p/>
+    <w:p>
+      <w:pPr>
+        <w:rPr>
+          <w:b/>
+          <w:bCs/>
+          <w:sz w:val="22"/>
+          <w:szCs w:val="22"/>
+          <w:lang w:val="es-ES"/>
+        </w:rPr>
+      </w:pPr>
+      <w:r>
+        <w:rPr>
+          <w:b/>
+          <w:bCs/>
+          <w:sz w:val="22"/>
+          <w:szCs w:val="22"/>
+          <w:lang w:val="es-ES"/>
+        </w:rPr>
+        <w:t>1) Qué afirmación es correcta en interfaces</w:t>
+      </w:r>
+    </w:p>
+    <w:p>
+      <w:pPr>
+        <w:rPr>
+          <w:sz w:val="22"/>
+          <w:szCs w:val="22"/>
+          <w:lang w:val="es-ES"/>
+        </w:rPr>
+      </w:pPr>
+      <w:r>
+        <w:rPr>
+          <w:sz w:val="22"/>
+          <w:szCs w:val="22"/>
+          <w:lang w:val="es-ES"/>
+        </w:rPr>
+        <w:t>a) Una interfaz puede heredar de múltiples interfaces</w:t>
+      </w:r>
+      <w:r>
+        <w:rPr>
+          <w:sz w:val="22"/>
+          <w:szCs w:val="22"/>
+          <w:lang w:val="es-ES"/>
+        </w:rPr>
+        <w:br/>
+        <w:t>b) Una interfaz se puede instanciar</w:t>
+      </w:r>
+      <w:r>
+        <w:rPr>
+          <w:sz w:val="22"/>
+          <w:szCs w:val="22"/>
+          <w:lang w:val="es-ES"/>
+        </w:rPr>
+        <w:br/>
+        <w:t>c) Una clase puede heredar de varias interfaces</w:t>
+      </w:r>
+    </w:p>
+    <w:p>
+      <w:pPr>
+        <w:rPr>
+          <w:sz w:val="22"/>
+          <w:szCs w:val="22"/>
+          <w:lang w:val="es-ES"/>
+        </w:rPr>
+      </w:pPr>
+      <w:r>
+        <w:rPr>
+          <w:b/>
+          <w:bCs/>
+          <w:sz w:val="22"/>
+          <w:szCs w:val="22"/>
+          <w:lang w:val="es-ES"/>
+        </w:rPr>
+        <w:t>Argumento:</w:t>
+      </w:r>
+      <w:r>
+        <w:rPr>
+          <w:sz w:val="22"/>
+          <w:szCs w:val="22"/>
+          <w:lang w:val="es-ES"/>
+        </w:rPr>
+        <w:t xml:space="preserve"> La pregunta es ambigua por el uso impreciso del término "heredar". La opción (a) es correcta sin ambigüedad, ya que una interfaz sí puede extender formalmente varias interfaces con </w:t>
+      </w:r>
+      <w:proofErr w:type="spellStart"/>
+      <w:r>
+        <w:rPr>
+          <w:sz w:val="22"/>
+          <w:szCs w:val="22"/>
+          <w:lang w:val="es-ES"/>
+        </w:rPr>
+        <w:t>extends</w:t>
+      </w:r>
+      <w:proofErr w:type="spellEnd"/>
+      <w:r>
+        <w:rPr>
+          <w:sz w:val="22"/>
+          <w:szCs w:val="22"/>
+          <w:lang w:val="es-ES"/>
+        </w:rPr>
+        <w:t>. Sin embargo, la opción (c) también podría considerarse válida en un sentido coloquial, aunque técnicamente el término correcto para una clase respecto a interfaces es "implementar" (</w:t>
+      </w:r>
+      <w:proofErr w:type="spellStart"/>
+      <w:r>
+        <w:rPr>
+          <w:sz w:val="22"/>
+          <w:szCs w:val="22"/>
+          <w:lang w:val="es-ES"/>
+        </w:rPr>
+        <w:t>implements</w:t>
+      </w:r>
+      <w:proofErr w:type="spellEnd"/>
+      <w:r>
+        <w:rPr>
+          <w:sz w:val="22"/>
+          <w:szCs w:val="22"/>
+          <w:lang w:val="es-ES"/>
+        </w:rPr>
+        <w:t>), no "heredar" (</w:t>
+      </w:r>
+      <w:proofErr w:type="spellStart"/>
+      <w:r>
+        <w:rPr>
+          <w:sz w:val="22"/>
+          <w:szCs w:val="22"/>
+          <w:lang w:val="es-ES"/>
+        </w:rPr>
+        <w:t>extends</w:t>
+      </w:r>
+      <w:proofErr w:type="spellEnd"/>
+      <w:r>
+        <w:rPr>
+          <w:sz w:val="22"/>
+          <w:szCs w:val="22"/>
+          <w:lang w:val="es-ES"/>
+        </w:rPr>
+        <w:t xml:space="preserve">), que en Java está reservado para la relación entre clases o entre interfaces. Si la </w:t>
+      </w:r>
+      <w:r>
+        <w:rPr>
+          <w:sz w:val="22"/>
+          <w:szCs w:val="22"/>
+          <w:lang w:val="es-ES"/>
+        </w:rPr>
+        <w:lastRenderedPageBreak/>
+        <w:t>respuesta esperada por el evaluador fue la opción (c) marcada como incorrecta por esta razón terminológica, la pregunta debe apelarse por ambigüedad conceptual entre "heredar" e "implementar".</w:t>
+      </w:r>
+    </w:p>
+    <w:p>
+      <w:pPr>
+        <w:rPr>
+          <w:sz w:val="22"/>
+          <w:szCs w:val="22"/>
+          <w:lang w:val="es-ES"/>
+        </w:rPr>
+      </w:pPr>
+      <w:r>
+        <w:rPr>
+          <w:b/>
+          <w:bCs/>
+          <w:sz w:val="22"/>
+          <w:szCs w:val="22"/>
+          <w:lang w:val="es-ES"/>
+        </w:rPr>
+        <w:t>Justificación:</w:t>
+      </w:r>
+      <w:r>
+        <w:rPr>
+          <w:sz w:val="22"/>
+          <w:szCs w:val="22"/>
+          <w:lang w:val="es-ES"/>
+        </w:rPr>
+        <w:t xml:space="preserve"> La Java </w:t>
+      </w:r>
+      <w:proofErr w:type="spellStart"/>
+      <w:r>
+        <w:rPr>
+          <w:sz w:val="22"/>
+          <w:szCs w:val="22"/>
+          <w:lang w:val="es-ES"/>
+        </w:rPr>
+        <w:t>Language</w:t>
+      </w:r>
+      <w:proofErr w:type="spellEnd"/>
+      <w:r>
+        <w:rPr>
+          <w:sz w:val="22"/>
+          <w:szCs w:val="22"/>
+          <w:lang w:val="es-ES"/>
+        </w:rPr>
+        <w:t xml:space="preserve"> </w:t>
+      </w:r>
+      <w:proofErr w:type="spellStart"/>
+      <w:r>
+        <w:rPr>
+          <w:sz w:val="22"/>
+          <w:szCs w:val="22"/>
+          <w:lang w:val="es-ES"/>
+        </w:rPr>
+        <w:t>Specification</w:t>
+      </w:r>
+      <w:proofErr w:type="spellEnd"/>
+      <w:r>
+        <w:rPr>
+          <w:sz w:val="22"/>
+          <w:szCs w:val="22"/>
+          <w:lang w:val="es-ES"/>
+        </w:rPr>
+        <w:t xml:space="preserve"> distingue formalmente dos relaciones distintas: la </w:t>
+      </w:r>
+      <w:r>
+        <w:rPr>
+          <w:b/>
+          <w:bCs/>
+          <w:sz w:val="22"/>
+          <w:szCs w:val="22"/>
+          <w:lang w:val="es-ES"/>
+        </w:rPr>
+        <w:t>herencia</w:t>
+      </w:r>
+      <w:r>
+        <w:rPr>
+          <w:sz w:val="22"/>
+          <w:szCs w:val="22"/>
+          <w:lang w:val="es-ES"/>
+        </w:rPr>
+        <w:t xml:space="preserve"> (</w:t>
+      </w:r>
+      <w:proofErr w:type="spellStart"/>
+      <w:r>
+        <w:rPr>
+          <w:sz w:val="22"/>
+          <w:szCs w:val="22"/>
+          <w:lang w:val="es-ES"/>
+        </w:rPr>
+        <w:t>extends</w:t>
+      </w:r>
+      <w:proofErr w:type="spellEnd"/>
+      <w:r>
+        <w:rPr>
+          <w:sz w:val="22"/>
+          <w:szCs w:val="22"/>
+          <w:lang w:val="es-ES"/>
+        </w:rPr>
+        <w:t xml:space="preserve">), que aplica entre una clase y su superclase, o entre una interfaz y sus </w:t>
+      </w:r>
+      <w:proofErr w:type="spellStart"/>
+      <w:r>
+        <w:rPr>
+          <w:sz w:val="22"/>
+          <w:szCs w:val="22"/>
+          <w:lang w:val="es-ES"/>
+        </w:rPr>
+        <w:t>superinterfaces</w:t>
+      </w:r>
+      <w:proofErr w:type="spellEnd"/>
+      <w:r>
+        <w:rPr>
+          <w:sz w:val="22"/>
+          <w:szCs w:val="22"/>
+          <w:lang w:val="es-ES"/>
+        </w:rPr>
+        <w:t xml:space="preserve">; y la </w:t>
+      </w:r>
+      <w:r>
+        <w:rPr>
+          <w:b/>
+          <w:bCs/>
+          <w:sz w:val="22"/>
+          <w:szCs w:val="22"/>
+          <w:lang w:val="es-ES"/>
+        </w:rPr>
+        <w:t>implementación</w:t>
+      </w:r>
+      <w:r>
+        <w:rPr>
+          <w:sz w:val="22"/>
+          <w:szCs w:val="22"/>
+          <w:lang w:val="es-ES"/>
+        </w:rPr>
+        <w:t xml:space="preserve"> (</w:t>
+      </w:r>
+      <w:proofErr w:type="spellStart"/>
+      <w:r>
+        <w:rPr>
+          <w:sz w:val="22"/>
+          <w:szCs w:val="22"/>
+          <w:lang w:val="es-ES"/>
+        </w:rPr>
+        <w:t>implements</w:t>
+      </w:r>
+      <w:proofErr w:type="spellEnd"/>
+      <w:r>
+        <w:rPr>
+          <w:sz w:val="22"/>
+          <w:szCs w:val="22"/>
+          <w:lang w:val="es-ES"/>
+        </w:rPr>
+        <w:t>), que aplica cuando una clase adopta el contrato de una o varias interfaces. Una interfaz puede extender múltiples interfaces simultáneamente (</w:t>
+      </w:r>
+      <w:proofErr w:type="gramStart"/>
+      <w:r>
+        <w:rPr>
+          <w:sz w:val="22"/>
+          <w:szCs w:val="22"/>
+          <w:lang w:val="es-ES"/>
+        </w:rPr>
+        <w:t>interface</w:t>
+      </w:r>
+      <w:proofErr w:type="gramEnd"/>
+      <w:r>
+        <w:rPr>
+          <w:sz w:val="22"/>
+          <w:szCs w:val="22"/>
+          <w:lang w:val="es-ES"/>
+        </w:rPr>
+        <w:t xml:space="preserve"> C </w:t>
+      </w:r>
+      <w:proofErr w:type="spellStart"/>
+      <w:r>
+        <w:rPr>
+          <w:sz w:val="22"/>
+          <w:szCs w:val="22"/>
+          <w:lang w:val="es-ES"/>
+        </w:rPr>
+        <w:t>extends</w:t>
+      </w:r>
+      <w:proofErr w:type="spellEnd"/>
+      <w:r>
+        <w:rPr>
+          <w:sz w:val="22"/>
+          <w:szCs w:val="22"/>
+          <w:lang w:val="es-ES"/>
+        </w:rPr>
+        <w:t xml:space="preserve"> A, B), lo cual es herencia múltiple de tipo. Una clase, en cambio, </w:t>
+      </w:r>
+      <w:r>
+        <w:rPr>
+          <w:b/>
+          <w:bCs/>
+          <w:sz w:val="22"/>
+          <w:szCs w:val="22"/>
+          <w:lang w:val="es-ES"/>
+        </w:rPr>
+        <w:t>implementa</w:t>
+      </w:r>
+      <w:r>
+        <w:rPr>
+          <w:sz w:val="22"/>
+          <w:szCs w:val="22"/>
+          <w:lang w:val="es-ES"/>
+        </w:rPr>
+        <w:t xml:space="preserve"> interfaces, no las "hereda" en el sentido estricto de la especificación — aunque en la práctica y en múltiples materiales educativos ambos términos se usan de forma intercambiable, lo que genera la ambigüedad de esta pregunta.</w:t>
+      </w:r>
+    </w:p>
+    <w:p>
+      <w:pPr>
+        <w:rPr>
+          <w:sz w:val="22"/>
+          <w:szCs w:val="22"/>
+          <w:lang w:val="es-ES"/>
+        </w:rPr>
+      </w:pPr>
+      <w:r>
+        <w:rPr>
+          <w:b/>
+          <w:bCs/>
+          <w:sz w:val="22"/>
+          <w:szCs w:val="22"/>
+          <w:lang w:val="es-ES"/>
+        </w:rPr>
+        <w:t>Documento:</w:t>
+      </w:r>
+      <w:r>
+        <w:rPr>
+          <w:sz w:val="22"/>
+          <w:szCs w:val="22"/>
+          <w:lang w:val="es-ES"/>
+        </w:rPr>
+        <w:t xml:space="preserve"> Java </w:t>
+      </w:r>
+      <w:proofErr w:type="spellStart"/>
+      <w:r>
+        <w:rPr>
+          <w:sz w:val="22"/>
+          <w:szCs w:val="22"/>
+          <w:lang w:val="es-ES"/>
+        </w:rPr>
+        <w:t>Language</w:t>
+      </w:r>
+      <w:proofErr w:type="spellEnd"/>
+      <w:r>
+        <w:rPr>
+          <w:sz w:val="22"/>
+          <w:szCs w:val="22"/>
+          <w:lang w:val="es-ES"/>
+        </w:rPr>
+        <w:t xml:space="preserve"> </w:t>
+      </w:r>
+      <w:proofErr w:type="spellStart"/>
+      <w:r>
+        <w:rPr>
+          <w:sz w:val="22"/>
+          <w:szCs w:val="22"/>
+          <w:lang w:val="es-ES"/>
+        </w:rPr>
+        <w:t>Specification</w:t>
+      </w:r>
+      <w:proofErr w:type="spellEnd"/>
+      <w:r>
+        <w:rPr>
+          <w:sz w:val="22"/>
+          <w:szCs w:val="22"/>
+          <w:lang w:val="es-ES"/>
+        </w:rPr>
+        <w:t xml:space="preserve"> (JLS) — Capítulo 9 "Interfaces", Sección 9.1.3 ("</w:t>
+      </w:r>
+      <w:proofErr w:type="spellStart"/>
+      <w:r>
+        <w:rPr>
+          <w:sz w:val="22"/>
+          <w:szCs w:val="22"/>
+          <w:lang w:val="es-ES"/>
+        </w:rPr>
+        <w:t>Superinterfaces</w:t>
+      </w:r>
+      <w:proofErr w:type="spellEnd"/>
+      <w:r>
+        <w:rPr>
+          <w:sz w:val="22"/>
+          <w:szCs w:val="22"/>
+          <w:lang w:val="es-ES"/>
+        </w:rPr>
+        <w:t xml:space="preserve"> and Subinterfaces"); y Capítulo 8 "</w:t>
+      </w:r>
+      <w:proofErr w:type="spellStart"/>
+      <w:r>
+        <w:rPr>
+          <w:sz w:val="22"/>
+          <w:szCs w:val="22"/>
+          <w:lang w:val="es-ES"/>
+        </w:rPr>
+        <w:t>Classes</w:t>
+      </w:r>
+      <w:proofErr w:type="spellEnd"/>
+      <w:r>
+        <w:rPr>
+          <w:sz w:val="22"/>
+          <w:szCs w:val="22"/>
+          <w:lang w:val="es-ES"/>
+        </w:rPr>
+        <w:t>", Sección 8.1.5 ("</w:t>
+      </w:r>
+      <w:proofErr w:type="spellStart"/>
+      <w:r>
+        <w:rPr>
+          <w:sz w:val="22"/>
+          <w:szCs w:val="22"/>
+          <w:lang w:val="es-ES"/>
+        </w:rPr>
+        <w:t>Superinterfaces</w:t>
+      </w:r>
+      <w:proofErr w:type="spellEnd"/>
+      <w:r>
+        <w:rPr>
+          <w:sz w:val="22"/>
+          <w:szCs w:val="22"/>
+          <w:lang w:val="es-ES"/>
+        </w:rPr>
+        <w:t>")</w:t>
+      </w:r>
+      <w:r>
+        <w:rPr>
+          <w:sz w:val="22"/>
+          <w:szCs w:val="22"/>
+          <w:lang w:val="es-ES"/>
+        </w:rPr>
+        <w:br/>
+      </w:r>
+      <w:r>
+        <w:rPr>
+          <w:b/>
+          <w:bCs/>
+          <w:sz w:val="22"/>
+          <w:szCs w:val="22"/>
+          <w:lang w:val="es-ES"/>
+        </w:rPr>
+        <w:t>URL:</w:t>
+      </w:r>
+      <w:r>
+        <w:rPr>
+          <w:sz w:val="22"/>
+          <w:szCs w:val="22"/>
+          <w:lang w:val="es-ES"/>
+        </w:rPr>
+        <w:t xml:space="preserve"> </w:t>
+      </w:r>
+      <w:hyperlink r:id="rId11" w:history="1">
+        <w:r>
+          <w:rPr>
+            <w:rStyle w:val="Hipervnculo"/>
+            <w:sz w:val="22"/>
+            <w:szCs w:val="22"/>
+            <w:lang w:val="es-ES"/>
+          </w:rPr>
+          <w:t>https://docs.oracle.com/javase/specs/jls/se21/html/jls-9.html</w:t>
+        </w:r>
+      </w:hyperlink>
+    </w:p>
+    <w:p>
+      <w:pPr>
+        <w:rPr>
+          <w:sz w:val="22"/>
+          <w:szCs w:val="22"/>
+          <w:lang w:val="es-ES"/>
+        </w:rPr>
+      </w:pPr>
+      <w:r>
+        <w:rPr>
+          <w:sz w:val="22"/>
+          <w:szCs w:val="22"/>
+          <w:lang w:val="es-ES"/>
+        </w:rPr>
+        <w:pict w14:anchorId="7FB88C34">
+          <v:rect id="_x0000_i1031" style="width:0;height:1.5pt" o:hralign="center" o:hrstd="t" o:hr="t" fillcolor="#a0a0a0" stroked="f"/>
+        </w:pict>
+      </w:r>
+    </w:p>
+    <w:p>
+      <w:pPr>
+        <w:rPr>
+          <w:b/>
+          <w:bCs/>
+          <w:sz w:val="22"/>
+          <w:szCs w:val="22"/>
+          <w:lang w:val="es-ES"/>
+        </w:rPr>
+      </w:pPr>
+      <w:r>
+        <w:rPr>
+          <w:b/>
+          <w:bCs/>
+          <w:sz w:val="22"/>
+          <w:szCs w:val="22"/>
+          <w:lang w:val="es-ES"/>
+        </w:rPr>
+        <w:t>6) Cuál es el modificador de acceso en las interfaces que todos sus miembros tienen por defecto</w:t>
+      </w:r>
+    </w:p>
+    <w:p>
+      <w:pPr>
+        <w:rPr>
+          <w:sz w:val="22"/>
+          <w:szCs w:val="22"/>
+          <w:lang w:val="es-ES"/>
+        </w:rPr>
+      </w:pPr>
+      <w:r>
+        <w:rPr>
+          <w:sz w:val="22"/>
+          <w:szCs w:val="22"/>
+          <w:lang w:val="es-ES"/>
+        </w:rPr>
+        <w:t>a) Default</w:t>
+      </w:r>
+      <w:r>
+        <w:rPr>
+          <w:sz w:val="22"/>
+          <w:szCs w:val="22"/>
+          <w:lang w:val="es-ES"/>
+        </w:rPr>
+        <w:br/>
+        <w:t>b) Private</w:t>
+      </w:r>
+      <w:r>
+        <w:rPr>
+          <w:sz w:val="22"/>
+          <w:szCs w:val="22"/>
+          <w:lang w:val="es-ES"/>
+        </w:rPr>
+        <w:br/>
+        <w:t>c) Final</w:t>
+      </w:r>
+      <w:r>
+        <w:rPr>
+          <w:sz w:val="22"/>
+          <w:szCs w:val="22"/>
+          <w:lang w:val="es-ES"/>
+        </w:rPr>
+        <w:br/>
+        <w:t xml:space="preserve">d) </w:t>
+      </w:r>
+      <w:proofErr w:type="spellStart"/>
+      <w:r>
+        <w:rPr>
+          <w:sz w:val="22"/>
+          <w:szCs w:val="22"/>
+          <w:lang w:val="es-ES"/>
+        </w:rPr>
+        <w:t>Abstract</w:t>
+      </w:r>
+      <w:proofErr w:type="spellEnd"/>
+    </w:p>
+    <w:p>
+      <w:pPr>
+        <w:rPr>
+          <w:sz w:val="22"/>
+          <w:szCs w:val="22"/>
+          <w:lang w:val="es-ES"/>
+        </w:rPr>
+      </w:pPr>
+      <w:r>
+        <w:rPr>
+          <w:b/>
+          <w:bCs/>
+          <w:sz w:val="22"/>
+          <w:szCs w:val="22"/>
+          <w:lang w:val="es-ES"/>
+        </w:rPr>
+        <w:t>Argumento:</w:t>
+      </w:r>
+      <w:r>
+        <w:rPr>
+          <w:sz w:val="22"/>
+          <w:szCs w:val="22"/>
+          <w:lang w:val="es-ES"/>
+        </w:rPr>
+        <w:t xml:space="preserve"> No existía la opción correcta entre las 4 alternativas. El modificador de acceso implícito que reciben todos los miembros de una interfaz en Java es </w:t>
+      </w:r>
+      <w:proofErr w:type="spellStart"/>
+      <w:r>
+        <w:rPr>
+          <w:b/>
+          <w:bCs/>
+          <w:sz w:val="22"/>
+          <w:szCs w:val="22"/>
+          <w:lang w:val="es-ES"/>
+        </w:rPr>
+        <w:t>public</w:t>
+      </w:r>
+      <w:proofErr w:type="spellEnd"/>
+      <w:r>
+        <w:rPr>
+          <w:sz w:val="22"/>
+          <w:szCs w:val="22"/>
+          <w:lang w:val="es-ES"/>
+        </w:rPr>
+        <w:t xml:space="preserve">, y esta opción no aparece en ninguna de las 4 alternativas listadas (Default, Private, Final, </w:t>
+      </w:r>
+      <w:proofErr w:type="spellStart"/>
+      <w:r>
+        <w:rPr>
+          <w:sz w:val="22"/>
+          <w:szCs w:val="22"/>
+          <w:lang w:val="es-ES"/>
+        </w:rPr>
+        <w:t>Abstract</w:t>
+      </w:r>
+      <w:proofErr w:type="spellEnd"/>
+      <w:r>
+        <w:rPr>
+          <w:sz w:val="22"/>
+          <w:szCs w:val="22"/>
+          <w:lang w:val="es-ES"/>
+        </w:rPr>
+        <w:t>).</w:t>
+      </w:r>
+    </w:p>
+    <w:p>
+      <w:pPr>
+        <w:rPr>
+          <w:sz w:val="22"/>
+          <w:szCs w:val="22"/>
+          <w:lang w:val="es-ES"/>
+        </w:rPr>
+      </w:pPr>
+      <w:r>
+        <w:rPr>
+          <w:b/>
+          <w:bCs/>
+          <w:sz w:val="22"/>
+          <w:szCs w:val="22"/>
+          <w:lang w:val="es-ES"/>
+        </w:rPr>
+        <w:t>Justificación:</w:t>
+      </w:r>
+      <w:r>
+        <w:rPr>
+          <w:sz w:val="22"/>
+          <w:szCs w:val="22"/>
+          <w:lang w:val="es-ES"/>
+        </w:rPr>
+        <w:t xml:space="preserve"> Según la Java </w:t>
+      </w:r>
+      <w:proofErr w:type="spellStart"/>
+      <w:r>
+        <w:rPr>
+          <w:sz w:val="22"/>
+          <w:szCs w:val="22"/>
+          <w:lang w:val="es-ES"/>
+        </w:rPr>
+        <w:t>Language</w:t>
+      </w:r>
+      <w:proofErr w:type="spellEnd"/>
+      <w:r>
+        <w:rPr>
+          <w:sz w:val="22"/>
+          <w:szCs w:val="22"/>
+          <w:lang w:val="es-ES"/>
+        </w:rPr>
+        <w:t xml:space="preserve"> </w:t>
+      </w:r>
+      <w:proofErr w:type="spellStart"/>
+      <w:r>
+        <w:rPr>
+          <w:sz w:val="22"/>
+          <w:szCs w:val="22"/>
+          <w:lang w:val="es-ES"/>
+        </w:rPr>
+        <w:t>Specification</w:t>
+      </w:r>
+      <w:proofErr w:type="spellEnd"/>
+      <w:r>
+        <w:rPr>
+          <w:sz w:val="22"/>
+          <w:szCs w:val="22"/>
+          <w:lang w:val="es-ES"/>
+        </w:rPr>
+        <w:t xml:space="preserve">, todo método declarado en una interfaz sin modificador explícito es implícitamente </w:t>
+      </w:r>
+      <w:proofErr w:type="spellStart"/>
+      <w:r>
+        <w:rPr>
+          <w:sz w:val="22"/>
+          <w:szCs w:val="22"/>
+          <w:lang w:val="es-ES"/>
+        </w:rPr>
+        <w:t>public</w:t>
+      </w:r>
+      <w:proofErr w:type="spellEnd"/>
+      <w:r>
+        <w:rPr>
+          <w:sz w:val="22"/>
+          <w:szCs w:val="22"/>
+          <w:lang w:val="es-ES"/>
+        </w:rPr>
+        <w:t xml:space="preserve"> </w:t>
+      </w:r>
+      <w:proofErr w:type="spellStart"/>
+      <w:r>
+        <w:rPr>
+          <w:sz w:val="22"/>
+          <w:szCs w:val="22"/>
+          <w:lang w:val="es-ES"/>
+        </w:rPr>
+        <w:t>abstract</w:t>
+      </w:r>
+      <w:proofErr w:type="spellEnd"/>
+      <w:r>
+        <w:rPr>
+          <w:sz w:val="22"/>
+          <w:szCs w:val="22"/>
+          <w:lang w:val="es-ES"/>
+        </w:rPr>
+        <w:t xml:space="preserve">, y todo campo declarado es implícitamente </w:t>
+      </w:r>
+      <w:proofErr w:type="spellStart"/>
+      <w:r>
+        <w:rPr>
+          <w:sz w:val="22"/>
+          <w:szCs w:val="22"/>
+          <w:lang w:val="es-ES"/>
+        </w:rPr>
+        <w:t>public</w:t>
+      </w:r>
+      <w:proofErr w:type="spellEnd"/>
+      <w:r>
+        <w:rPr>
+          <w:sz w:val="22"/>
+          <w:szCs w:val="22"/>
+          <w:lang w:val="es-ES"/>
+        </w:rPr>
+        <w:t xml:space="preserve"> </w:t>
+      </w:r>
+      <w:proofErr w:type="spellStart"/>
+      <w:r>
+        <w:rPr>
+          <w:sz w:val="22"/>
+          <w:szCs w:val="22"/>
+          <w:lang w:val="es-ES"/>
+        </w:rPr>
+        <w:t>static</w:t>
+      </w:r>
+      <w:proofErr w:type="spellEnd"/>
+      <w:r>
+        <w:rPr>
+          <w:sz w:val="22"/>
+          <w:szCs w:val="22"/>
+          <w:lang w:val="es-ES"/>
+        </w:rPr>
+        <w:t xml:space="preserve"> final. Ninguna de las opciones ofrecidas (Default, Private, Final, </w:t>
+      </w:r>
+      <w:proofErr w:type="spellStart"/>
+      <w:r>
+        <w:rPr>
+          <w:sz w:val="22"/>
+          <w:szCs w:val="22"/>
+          <w:lang w:val="es-ES"/>
+        </w:rPr>
+        <w:t>Abstract</w:t>
+      </w:r>
+      <w:proofErr w:type="spellEnd"/>
+      <w:r>
+        <w:rPr>
+          <w:sz w:val="22"/>
+          <w:szCs w:val="22"/>
+          <w:lang w:val="es-ES"/>
+        </w:rPr>
+        <w:t xml:space="preserve">) corresponde al modificador de </w:t>
+      </w:r>
+      <w:r>
+        <w:rPr>
+          <w:b/>
+          <w:bCs/>
+          <w:sz w:val="22"/>
+          <w:szCs w:val="22"/>
+          <w:lang w:val="es-ES"/>
+        </w:rPr>
+        <w:t>acceso</w:t>
+      </w:r>
+      <w:r>
+        <w:rPr>
+          <w:sz w:val="22"/>
+          <w:szCs w:val="22"/>
+          <w:lang w:val="es-ES"/>
+        </w:rPr>
+        <w:t xml:space="preserve"> correcto, que es </w:t>
+      </w:r>
+      <w:proofErr w:type="spellStart"/>
+      <w:r>
+        <w:rPr>
+          <w:sz w:val="22"/>
+          <w:szCs w:val="22"/>
+          <w:lang w:val="es-ES"/>
+        </w:rPr>
+        <w:t>public</w:t>
+      </w:r>
+      <w:proofErr w:type="spellEnd"/>
+      <w:r>
+        <w:rPr>
+          <w:sz w:val="22"/>
+          <w:szCs w:val="22"/>
+          <w:lang w:val="es-ES"/>
+        </w:rPr>
+        <w:t>:</w:t>
+      </w:r>
+    </w:p>
+    <w:p>
+      <w:pPr>
+        <w:numPr>
+          <w:ilvl w:val="0"/>
+          <w:numId w:val="13"/>
+        </w:numPr>
+        <w:rPr>
+          <w:sz w:val="22"/>
+          <w:szCs w:val="22"/>
+          <w:lang w:val="es-ES"/>
+        </w:rPr>
+      </w:pPr>
+      <w:r>
+        <w:rPr>
+          <w:sz w:val="22"/>
+          <w:szCs w:val="22"/>
+          <w:lang w:val="es-ES"/>
+        </w:rPr>
+        <w:t>Default no es un modificador de acceso válido en Java (no existe como palabra clave de visibilidad; default sí existe como tipo de método desde Java 8, pero no es un modificador de acceso).</w:t>
+      </w:r>
+    </w:p>
+    <w:p>
+      <w:pPr>
+        <w:numPr>
+          <w:ilvl w:val="0"/>
+          <w:numId w:val="13"/>
+        </w:numPr>
+        <w:rPr>
+          <w:sz w:val="22"/>
+          <w:szCs w:val="22"/>
+          <w:lang w:val="es-ES"/>
+        </w:rPr>
+      </w:pPr>
+      <w:r>
+        <w:rPr>
+          <w:sz w:val="22"/>
+          <w:szCs w:val="22"/>
+          <w:lang w:val="es-ES"/>
+        </w:rPr>
+        <w:t>Private es incorrecto: contradice directamente el propósito de una interfaz como contrato público, y solo se permite en métodos auxiliares internos desde Java 9, nunca como modificador por defecto.</w:t>
+      </w:r>
+    </w:p>
+    <w:p>
+      <w:pPr>
+        <w:numPr>
+          <w:ilvl w:val="0"/>
+          <w:numId w:val="13"/>
+        </w:numPr>
+        <w:rPr>
+          <w:sz w:val="22"/>
+          <w:szCs w:val="22"/>
+          <w:lang w:val="es-ES"/>
+        </w:rPr>
+      </w:pPr>
+      <w:r>
+        <w:rPr>
+          <w:sz w:val="22"/>
+          <w:szCs w:val="22"/>
+          <w:lang w:val="es-ES"/>
+        </w:rPr>
+        <w:lastRenderedPageBreak/>
+        <w:t xml:space="preserve">Final y </w:t>
+      </w:r>
+      <w:proofErr w:type="spellStart"/>
+      <w:r>
+        <w:rPr>
+          <w:sz w:val="22"/>
+          <w:szCs w:val="22"/>
+          <w:lang w:val="es-ES"/>
+        </w:rPr>
+        <w:t>Abstract</w:t>
+      </w:r>
+      <w:proofErr w:type="spellEnd"/>
+      <w:r>
+        <w:rPr>
+          <w:sz w:val="22"/>
+          <w:szCs w:val="22"/>
+          <w:lang w:val="es-ES"/>
+        </w:rPr>
+        <w:t xml:space="preserve"> no son modificadores de </w:t>
+      </w:r>
+      <w:r>
+        <w:rPr>
+          <w:b/>
+          <w:bCs/>
+          <w:sz w:val="22"/>
+          <w:szCs w:val="22"/>
+          <w:lang w:val="es-ES"/>
+        </w:rPr>
+        <w:t>acceso</w:t>
+      </w:r>
+      <w:r>
+        <w:rPr>
+          <w:sz w:val="22"/>
+          <w:szCs w:val="22"/>
+          <w:lang w:val="es-ES"/>
+        </w:rPr>
+        <w:t xml:space="preserve"> (visibilidad), sino modificadores de </w:t>
+      </w:r>
+      <w:r>
+        <w:rPr>
+          <w:b/>
+          <w:bCs/>
+          <w:sz w:val="22"/>
+          <w:szCs w:val="22"/>
+          <w:lang w:val="es-ES"/>
+        </w:rPr>
+        <w:t>comportamiento/herencia</w:t>
+      </w:r>
+      <w:r>
+        <w:rPr>
+          <w:sz w:val="22"/>
+          <w:szCs w:val="22"/>
+          <w:lang w:val="es-ES"/>
+        </w:rPr>
+        <w:t>; son categorías distintas dentro de la especificación del lenguaje.</w:t>
+      </w:r>
+    </w:p>
+    <w:p>
+      <w:pPr>
+        <w:rPr>
+          <w:sz w:val="22"/>
+          <w:szCs w:val="22"/>
+          <w:lang w:val="es-ES"/>
+        </w:rPr>
+      </w:pPr>
+      <w:r>
+        <w:rPr>
+          <w:sz w:val="22"/>
+          <w:szCs w:val="22"/>
+          <w:lang w:val="es-ES"/>
+        </w:rPr>
+        <w:t>Al no incluir la opción correcta (</w:t>
+      </w:r>
+      <w:proofErr w:type="spellStart"/>
+      <w:r>
+        <w:rPr>
+          <w:sz w:val="22"/>
+          <w:szCs w:val="22"/>
+          <w:lang w:val="es-ES"/>
+        </w:rPr>
+        <w:t>public</w:t>
+      </w:r>
+      <w:proofErr w:type="spellEnd"/>
+      <w:r>
+        <w:rPr>
+          <w:sz w:val="22"/>
+          <w:szCs w:val="22"/>
+          <w:lang w:val="es-ES"/>
+        </w:rPr>
+        <w:t>) entre las alternativas, la pregunta no tiene una respuesta válida seleccionable y debe anularse.</w:t>
+      </w:r>
+    </w:p>
+    <w:p>
+      <w:pPr>
+        <w:rPr>
+          <w:sz w:val="22"/>
+          <w:szCs w:val="22"/>
+          <w:lang w:val="es-ES"/>
+        </w:rPr>
+      </w:pPr>
+      <w:r>
+        <w:rPr>
+          <w:b/>
+          <w:bCs/>
+          <w:sz w:val="22"/>
+          <w:szCs w:val="22"/>
+          <w:lang w:val="es-ES"/>
+        </w:rPr>
+        <w:t>Documento:</w:t>
+      </w:r>
+      <w:r>
+        <w:rPr>
+          <w:sz w:val="22"/>
+          <w:szCs w:val="22"/>
+          <w:lang w:val="es-ES"/>
+        </w:rPr>
+        <w:t xml:space="preserve"> Java </w:t>
+      </w:r>
+      <w:proofErr w:type="spellStart"/>
+      <w:r>
+        <w:rPr>
+          <w:sz w:val="22"/>
+          <w:szCs w:val="22"/>
+          <w:lang w:val="es-ES"/>
+        </w:rPr>
+        <w:t>Language</w:t>
+      </w:r>
+      <w:proofErr w:type="spellEnd"/>
+      <w:r>
+        <w:rPr>
+          <w:sz w:val="22"/>
+          <w:szCs w:val="22"/>
+          <w:lang w:val="es-ES"/>
+        </w:rPr>
+        <w:t xml:space="preserve"> </w:t>
+      </w:r>
+      <w:proofErr w:type="spellStart"/>
+      <w:r>
+        <w:rPr>
+          <w:sz w:val="22"/>
+          <w:szCs w:val="22"/>
+          <w:lang w:val="es-ES"/>
+        </w:rPr>
+        <w:t>Specification</w:t>
+      </w:r>
+      <w:proofErr w:type="spellEnd"/>
+      <w:r>
+        <w:rPr>
+          <w:sz w:val="22"/>
+          <w:szCs w:val="22"/>
+          <w:lang w:val="es-ES"/>
+        </w:rPr>
+        <w:t xml:space="preserve"> (JLS) — Capítulo 9 "Interfaces", Sección 9.4 ("Method </w:t>
+      </w:r>
+      <w:proofErr w:type="spellStart"/>
+      <w:r>
+        <w:rPr>
+          <w:sz w:val="22"/>
+          <w:szCs w:val="22"/>
+          <w:lang w:val="es-ES"/>
+        </w:rPr>
+        <w:t>Declarations</w:t>
+      </w:r>
+      <w:proofErr w:type="spellEnd"/>
+      <w:r>
+        <w:rPr>
+          <w:sz w:val="22"/>
+          <w:szCs w:val="22"/>
+          <w:lang w:val="es-ES"/>
+        </w:rPr>
+        <w:t xml:space="preserve">") y Sección 9.3 ("Field (Constant) </w:t>
+      </w:r>
+      <w:proofErr w:type="spellStart"/>
+      <w:r>
+        <w:rPr>
+          <w:sz w:val="22"/>
+          <w:szCs w:val="22"/>
+          <w:lang w:val="es-ES"/>
+        </w:rPr>
+        <w:t>Declarations</w:t>
+      </w:r>
+      <w:proofErr w:type="spellEnd"/>
+      <w:r>
+        <w:rPr>
+          <w:sz w:val="22"/>
+          <w:szCs w:val="22"/>
+          <w:lang w:val="es-ES"/>
+        </w:rPr>
+        <w:t>")</w:t>
+      </w:r>
+      <w:r>
+        <w:rPr>
+          <w:sz w:val="22"/>
+          <w:szCs w:val="22"/>
+          <w:lang w:val="es-ES"/>
+        </w:rPr>
+        <w:br/>
+      </w:r>
+      <w:r>
+        <w:rPr>
+          <w:b/>
+          <w:bCs/>
+          <w:sz w:val="22"/>
+          <w:szCs w:val="22"/>
+          <w:lang w:val="es-ES"/>
+        </w:rPr>
+        <w:t>URL:</w:t>
+      </w:r>
+      <w:r>
+        <w:rPr>
+          <w:sz w:val="22"/>
+          <w:szCs w:val="22"/>
+          <w:lang w:val="es-ES"/>
+        </w:rPr>
+        <w:t xml:space="preserve"> </w:t>
+      </w:r>
+      <w:hyperlink r:id="rId12" w:history="1">
+        <w:r>
+          <w:rPr>
+            <w:rStyle w:val="Hipervnculo"/>
+            <w:sz w:val="22"/>
+            <w:szCs w:val="22"/>
+            <w:lang w:val="es-ES"/>
+          </w:rPr>
+          <w:t>https://docs.oracle.com/javase/specs/jls/se21/html/jls-9.html</w:t>
+        </w:r>
+      </w:hyperlink>
+    </w:p>
+    <w:p>
+      <w:pPr>
+        <w:rPr>
+          <w:sz w:val="22"/>
+          <w:szCs w:val="22"/>
+        </w:rPr>
+      </w:pPr>
+    </w:p>
+    <w:p>
+      <w:pPr>
+        <w:rPr>
+          <w:sz w:val="22"/>
+          <w:szCs w:val="22"/>
+        </w:rPr>
+      </w:pPr>
+    </w:p>
+    <w:p>
+      <w:pPr>
+        <w:rPr>
+          <w:sz w:val="22"/>
+          <w:szCs w:val="22"/>
+        </w:rPr>
+      </w:pPr>
+    </w:p>
+    <w:p>
+      <w:pPr>
+        <w:rPr>
+          <w:b/>
+          <w:bCs/>
+          <w:sz w:val="22"/>
+          <w:szCs w:val="22"/>
+          <w:lang w:val="es-ES"/>
+        </w:rPr>
+      </w:pPr>
+      <w:r>
+        <w:rPr>
+          <w:b/>
+          <w:bCs/>
+          <w:sz w:val="22"/>
+          <w:szCs w:val="22"/>
+          <w:lang w:val="es-ES"/>
+        </w:rPr>
+        <w:t>1) Qué afirmación es correcta en interfaces</w:t>
+      </w:r>
+    </w:p>
+    <w:p>
+      <w:pPr>
+        <w:rPr>
+          <w:sz w:val="22"/>
+          <w:szCs w:val="22"/>
+          <w:lang w:val="es-ES"/>
+        </w:rPr>
+      </w:pPr>
+      <w:r>
+        <w:rPr>
+          <w:sz w:val="22"/>
+          <w:szCs w:val="22"/>
+          <w:lang w:val="es-ES"/>
+        </w:rPr>
+        <w:t>a) Una interfaz puede heredar de múltiples interfaces</w:t>
+      </w:r>
+      <w:r>
+        <w:rPr>
+          <w:sz w:val="22"/>
+          <w:szCs w:val="22"/>
+          <w:lang w:val="es-ES"/>
+        </w:rPr>
+        <w:br/>
+        <w:t>b) Una interfaz se puede instanciar</w:t>
+      </w:r>
+      <w:r>
+        <w:rPr>
+          <w:sz w:val="22"/>
+          <w:szCs w:val="22"/>
+          <w:lang w:val="es-ES"/>
+        </w:rPr>
+        <w:br/>
+        <w:t>c) Una clase puede heredar de varias interfaces</w:t>
+      </w:r>
+    </w:p>
+    <w:p>
+      <w:pPr>
+        <w:rPr>
+          <w:sz w:val="22"/>
+          <w:szCs w:val="22"/>
+          <w:lang w:val="es-ES"/>
+        </w:rPr>
+      </w:pPr>
+      <w:r>
+        <w:rPr>
+          <w:b/>
+          <w:bCs/>
+          <w:sz w:val="22"/>
+          <w:szCs w:val="22"/>
+          <w:lang w:val="es-ES"/>
+        </w:rPr>
+        <w:t>Argumento:</w:t>
+      </w:r>
+      <w:r>
+        <w:rPr>
+          <w:sz w:val="22"/>
+          <w:szCs w:val="22"/>
+          <w:lang w:val="es-ES"/>
+        </w:rPr>
+        <w:t xml:space="preserve"> La opción (c) usa el término "heredar" de forma técnicamente incorrecta. Una clase </w:t>
+      </w:r>
+      <w:r>
+        <w:rPr>
+          <w:b/>
+          <w:bCs/>
+          <w:sz w:val="22"/>
+          <w:szCs w:val="22"/>
+          <w:lang w:val="es-ES"/>
+        </w:rPr>
+        <w:t>implementa</w:t>
+      </w:r>
+      <w:r>
+        <w:rPr>
+          <w:sz w:val="22"/>
+          <w:szCs w:val="22"/>
+          <w:lang w:val="es-ES"/>
+        </w:rPr>
+        <w:t xml:space="preserve"> interfaces (</w:t>
+      </w:r>
+      <w:proofErr w:type="spellStart"/>
+      <w:r>
+        <w:rPr>
+          <w:sz w:val="22"/>
+          <w:szCs w:val="22"/>
+          <w:lang w:val="es-ES"/>
+        </w:rPr>
+        <w:t>implements</w:t>
+      </w:r>
+      <w:proofErr w:type="spellEnd"/>
+      <w:r>
+        <w:rPr>
+          <w:sz w:val="22"/>
+          <w:szCs w:val="22"/>
+          <w:lang w:val="es-ES"/>
+        </w:rPr>
+        <w:t>), no las hereda (</w:t>
+      </w:r>
+      <w:proofErr w:type="spellStart"/>
+      <w:r>
+        <w:rPr>
+          <w:sz w:val="22"/>
+          <w:szCs w:val="22"/>
+          <w:lang w:val="es-ES"/>
+        </w:rPr>
+        <w:t>extends</w:t>
+      </w:r>
+      <w:proofErr w:type="spellEnd"/>
+      <w:r>
+        <w:rPr>
+          <w:sz w:val="22"/>
+          <w:szCs w:val="22"/>
+          <w:lang w:val="es-ES"/>
+        </w:rPr>
+        <w:t>). Si esta opción fue marcada como correcta por el evaluador, la pregunta es ambigua por mezclar dos conceptos distintos de la especificación del lenguaje.</w:t>
+      </w:r>
+    </w:p>
+    <w:p>
+      <w:pPr>
+        <w:rPr>
+          <w:sz w:val="22"/>
+          <w:szCs w:val="22"/>
+          <w:lang w:val="es-ES"/>
+        </w:rPr>
+      </w:pPr>
+      <w:r>
+        <w:rPr>
+          <w:b/>
+          <w:bCs/>
+          <w:sz w:val="22"/>
+          <w:szCs w:val="22"/>
+          <w:lang w:val="es-ES"/>
+        </w:rPr>
+        <w:t>Justificación:</w:t>
+      </w:r>
+      <w:r>
+        <w:rPr>
+          <w:sz w:val="22"/>
+          <w:szCs w:val="22"/>
+          <w:lang w:val="es-ES"/>
+        </w:rPr>
+        <w:t xml:space="preserve"> En Java, </w:t>
+      </w:r>
+      <w:proofErr w:type="spellStart"/>
+      <w:r>
+        <w:rPr>
+          <w:sz w:val="22"/>
+          <w:szCs w:val="22"/>
+          <w:lang w:val="es-ES"/>
+        </w:rPr>
+        <w:t>extends</w:t>
+      </w:r>
+      <w:proofErr w:type="spellEnd"/>
+      <w:r>
+        <w:rPr>
+          <w:sz w:val="22"/>
+          <w:szCs w:val="22"/>
+          <w:lang w:val="es-ES"/>
+        </w:rPr>
+        <w:t xml:space="preserve"> define herencia (entre clases, o entre interfaces), mientras que </w:t>
+      </w:r>
+      <w:proofErr w:type="spellStart"/>
+      <w:r>
+        <w:rPr>
+          <w:sz w:val="22"/>
+          <w:szCs w:val="22"/>
+          <w:lang w:val="es-ES"/>
+        </w:rPr>
+        <w:t>implements</w:t>
+      </w:r>
+      <w:proofErr w:type="spellEnd"/>
+      <w:r>
+        <w:rPr>
+          <w:sz w:val="22"/>
+          <w:szCs w:val="22"/>
+          <w:lang w:val="es-ES"/>
+        </w:rPr>
+        <w:t xml:space="preserve"> define implementación (de una clase hacia interfaces). Son mecanismos formalmente distintos en la JLS. La opción (a) es la única que usa el término "heredar" correctamente, ya que una interfaz sí puede extender varias interfaces a la vez.</w:t>
+      </w:r>
+    </w:p>
+    <w:p>
+      <w:pPr>
+        <w:rPr>
+          <w:sz w:val="22"/>
+          <w:szCs w:val="22"/>
+          <w:lang w:val="es-ES"/>
+        </w:rPr>
+      </w:pPr>
+      <w:r>
+        <w:rPr>
+          <w:b/>
+          <w:bCs/>
+          <w:sz w:val="22"/>
+          <w:szCs w:val="22"/>
+          <w:lang w:val="es-ES"/>
+        </w:rPr>
+        <w:t>Documento:</w:t>
+      </w:r>
+      <w:r>
+        <w:rPr>
+          <w:sz w:val="22"/>
+          <w:szCs w:val="22"/>
+          <w:lang w:val="es-ES"/>
+        </w:rPr>
+        <w:t xml:space="preserve"> Java </w:t>
+      </w:r>
+      <w:proofErr w:type="spellStart"/>
+      <w:r>
+        <w:rPr>
+          <w:sz w:val="22"/>
+          <w:szCs w:val="22"/>
+          <w:lang w:val="es-ES"/>
+        </w:rPr>
+        <w:t>Language</w:t>
+      </w:r>
+      <w:proofErr w:type="spellEnd"/>
+      <w:r>
+        <w:rPr>
+          <w:sz w:val="22"/>
+          <w:szCs w:val="22"/>
+          <w:lang w:val="es-ES"/>
+        </w:rPr>
+        <w:t xml:space="preserve"> </w:t>
+      </w:r>
+      <w:proofErr w:type="spellStart"/>
+      <w:r>
+        <w:rPr>
+          <w:sz w:val="22"/>
+          <w:szCs w:val="22"/>
+          <w:lang w:val="es-ES"/>
+        </w:rPr>
+        <w:t>Specification</w:t>
+      </w:r>
+      <w:proofErr w:type="spellEnd"/>
+      <w:r>
+        <w:rPr>
+          <w:sz w:val="22"/>
+          <w:szCs w:val="22"/>
+          <w:lang w:val="es-ES"/>
+        </w:rPr>
+        <w:t xml:space="preserve"> (JLS) — Cap. 8, Sec. 8.1.5 ("</w:t>
+      </w:r>
+      <w:proofErr w:type="spellStart"/>
+      <w:r>
+        <w:rPr>
+          <w:sz w:val="22"/>
+          <w:szCs w:val="22"/>
+          <w:lang w:val="es-ES"/>
+        </w:rPr>
+        <w:t>Superinterfaces</w:t>
+      </w:r>
+      <w:proofErr w:type="spellEnd"/>
+      <w:r>
+        <w:rPr>
+          <w:sz w:val="22"/>
+          <w:szCs w:val="22"/>
+          <w:lang w:val="es-ES"/>
+        </w:rPr>
+        <w:t>") y Cap. 9, Sec. 9.1.3 ("</w:t>
+      </w:r>
+      <w:proofErr w:type="spellStart"/>
+      <w:r>
+        <w:rPr>
+          <w:sz w:val="22"/>
+          <w:szCs w:val="22"/>
+          <w:lang w:val="es-ES"/>
+        </w:rPr>
+        <w:t>Superinterfaces</w:t>
+      </w:r>
+      <w:proofErr w:type="spellEnd"/>
+      <w:r>
+        <w:rPr>
+          <w:sz w:val="22"/>
+          <w:szCs w:val="22"/>
+          <w:lang w:val="es-ES"/>
+        </w:rPr>
+        <w:t xml:space="preserve"> and Subinterfaces")</w:t>
+      </w:r>
+      <w:r>
+        <w:rPr>
+          <w:sz w:val="22"/>
+          <w:szCs w:val="22"/>
+          <w:lang w:val="es-ES"/>
+        </w:rPr>
+        <w:br/>
+      </w:r>
+      <w:r>
+        <w:rPr>
+          <w:b/>
+          <w:bCs/>
+          <w:sz w:val="22"/>
+          <w:szCs w:val="22"/>
+          <w:lang w:val="es-ES"/>
+        </w:rPr>
+        <w:t>URL:</w:t>
+      </w:r>
+      <w:r>
+        <w:rPr>
+          <w:sz w:val="22"/>
+          <w:szCs w:val="22"/>
+          <w:lang w:val="es-ES"/>
+        </w:rPr>
+        <w:t xml:space="preserve"> </w:t>
+      </w:r>
+      <w:hyperlink r:id="rId13" w:history="1">
+        <w:r>
+          <w:rPr>
+            <w:rStyle w:val="Hipervnculo"/>
+            <w:sz w:val="22"/>
+            <w:szCs w:val="22"/>
+            <w:lang w:val="es-ES"/>
+          </w:rPr>
+          <w:t>https://docs.oracle.com/javase/specs/jls/se21/html/jls-9.html</w:t>
+        </w:r>
+      </w:hyperlink>
+    </w:p>
+    <w:p>
+      <w:pPr>
+        <w:rPr>
+          <w:sz w:val="22"/>
+          <w:szCs w:val="22"/>
+          <w:lang w:val="es-ES"/>
+        </w:rPr>
+      </w:pPr>
+      <w:r>
+        <w:rPr>
+          <w:sz w:val="22"/>
+          <w:szCs w:val="22"/>
+          <w:lang w:val="es-ES"/>
+        </w:rPr>
+        <w:pict w14:anchorId="4AD9AC3A">
+          <v:rect id="_x0000_i1039" style="width:0;height:1.5pt" o:hralign="center" o:hrstd="t" o:hr="t" fillcolor="#a0a0a0" stroked="f"/>
+        </w:pict>
+      </w:r>
+    </w:p>
+    <w:p>
+      <w:pPr>
+        <w:rPr>
+          <w:b/>
+          <w:bCs/>
+          <w:sz w:val="22"/>
+          <w:szCs w:val="22"/>
+          <w:lang w:val="es-ES"/>
+        </w:rPr>
+      </w:pPr>
+      <w:r>
+        <w:rPr>
+          <w:b/>
+          <w:bCs/>
+          <w:sz w:val="22"/>
+          <w:szCs w:val="22"/>
+          <w:lang w:val="es-ES"/>
+        </w:rPr>
+        <w:t>6) Modificador de acceso por defecto en interfaces</w:t>
+      </w:r>
+    </w:p>
+    <w:p>
+      <w:pPr>
+        <w:rPr>
+          <w:sz w:val="22"/>
+          <w:szCs w:val="22"/>
+          <w:lang w:val="es-ES"/>
+        </w:rPr>
+      </w:pPr>
+      <w:r>
+        <w:rPr>
+          <w:sz w:val="22"/>
+          <w:szCs w:val="22"/>
+          <w:lang w:val="es-ES"/>
+        </w:rPr>
+        <w:t xml:space="preserve">a) Default b) Private c) Final d) </w:t>
+      </w:r>
+      <w:proofErr w:type="spellStart"/>
+      <w:r>
+        <w:rPr>
+          <w:sz w:val="22"/>
+          <w:szCs w:val="22"/>
+          <w:lang w:val="es-ES"/>
+        </w:rPr>
+        <w:t>Abstract</w:t>
+      </w:r>
+      <w:proofErr w:type="spellEnd"/>
+    </w:p>
+    <w:p>
+      <w:pPr>
+        <w:rPr>
+          <w:sz w:val="22"/>
+          <w:szCs w:val="22"/>
+          <w:lang w:val="es-ES"/>
+        </w:rPr>
+      </w:pPr>
+      <w:r>
+        <w:rPr>
+          <w:b/>
+          <w:bCs/>
+          <w:sz w:val="22"/>
+          <w:szCs w:val="22"/>
+          <w:lang w:val="es-ES"/>
+        </w:rPr>
+        <w:t>Argumento:</w:t>
+      </w:r>
+      <w:r>
+        <w:rPr>
+          <w:sz w:val="22"/>
+          <w:szCs w:val="22"/>
+          <w:lang w:val="es-ES"/>
+        </w:rPr>
+        <w:t xml:space="preserve"> No existe la opción correcta entre las 4 alternativas. El modificador de acceso implícito de los miembros de una interfaz es </w:t>
+      </w:r>
+      <w:proofErr w:type="spellStart"/>
+      <w:r>
+        <w:rPr>
+          <w:b/>
+          <w:bCs/>
+          <w:sz w:val="22"/>
+          <w:szCs w:val="22"/>
+          <w:lang w:val="es-ES"/>
+        </w:rPr>
+        <w:t>public</w:t>
+      </w:r>
+      <w:proofErr w:type="spellEnd"/>
+      <w:r>
+        <w:rPr>
+          <w:sz w:val="22"/>
+          <w:szCs w:val="22"/>
+          <w:lang w:val="es-ES"/>
+        </w:rPr>
+        <w:t>, y esa opción no aparece en la lista.</w:t>
+      </w:r>
+    </w:p>
+    <w:p>
+      <w:pPr>
+        <w:rPr>
+          <w:sz w:val="22"/>
+          <w:szCs w:val="22"/>
+          <w:lang w:val="es-ES"/>
+        </w:rPr>
+      </w:pPr>
+      <w:r>
+        <w:rPr>
+          <w:b/>
+          <w:bCs/>
+          <w:sz w:val="22"/>
+          <w:szCs w:val="22"/>
+          <w:lang w:val="es-ES"/>
+        </w:rPr>
+        <w:t>Justificación:</w:t>
+      </w:r>
+      <w:r>
+        <w:rPr>
+          <w:sz w:val="22"/>
+          <w:szCs w:val="22"/>
+          <w:lang w:val="es-ES"/>
+        </w:rPr>
+        <w:t xml:space="preserve"> Según la JLS, los métodos de una interfaz son implícitamente </w:t>
+      </w:r>
+      <w:proofErr w:type="spellStart"/>
+      <w:r>
+        <w:rPr>
+          <w:sz w:val="22"/>
+          <w:szCs w:val="22"/>
+          <w:lang w:val="es-ES"/>
+        </w:rPr>
+        <w:t>public</w:t>
+      </w:r>
+      <w:proofErr w:type="spellEnd"/>
+      <w:r>
+        <w:rPr>
+          <w:sz w:val="22"/>
+          <w:szCs w:val="22"/>
+          <w:lang w:val="es-ES"/>
+        </w:rPr>
+        <w:t xml:space="preserve"> </w:t>
+      </w:r>
+      <w:proofErr w:type="spellStart"/>
+      <w:r>
+        <w:rPr>
+          <w:sz w:val="22"/>
+          <w:szCs w:val="22"/>
+          <w:lang w:val="es-ES"/>
+        </w:rPr>
+        <w:t>abstract</w:t>
+      </w:r>
+      <w:proofErr w:type="spellEnd"/>
+      <w:r>
+        <w:rPr>
+          <w:sz w:val="22"/>
+          <w:szCs w:val="22"/>
+          <w:lang w:val="es-ES"/>
+        </w:rPr>
+        <w:t xml:space="preserve">, y los campos son implícitamente </w:t>
+      </w:r>
+      <w:proofErr w:type="spellStart"/>
+      <w:r>
+        <w:rPr>
+          <w:sz w:val="22"/>
+          <w:szCs w:val="22"/>
+          <w:lang w:val="es-ES"/>
+        </w:rPr>
+        <w:t>public</w:t>
+      </w:r>
+      <w:proofErr w:type="spellEnd"/>
+      <w:r>
+        <w:rPr>
+          <w:sz w:val="22"/>
+          <w:szCs w:val="22"/>
+          <w:lang w:val="es-ES"/>
+        </w:rPr>
+        <w:t xml:space="preserve"> </w:t>
+      </w:r>
+      <w:proofErr w:type="spellStart"/>
+      <w:r>
+        <w:rPr>
+          <w:sz w:val="22"/>
+          <w:szCs w:val="22"/>
+          <w:lang w:val="es-ES"/>
+        </w:rPr>
+        <w:t>static</w:t>
+      </w:r>
+      <w:proofErr w:type="spellEnd"/>
+      <w:r>
+        <w:rPr>
+          <w:sz w:val="22"/>
+          <w:szCs w:val="22"/>
+          <w:lang w:val="es-ES"/>
+        </w:rPr>
+        <w:t xml:space="preserve"> final. Ninguna de las 4 opciones corresponde a </w:t>
+      </w:r>
+      <w:proofErr w:type="spellStart"/>
+      <w:r>
+        <w:rPr>
+          <w:sz w:val="22"/>
+          <w:szCs w:val="22"/>
+          <w:lang w:val="es-ES"/>
+        </w:rPr>
+        <w:t>public</w:t>
+      </w:r>
+      <w:proofErr w:type="spellEnd"/>
+      <w:r>
+        <w:rPr>
+          <w:sz w:val="22"/>
+          <w:szCs w:val="22"/>
+          <w:lang w:val="es-ES"/>
+        </w:rPr>
+        <w:t xml:space="preserve">: Final y </w:t>
+      </w:r>
+      <w:proofErr w:type="spellStart"/>
+      <w:r>
+        <w:rPr>
+          <w:sz w:val="22"/>
+          <w:szCs w:val="22"/>
+          <w:lang w:val="es-ES"/>
+        </w:rPr>
+        <w:t>Abstract</w:t>
+      </w:r>
+      <w:proofErr w:type="spellEnd"/>
+      <w:r>
+        <w:rPr>
+          <w:sz w:val="22"/>
+          <w:szCs w:val="22"/>
+          <w:lang w:val="es-ES"/>
+        </w:rPr>
+        <w:t xml:space="preserve"> son modificadores de comportamiento, no de acceso; Private contradice el propósito de la interfaz; Default no es un modificador de acceso válido en Java.</w:t>
+      </w:r>
+    </w:p>
+    <w:p>
+      <w:pPr>
+        <w:rPr>
+          <w:sz w:val="22"/>
+          <w:szCs w:val="22"/>
+          <w:lang w:val="es-ES"/>
+        </w:rPr>
+      </w:pPr>
+      <w:r>
+        <w:rPr>
+          <w:b/>
+          <w:bCs/>
+          <w:sz w:val="22"/>
+          <w:szCs w:val="22"/>
+          <w:lang w:val="es-ES"/>
+        </w:rPr>
+        <w:lastRenderedPageBreak/>
+        <w:t>Documento:</w:t>
+      </w:r>
+      <w:r>
+        <w:rPr>
+          <w:sz w:val="22"/>
+          <w:szCs w:val="22"/>
+          <w:lang w:val="es-ES"/>
+        </w:rPr>
+        <w:t xml:space="preserve"> Java </w:t>
+      </w:r>
+      <w:proofErr w:type="spellStart"/>
+      <w:r>
+        <w:rPr>
+          <w:sz w:val="22"/>
+          <w:szCs w:val="22"/>
+          <w:lang w:val="es-ES"/>
+        </w:rPr>
+        <w:t>Language</w:t>
+      </w:r>
+      <w:proofErr w:type="spellEnd"/>
+      <w:r>
+        <w:rPr>
+          <w:sz w:val="22"/>
+          <w:szCs w:val="22"/>
+          <w:lang w:val="es-ES"/>
+        </w:rPr>
+        <w:t xml:space="preserve"> </w:t>
+      </w:r>
+      <w:proofErr w:type="spellStart"/>
+      <w:r>
+        <w:rPr>
+          <w:sz w:val="22"/>
+          <w:szCs w:val="22"/>
+          <w:lang w:val="es-ES"/>
+        </w:rPr>
+        <w:t>Specification</w:t>
+      </w:r>
+      <w:proofErr w:type="spellEnd"/>
+      <w:r>
+        <w:rPr>
+          <w:sz w:val="22"/>
+          <w:szCs w:val="22"/>
+          <w:lang w:val="es-ES"/>
+        </w:rPr>
+        <w:t xml:space="preserve"> (JLS) — Cap. 9, Sec. 9.4 ("Method </w:t>
+      </w:r>
+      <w:proofErr w:type="spellStart"/>
+      <w:r>
+        <w:rPr>
+          <w:sz w:val="22"/>
+          <w:szCs w:val="22"/>
+          <w:lang w:val="es-ES"/>
+        </w:rPr>
+        <w:t>Declarations</w:t>
+      </w:r>
+      <w:proofErr w:type="spellEnd"/>
+      <w:r>
+        <w:rPr>
+          <w:sz w:val="22"/>
+          <w:szCs w:val="22"/>
+          <w:lang w:val="es-ES"/>
+        </w:rPr>
+        <w:t xml:space="preserve">") y Sec. 9.3 ("Field (Constant) </w:t>
+      </w:r>
+      <w:proofErr w:type="spellStart"/>
+      <w:r>
+        <w:rPr>
+          <w:sz w:val="22"/>
+          <w:szCs w:val="22"/>
+          <w:lang w:val="es-ES"/>
+        </w:rPr>
+        <w:t>Declarations</w:t>
+      </w:r>
+      <w:proofErr w:type="spellEnd"/>
+      <w:r>
+        <w:rPr>
+          <w:sz w:val="22"/>
+          <w:szCs w:val="22"/>
+          <w:lang w:val="es-ES"/>
+        </w:rPr>
+        <w:t>")</w:t>
+      </w:r>
+      <w:r>
+        <w:rPr>
+          <w:sz w:val="22"/>
+          <w:szCs w:val="22"/>
+          <w:lang w:val="es-ES"/>
+        </w:rPr>
+        <w:br/>
+      </w:r>
+      <w:r>
+        <w:rPr>
+          <w:b/>
+          <w:bCs/>
+          <w:sz w:val="22"/>
+          <w:szCs w:val="22"/>
+          <w:lang w:val="es-ES"/>
+        </w:rPr>
+        <w:t>URL:</w:t>
+      </w:r>
+      <w:r>
+        <w:rPr>
+          <w:sz w:val="22"/>
+          <w:szCs w:val="22"/>
+          <w:lang w:val="es-ES"/>
+        </w:rPr>
+        <w:t xml:space="preserve"> </w:t>
+      </w:r>
+      <w:hyperlink r:id="rId14" w:history="1">
+        <w:r>
+          <w:rPr>
+            <w:rStyle w:val="Hipervnculo"/>
+            <w:sz w:val="22"/>
+            <w:szCs w:val="22"/>
+            <w:lang w:val="es-ES"/>
+          </w:rPr>
+          <w:t>https://docs.oracle.com/javase/specs/jls/se21/html/jls-9.html</w:t>
+        </w:r>
+      </w:hyperlink>
+    </w:p>
+    <w:p>
+      <w:pPr>
+        <w:rPr>
+          <w:sz w:val="22"/>
+          <w:szCs w:val="22"/>
+        </w:rPr>
+      </w:pPr>
     </w:p>
     <w:sectPr>
       <w:pgSz w:w="11906" w:h="16838"/>
@@ -2152,6 +4474,155 @@
     </w:lvl>
   </w:abstractNum>
   <w:abstractNum w:abstractNumId="6" w15:restartNumberingAfterBreak="0">
+    <w:nsid w:val="3B766A7B"/>
+    <w:multiLevelType w:val="multilevel"/>
+    <w:tmpl w:val="5A70018E"/>
+    <w:lvl w:ilvl="0">
+      <w:start w:val="1"/>
+      <w:numFmt w:val="bullet"/>
+      <w:lvlText w:val=""/>
+      <w:lvlJc w:val="left"/>
+      <w:pPr>
+        <w:tabs>
+          <w:tab w:val="num" w:pos="720"/>
+        </w:tabs>
+        <w:ind w:left="720" w:hanging="360"/>
+      </w:pPr>
+      <w:rPr>
+        <w:rFonts w:ascii="Symbol" w:hAnsi="Symbol" w:hint="default"/>
+        <w:sz w:val="20"/>
+      </w:rPr>
+    </w:lvl>
+    <w:lvl w:ilvl="1" w:tentative="1">
+      <w:start w:val="1"/>
+      <w:numFmt w:val="bullet"/>
+      <w:lvlText w:val="o"/>
+      <w:lvlJc w:val="left"/>
+      <w:pPr>
+        <w:tabs>
+          <w:tab w:val="num" w:pos="1440"/>
+        </w:tabs>
+        <w:ind w:left="1440" w:hanging="360"/>
+      </w:pPr>
+      <w:rPr>
+        <w:rFonts w:ascii="Courier New" w:hAnsi="Courier New" w:hint="default"/>
+        <w:sz w:val="20"/>
+      </w:rPr>
+    </w:lvl>
+    <w:lvl w:ilvl="2" w:tentative="1">
+      <w:start w:val="1"/>
+      <w:numFmt w:val="bullet"/>
+      <w:lvlText w:val=""/>
+      <w:lvlJc w:val="left"/>
+      <w:pPr>
+        <w:tabs>
+          <w:tab w:val="num" w:pos="2160"/>
+        </w:tabs>
+        <w:ind w:left="2160" w:hanging="360"/>
+      </w:pPr>
+      <w:rPr>
+        <w:rFonts w:ascii="Wingdings" w:hAnsi="Wingdings" w:hint="default"/>
+        <w:sz w:val="20"/>
+      </w:rPr>
+    </w:lvl>
+    <w:lvl w:ilvl="3" w:tentative="1">
+      <w:start w:val="1"/>
+      <w:numFmt w:val="bullet"/>
+      <w:lvlText w:val=""/>
+      <w:lvlJc w:val="left"/>
+      <w:pPr>
+        <w:tabs>
+          <w:tab w:val="num" w:pos="2880"/>
+        </w:tabs>
+        <w:ind w:left="2880" w:hanging="360"/>
+      </w:pPr>
+      <w:rPr>
+        <w:rFonts w:ascii="Wingdings" w:hAnsi="Wingdings" w:hint="default"/>
+        <w:sz w:val="20"/>
+      </w:rPr>
+    </w:lvl>
+    <w:lvl w:ilvl="4" w:tentative="1">
+      <w:start w:val="1"/>
+      <w:numFmt w:val="bullet"/>
+      <w:lvlText w:val=""/>
+      <w:lvlJc w:val="left"/>
+      <w:pPr>
+        <w:tabs>
+          <w:tab w:val="num" w:pos="3600"/>
+        </w:tabs>
+        <w:ind w:left="3600" w:hanging="360"/>
+      </w:pPr>
+      <w:rPr>
+        <w:rFonts w:ascii="Wingdings" w:hAnsi="Wingdings" w:hint="default"/>
+        <w:sz w:val="20"/>
+      </w:rPr>
+    </w:lvl>
+    <w:lvl w:ilvl="5" w:tentative="1">
+      <w:start w:val="1"/>
+      <w:numFmt w:val="bullet"/>
+      <w:lvlText w:val=""/>
+      <w:lvlJc w:val="left"/>
+      <w:pPr>
+        <w:tabs>
+          <w:tab w:val="num" w:pos="4320"/>
+        </w:tabs>
+        <w:ind w:left="4320" w:hanging="360"/>
+      </w:pPr>
+      <w:rPr>
+        <w:rFonts w:ascii="Wingdings" w:hAnsi="Wingdings" w:hint="default"/>
+        <w:sz w:val="20"/>
+      </w:rPr>
+    </w:lvl>
+    <w:lvl w:ilvl="6" w:tentative="1">
+      <w:start w:val="1"/>
+      <w:numFmt w:val="bullet"/>
+      <w:lvlText w:val=""/>
+      <w:lvlJc w:val="left"/>
+      <w:pPr>
+        <w:tabs>
+          <w:tab w:val="num" w:pos="5040"/>
+        </w:tabs>
+        <w:ind w:left="5040" w:hanging="360"/>
+      </w:pPr>
+      <w:rPr>
+        <w:rFonts w:ascii="Wingdings" w:hAnsi="Wingdings" w:hint="default"/>
+        <w:sz w:val="20"/>
+      </w:rPr>
+    </w:lvl>
+    <w:lvl w:ilvl="7" w:tentative="1">
+      <w:start w:val="1"/>
+      <w:numFmt w:val="bullet"/>
+      <w:lvlText w:val=""/>
+      <w:lvlJc w:val="left"/>
+      <w:pPr>
+        <w:tabs>
+          <w:tab w:val="num" w:pos="5760"/>
+        </w:tabs>
+        <w:ind w:left="5760" w:hanging="360"/>
+      </w:pPr>
+      <w:rPr>
+        <w:rFonts w:ascii="Wingdings" w:hAnsi="Wingdings" w:hint="default"/>
+        <w:sz w:val="20"/>
+      </w:rPr>
+    </w:lvl>
+    <w:lvl w:ilvl="8" w:tentative="1">
+      <w:start w:val="1"/>
+      <w:numFmt w:val="bullet"/>
+      <w:lvlText w:val=""/>
+      <w:lvlJc w:val="left"/>
+      <w:pPr>
+        <w:tabs>
+          <w:tab w:val="num" w:pos="6480"/>
+        </w:tabs>
+        <w:ind w:left="6480" w:hanging="360"/>
+      </w:pPr>
+      <w:rPr>
+        <w:rFonts w:ascii="Wingdings" w:hAnsi="Wingdings" w:hint="default"/>
+        <w:sz w:val="20"/>
+      </w:rPr>
+    </w:lvl>
+  </w:abstractNum>
+  <w:abstractNum w:abstractNumId="7" w15:restartNumberingAfterBreak="0">
     <w:nsid w:val="451C14AB"/>
     <w:multiLevelType w:val="hybridMultilevel"/>
     <w:tmpl w:val="2FD4308C"/>
@@ -2240,7 +4711,7 @@
       </w:pPr>
     </w:lvl>
   </w:abstractNum>
-  <w:abstractNum w:abstractNumId="7" w15:restartNumberingAfterBreak="0">
+  <w:abstractNum w:abstractNumId="8" w15:restartNumberingAfterBreak="0">
     <w:nsid w:val="4675456B"/>
     <w:multiLevelType w:val="multilevel"/>
     <w:tmpl w:val="CB565560"/>
@@ -2353,7 +4824,7 @@
       </w:pPr>
     </w:lvl>
   </w:abstractNum>
-  <w:abstractNum w:abstractNumId="8" w15:restartNumberingAfterBreak="0">
+  <w:abstractNum w:abstractNumId="9" w15:restartNumberingAfterBreak="0">
     <w:nsid w:val="52DD1F63"/>
     <w:multiLevelType w:val="multilevel"/>
     <w:tmpl w:val="C38C629E"/>
@@ -2466,7 +4937,7 @@
       </w:pPr>
     </w:lvl>
   </w:abstractNum>
-  <w:abstractNum w:abstractNumId="9" w15:restartNumberingAfterBreak="0">
+  <w:abstractNum w:abstractNumId="10" w15:restartNumberingAfterBreak="0">
     <w:nsid w:val="58D06CE8"/>
     <w:multiLevelType w:val="multilevel"/>
     <w:tmpl w:val="8B8AD12A"/>
@@ -2579,7 +5050,7 @@
       </w:pPr>
     </w:lvl>
   </w:abstractNum>
-  <w:abstractNum w:abstractNumId="10" w15:restartNumberingAfterBreak="0">
+  <w:abstractNum w:abstractNumId="11" w15:restartNumberingAfterBreak="0">
     <w:nsid w:val="68597464"/>
     <w:multiLevelType w:val="multilevel"/>
     <w:tmpl w:val="FDBC9D30"/>
@@ -2692,7 +5163,7 @@
       </w:pPr>
     </w:lvl>
   </w:abstractNum>
-  <w:abstractNum w:abstractNumId="11" w15:restartNumberingAfterBreak="0">
+  <w:abstractNum w:abstractNumId="12" w15:restartNumberingAfterBreak="0">
     <w:nsid w:val="7696208E"/>
     <w:multiLevelType w:val="multilevel"/>
     <w:tmpl w:val="3B34C6B8"/>
@@ -2806,7 +5277,7 @@
     </w:lvl>
   </w:abstractNum>
   <w:num w:numId="1" w16cid:durableId="2016106120">
-    <w:abstractNumId w:val="9"/>
+    <w:abstractNumId w:val="10"/>
     <w:lvlOverride w:ilvl="0">
       <w:startOverride w:val="1"/>
     </w:lvlOverride>
@@ -2836,7 +5307,7 @@
     </w:lvlOverride>
   </w:num>
   <w:num w:numId="2" w16cid:durableId="2109350138">
-    <w:abstractNumId w:val="7"/>
+    <w:abstractNumId w:val="8"/>
     <w:lvlOverride w:ilvl="0">
       <w:startOverride w:val="2"/>
     </w:lvlOverride>
@@ -2866,7 +5337,7 @@
     </w:lvlOverride>
   </w:num>
   <w:num w:numId="3" w16cid:durableId="2032105749">
-    <w:abstractNumId w:val="11"/>
+    <w:abstractNumId w:val="12"/>
     <w:lvlOverride w:ilvl="0">
       <w:startOverride w:val="5"/>
     </w:lvlOverride>
@@ -2896,7 +5367,7 @@
     </w:lvlOverride>
   </w:num>
   <w:num w:numId="4" w16cid:durableId="488134957">
-    <w:abstractNumId w:val="8"/>
+    <w:abstractNumId w:val="9"/>
     <w:lvlOverride w:ilvl="0">
       <w:startOverride w:val="7"/>
     </w:lvlOverride>
@@ -2926,7 +5397,7 @@
     </w:lvlOverride>
   </w:num>
   <w:num w:numId="5" w16cid:durableId="327442359">
-    <w:abstractNumId w:val="10"/>
+    <w:abstractNumId w:val="11"/>
     <w:lvlOverride w:ilvl="0">
       <w:startOverride w:val="9"/>
     </w:lvlOverride>
@@ -3025,10 +5496,13 @@
     <w:abstractNumId w:val="3"/>
   </w:num>
   <w:num w:numId="11" w16cid:durableId="2074156023">
-    <w:abstractNumId w:val="6"/>
+    <w:abstractNumId w:val="7"/>
   </w:num>
   <w:num w:numId="12" w16cid:durableId="615332634">
     <w:abstractNumId w:val="5"/>
+  </w:num>
+  <w:num w:numId="13" w16cid:durableId="1875728362">
+    <w:abstractNumId w:val="6"/>
   </w:num>
 </w:numbering>
 </file>

--- a/preguntasApelacion2.docx
+++ b/preguntasApelacion2.docx
@@ -7,7 +7,7 @@
         <w:pStyle w:val="Prrafodelista"/>
         <w:numPr>
           <w:ilvl w:val="0"/>
-          <w:numId w:val="10"/>
+          <w:numId w:val="15"/>
         </w:numPr>
         <w:rPr>
           <w:b/>
@@ -17,7 +17,9 @@
           <w:highlight w:val="yellow"/>
         </w:rPr>
       </w:pPr>
-      <w:bookmarkStart w:id="0" w:name="OLE_LINK61"/>
+      <w:bookmarkStart w:id="0" w:name="OLE_LINK19"/>
+      <w:bookmarkStart w:id="1" w:name="OLE_LINK61"/>
+      <w:bookmarkStart w:id="2" w:name="OLE_LINK52"/>
       <w:r>
         <w:rPr>
           <w:b/>
@@ -26,7 +28,7 @@
           <w:szCs w:val="22"/>
           <w:highlight w:val="yellow"/>
         </w:rPr>
-        <w:t>En Oracle un esquema en que se diferencia de un usuario.</w:t>
+        <w:t>Qué tipo de dato debe usar para que el código compile.</w:t>
       </w:r>
     </w:p>
     <w:p>
@@ -36,6 +38,108 @@
           <w:szCs w:val="22"/>
         </w:rPr>
       </w:pPr>
+      <w:proofErr w:type="spellStart"/>
+      <w:r>
+        <w:rPr>
+          <w:sz w:val="22"/>
+          <w:szCs w:val="22"/>
+        </w:rPr>
+        <w:t>for</w:t>
+      </w:r>
+      <w:proofErr w:type="spellEnd"/>
+      <w:r>
+        <w:rPr>
+          <w:sz w:val="22"/>
+          <w:szCs w:val="22"/>
+        </w:rPr>
+        <w:t xml:space="preserve"> (</w:t>
+      </w:r>
+      <w:proofErr w:type="spellStart"/>
+      <w:r>
+        <w:rPr>
+          <w:sz w:val="22"/>
+          <w:szCs w:val="22"/>
+        </w:rPr>
+        <w:t>var</w:t>
+      </w:r>
+      <w:proofErr w:type="spellEnd"/>
+      <w:r>
+        <w:rPr>
+          <w:sz w:val="22"/>
+          <w:szCs w:val="22"/>
+        </w:rPr>
+        <w:t xml:space="preserve"> </w:t>
+      </w:r>
+      <w:proofErr w:type="gramStart"/>
+      <w:r>
+        <w:rPr>
+          <w:sz w:val="22"/>
+          <w:szCs w:val="22"/>
+        </w:rPr>
+        <w:t>o :</w:t>
+      </w:r>
+      <w:proofErr w:type="gramEnd"/>
+      <w:r>
+        <w:rPr>
+          <w:sz w:val="22"/>
+          <w:szCs w:val="22"/>
+        </w:rPr>
+        <w:t xml:space="preserve"> oliva) {</w:t>
+      </w:r>
+    </w:p>
+    <w:p>
+      <w:pPr>
+        <w:rPr>
+          <w:sz w:val="22"/>
+          <w:szCs w:val="22"/>
+        </w:rPr>
+      </w:pPr>
+      <w:r>
+        <w:rPr>
+          <w:sz w:val="22"/>
+          <w:szCs w:val="22"/>
+        </w:rPr>
+        <w:t xml:space="preserve">    </w:t>
+      </w:r>
+      <w:proofErr w:type="spellStart"/>
+      <w:r>
+        <w:rPr>
+          <w:sz w:val="22"/>
+          <w:szCs w:val="22"/>
+        </w:rPr>
+        <w:t>System.out.println</w:t>
+      </w:r>
+      <w:proofErr w:type="spellEnd"/>
+      <w:r>
+        <w:rPr>
+          <w:sz w:val="22"/>
+          <w:szCs w:val="22"/>
+        </w:rPr>
+        <w:t xml:space="preserve">(o); </w:t>
+      </w:r>
+    </w:p>
+    <w:p>
+      <w:pPr>
+        <w:rPr>
+          <w:sz w:val="22"/>
+          <w:szCs w:val="22"/>
+        </w:rPr>
+      </w:pPr>
+      <w:r>
+        <w:rPr>
+          <w:sz w:val="22"/>
+          <w:szCs w:val="22"/>
+        </w:rPr>
+        <w:t>}</w:t>
+      </w:r>
+    </w:p>
+    <w:p>
+      <w:pPr>
+        <w:rPr>
+          <w:sz w:val="22"/>
+          <w:szCs w:val="22"/>
+        </w:rPr>
+      </w:pPr>
       <w:r>
         <w:rPr>
           <w:b/>
@@ -43,447 +147,6 @@
           <w:sz w:val="22"/>
           <w:szCs w:val="22"/>
         </w:rPr>
-        <w:t>Argumento</w:t>
-      </w:r>
-      <w:r>
-        <w:rPr>
-          <w:b/>
-          <w:bCs/>
-          <w:sz w:val="22"/>
-          <w:szCs w:val="22"/>
-        </w:rPr>
-        <w:t xml:space="preserve"> 1</w:t>
-      </w:r>
-      <w:r>
-        <w:rPr>
-          <w:sz w:val="22"/>
-          <w:szCs w:val="22"/>
-        </w:rPr>
-        <w:t xml:space="preserve">: </w:t>
-      </w:r>
-      <w:r>
-        <w:rPr>
-          <w:sz w:val="22"/>
-          <w:szCs w:val="22"/>
-        </w:rPr>
-        <w:t xml:space="preserve">Aunque los privilegios se otorgan formalmente al usuario, el esquema tiene privilegios implícitos sobre sus propios objetos, por lo que la opción </w:t>
-      </w:r>
-      <w:r>
-        <w:rPr>
-          <w:sz w:val="22"/>
-          <w:szCs w:val="22"/>
-        </w:rPr>
-        <w:t xml:space="preserve">seleccionada </w:t>
-      </w:r>
-      <w:r>
-        <w:rPr>
-          <w:sz w:val="22"/>
-          <w:szCs w:val="22"/>
-        </w:rPr>
-        <w:t>también aplica</w:t>
-      </w:r>
-      <w:r>
-        <w:rPr>
-          <w:sz w:val="22"/>
-          <w:szCs w:val="22"/>
-        </w:rPr>
-        <w:t>.</w:t>
-      </w:r>
-    </w:p>
-    <w:p>
-      <w:pPr>
-        <w:rPr>
-          <w:sz w:val="22"/>
-          <w:szCs w:val="22"/>
-        </w:rPr>
-      </w:pPr>
-      <w:r>
-        <w:rPr>
-          <w:b/>
-          <w:bCs/>
-          <w:sz w:val="22"/>
-          <w:szCs w:val="22"/>
-        </w:rPr>
-        <w:t>Justificación</w:t>
-      </w:r>
-      <w:r>
-        <w:rPr>
-          <w:b/>
-          <w:bCs/>
-          <w:sz w:val="22"/>
-          <w:szCs w:val="22"/>
-        </w:rPr>
-        <w:t xml:space="preserve">: </w:t>
-      </w:r>
-      <w:r>
-        <w:rPr>
-          <w:sz w:val="22"/>
-          <w:szCs w:val="22"/>
-        </w:rPr>
-        <w:t>El dueño del esquema recibe automáticamente todos los privilegios de objeto sobre los objetos que contiene, y puede otorgarlos (GRANT) a otros usuarios</w:t>
-      </w:r>
-      <w:r>
-        <w:rPr>
-          <w:sz w:val="22"/>
-          <w:szCs w:val="22"/>
-        </w:rPr>
-        <w:t xml:space="preserve">, </w:t>
-      </w:r>
-      <w:r>
-        <w:rPr>
-          <w:sz w:val="22"/>
-          <w:szCs w:val="22"/>
-        </w:rPr>
-        <w:t>existe una relación directa entre esquema y control de permisos</w:t>
-      </w:r>
-      <w:r>
-        <w:rPr>
-          <w:sz w:val="22"/>
-          <w:szCs w:val="22"/>
-        </w:rPr>
-        <w:t>.</w:t>
-      </w:r>
-    </w:p>
-    <w:p>
-      <w:pPr>
-        <w:rPr>
-          <w:b/>
-          <w:bCs/>
-          <w:sz w:val="22"/>
-          <w:szCs w:val="22"/>
-        </w:rPr>
-      </w:pPr>
-      <w:r>
-        <w:rPr>
-          <w:b/>
-          <w:bCs/>
-          <w:sz w:val="22"/>
-          <w:szCs w:val="22"/>
-        </w:rPr>
-        <w:t>Documento:</w:t>
-      </w:r>
-    </w:p>
-    <w:p>
-      <w:pPr>
-        <w:rPr>
-          <w:sz w:val="22"/>
-          <w:szCs w:val="22"/>
-          <w:lang w:val="es-ES"/>
-        </w:rPr>
-      </w:pPr>
-      <w:r>
-        <w:rPr>
-          <w:sz w:val="22"/>
-          <w:szCs w:val="22"/>
-        </w:rPr>
-        <w:t xml:space="preserve">Oracle </w:t>
-      </w:r>
-      <w:proofErr w:type="spellStart"/>
-      <w:r>
-        <w:rPr>
-          <w:sz w:val="22"/>
-          <w:szCs w:val="22"/>
-        </w:rPr>
-        <w:t>Database</w:t>
-      </w:r>
-      <w:proofErr w:type="spellEnd"/>
-      <w:r>
-        <w:rPr>
-          <w:sz w:val="22"/>
-          <w:szCs w:val="22"/>
-        </w:rPr>
-        <w:t xml:space="preserve"> Security Guide </w:t>
-      </w:r>
-      <w:r>
-        <w:rPr>
-          <w:sz w:val="22"/>
-          <w:szCs w:val="22"/>
-        </w:rPr>
-        <w:t xml:space="preserve">– </w:t>
-      </w:r>
-      <w:r>
-        <w:rPr>
-          <w:sz w:val="22"/>
-          <w:szCs w:val="22"/>
-          <w:lang w:val="es-ES"/>
-        </w:rPr>
-        <w:t>Cap</w:t>
-      </w:r>
-      <w:r>
-        <w:rPr>
-          <w:sz w:val="22"/>
-          <w:szCs w:val="22"/>
-          <w:lang w:val="es-ES"/>
-        </w:rPr>
-        <w:t>.</w:t>
-      </w:r>
-      <w:r>
-        <w:rPr>
-          <w:sz w:val="22"/>
-          <w:szCs w:val="22"/>
-          <w:lang w:val="es-ES"/>
-        </w:rPr>
-        <w:t xml:space="preserve"> 5 </w:t>
-      </w:r>
-      <w:bookmarkStart w:id="1" w:name="OLE_LINK62"/>
-      <w:r>
-        <w:rPr>
-          <w:sz w:val="22"/>
-          <w:szCs w:val="22"/>
-        </w:rPr>
-        <w:t>"</w:t>
-      </w:r>
-      <w:bookmarkEnd w:id="1"/>
-      <w:r>
-        <w:rPr>
-          <w:sz w:val="22"/>
-          <w:szCs w:val="22"/>
-          <w:lang w:val="es-ES"/>
-        </w:rPr>
-        <w:t xml:space="preserve">Who Can Grant Schema </w:t>
-      </w:r>
-      <w:proofErr w:type="spellStart"/>
-      <w:r>
-        <w:rPr>
-          <w:sz w:val="22"/>
-          <w:szCs w:val="22"/>
-          <w:lang w:val="es-ES"/>
-        </w:rPr>
-        <w:t>Object</w:t>
-      </w:r>
-      <w:proofErr w:type="spellEnd"/>
-      <w:r>
-        <w:rPr>
-          <w:sz w:val="22"/>
-          <w:szCs w:val="22"/>
-          <w:lang w:val="es-ES"/>
-        </w:rPr>
-        <w:t xml:space="preserve"> </w:t>
-      </w:r>
-      <w:proofErr w:type="spellStart"/>
-      <w:r>
-        <w:rPr>
-          <w:sz w:val="22"/>
-          <w:szCs w:val="22"/>
-          <w:lang w:val="es-ES"/>
-        </w:rPr>
-        <w:t>Privileges</w:t>
-      </w:r>
-      <w:proofErr w:type="spellEnd"/>
-      <w:r>
-        <w:rPr>
-          <w:sz w:val="22"/>
-          <w:szCs w:val="22"/>
-        </w:rPr>
-        <w:t>"</w:t>
-      </w:r>
-    </w:p>
-    <w:p>
-      <w:pPr>
-        <w:rPr>
-          <w:sz w:val="22"/>
-          <w:szCs w:val="22"/>
-          <w:lang w:val="es-ES"/>
-        </w:rPr>
-      </w:pPr>
-      <w:hyperlink r:id="rId5" w:history="1">
-        <w:r>
-          <w:rPr>
-            <w:rStyle w:val="Hipervnculo"/>
-            <w:sz w:val="22"/>
-            <w:szCs w:val="22"/>
-            <w:lang w:val="es-ES"/>
-          </w:rPr>
-          <w:t>https://docs.oracle.com/cd/B19306_01/network.102/b14266/authoriz.htm</w:t>
-        </w:r>
-      </w:hyperlink>
-    </w:p>
-    <w:p>
-      <w:pPr>
-        <w:pStyle w:val="Prrafodelista"/>
-        <w:numPr>
-          <w:ilvl w:val="0"/>
-          <w:numId w:val="10"/>
-        </w:numPr>
-        <w:rPr>
-          <w:b/>
-          <w:bCs/>
-          <w:sz w:val="22"/>
-          <w:szCs w:val="22"/>
-          <w:highlight w:val="yellow"/>
-        </w:rPr>
-      </w:pPr>
-      <w:bookmarkStart w:id="2" w:name="OLE_LINK18"/>
-      <w:bookmarkStart w:id="3" w:name="OLE_LINK32"/>
-      <w:r>
-        <w:rPr>
-          <w:b/>
-          <w:bCs/>
-          <w:sz w:val="22"/>
-          <w:szCs w:val="22"/>
-          <w:highlight w:val="yellow"/>
-        </w:rPr>
-        <w:t>Qué</w:t>
-      </w:r>
-      <w:r>
-        <w:rPr>
-          <w:b/>
-          <w:bCs/>
-          <w:sz w:val="22"/>
-          <w:szCs w:val="22"/>
-          <w:highlight w:val="yellow"/>
-        </w:rPr>
-        <w:t xml:space="preserve"> tipo de dato debe usar para que el </w:t>
-      </w:r>
-      <w:r>
-        <w:rPr>
-          <w:b/>
-          <w:bCs/>
-          <w:sz w:val="22"/>
-          <w:szCs w:val="22"/>
-          <w:highlight w:val="yellow"/>
-        </w:rPr>
-        <w:t>código</w:t>
-      </w:r>
-      <w:r>
-        <w:rPr>
-          <w:b/>
-          <w:bCs/>
-          <w:sz w:val="22"/>
-          <w:szCs w:val="22"/>
-          <w:highlight w:val="yellow"/>
-        </w:rPr>
-        <w:t xml:space="preserve"> compile</w:t>
-      </w:r>
-      <w:r>
-        <w:rPr>
-          <w:b/>
-          <w:bCs/>
-          <w:sz w:val="22"/>
-          <w:szCs w:val="22"/>
-          <w:highlight w:val="yellow"/>
-        </w:rPr>
-        <w:t>.</w:t>
-      </w:r>
-    </w:p>
-    <w:bookmarkEnd w:id="2"/>
-    <w:bookmarkEnd w:id="3"/>
-    <w:p>
-      <w:pPr>
-        <w:rPr>
-          <w:sz w:val="22"/>
-          <w:szCs w:val="22"/>
-        </w:rPr>
-      </w:pPr>
-      <w:proofErr w:type="spellStart"/>
-      <w:r>
-        <w:rPr>
-          <w:sz w:val="22"/>
-          <w:szCs w:val="22"/>
-        </w:rPr>
-        <w:t>for</w:t>
-      </w:r>
-      <w:proofErr w:type="spellEnd"/>
-      <w:r>
-        <w:rPr>
-          <w:sz w:val="22"/>
-          <w:szCs w:val="22"/>
-        </w:rPr>
-        <w:t xml:space="preserve"> (</w:t>
-      </w:r>
-      <w:proofErr w:type="spellStart"/>
-      <w:r>
-        <w:rPr>
-          <w:sz w:val="22"/>
-          <w:szCs w:val="22"/>
-        </w:rPr>
-        <w:t>var</w:t>
-      </w:r>
-      <w:proofErr w:type="spellEnd"/>
-      <w:r>
-        <w:rPr>
-          <w:sz w:val="22"/>
-          <w:szCs w:val="22"/>
-        </w:rPr>
-        <w:t xml:space="preserve"> </w:t>
-      </w:r>
-      <w:proofErr w:type="gramStart"/>
-      <w:r>
-        <w:rPr>
-          <w:sz w:val="22"/>
-          <w:szCs w:val="22"/>
-        </w:rPr>
-        <w:t>o :</w:t>
-      </w:r>
-      <w:proofErr w:type="gramEnd"/>
-      <w:r>
-        <w:rPr>
-          <w:sz w:val="22"/>
-          <w:szCs w:val="22"/>
-        </w:rPr>
-        <w:t xml:space="preserve"> oliva) {</w:t>
-      </w:r>
-    </w:p>
-    <w:p>
-      <w:pPr>
-        <w:rPr>
-          <w:sz w:val="22"/>
-          <w:szCs w:val="22"/>
-        </w:rPr>
-      </w:pPr>
-      <w:r>
-        <w:rPr>
-          <w:sz w:val="22"/>
-          <w:szCs w:val="22"/>
-        </w:rPr>
-        <w:t xml:space="preserve"> </w:t>
-      </w:r>
-      <w:proofErr w:type="spellStart"/>
-      <w:r>
-        <w:rPr>
-          <w:sz w:val="22"/>
-          <w:szCs w:val="22"/>
-        </w:rPr>
-        <w:t>System.out.println</w:t>
-      </w:r>
-      <w:proofErr w:type="spellEnd"/>
-      <w:r>
-        <w:rPr>
-          <w:sz w:val="22"/>
-          <w:szCs w:val="22"/>
-        </w:rPr>
-        <w:t xml:space="preserve">(o); </w:t>
-      </w:r>
-    </w:p>
-    <w:p>
-      <w:pPr>
-        <w:rPr>
-          <w:sz w:val="22"/>
-          <w:szCs w:val="22"/>
-        </w:rPr>
-      </w:pPr>
-      <w:r>
-        <w:rPr>
-          <w:sz w:val="22"/>
-          <w:szCs w:val="22"/>
-        </w:rPr>
-        <w:t>}</w:t>
-      </w:r>
-    </w:p>
-    <w:p>
-      <w:pPr>
-        <w:rPr>
-          <w:sz w:val="22"/>
-          <w:szCs w:val="22"/>
-        </w:rPr>
-      </w:pPr>
-      <w:r>
-        <w:rPr>
-          <w:b/>
-          <w:bCs/>
-          <w:sz w:val="22"/>
-          <w:szCs w:val="22"/>
-        </w:rPr>
         <w:t>Argumento:</w:t>
       </w:r>
       <w:r>
@@ -491,21 +154,28 @@
           <w:sz w:val="22"/>
           <w:szCs w:val="22"/>
         </w:rPr>
-        <w:t xml:space="preserve"> </w:t>
-      </w:r>
-      <w:r>
-        <w:rPr>
-          <w:sz w:val="22"/>
-          <w:szCs w:val="22"/>
-        </w:rPr>
-        <w:t xml:space="preserve"> </w:t>
-      </w:r>
-      <w:r>
-        <w:rPr>
-          <w:sz w:val="22"/>
-          <w:szCs w:val="22"/>
-        </w:rPr>
-        <w:t>El código no compila tal como está escrito, y por tanto ninguna de las 4 opciones es correcta. Faltan dos datos que el enunciado no proporciona: (1) la declaración de oliva, y (2) la versión de Java. Sin ellos, la pregunta es ambigua y no evaluable</w:t>
+        <w:t xml:space="preserve">  </w:t>
+      </w:r>
+      <w:r>
+        <w:rPr>
+          <w:sz w:val="22"/>
+          <w:szCs w:val="22"/>
+        </w:rPr>
+        <w:t xml:space="preserve">El </w:t>
+      </w:r>
+      <w:r>
+        <w:rPr>
+          <w:sz w:val="22"/>
+          <w:szCs w:val="22"/>
+        </w:rPr>
+        <w:t xml:space="preserve">bloque de </w:t>
+      </w:r>
+      <w:r>
+        <w:rPr>
+          <w:sz w:val="22"/>
+          <w:szCs w:val="22"/>
+        </w:rPr>
+        <w:t>código no compila tal como está escrito, y por tanto ninguna de las 4 opciones es correcta. Faltan dos datos: (1) la declaración de oliva, y (2) la versión de Java. Sin ellos, la pregunta es ambigua</w:t>
       </w:r>
       <w:r>
         <w:rPr>
@@ -598,7 +268,38 @@
           <w:szCs w:val="22"/>
           <w:lang w:val="es-ES"/>
         </w:rPr>
-        <w:t xml:space="preserve"> symbol (JLS 6.5.6.1 y 14.4).</w:t>
+        <w:t xml:space="preserve"> symbol</w:t>
+      </w:r>
+      <w:r>
+        <w:rPr>
+          <w:sz w:val="22"/>
+          <w:szCs w:val="22"/>
+          <w:lang w:val="es-ES"/>
+        </w:rPr>
+        <w:t xml:space="preserve"> (</w:t>
+      </w:r>
+      <w:r>
+        <w:rPr>
+          <w:sz w:val="22"/>
+          <w:szCs w:val="22"/>
+        </w:rPr>
+        <w:t>JLS 6.5.6.1</w:t>
+      </w:r>
+      <w:r>
+        <w:rPr>
+          <w:sz w:val="22"/>
+          <w:szCs w:val="22"/>
+          <w:lang w:val="es-ES"/>
+        </w:rPr>
+        <w:t>)</w:t>
+      </w:r>
+      <w:r>
+        <w:rPr>
+          <w:sz w:val="22"/>
+          <w:szCs w:val="22"/>
+          <w:lang w:val="es-ES"/>
+        </w:rPr>
+        <w:t>.</w:t>
       </w:r>
     </w:p>
     <w:p>
@@ -747,20 +448,31 @@
     <w:p>
       <w:pPr>
         <w:rPr>
+          <w:sz w:val="22"/>
+          <w:szCs w:val="22"/>
+        </w:rPr>
+      </w:pPr>
+      <w:proofErr w:type="gramStart"/>
+      <w:r>
+        <w:rPr>
           <w:b/>
           <w:bCs/>
           <w:sz w:val="22"/>
           <w:szCs w:val="22"/>
-        </w:rPr>
-      </w:pPr>
+          <w:lang w:val="es-ES"/>
+        </w:rPr>
+        <w:t>Citas textual</w:t>
+      </w:r>
+      <w:proofErr w:type="gramEnd"/>
       <w:r>
         <w:rPr>
           <w:b/>
           <w:bCs/>
           <w:sz w:val="22"/>
           <w:szCs w:val="22"/>
-        </w:rPr>
-        <w:t>Documento</w:t>
+          <w:lang w:val="es-ES"/>
+        </w:rPr>
+        <w:t xml:space="preserve"> 1</w:t>
       </w:r>
       <w:r>
         <w:rPr>
@@ -768,132 +480,616 @@
           <w:bCs/>
           <w:sz w:val="22"/>
           <w:szCs w:val="22"/>
-        </w:rPr>
-        <w:t>s</w:t>
-      </w:r>
-      <w:r>
+          <w:lang w:val="es-ES"/>
+        </w:rPr>
+        <w:t>:</w:t>
+      </w:r>
+      <w:r>
+        <w:rPr>
+          <w:sz w:val="22"/>
+          <w:szCs w:val="22"/>
+        </w:rPr>
+        <w:t xml:space="preserve"> </w:t>
+      </w:r>
+      <w:r>
+        <w:rPr>
+          <w:sz w:val="22"/>
+          <w:szCs w:val="22"/>
+        </w:rPr>
+        <w:t>"</w:t>
+      </w:r>
+      <w:proofErr w:type="spellStart"/>
+      <w:r>
+        <w:rPr>
+          <w:sz w:val="22"/>
+          <w:szCs w:val="22"/>
+        </w:rPr>
+        <w:t>If</w:t>
+      </w:r>
+      <w:proofErr w:type="spellEnd"/>
+      <w:r>
+        <w:rPr>
+          <w:sz w:val="22"/>
+          <w:szCs w:val="22"/>
+        </w:rPr>
+        <w:t xml:space="preserve"> </w:t>
+      </w:r>
+      <w:proofErr w:type="spellStart"/>
+      <w:r>
+        <w:rPr>
+          <w:sz w:val="22"/>
+          <w:szCs w:val="22"/>
+        </w:rPr>
+        <w:t>an</w:t>
+      </w:r>
+      <w:proofErr w:type="spellEnd"/>
+      <w:r>
+        <w:rPr>
+          <w:sz w:val="22"/>
+          <w:szCs w:val="22"/>
+        </w:rPr>
+        <w:t xml:space="preserve"> </w:t>
+      </w:r>
+      <w:proofErr w:type="spellStart"/>
+      <w:r>
+        <w:rPr>
+          <w:sz w:val="22"/>
+          <w:szCs w:val="22"/>
+        </w:rPr>
+        <w:t>expression</w:t>
+      </w:r>
+      <w:proofErr w:type="spellEnd"/>
+      <w:r>
+        <w:rPr>
+          <w:sz w:val="22"/>
+          <w:szCs w:val="22"/>
+        </w:rPr>
+        <w:t xml:space="preserve"> </w:t>
+      </w:r>
+      <w:proofErr w:type="spellStart"/>
+      <w:r>
+        <w:rPr>
+          <w:sz w:val="22"/>
+          <w:szCs w:val="22"/>
+        </w:rPr>
+        <w:t>name</w:t>
+      </w:r>
+      <w:proofErr w:type="spellEnd"/>
+      <w:r>
+        <w:rPr>
+          <w:sz w:val="22"/>
+          <w:szCs w:val="22"/>
+        </w:rPr>
+        <w:t xml:space="preserve"> </w:t>
+      </w:r>
+      <w:proofErr w:type="spellStart"/>
+      <w:r>
+        <w:rPr>
+          <w:sz w:val="22"/>
+          <w:szCs w:val="22"/>
+        </w:rPr>
+        <w:t>consists</w:t>
+      </w:r>
+      <w:proofErr w:type="spellEnd"/>
+      <w:r>
+        <w:rPr>
+          <w:sz w:val="22"/>
+          <w:szCs w:val="22"/>
+        </w:rPr>
+        <w:t xml:space="preserve"> </w:t>
+      </w:r>
+      <w:proofErr w:type="spellStart"/>
+      <w:r>
+        <w:rPr>
+          <w:sz w:val="22"/>
+          <w:szCs w:val="22"/>
+        </w:rPr>
+        <w:t>of</w:t>
+      </w:r>
+      <w:proofErr w:type="spellEnd"/>
+      <w:r>
+        <w:rPr>
+          <w:sz w:val="22"/>
+          <w:szCs w:val="22"/>
+        </w:rPr>
+        <w:t xml:space="preserve"> a </w:t>
+      </w:r>
+      <w:proofErr w:type="gramStart"/>
+      <w:r>
+        <w:rPr>
+          <w:sz w:val="22"/>
+          <w:szCs w:val="22"/>
+        </w:rPr>
+        <w:t>single</w:t>
+      </w:r>
+      <w:proofErr w:type="gramEnd"/>
+      <w:r>
+        <w:rPr>
+          <w:sz w:val="22"/>
+          <w:szCs w:val="22"/>
+        </w:rPr>
+        <w:t xml:space="preserve"> </w:t>
+      </w:r>
+      <w:proofErr w:type="spellStart"/>
+      <w:r>
+        <w:rPr>
+          <w:sz w:val="22"/>
+          <w:szCs w:val="22"/>
+        </w:rPr>
+        <w:t>Identifier</w:t>
+      </w:r>
+      <w:proofErr w:type="spellEnd"/>
+      <w:r>
+        <w:rPr>
+          <w:sz w:val="22"/>
+          <w:szCs w:val="22"/>
+        </w:rPr>
+        <w:t xml:space="preserve">, </w:t>
+      </w:r>
+      <w:proofErr w:type="spellStart"/>
+      <w:r>
+        <w:rPr>
+          <w:sz w:val="22"/>
+          <w:szCs w:val="22"/>
+        </w:rPr>
+        <w:t>then</w:t>
+      </w:r>
+      <w:proofErr w:type="spellEnd"/>
+      <w:r>
+        <w:rPr>
+          <w:sz w:val="22"/>
+          <w:szCs w:val="22"/>
+        </w:rPr>
+        <w:t xml:space="preserve"> </w:t>
+      </w:r>
+      <w:proofErr w:type="spellStart"/>
+      <w:r>
+        <w:rPr>
+          <w:sz w:val="22"/>
+          <w:szCs w:val="22"/>
+        </w:rPr>
+        <w:t>there</w:t>
+      </w:r>
+      <w:proofErr w:type="spellEnd"/>
+      <w:r>
+        <w:rPr>
+          <w:sz w:val="22"/>
+          <w:szCs w:val="22"/>
+        </w:rPr>
+        <w:t xml:space="preserve"> </w:t>
+      </w:r>
+      <w:proofErr w:type="spellStart"/>
+      <w:r>
+        <w:rPr>
+          <w:sz w:val="22"/>
+          <w:szCs w:val="22"/>
+        </w:rPr>
+        <w:t>must</w:t>
+      </w:r>
+      <w:proofErr w:type="spellEnd"/>
+      <w:r>
+        <w:rPr>
+          <w:sz w:val="22"/>
+          <w:szCs w:val="22"/>
+        </w:rPr>
+        <w:t xml:space="preserve"> be </w:t>
+      </w:r>
+      <w:proofErr w:type="spellStart"/>
+      <w:r>
+        <w:rPr>
+          <w:sz w:val="22"/>
+          <w:szCs w:val="22"/>
+        </w:rPr>
+        <w:t>exactly</w:t>
+      </w:r>
+      <w:proofErr w:type="spellEnd"/>
+      <w:r>
+        <w:rPr>
+          <w:sz w:val="22"/>
+          <w:szCs w:val="22"/>
+        </w:rPr>
+        <w:t xml:space="preserve"> </w:t>
+      </w:r>
+      <w:proofErr w:type="spellStart"/>
+      <w:r>
+        <w:rPr>
+          <w:sz w:val="22"/>
+          <w:szCs w:val="22"/>
+        </w:rPr>
+        <w:t>one</w:t>
+      </w:r>
+      <w:proofErr w:type="spellEnd"/>
+      <w:r>
+        <w:rPr>
+          <w:sz w:val="22"/>
+          <w:szCs w:val="22"/>
+        </w:rPr>
+        <w:t xml:space="preserve"> </w:t>
+      </w:r>
+      <w:proofErr w:type="spellStart"/>
+      <w:r>
+        <w:rPr>
+          <w:sz w:val="22"/>
+          <w:szCs w:val="22"/>
+        </w:rPr>
+        <w:t>declaration</w:t>
+      </w:r>
+      <w:proofErr w:type="spellEnd"/>
+      <w:r>
+        <w:rPr>
+          <w:sz w:val="22"/>
+          <w:szCs w:val="22"/>
+        </w:rPr>
+        <w:t xml:space="preserve"> </w:t>
+      </w:r>
+      <w:proofErr w:type="spellStart"/>
+      <w:r>
+        <w:rPr>
+          <w:sz w:val="22"/>
+          <w:szCs w:val="22"/>
+        </w:rPr>
+        <w:t>denoting</w:t>
+      </w:r>
+      <w:proofErr w:type="spellEnd"/>
+      <w:r>
+        <w:rPr>
+          <w:sz w:val="22"/>
+          <w:szCs w:val="22"/>
+        </w:rPr>
+        <w:t xml:space="preserve"> </w:t>
+      </w:r>
+      <w:proofErr w:type="spellStart"/>
+      <w:r>
+        <w:rPr>
+          <w:sz w:val="22"/>
+          <w:szCs w:val="22"/>
+        </w:rPr>
+        <w:t>either</w:t>
+      </w:r>
+      <w:proofErr w:type="spellEnd"/>
+      <w:r>
+        <w:rPr>
+          <w:sz w:val="22"/>
+          <w:szCs w:val="22"/>
+        </w:rPr>
+        <w:t xml:space="preserve"> a local variable, formal </w:t>
+      </w:r>
+      <w:proofErr w:type="spellStart"/>
+      <w:r>
+        <w:rPr>
+          <w:sz w:val="22"/>
+          <w:szCs w:val="22"/>
+        </w:rPr>
+        <w:t>parameter</w:t>
+      </w:r>
+      <w:proofErr w:type="spellEnd"/>
+      <w:r>
+        <w:rPr>
+          <w:sz w:val="22"/>
+          <w:szCs w:val="22"/>
+        </w:rPr>
+        <w:t xml:space="preserve">, </w:t>
+      </w:r>
+      <w:proofErr w:type="spellStart"/>
+      <w:r>
+        <w:rPr>
+          <w:sz w:val="22"/>
+          <w:szCs w:val="22"/>
+        </w:rPr>
+        <w:t>exception</w:t>
+      </w:r>
+      <w:proofErr w:type="spellEnd"/>
+      <w:r>
+        <w:rPr>
+          <w:sz w:val="22"/>
+          <w:szCs w:val="22"/>
+        </w:rPr>
+        <w:t xml:space="preserve"> </w:t>
+      </w:r>
+      <w:proofErr w:type="spellStart"/>
+      <w:r>
+        <w:rPr>
+          <w:sz w:val="22"/>
+          <w:szCs w:val="22"/>
+        </w:rPr>
+        <w:t>parameter</w:t>
+      </w:r>
+      <w:proofErr w:type="spellEnd"/>
+      <w:r>
+        <w:rPr>
+          <w:sz w:val="22"/>
+          <w:szCs w:val="22"/>
+        </w:rPr>
+        <w:t xml:space="preserve">, </w:t>
+      </w:r>
+      <w:proofErr w:type="spellStart"/>
+      <w:r>
+        <w:rPr>
+          <w:sz w:val="22"/>
+          <w:szCs w:val="22"/>
+        </w:rPr>
+        <w:t>or</w:t>
+      </w:r>
+      <w:proofErr w:type="spellEnd"/>
+      <w:r>
+        <w:rPr>
+          <w:sz w:val="22"/>
+          <w:szCs w:val="22"/>
+        </w:rPr>
+        <w:t xml:space="preserve"> </w:t>
+      </w:r>
+      <w:proofErr w:type="spellStart"/>
+      <w:r>
+        <w:rPr>
+          <w:sz w:val="22"/>
+          <w:szCs w:val="22"/>
+        </w:rPr>
+        <w:t>field</w:t>
+      </w:r>
+      <w:proofErr w:type="spellEnd"/>
+      <w:r>
+        <w:rPr>
+          <w:sz w:val="22"/>
+          <w:szCs w:val="22"/>
+        </w:rPr>
+        <w:t xml:space="preserve"> in </w:t>
+      </w:r>
+      <w:proofErr w:type="spellStart"/>
+      <w:r>
+        <w:rPr>
+          <w:sz w:val="22"/>
+          <w:szCs w:val="22"/>
+        </w:rPr>
+        <w:t>scope</w:t>
+      </w:r>
+      <w:proofErr w:type="spellEnd"/>
+      <w:r>
+        <w:rPr>
+          <w:sz w:val="22"/>
+          <w:szCs w:val="22"/>
+        </w:rPr>
+        <w:t xml:space="preserve"> at </w:t>
+      </w:r>
+      <w:proofErr w:type="spellStart"/>
+      <w:r>
+        <w:rPr>
+          <w:sz w:val="22"/>
+          <w:szCs w:val="22"/>
+        </w:rPr>
+        <w:t>the</w:t>
+      </w:r>
+      <w:proofErr w:type="spellEnd"/>
+      <w:r>
+        <w:rPr>
+          <w:sz w:val="22"/>
+          <w:szCs w:val="22"/>
+        </w:rPr>
+        <w:t xml:space="preserve"> </w:t>
+      </w:r>
+      <w:proofErr w:type="spellStart"/>
+      <w:r>
+        <w:rPr>
+          <w:sz w:val="22"/>
+          <w:szCs w:val="22"/>
+        </w:rPr>
+        <w:t>point</w:t>
+      </w:r>
+      <w:proofErr w:type="spellEnd"/>
+      <w:r>
+        <w:rPr>
+          <w:sz w:val="22"/>
+          <w:szCs w:val="22"/>
+        </w:rPr>
+        <w:t xml:space="preserve"> at </w:t>
+      </w:r>
+      <w:proofErr w:type="spellStart"/>
+      <w:r>
+        <w:rPr>
+          <w:sz w:val="22"/>
+          <w:szCs w:val="22"/>
+        </w:rPr>
+        <w:t>which</w:t>
+      </w:r>
+      <w:proofErr w:type="spellEnd"/>
+      <w:r>
+        <w:rPr>
+          <w:sz w:val="22"/>
+          <w:szCs w:val="22"/>
+        </w:rPr>
+        <w:t xml:space="preserve"> </w:t>
+      </w:r>
+      <w:proofErr w:type="spellStart"/>
+      <w:r>
+        <w:rPr>
+          <w:sz w:val="22"/>
+          <w:szCs w:val="22"/>
+        </w:rPr>
+        <w:t>the</w:t>
+      </w:r>
+      <w:proofErr w:type="spellEnd"/>
+      <w:r>
+        <w:rPr>
+          <w:sz w:val="22"/>
+          <w:szCs w:val="22"/>
+        </w:rPr>
+        <w:t xml:space="preserve"> </w:t>
+      </w:r>
+      <w:proofErr w:type="spellStart"/>
+      <w:r>
+        <w:rPr>
+          <w:sz w:val="22"/>
+          <w:szCs w:val="22"/>
+        </w:rPr>
+        <w:t>identifier</w:t>
+      </w:r>
+      <w:proofErr w:type="spellEnd"/>
+      <w:r>
+        <w:rPr>
+          <w:sz w:val="22"/>
+          <w:szCs w:val="22"/>
+        </w:rPr>
+        <w:t xml:space="preserve"> </w:t>
+      </w:r>
+      <w:proofErr w:type="spellStart"/>
+      <w:r>
+        <w:rPr>
+          <w:sz w:val="22"/>
+          <w:szCs w:val="22"/>
+        </w:rPr>
+        <w:t>occurs</w:t>
+      </w:r>
+      <w:proofErr w:type="spellEnd"/>
+      <w:r>
+        <w:rPr>
+          <w:sz w:val="22"/>
+          <w:szCs w:val="22"/>
+        </w:rPr>
+        <w:t xml:space="preserve">. </w:t>
+      </w:r>
+      <w:proofErr w:type="spellStart"/>
+      <w:r>
+        <w:rPr>
+          <w:sz w:val="22"/>
+          <w:szCs w:val="22"/>
+        </w:rPr>
+        <w:t>Otherwise</w:t>
+      </w:r>
+      <w:proofErr w:type="spellEnd"/>
+      <w:r>
+        <w:rPr>
+          <w:sz w:val="22"/>
+          <w:szCs w:val="22"/>
+        </w:rPr>
+        <w:t xml:space="preserve">, a compile-time error </w:t>
+      </w:r>
+      <w:proofErr w:type="spellStart"/>
+      <w:r>
+        <w:rPr>
+          <w:sz w:val="22"/>
+          <w:szCs w:val="22"/>
+        </w:rPr>
+        <w:t>occurs</w:t>
+      </w:r>
+      <w:proofErr w:type="spellEnd"/>
+      <w:r>
+        <w:rPr>
+          <w:sz w:val="22"/>
+          <w:szCs w:val="22"/>
+        </w:rPr>
+        <w:t>."</w:t>
+      </w:r>
+    </w:p>
+    <w:p>
+      <w:pPr>
         <w:rPr>
           <w:b/>
           <w:bCs/>
           <w:sz w:val="22"/>
           <w:szCs w:val="22"/>
         </w:rPr>
-        <w:t>:</w:t>
+      </w:pPr>
+      <w:r>
+        <w:rPr>
+          <w:b/>
+          <w:bCs/>
+          <w:sz w:val="22"/>
+          <w:szCs w:val="22"/>
+        </w:rPr>
+        <w:t>Documento:</w:t>
+      </w:r>
+      <w:r>
+        <w:rPr>
+          <w:b/>
+          <w:bCs/>
+          <w:sz w:val="22"/>
+          <w:szCs w:val="22"/>
+        </w:rPr>
+        <w:t xml:space="preserve"> </w:t>
+      </w:r>
+      <w:r>
+        <w:rPr>
+          <w:sz w:val="22"/>
+          <w:szCs w:val="22"/>
+        </w:rPr>
+        <w:t xml:space="preserve">Java </w:t>
+      </w:r>
+      <w:proofErr w:type="spellStart"/>
+      <w:r>
+        <w:rPr>
+          <w:sz w:val="22"/>
+          <w:szCs w:val="22"/>
+        </w:rPr>
+        <w:t>Language</w:t>
+      </w:r>
+      <w:proofErr w:type="spellEnd"/>
+      <w:r>
+        <w:rPr>
+          <w:sz w:val="22"/>
+          <w:szCs w:val="22"/>
+        </w:rPr>
+        <w:t xml:space="preserve"> </w:t>
+      </w:r>
+      <w:proofErr w:type="spellStart"/>
+      <w:r>
+        <w:rPr>
+          <w:sz w:val="22"/>
+          <w:szCs w:val="22"/>
+        </w:rPr>
+        <w:t>Specification</w:t>
+      </w:r>
+      <w:proofErr w:type="spellEnd"/>
+      <w:r>
+        <w:rPr>
+          <w:sz w:val="22"/>
+          <w:szCs w:val="22"/>
+        </w:rPr>
+        <w:t xml:space="preserve"> (JLS) — Cap. 6, Sec. 6.5.6.1 ("Simple </w:t>
+      </w:r>
+      <w:proofErr w:type="spellStart"/>
+      <w:r>
+        <w:rPr>
+          <w:sz w:val="22"/>
+          <w:szCs w:val="22"/>
+        </w:rPr>
+        <w:t>Expression</w:t>
+      </w:r>
+      <w:proofErr w:type="spellEnd"/>
+      <w:r>
+        <w:rPr>
+          <w:sz w:val="22"/>
+          <w:szCs w:val="22"/>
+        </w:rPr>
+        <w:t xml:space="preserve"> Names")</w:t>
+      </w:r>
+      <w:r>
+        <w:rPr>
+          <w:b/>
+          <w:bCs/>
+          <w:sz w:val="22"/>
+          <w:szCs w:val="22"/>
+        </w:rPr>
+        <w:t xml:space="preserve"> </w:t>
       </w:r>
     </w:p>
     <w:p>
       <w:pPr>
         <w:rPr>
-          <w:sz w:val="22"/>
-          <w:szCs w:val="22"/>
-        </w:rPr>
-      </w:pPr>
-      <w:r>
-        <w:rPr>
-          <w:sz w:val="22"/>
-          <w:szCs w:val="22"/>
-        </w:rPr>
-        <w:t xml:space="preserve">Java </w:t>
-      </w:r>
-      <w:proofErr w:type="spellStart"/>
-      <w:r>
-        <w:rPr>
-          <w:sz w:val="22"/>
-          <w:szCs w:val="22"/>
-        </w:rPr>
-        <w:t>Language</w:t>
-      </w:r>
-      <w:proofErr w:type="spellEnd"/>
-      <w:r>
-        <w:rPr>
-          <w:sz w:val="22"/>
-          <w:szCs w:val="22"/>
-        </w:rPr>
-        <w:t xml:space="preserve"> </w:t>
-      </w:r>
-      <w:proofErr w:type="spellStart"/>
-      <w:proofErr w:type="gramStart"/>
-      <w:r>
-        <w:rPr>
-          <w:sz w:val="22"/>
-          <w:szCs w:val="22"/>
-        </w:rPr>
-        <w:t>Specification</w:t>
-      </w:r>
-      <w:proofErr w:type="spellEnd"/>
-      <w:r>
-        <w:rPr>
-          <w:sz w:val="22"/>
-          <w:szCs w:val="22"/>
-        </w:rPr>
-        <w:t>(</w:t>
-      </w:r>
-      <w:proofErr w:type="gramEnd"/>
-      <w:r>
-        <w:rPr>
-          <w:sz w:val="22"/>
-          <w:szCs w:val="22"/>
-        </w:rPr>
-        <w:t>JLS)</w:t>
-      </w:r>
-      <w:r>
-        <w:rPr>
-          <w:sz w:val="22"/>
-          <w:szCs w:val="22"/>
-        </w:rPr>
-        <w:t xml:space="preserve"> Cap</w:t>
-      </w:r>
-      <w:r>
-        <w:rPr>
-          <w:sz w:val="22"/>
-          <w:szCs w:val="22"/>
-        </w:rPr>
-        <w:t>.</w:t>
-      </w:r>
-      <w:r>
-        <w:rPr>
-          <w:sz w:val="22"/>
-          <w:szCs w:val="22"/>
-        </w:rPr>
-        <w:t xml:space="preserve"> </w:t>
-      </w:r>
-      <w:r>
-        <w:rPr>
-          <w:sz w:val="22"/>
-          <w:szCs w:val="22"/>
-        </w:rPr>
-        <w:t xml:space="preserve"> 6 y </w:t>
-      </w:r>
-      <w:r>
-        <w:rPr>
-          <w:sz w:val="22"/>
-          <w:szCs w:val="22"/>
-        </w:rPr>
-        <w:t xml:space="preserve">14 </w:t>
-      </w:r>
-      <w:r>
-        <w:rPr>
-          <w:sz w:val="22"/>
-          <w:szCs w:val="22"/>
-        </w:rPr>
-        <w:t xml:space="preserve">Sec. </w:t>
-      </w:r>
-      <w:r>
-        <w:rPr>
-          <w:sz w:val="22"/>
-          <w:szCs w:val="22"/>
-        </w:rPr>
-        <w:t>(6.5.6.1, 14.4, 14.14.2)</w:t>
-      </w:r>
-    </w:p>
-    <w:p>
-      <w:pPr>
-        <w:rPr>
-          <w:sz w:val="22"/>
-          <w:szCs w:val="22"/>
-        </w:rPr>
-      </w:pPr>
-      <w:hyperlink r:id="rId6" w:history="1">
+          <w:b/>
+          <w:bCs/>
+          <w:sz w:val="22"/>
+          <w:szCs w:val="22"/>
+        </w:rPr>
+      </w:pPr>
+      <w:r>
+        <w:rPr>
+          <w:b/>
+          <w:bCs/>
+          <w:sz w:val="22"/>
+          <w:szCs w:val="22"/>
+        </w:rPr>
+        <w:t xml:space="preserve">URL: </w:t>
+      </w:r>
+      <w:hyperlink r:id="rId5" w:history="1">
         <w:r>
           <w:rPr>
             <w:rStyle w:val="Hipervnculo"/>
@@ -909,380 +1105,871 @@
         <w:rPr>
           <w:sz w:val="22"/>
           <w:szCs w:val="22"/>
-        </w:rPr>
-      </w:pPr>
-      <w:r>
-        <w:rPr>
-          <w:sz w:val="22"/>
-          <w:szCs w:val="22"/>
-        </w:rPr>
-        <w:t xml:space="preserve">Oracle Java </w:t>
-      </w:r>
-      <w:proofErr w:type="spellStart"/>
-      <w:r>
-        <w:rPr>
-          <w:sz w:val="22"/>
-          <w:szCs w:val="22"/>
-        </w:rPr>
-        <w:t>Language</w:t>
-      </w:r>
-      <w:proofErr w:type="spellEnd"/>
-      <w:r>
-        <w:rPr>
-          <w:sz w:val="22"/>
-          <w:szCs w:val="22"/>
-        </w:rPr>
-        <w:t xml:space="preserve"> </w:t>
-      </w:r>
-      <w:proofErr w:type="spellStart"/>
-      <w:r>
-        <w:rPr>
-          <w:sz w:val="22"/>
-          <w:szCs w:val="22"/>
-        </w:rPr>
-        <w:t>Changes</w:t>
-      </w:r>
-      <w:proofErr w:type="spellEnd"/>
-      <w:r>
-        <w:rPr>
-          <w:sz w:val="22"/>
-          <w:szCs w:val="22"/>
-        </w:rPr>
-        <w:t xml:space="preserve"> — Java SE 10 </w:t>
-      </w:r>
-      <w:hyperlink r:id="rId7" w:history="1">
+          <w:lang w:val="es-ES"/>
+        </w:rPr>
+      </w:pPr>
+      <w:proofErr w:type="gramStart"/>
+      <w:r>
+        <w:rPr>
+          <w:b/>
+          <w:bCs/>
+          <w:sz w:val="22"/>
+          <w:szCs w:val="22"/>
+          <w:lang w:val="es-ES"/>
+        </w:rPr>
+        <w:t>Citas textual</w:t>
+      </w:r>
+      <w:proofErr w:type="gramEnd"/>
+      <w:r>
+        <w:rPr>
+          <w:b/>
+          <w:bCs/>
+          <w:sz w:val="22"/>
+          <w:szCs w:val="22"/>
+          <w:lang w:val="es-ES"/>
+        </w:rPr>
+        <w:t xml:space="preserve"> 2</w:t>
+      </w:r>
+      <w:r>
+        <w:rPr>
+          <w:b/>
+          <w:bCs/>
+          <w:sz w:val="22"/>
+          <w:szCs w:val="22"/>
+          <w:lang w:val="es-ES"/>
+        </w:rPr>
+        <w:t>:</w:t>
+      </w:r>
+      <w:r>
+        <w:rPr>
+          <w:b/>
+          <w:bCs/>
+          <w:sz w:val="22"/>
+          <w:szCs w:val="22"/>
+          <w:lang w:val="es-ES"/>
+        </w:rPr>
+        <w:t xml:space="preserve"> </w:t>
+      </w:r>
+      <w:r>
+        <w:rPr>
+          <w:sz w:val="22"/>
+          <w:szCs w:val="22"/>
+          <w:lang w:val="es-ES"/>
+        </w:rPr>
+        <w:t>"</w:t>
+      </w:r>
+      <w:bookmarkStart w:id="3" w:name="OLE_LINK54"/>
+      <w:proofErr w:type="spellStart"/>
+      <w:r>
+        <w:rPr>
+          <w:sz w:val="22"/>
+          <w:szCs w:val="22"/>
+          <w:lang w:val="es-ES"/>
+        </w:rPr>
+        <w:t>restricted</w:t>
+      </w:r>
+      <w:proofErr w:type="spellEnd"/>
+      <w:r>
+        <w:rPr>
+          <w:sz w:val="22"/>
+          <w:szCs w:val="22"/>
+          <w:lang w:val="es-ES"/>
+        </w:rPr>
+        <w:t xml:space="preserve"> </w:t>
+      </w:r>
+      <w:proofErr w:type="spellStart"/>
+      <w:r>
+        <w:rPr>
+          <w:sz w:val="22"/>
+          <w:szCs w:val="22"/>
+          <w:lang w:val="es-ES"/>
+        </w:rPr>
+        <w:t>to</w:t>
+      </w:r>
+      <w:proofErr w:type="spellEnd"/>
+      <w:r>
+        <w:rPr>
+          <w:sz w:val="22"/>
+          <w:szCs w:val="22"/>
+          <w:lang w:val="es-ES"/>
+        </w:rPr>
+        <w:t xml:space="preserve"> local variables </w:t>
+      </w:r>
+      <w:proofErr w:type="spellStart"/>
+      <w:r>
+        <w:rPr>
+          <w:sz w:val="22"/>
+          <w:szCs w:val="22"/>
+          <w:lang w:val="es-ES"/>
+        </w:rPr>
+        <w:t>with</w:t>
+      </w:r>
+      <w:proofErr w:type="spellEnd"/>
+      <w:r>
+        <w:rPr>
+          <w:sz w:val="22"/>
+          <w:szCs w:val="22"/>
+          <w:lang w:val="es-ES"/>
+        </w:rPr>
+        <w:t xml:space="preserve"> </w:t>
+      </w:r>
+      <w:proofErr w:type="spellStart"/>
+      <w:r>
+        <w:rPr>
+          <w:sz w:val="22"/>
+          <w:szCs w:val="22"/>
+          <w:lang w:val="es-ES"/>
+        </w:rPr>
+        <w:t>initializers</w:t>
+      </w:r>
+      <w:proofErr w:type="spellEnd"/>
+      <w:r>
+        <w:rPr>
+          <w:sz w:val="22"/>
+          <w:szCs w:val="22"/>
+          <w:lang w:val="es-ES"/>
+        </w:rPr>
+        <w:t xml:space="preserve">, indexes in </w:t>
+      </w:r>
+      <w:bookmarkEnd w:id="3"/>
+      <w:proofErr w:type="spellStart"/>
+      <w:r>
+        <w:rPr>
+          <w:sz w:val="22"/>
+          <w:szCs w:val="22"/>
+          <w:lang w:val="es-ES"/>
+        </w:rPr>
+        <w:t>the</w:t>
+      </w:r>
+      <w:proofErr w:type="spellEnd"/>
+      <w:r>
+        <w:rPr>
+          <w:sz w:val="22"/>
+          <w:szCs w:val="22"/>
+          <w:lang w:val="es-ES"/>
+        </w:rPr>
+        <w:t xml:space="preserve"> </w:t>
+      </w:r>
+      <w:proofErr w:type="spellStart"/>
+      <w:r>
+        <w:rPr>
+          <w:sz w:val="22"/>
+          <w:szCs w:val="22"/>
+          <w:lang w:val="es-ES"/>
+        </w:rPr>
+        <w:t>enhanced</w:t>
+      </w:r>
+      <w:proofErr w:type="spellEnd"/>
+      <w:r>
+        <w:rPr>
+          <w:sz w:val="22"/>
+          <w:szCs w:val="22"/>
+          <w:lang w:val="es-ES"/>
+        </w:rPr>
+        <w:t xml:space="preserve"> </w:t>
+      </w:r>
+      <w:proofErr w:type="spellStart"/>
+      <w:r>
+        <w:rPr>
+          <w:sz w:val="22"/>
+          <w:szCs w:val="22"/>
+          <w:lang w:val="es-ES"/>
+        </w:rPr>
+        <w:t>for-loop</w:t>
+      </w:r>
+      <w:proofErr w:type="spellEnd"/>
+      <w:r>
+        <w:rPr>
+          <w:sz w:val="22"/>
+          <w:szCs w:val="22"/>
+          <w:lang w:val="es-ES"/>
+        </w:rPr>
+        <w:t xml:space="preserve">, and </w:t>
+      </w:r>
+      <w:proofErr w:type="spellStart"/>
+      <w:r>
+        <w:rPr>
+          <w:sz w:val="22"/>
+          <w:szCs w:val="22"/>
+          <w:lang w:val="es-ES"/>
+        </w:rPr>
+        <w:t>locals</w:t>
+      </w:r>
+      <w:proofErr w:type="spellEnd"/>
+      <w:r>
+        <w:rPr>
+          <w:sz w:val="22"/>
+          <w:szCs w:val="22"/>
+          <w:lang w:val="es-ES"/>
+        </w:rPr>
+        <w:t xml:space="preserve"> </w:t>
+      </w:r>
+      <w:proofErr w:type="spellStart"/>
+      <w:r>
+        <w:rPr>
+          <w:sz w:val="22"/>
+          <w:szCs w:val="22"/>
+          <w:lang w:val="es-ES"/>
+        </w:rPr>
+        <w:t>declared</w:t>
+      </w:r>
+      <w:proofErr w:type="spellEnd"/>
+      <w:r>
+        <w:rPr>
+          <w:sz w:val="22"/>
+          <w:szCs w:val="22"/>
+          <w:lang w:val="es-ES"/>
+        </w:rPr>
+        <w:t xml:space="preserve"> in a </w:t>
+      </w:r>
+      <w:proofErr w:type="spellStart"/>
+      <w:r>
+        <w:rPr>
+          <w:sz w:val="22"/>
+          <w:szCs w:val="22"/>
+          <w:lang w:val="es-ES"/>
+        </w:rPr>
+        <w:t>conventional</w:t>
+      </w:r>
+      <w:proofErr w:type="spellEnd"/>
+      <w:r>
+        <w:rPr>
+          <w:sz w:val="22"/>
+          <w:szCs w:val="22"/>
+          <w:lang w:val="es-ES"/>
+        </w:rPr>
+        <w:t xml:space="preserve"> </w:t>
+      </w:r>
+      <w:proofErr w:type="spellStart"/>
+      <w:r>
+        <w:rPr>
+          <w:sz w:val="22"/>
+          <w:szCs w:val="22"/>
+          <w:lang w:val="es-ES"/>
+        </w:rPr>
+        <w:t>for-loop</w:t>
+      </w:r>
+      <w:proofErr w:type="spellEnd"/>
+      <w:r>
+        <w:rPr>
+          <w:sz w:val="22"/>
+          <w:szCs w:val="22"/>
+          <w:lang w:val="es-ES"/>
+        </w:rPr>
+        <w:t>"</w:t>
+      </w:r>
+    </w:p>
+    <w:p>
+      <w:pPr>
+        <w:rPr>
+          <w:b/>
+          <w:bCs/>
+          <w:sz w:val="22"/>
+          <w:szCs w:val="22"/>
+        </w:rPr>
+      </w:pPr>
+      <w:r>
+        <w:rPr>
+          <w:b/>
+          <w:bCs/>
+          <w:sz w:val="22"/>
+          <w:szCs w:val="22"/>
+        </w:rPr>
+        <w:t xml:space="preserve">Documento: </w:t>
+      </w:r>
+      <w:r>
+        <w:rPr>
+          <w:sz w:val="22"/>
+          <w:szCs w:val="22"/>
+        </w:rPr>
+        <w:t>JEP 286 — "</w:t>
+      </w:r>
+      <w:bookmarkStart w:id="4" w:name="OLE_LINK53"/>
+      <w:r>
+        <w:rPr>
+          <w:sz w:val="22"/>
+          <w:szCs w:val="22"/>
+        </w:rPr>
+        <w:t xml:space="preserve">Local-Variable </w:t>
+      </w:r>
+      <w:proofErr w:type="spellStart"/>
+      <w:r>
+        <w:rPr>
+          <w:sz w:val="22"/>
+          <w:szCs w:val="22"/>
+        </w:rPr>
+        <w:t>Type</w:t>
+      </w:r>
+      <w:proofErr w:type="spellEnd"/>
+      <w:r>
+        <w:rPr>
+          <w:sz w:val="22"/>
+          <w:szCs w:val="22"/>
+        </w:rPr>
+        <w:t xml:space="preserve"> </w:t>
+      </w:r>
+      <w:proofErr w:type="spellStart"/>
+      <w:r>
+        <w:rPr>
+          <w:sz w:val="22"/>
+          <w:szCs w:val="22"/>
+        </w:rPr>
+        <w:t>Inference</w:t>
+      </w:r>
+      <w:bookmarkEnd w:id="4"/>
+      <w:proofErr w:type="spellEnd"/>
+      <w:r>
+        <w:rPr>
+          <w:sz w:val="22"/>
+          <w:szCs w:val="22"/>
+        </w:rPr>
+        <w:t>"</w:t>
+      </w:r>
+      <w:r>
+        <w:rPr>
+          <w:b/>
+          <w:bCs/>
+          <w:sz w:val="22"/>
+          <w:szCs w:val="22"/>
+        </w:rPr>
+        <w:br/>
+        <w:t xml:space="preserve">URL: </w:t>
+      </w:r>
+      <w:hyperlink r:id="rId6" w:history="1">
         <w:r>
           <w:rPr>
             <w:rStyle w:val="Hipervnculo"/>
+            <w:b/>
+            <w:bCs/>
             <w:sz w:val="22"/>
             <w:szCs w:val="22"/>
           </w:rPr>
-          <w:t>https://docs.oracle.com/en/java/javase/11/language/java-language-changes.html</w:t>
+          <w:t>https://openjdk.org/jep</w:t>
+        </w:r>
+        <w:r>
+          <w:rPr>
+            <w:rStyle w:val="Hipervnculo"/>
+            <w:b/>
+            <w:bCs/>
+            <w:sz w:val="22"/>
+            <w:szCs w:val="22"/>
+          </w:rPr>
+          <w:t>s</w:t>
+        </w:r>
+        <w:r>
+          <w:rPr>
+            <w:rStyle w:val="Hipervnculo"/>
+            <w:b/>
+            <w:bCs/>
+            <w:sz w:val="22"/>
+            <w:szCs w:val="22"/>
+          </w:rPr>
+          <w:t>/286</w:t>
         </w:r>
       </w:hyperlink>
     </w:p>
     <w:p>
       <w:pPr>
         <w:rPr>
-          <w:sz w:val="22"/>
-          <w:szCs w:val="22"/>
-        </w:rPr>
-      </w:pPr>
+          <w:b/>
+          <w:bCs/>
+          <w:sz w:val="22"/>
+          <w:szCs w:val="22"/>
+          <w:lang w:val="es-ES"/>
+        </w:rPr>
+      </w:pPr>
+      <w:r>
+        <w:rPr>
+          <w:b/>
+          <w:bCs/>
+          <w:sz w:val="22"/>
+          <w:szCs w:val="22"/>
+          <w:lang w:val="es-ES"/>
+        </w:rPr>
+        <w:t>Cita textual 3</w:t>
+      </w:r>
+      <w:r>
+        <w:rPr>
+          <w:sz w:val="22"/>
+          <w:szCs w:val="22"/>
+          <w:lang w:val="es-ES"/>
+        </w:rPr>
+        <w:t>: "</w:t>
+      </w:r>
+      <w:proofErr w:type="spellStart"/>
+      <w:r>
+        <w:rPr>
+          <w:sz w:val="22"/>
+          <w:szCs w:val="22"/>
+          <w:lang w:val="es-ES"/>
+        </w:rPr>
+        <w:t>if</w:t>
+      </w:r>
+      <w:proofErr w:type="spellEnd"/>
+      <w:r>
+        <w:rPr>
+          <w:sz w:val="22"/>
+          <w:szCs w:val="22"/>
+          <w:lang w:val="es-ES"/>
+        </w:rPr>
+        <w:t xml:space="preserve"> </w:t>
+      </w:r>
+      <w:proofErr w:type="spellStart"/>
+      <w:r>
+        <w:rPr>
+          <w:sz w:val="22"/>
+          <w:szCs w:val="22"/>
+          <w:lang w:val="es-ES"/>
+        </w:rPr>
+        <w:t>the</w:t>
+      </w:r>
+      <w:proofErr w:type="spellEnd"/>
+      <w:r>
+        <w:rPr>
+          <w:sz w:val="22"/>
+          <w:szCs w:val="22"/>
+          <w:lang w:val="es-ES"/>
+        </w:rPr>
+        <w:t xml:space="preserve"> </w:t>
+      </w:r>
+      <w:proofErr w:type="spellStart"/>
+      <w:r>
+        <w:rPr>
+          <w:sz w:val="22"/>
+          <w:szCs w:val="22"/>
+          <w:lang w:val="es-ES"/>
+        </w:rPr>
+        <w:t>Expression</w:t>
+      </w:r>
+      <w:proofErr w:type="spellEnd"/>
+      <w:r>
+        <w:rPr>
+          <w:sz w:val="22"/>
+          <w:szCs w:val="22"/>
+          <w:lang w:val="es-ES"/>
+        </w:rPr>
+        <w:t xml:space="preserve"> has </w:t>
+      </w:r>
+      <w:proofErr w:type="spellStart"/>
+      <w:proofErr w:type="gramStart"/>
+      <w:r>
+        <w:rPr>
+          <w:sz w:val="22"/>
+          <w:szCs w:val="22"/>
+          <w:lang w:val="es-ES"/>
+        </w:rPr>
+        <w:t>an</w:t>
+      </w:r>
+      <w:proofErr w:type="spellEnd"/>
+      <w:r>
+        <w:rPr>
+          <w:sz w:val="22"/>
+          <w:szCs w:val="22"/>
+          <w:lang w:val="es-ES"/>
+        </w:rPr>
+        <w:t xml:space="preserve"> array</w:t>
+      </w:r>
+      <w:proofErr w:type="gramEnd"/>
+      <w:r>
+        <w:rPr>
+          <w:sz w:val="22"/>
+          <w:szCs w:val="22"/>
+          <w:lang w:val="es-ES"/>
+        </w:rPr>
+        <w:t xml:space="preserve"> </w:t>
+      </w:r>
+      <w:proofErr w:type="spellStart"/>
+      <w:r>
+        <w:rPr>
+          <w:sz w:val="22"/>
+          <w:szCs w:val="22"/>
+          <w:lang w:val="es-ES"/>
+        </w:rPr>
+        <w:t>type</w:t>
+      </w:r>
+      <w:proofErr w:type="spellEnd"/>
+      <w:r>
+        <w:rPr>
+          <w:sz w:val="22"/>
+          <w:szCs w:val="22"/>
+          <w:lang w:val="es-ES"/>
+        </w:rPr>
+        <w:t xml:space="preserve">, </w:t>
+      </w:r>
+      <w:proofErr w:type="spellStart"/>
+      <w:r>
+        <w:rPr>
+          <w:sz w:val="22"/>
+          <w:szCs w:val="22"/>
+          <w:lang w:val="es-ES"/>
+        </w:rPr>
+        <w:t>then</w:t>
+      </w:r>
+      <w:proofErr w:type="spellEnd"/>
+      <w:r>
+        <w:rPr>
+          <w:sz w:val="22"/>
+          <w:szCs w:val="22"/>
+          <w:lang w:val="es-ES"/>
+        </w:rPr>
+        <w:t xml:space="preserve"> R </w:t>
+      </w:r>
+      <w:proofErr w:type="spellStart"/>
+      <w:r>
+        <w:rPr>
+          <w:sz w:val="22"/>
+          <w:szCs w:val="22"/>
+          <w:lang w:val="es-ES"/>
+        </w:rPr>
+        <w:t>is</w:t>
+      </w:r>
+      <w:proofErr w:type="spellEnd"/>
+      <w:r>
+        <w:rPr>
+          <w:sz w:val="22"/>
+          <w:szCs w:val="22"/>
+          <w:lang w:val="es-ES"/>
+        </w:rPr>
+        <w:t xml:space="preserve"> </w:t>
+      </w:r>
+      <w:proofErr w:type="spellStart"/>
+      <w:r>
+        <w:rPr>
+          <w:sz w:val="22"/>
+          <w:szCs w:val="22"/>
+          <w:lang w:val="es-ES"/>
+        </w:rPr>
+        <w:t>the</w:t>
+      </w:r>
+      <w:proofErr w:type="spellEnd"/>
+      <w:r>
+        <w:rPr>
+          <w:sz w:val="22"/>
+          <w:szCs w:val="22"/>
+          <w:lang w:val="es-ES"/>
+        </w:rPr>
+        <w:t xml:space="preserve"> </w:t>
+      </w:r>
+      <w:proofErr w:type="spellStart"/>
+      <w:r>
+        <w:rPr>
+          <w:sz w:val="22"/>
+          <w:szCs w:val="22"/>
+          <w:lang w:val="es-ES"/>
+        </w:rPr>
+        <w:t>component</w:t>
+      </w:r>
+      <w:proofErr w:type="spellEnd"/>
+      <w:r>
+        <w:rPr>
+          <w:sz w:val="22"/>
+          <w:szCs w:val="22"/>
+          <w:lang w:val="es-ES"/>
+        </w:rPr>
+        <w:t xml:space="preserve"> </w:t>
+      </w:r>
+      <w:proofErr w:type="spellStart"/>
+      <w:r>
+        <w:rPr>
+          <w:sz w:val="22"/>
+          <w:szCs w:val="22"/>
+          <w:lang w:val="es-ES"/>
+        </w:rPr>
+        <w:t>type</w:t>
+      </w:r>
+      <w:proofErr w:type="spellEnd"/>
+      <w:r>
+        <w:rPr>
+          <w:sz w:val="22"/>
+          <w:szCs w:val="22"/>
+          <w:lang w:val="es-ES"/>
+        </w:rPr>
+        <w:t xml:space="preserve"> </w:t>
+      </w:r>
+      <w:proofErr w:type="spellStart"/>
+      <w:r>
+        <w:rPr>
+          <w:sz w:val="22"/>
+          <w:szCs w:val="22"/>
+          <w:lang w:val="es-ES"/>
+        </w:rPr>
+        <w:t>of</w:t>
+      </w:r>
+      <w:proofErr w:type="spellEnd"/>
+      <w:r>
+        <w:rPr>
+          <w:sz w:val="22"/>
+          <w:szCs w:val="22"/>
+          <w:lang w:val="es-ES"/>
+        </w:rPr>
+        <w:t xml:space="preserve"> </w:t>
+      </w:r>
+      <w:proofErr w:type="spellStart"/>
+      <w:r>
+        <w:rPr>
+          <w:sz w:val="22"/>
+          <w:szCs w:val="22"/>
+          <w:lang w:val="es-ES"/>
+        </w:rPr>
+        <w:t>that</w:t>
+      </w:r>
+      <w:proofErr w:type="spellEnd"/>
+      <w:r>
+        <w:rPr>
+          <w:sz w:val="22"/>
+          <w:szCs w:val="22"/>
+          <w:lang w:val="es-ES"/>
+        </w:rPr>
+        <w:t xml:space="preserve"> array </w:t>
+      </w:r>
+      <w:proofErr w:type="spellStart"/>
+      <w:r>
+        <w:rPr>
+          <w:sz w:val="22"/>
+          <w:szCs w:val="22"/>
+          <w:lang w:val="es-ES"/>
+        </w:rPr>
+        <w:t>type</w:t>
+      </w:r>
+      <w:proofErr w:type="spellEnd"/>
+      <w:r>
+        <w:rPr>
+          <w:sz w:val="22"/>
+          <w:szCs w:val="22"/>
+          <w:lang w:val="es-ES"/>
+        </w:rPr>
+        <w:t>"</w:t>
+      </w:r>
     </w:p>
     <w:p>
       <w:pPr>
         <w:rPr>
           <w:sz w:val="22"/>
           <w:szCs w:val="22"/>
-        </w:rPr>
-      </w:pPr>
+          <w:lang w:val="es-ES"/>
+        </w:rPr>
+      </w:pPr>
+      <w:r>
+        <w:rPr>
+          <w:b/>
+          <w:bCs/>
+          <w:sz w:val="22"/>
+          <w:szCs w:val="22"/>
+          <w:lang w:val="es-ES"/>
+        </w:rPr>
+        <w:t>Documento:</w:t>
+      </w:r>
+      <w:r>
+        <w:rPr>
+          <w:sz w:val="22"/>
+          <w:szCs w:val="22"/>
+          <w:lang w:val="es-ES"/>
+        </w:rPr>
+        <w:t xml:space="preserve"> Java </w:t>
+      </w:r>
+      <w:proofErr w:type="spellStart"/>
+      <w:r>
+        <w:rPr>
+          <w:sz w:val="22"/>
+          <w:szCs w:val="22"/>
+          <w:lang w:val="es-ES"/>
+        </w:rPr>
+        <w:t>Language</w:t>
+      </w:r>
+      <w:proofErr w:type="spellEnd"/>
+      <w:r>
+        <w:rPr>
+          <w:sz w:val="22"/>
+          <w:szCs w:val="22"/>
+          <w:lang w:val="es-ES"/>
+        </w:rPr>
+        <w:t xml:space="preserve"> </w:t>
+      </w:r>
+      <w:proofErr w:type="spellStart"/>
+      <w:r>
+        <w:rPr>
+          <w:sz w:val="22"/>
+          <w:szCs w:val="22"/>
+          <w:lang w:val="es-ES"/>
+        </w:rPr>
+        <w:t>Specification</w:t>
+      </w:r>
+      <w:proofErr w:type="spellEnd"/>
+      <w:r>
+        <w:rPr>
+          <w:sz w:val="22"/>
+          <w:szCs w:val="22"/>
+          <w:lang w:val="es-ES"/>
+        </w:rPr>
+        <w:t xml:space="preserve"> (JLS) — Cap. 14, Sec. 14.14.2 ("The </w:t>
+      </w:r>
+      <w:proofErr w:type="spellStart"/>
+      <w:r>
+        <w:rPr>
+          <w:sz w:val="22"/>
+          <w:szCs w:val="22"/>
+          <w:lang w:val="es-ES"/>
+        </w:rPr>
+        <w:t>Enhanced</w:t>
+      </w:r>
+      <w:proofErr w:type="spellEnd"/>
+      <w:r>
+        <w:rPr>
+          <w:sz w:val="22"/>
+          <w:szCs w:val="22"/>
+          <w:lang w:val="es-ES"/>
+        </w:rPr>
+        <w:t xml:space="preserve"> </w:t>
+      </w:r>
+      <w:proofErr w:type="spellStart"/>
+      <w:r>
+        <w:rPr>
+          <w:sz w:val="22"/>
+          <w:szCs w:val="22"/>
+          <w:lang w:val="es-ES"/>
+        </w:rPr>
+        <w:t>for</w:t>
+      </w:r>
+      <w:proofErr w:type="spellEnd"/>
+      <w:r>
+        <w:rPr>
+          <w:sz w:val="22"/>
+          <w:szCs w:val="22"/>
+          <w:lang w:val="es-ES"/>
+        </w:rPr>
+        <w:t xml:space="preserve"> </w:t>
+      </w:r>
+      <w:proofErr w:type="spellStart"/>
+      <w:r>
+        <w:rPr>
+          <w:sz w:val="22"/>
+          <w:szCs w:val="22"/>
+          <w:lang w:val="es-ES"/>
+        </w:rPr>
+        <w:t>Statement</w:t>
+      </w:r>
+      <w:proofErr w:type="spellEnd"/>
+      <w:r>
+        <w:rPr>
+          <w:sz w:val="22"/>
+          <w:szCs w:val="22"/>
+          <w:lang w:val="es-ES"/>
+        </w:rPr>
+        <w:t>")</w:t>
+      </w:r>
     </w:p>
     <w:p>
       <w:pPr>
-        <w:pStyle w:val="Prrafodelista"/>
-        <w:numPr>
-          <w:ilvl w:val="0"/>
-          <w:numId w:val="10"/>
-        </w:numPr>
+        <w:rPr>
+          <w:sz w:val="22"/>
+          <w:szCs w:val="22"/>
+          <w:lang w:val="es-ES"/>
+        </w:rPr>
+      </w:pPr>
+      <w:r>
         <w:rPr>
           <w:b/>
           <w:bCs/>
           <w:sz w:val="22"/>
           <w:szCs w:val="22"/>
-          <w:highlight w:val="yellow"/>
-        </w:rPr>
-      </w:pPr>
-      <w:bookmarkStart w:id="4" w:name="OLE_LINK27"/>
+          <w:lang w:val="es-ES"/>
+        </w:rPr>
+        <w:t>URL:</w:t>
+      </w:r>
+      <w:r>
+        <w:rPr>
+          <w:sz w:val="22"/>
+          <w:szCs w:val="22"/>
+          <w:lang w:val="es-ES"/>
+        </w:rPr>
+        <w:t xml:space="preserve"> https://docs.oracle.com/javase/specs/jls/se21/html/jls-14.html</w:t>
+      </w:r>
+    </w:p>
+    <w:p>
+      <w:pPr>
+        <w:rPr>
+          <w:sz w:val="22"/>
+          <w:szCs w:val="22"/>
+          <w:lang w:val="es-ES"/>
+        </w:rPr>
+      </w:pPr>
       <w:r>
         <w:rPr>
           <w:b/>
           <w:bCs/>
           <w:sz w:val="22"/>
           <w:szCs w:val="22"/>
-          <w:highlight w:val="yellow"/>
-        </w:rPr>
-        <w:t xml:space="preserve">Que anotación le sigue a la etiqueta </w:t>
-      </w:r>
-      <w:bookmarkStart w:id="5" w:name="OLE_LINK57"/>
-      <w:r>
+          <w:lang w:val="es-ES"/>
+        </w:rPr>
+        <w:t>Fuente de apoyo (versión de Java):</w:t>
+      </w:r>
+      <w:r>
+        <w:rPr>
+          <w:sz w:val="22"/>
+          <w:szCs w:val="22"/>
+          <w:lang w:val="es-ES"/>
+        </w:rPr>
+        <w:t xml:space="preserve"> Oracle — Java </w:t>
+      </w:r>
+      <w:proofErr w:type="spellStart"/>
+      <w:r>
+        <w:rPr>
+          <w:sz w:val="22"/>
+          <w:szCs w:val="22"/>
+          <w:lang w:val="es-ES"/>
+        </w:rPr>
+        <w:t>Language</w:t>
+      </w:r>
+      <w:proofErr w:type="spellEnd"/>
+      <w:r>
+        <w:rPr>
+          <w:sz w:val="22"/>
+          <w:szCs w:val="22"/>
+          <w:lang w:val="es-ES"/>
+        </w:rPr>
+        <w:t xml:space="preserve"> </w:t>
+      </w:r>
+      <w:proofErr w:type="spellStart"/>
+      <w:r>
+        <w:rPr>
+          <w:sz w:val="22"/>
+          <w:szCs w:val="22"/>
+          <w:lang w:val="es-ES"/>
+        </w:rPr>
+        <w:t>Changes</w:t>
+      </w:r>
+      <w:proofErr w:type="spellEnd"/>
+      <w:r>
+        <w:rPr>
+          <w:sz w:val="22"/>
+          <w:szCs w:val="22"/>
+          <w:lang w:val="es-ES"/>
+        </w:rPr>
+        <w:t>, Java SE 10</w:t>
+      </w:r>
+    </w:p>
+    <w:p>
+      <w:pPr>
         <w:rPr>
           <w:b/>
           <w:bCs/>
           <w:sz w:val="22"/>
           <w:szCs w:val="22"/>
           <w:highlight w:val="yellow"/>
-        </w:rPr>
-        <w:t>@</w:t>
-      </w:r>
-      <w:bookmarkStart w:id="6" w:name="OLE_LINK28"/>
+          <w:lang w:val="es-ES"/>
+        </w:rPr>
+      </w:pPr>
       <w:r>
         <w:rPr>
           <w:b/>
           <w:bCs/>
           <w:sz w:val="22"/>
           <w:szCs w:val="22"/>
-          <w:highlight w:val="yellow"/>
-        </w:rPr>
-        <w:t xml:space="preserve">Deprecated </w:t>
-      </w:r>
-      <w:bookmarkEnd w:id="4"/>
-      <w:bookmarkEnd w:id="5"/>
-      <w:bookmarkEnd w:id="6"/>
-      <w:r>
-        <w:rPr>
-          <w:b/>
-          <w:bCs/>
-          <w:sz w:val="22"/>
-          <w:szCs w:val="22"/>
-          <w:highlight w:val="yellow"/>
-        </w:rPr>
-        <w:t xml:space="preserve">en </w:t>
-      </w:r>
-      <w:proofErr w:type="spellStart"/>
-      <w:r>
-        <w:rPr>
-          <w:b/>
-          <w:bCs/>
-          <w:sz w:val="22"/>
-          <w:szCs w:val="22"/>
-          <w:highlight w:val="yellow"/>
-        </w:rPr>
-        <w:t>javadoc</w:t>
-      </w:r>
-      <w:proofErr w:type="spellEnd"/>
-    </w:p>
-    <w:p>
-      <w:pPr>
-        <w:rPr>
-          <w:sz w:val="22"/>
-          <w:szCs w:val="22"/>
-        </w:rPr>
-      </w:pPr>
-      <w:bookmarkStart w:id="7" w:name="OLE_LINK59"/>
-      <w:bookmarkStart w:id="8" w:name="OLE_LINK33"/>
-      <w:r>
-        <w:rPr>
-          <w:b/>
-          <w:bCs/>
-          <w:sz w:val="22"/>
-          <w:szCs w:val="22"/>
-        </w:rPr>
-        <w:lastRenderedPageBreak/>
-        <w:t>Argumento</w:t>
-      </w:r>
-      <w:r>
-        <w:rPr>
-          <w:sz w:val="22"/>
-          <w:szCs w:val="22"/>
-        </w:rPr>
-        <w:t xml:space="preserve">: </w:t>
-      </w:r>
-      <w:bookmarkStart w:id="9" w:name="OLE_LINK60"/>
-      <w:bookmarkEnd w:id="7"/>
-      <w:r>
-        <w:rPr>
-          <w:sz w:val="22"/>
-          <w:szCs w:val="22"/>
-        </w:rPr>
-        <w:t xml:space="preserve">No existía la opción correcta (ninguna), ya que el enunciado </w:t>
-      </w:r>
-      <w:r>
-        <w:rPr>
-          <w:sz w:val="22"/>
-          <w:szCs w:val="22"/>
-        </w:rPr>
-        <w:t xml:space="preserve">de la pregunta </w:t>
-      </w:r>
-      <w:r>
-        <w:rPr>
-          <w:sz w:val="22"/>
-          <w:szCs w:val="22"/>
-        </w:rPr>
-        <w:t>no especifica versión de Java, y la etiqueta @deprecated no existía en Java 1.0</w:t>
-      </w:r>
-      <w:r>
-        <w:rPr>
-          <w:sz w:val="22"/>
-          <w:szCs w:val="22"/>
-        </w:rPr>
-        <w:t>.</w:t>
-      </w:r>
-      <w:r>
-        <w:rPr>
-          <w:sz w:val="22"/>
-          <w:szCs w:val="22"/>
-        </w:rPr>
-        <w:t xml:space="preserve"> solo a partir de Java 1.1</w:t>
-      </w:r>
-    </w:p>
-    <w:p>
-      <w:pPr>
-        <w:rPr>
-          <w:sz w:val="22"/>
-          <w:szCs w:val="22"/>
-        </w:rPr>
-      </w:pPr>
-      <w:r>
-        <w:rPr>
-          <w:b/>
-          <w:bCs/>
-          <w:sz w:val="22"/>
-          <w:szCs w:val="22"/>
-        </w:rPr>
-        <w:t>Justificación</w:t>
-      </w:r>
-      <w:r>
-        <w:rPr>
-          <w:b/>
-          <w:bCs/>
-          <w:sz w:val="22"/>
-          <w:szCs w:val="22"/>
-        </w:rPr>
-        <w:t>:</w:t>
-      </w:r>
-      <w:r>
-        <w:rPr>
-          <w:b/>
-          <w:bCs/>
-          <w:sz w:val="22"/>
-          <w:szCs w:val="22"/>
-        </w:rPr>
-        <w:t xml:space="preserve"> </w:t>
-      </w:r>
-      <w:bookmarkEnd w:id="9"/>
-      <w:r>
-        <w:rPr>
-          <w:sz w:val="22"/>
-          <w:szCs w:val="22"/>
-        </w:rPr>
-        <w:t>La documentación oficial confirma que @deprecated se definió como parte de las novedades de Java 1.1, no antes</w:t>
-      </w:r>
-      <w:r>
-        <w:rPr>
-          <w:sz w:val="22"/>
-          <w:szCs w:val="22"/>
-        </w:rPr>
-        <w:t>.</w:t>
-      </w:r>
-    </w:p>
-    <w:p>
-      <w:pPr>
-        <w:rPr>
-          <w:b/>
-          <w:bCs/>
-          <w:sz w:val="22"/>
-          <w:szCs w:val="22"/>
-          <w:lang w:val="es-ES"/>
-        </w:rPr>
-      </w:pPr>
-      <w:r>
-        <w:rPr>
-          <w:b/>
-          <w:bCs/>
-          <w:sz w:val="22"/>
-          <w:szCs w:val="22"/>
-          <w:lang w:val="es-ES"/>
-        </w:rPr>
-        <w:t>Documento</w:t>
-      </w:r>
-      <w:r>
-        <w:rPr>
-          <w:b/>
-          <w:bCs/>
-          <w:sz w:val="22"/>
-          <w:szCs w:val="22"/>
-          <w:lang w:val="es-ES"/>
-        </w:rPr>
-        <w:t>s</w:t>
-      </w:r>
-      <w:r>
-        <w:rPr>
-          <w:b/>
-          <w:bCs/>
-          <w:sz w:val="22"/>
-          <w:szCs w:val="22"/>
-          <w:lang w:val="es-ES"/>
-        </w:rPr>
-        <w:t xml:space="preserve">: </w:t>
-      </w:r>
-    </w:p>
-    <w:p>
-      <w:pPr>
-        <w:rPr>
-          <w:b/>
-          <w:bCs/>
-          <w:sz w:val="22"/>
-          <w:szCs w:val="22"/>
-          <w:lang w:val="es-ES"/>
-        </w:rPr>
-      </w:pPr>
-      <w:r>
-        <w:rPr>
-          <w:sz w:val="22"/>
-          <w:szCs w:val="22"/>
-          <w:lang w:val="es-ES"/>
-        </w:rPr>
-        <w:t>Oracle</w:t>
-      </w:r>
-      <w:r>
-        <w:rPr>
-          <w:b/>
-          <w:bCs/>
-          <w:sz w:val="22"/>
-          <w:szCs w:val="22"/>
-          <w:lang w:val="es-ES"/>
-        </w:rPr>
-        <w:t xml:space="preserve"> - </w:t>
-      </w:r>
-      <w:r>
-        <w:rPr>
-          <w:sz w:val="22"/>
-          <w:szCs w:val="22"/>
-          <w:lang w:val="es-ES"/>
-        </w:rPr>
-        <w:t>"</w:t>
-      </w:r>
-      <w:r>
-        <w:rPr>
-          <w:sz w:val="22"/>
-          <w:szCs w:val="22"/>
-          <w:lang w:val="es-ES"/>
-        </w:rPr>
-        <w:t>The @deprecated Tag</w:t>
-      </w:r>
-      <w:r>
-        <w:rPr>
-          <w:sz w:val="22"/>
-          <w:szCs w:val="22"/>
-          <w:lang w:val="es-ES"/>
-        </w:rPr>
-        <w:t>"</w:t>
-      </w:r>
-      <w:r>
-        <w:rPr>
-          <w:sz w:val="22"/>
-          <w:szCs w:val="22"/>
-          <w:lang w:val="es-ES"/>
-        </w:rPr>
-        <w:t xml:space="preserve">, </w:t>
-      </w:r>
-      <w:r>
-        <w:rPr>
-          <w:sz w:val="22"/>
-          <w:szCs w:val="22"/>
-        </w:rPr>
-        <w:t>párrafo introductorio</w:t>
-      </w:r>
-    </w:p>
-    <w:p>
-      <w:pPr>
-        <w:rPr>
-          <w:sz w:val="22"/>
-          <w:szCs w:val="22"/>
-          <w:lang w:val="es-ES"/>
-        </w:rPr>
-      </w:pPr>
-      <w:hyperlink r:id="rId8" w:history="1">
+          <w:lang w:val="es-ES"/>
+        </w:rPr>
+        <w:t xml:space="preserve">URL: </w:t>
+      </w:r>
+      <w:hyperlink r:id="rId7" w:history="1">
         <w:r>
           <w:rPr>
             <w:rStyle w:val="Hipervnculo"/>
@@ -1290,143 +1977,16 @@
             <w:szCs w:val="22"/>
             <w:lang w:val="es-ES"/>
           </w:rPr>
-          <w:t>https://docs.oracle.com/javase/8/docs/technotes/guides/javadoc/deprecation/deprecated.html</w:t>
+          <w:t>https://docs.oracle.com/en/java/javase/11/language/java-language-changes.html</w:t>
         </w:r>
       </w:hyperlink>
     </w:p>
     <w:p>
       <w:pPr>
-        <w:rPr>
-          <w:sz w:val="22"/>
-          <w:szCs w:val="22"/>
-        </w:rPr>
-      </w:pPr>
-      <w:proofErr w:type="spellStart"/>
-      <w:r>
-        <w:rPr>
-          <w:sz w:val="22"/>
-          <w:szCs w:val="22"/>
-        </w:rPr>
-        <w:t>OpenJDK</w:t>
-      </w:r>
-      <w:proofErr w:type="spellEnd"/>
-      <w:r>
-        <w:rPr>
-          <w:sz w:val="22"/>
-          <w:szCs w:val="22"/>
-        </w:rPr>
-        <w:t xml:space="preserve"> — JEP 277 "</w:t>
-      </w:r>
-      <w:proofErr w:type="spellStart"/>
-      <w:r>
-        <w:rPr>
-          <w:sz w:val="22"/>
-          <w:szCs w:val="22"/>
-        </w:rPr>
-        <w:t>Enhanced</w:t>
-      </w:r>
-      <w:proofErr w:type="spellEnd"/>
-      <w:r>
-        <w:rPr>
-          <w:sz w:val="22"/>
-          <w:szCs w:val="22"/>
-        </w:rPr>
-        <w:t xml:space="preserve"> </w:t>
-      </w:r>
-      <w:proofErr w:type="spellStart"/>
-      <w:r>
-        <w:rPr>
-          <w:sz w:val="22"/>
-          <w:szCs w:val="22"/>
-        </w:rPr>
-        <w:t>Deprecation</w:t>
-      </w:r>
-      <w:proofErr w:type="spellEnd"/>
-      <w:r>
-        <w:rPr>
-          <w:sz w:val="22"/>
-          <w:szCs w:val="22"/>
-        </w:rPr>
-        <w:t>", sec</w:t>
-      </w:r>
-      <w:r>
-        <w:rPr>
-          <w:sz w:val="22"/>
-          <w:szCs w:val="22"/>
-        </w:rPr>
-        <w:t>.</w:t>
-      </w:r>
-      <w:r>
-        <w:rPr>
-          <w:sz w:val="22"/>
-          <w:szCs w:val="22"/>
-        </w:rPr>
-        <w:t xml:space="preserve"> "</w:t>
-      </w:r>
-      <w:proofErr w:type="spellStart"/>
-      <w:r>
-        <w:rPr>
-          <w:sz w:val="22"/>
-          <w:szCs w:val="22"/>
-        </w:rPr>
-        <w:t>Summary</w:t>
-      </w:r>
-      <w:proofErr w:type="spellEnd"/>
-      <w:r>
-        <w:rPr>
-          <w:sz w:val="22"/>
-          <w:szCs w:val="22"/>
-        </w:rPr>
-        <w:t xml:space="preserve">" </w:t>
-      </w:r>
-      <w:r>
-        <w:rPr>
-          <w:sz w:val="22"/>
-          <w:szCs w:val="22"/>
-        </w:rPr>
-        <w:t>-</w:t>
-      </w:r>
-      <w:r>
-        <w:rPr>
-          <w:sz w:val="22"/>
-          <w:szCs w:val="22"/>
-        </w:rPr>
-        <w:t xml:space="preserve"> confirma que la etiqueta @deprecated fue introducida en JDK 1.1, y la anotación @Deprecated en Java SE 5.</w:t>
-      </w:r>
-    </w:p>
-    <w:p>
-      <w:pPr>
-        <w:rPr>
-          <w:sz w:val="22"/>
-          <w:szCs w:val="22"/>
-        </w:rPr>
-      </w:pPr>
-      <w:hyperlink r:id="rId9" w:history="1">
-        <w:r>
-          <w:rPr>
-            <w:rStyle w:val="Hipervnculo"/>
-            <w:sz w:val="22"/>
-            <w:szCs w:val="22"/>
-          </w:rPr>
-          <w:t>https://openjdk.org/jeps/277</w:t>
-        </w:r>
-      </w:hyperlink>
-    </w:p>
-    <w:p>
-      <w:pPr>
-        <w:rPr>
-          <w:sz w:val="22"/>
-          <w:szCs w:val="22"/>
-          <w:lang w:val="es-ES"/>
-        </w:rPr>
-      </w:pPr>
-    </w:p>
-    <w:p>
-      <w:pPr>
         <w:pStyle w:val="Prrafodelista"/>
         <w:numPr>
           <w:ilvl w:val="0"/>
-          <w:numId w:val="10"/>
+          <w:numId w:val="15"/>
         </w:numPr>
         <w:rPr>
           <w:b/>
@@ -1564,7 +2124,6 @@
           <w:szCs w:val="22"/>
         </w:rPr>
       </w:pPr>
-      <w:bookmarkStart w:id="10" w:name="OLE_LINK65"/>
       <w:r>
         <w:rPr>
           <w:b/>
@@ -1572,6 +2131,7 @@
           <w:sz w:val="22"/>
           <w:szCs w:val="22"/>
         </w:rPr>
+        <w:lastRenderedPageBreak/>
         <w:t>Justificación:</w:t>
       </w:r>
       <w:r>
@@ -1629,21 +2189,21 @@
           <w:sz w:val="22"/>
           <w:szCs w:val="22"/>
         </w:rPr>
-        <w:t xml:space="preserve">" </w:t>
-      </w:r>
-      <w:r>
-        <w:rPr>
-          <w:sz w:val="22"/>
-          <w:szCs w:val="22"/>
-        </w:rPr>
-        <w:t>-</w:t>
-      </w:r>
-      <w:r>
-        <w:rPr>
-          <w:sz w:val="22"/>
-          <w:szCs w:val="22"/>
-        </w:rPr>
-        <w:t xml:space="preserve"> confirmando que tanto el paquete como sus clases (incluyendo Stream y su método </w:t>
+        <w:t>"</w:t>
+      </w:r>
+      <w:r>
+        <w:rPr>
+          <w:sz w:val="22"/>
+          <w:szCs w:val="22"/>
+        </w:rPr>
+        <w:t xml:space="preserve">, </w:t>
+      </w:r>
+      <w:r>
+        <w:rPr>
+          <w:sz w:val="22"/>
+          <w:szCs w:val="22"/>
+        </w:rPr>
+        <w:t xml:space="preserve">confirmando que tanto el paquete como sus clases (incluyendo Stream y su método </w:t>
       </w:r>
       <w:proofErr w:type="gramStart"/>
       <w:r>
@@ -1669,25 +2229,170 @@
         <w:t>.</w:t>
       </w:r>
     </w:p>
-    <w:bookmarkEnd w:id="10"/>
     <w:p>
       <w:pPr>
+        <w:rPr>
+          <w:sz w:val="22"/>
+          <w:szCs w:val="22"/>
+          <w:lang w:val="es-ES"/>
+        </w:rPr>
+      </w:pPr>
+      <w:r>
         <w:rPr>
           <w:b/>
           <w:bCs/>
           <w:sz w:val="22"/>
           <w:szCs w:val="22"/>
-        </w:rPr>
-      </w:pPr>
+          <w:lang w:val="es-ES"/>
+        </w:rPr>
+        <w:t>Cita textual:</w:t>
+      </w:r>
       <w:r>
         <w:rPr>
           <w:b/>
           <w:bCs/>
           <w:sz w:val="22"/>
           <w:szCs w:val="22"/>
-        </w:rPr>
-        <w:t>Documento</w:t>
-      </w:r>
+          <w:lang w:val="es-ES"/>
+        </w:rPr>
+        <w:t xml:space="preserve"> </w:t>
+      </w:r>
+      <w:r>
+        <w:rPr>
+          <w:sz w:val="22"/>
+          <w:szCs w:val="22"/>
+          <w:lang w:val="es-ES"/>
+        </w:rPr>
+        <w:t xml:space="preserve">"The </w:t>
+      </w:r>
+      <w:proofErr w:type="spellStart"/>
+      <w:r>
+        <w:rPr>
+          <w:sz w:val="22"/>
+          <w:szCs w:val="22"/>
+          <w:lang w:val="es-ES"/>
+        </w:rPr>
+        <w:t>key</w:t>
+      </w:r>
+      <w:proofErr w:type="spellEnd"/>
+      <w:r>
+        <w:rPr>
+          <w:sz w:val="22"/>
+          <w:szCs w:val="22"/>
+          <w:lang w:val="es-ES"/>
+        </w:rPr>
+        <w:t xml:space="preserve"> </w:t>
+      </w:r>
+      <w:proofErr w:type="spellStart"/>
+      <w:r>
+        <w:rPr>
+          <w:sz w:val="22"/>
+          <w:szCs w:val="22"/>
+          <w:lang w:val="es-ES"/>
+        </w:rPr>
+        <w:t>abstraction</w:t>
+      </w:r>
+      <w:proofErr w:type="spellEnd"/>
+      <w:r>
+        <w:rPr>
+          <w:sz w:val="22"/>
+          <w:szCs w:val="22"/>
+          <w:lang w:val="es-ES"/>
+        </w:rPr>
+        <w:t xml:space="preserve"> </w:t>
+      </w:r>
+      <w:proofErr w:type="spellStart"/>
+      <w:r>
+        <w:rPr>
+          <w:sz w:val="22"/>
+          <w:szCs w:val="22"/>
+          <w:lang w:val="es-ES"/>
+        </w:rPr>
+        <w:t>introduced</w:t>
+      </w:r>
+      <w:proofErr w:type="spellEnd"/>
+      <w:r>
+        <w:rPr>
+          <w:sz w:val="22"/>
+          <w:szCs w:val="22"/>
+          <w:lang w:val="es-ES"/>
+        </w:rPr>
+        <w:t xml:space="preserve"> in </w:t>
+      </w:r>
+      <w:proofErr w:type="spellStart"/>
+      <w:r>
+        <w:rPr>
+          <w:sz w:val="22"/>
+          <w:szCs w:val="22"/>
+          <w:lang w:val="es-ES"/>
+        </w:rPr>
+        <w:t>this</w:t>
+      </w:r>
+      <w:proofErr w:type="spellEnd"/>
+      <w:r>
+        <w:rPr>
+          <w:sz w:val="22"/>
+          <w:szCs w:val="22"/>
+          <w:lang w:val="es-ES"/>
+        </w:rPr>
+        <w:t xml:space="preserve"> </w:t>
+      </w:r>
+      <w:proofErr w:type="spellStart"/>
+      <w:r>
+        <w:rPr>
+          <w:sz w:val="22"/>
+          <w:szCs w:val="22"/>
+          <w:lang w:val="es-ES"/>
+        </w:rPr>
+        <w:t>package</w:t>
+      </w:r>
+      <w:proofErr w:type="spellEnd"/>
+      <w:r>
+        <w:rPr>
+          <w:sz w:val="22"/>
+          <w:szCs w:val="22"/>
+          <w:lang w:val="es-ES"/>
+        </w:rPr>
+        <w:t xml:space="preserve"> </w:t>
+      </w:r>
+      <w:proofErr w:type="spellStart"/>
+      <w:r>
+        <w:rPr>
+          <w:sz w:val="22"/>
+          <w:szCs w:val="22"/>
+          <w:lang w:val="es-ES"/>
+        </w:rPr>
+        <w:t>is</w:t>
+      </w:r>
+      <w:proofErr w:type="spellEnd"/>
+      <w:r>
+        <w:rPr>
+          <w:sz w:val="22"/>
+          <w:szCs w:val="22"/>
+          <w:lang w:val="es-ES"/>
+        </w:rPr>
+        <w:t xml:space="preserve"> </w:t>
+      </w:r>
+      <w:proofErr w:type="spellStart"/>
+      <w:r>
+        <w:rPr>
+          <w:sz w:val="22"/>
+          <w:szCs w:val="22"/>
+          <w:lang w:val="es-ES"/>
+        </w:rPr>
+        <w:t>stream</w:t>
+      </w:r>
+      <w:proofErr w:type="spellEnd"/>
+      <w:r>
+        <w:rPr>
+          <w:sz w:val="22"/>
+          <w:szCs w:val="22"/>
+          <w:lang w:val="es-ES"/>
+        </w:rPr>
+        <w:t>."</w:t>
+      </w:r>
+    </w:p>
+    <w:p>
       <w:r>
         <w:rPr>
           <w:b/>
@@ -1695,10 +2400,17 @@
           <w:sz w:val="22"/>
           <w:szCs w:val="22"/>
         </w:rPr>
-        <w:t>:</w:t>
-      </w:r>
-    </w:p>
-    <w:p>
+        <w:t>Documento</w:t>
+      </w:r>
+      <w:r>
+        <w:rPr>
+          <w:b/>
+          <w:bCs/>
+          <w:sz w:val="22"/>
+          <w:szCs w:val="22"/>
+        </w:rPr>
+        <w:t xml:space="preserve">: </w:t>
+      </w:r>
       <w:r>
         <w:rPr>
           <w:sz w:val="22"/>
@@ -1823,7 +2535,17 @@
         </w:rPr>
         <w:br/>
       </w:r>
-      <w:hyperlink r:id="rId10" w:history="1">
+      <w:r>
+        <w:rPr>
+          <w:b/>
+          <w:bCs/>
+        </w:rPr>
+        <w:t>URL:</w:t>
+      </w:r>
+      <w:r>
+        <w:t xml:space="preserve"> </w:t>
+      </w:r>
+      <w:hyperlink r:id="rId8" w:history="1">
         <w:r>
           <w:rPr>
             <w:rStyle w:val="Hipervnculo"/>
@@ -1833,17 +2555,20 @@
           <w:t>https://docs.oracle.com/javase/8/docs/api/java/util/stream/package-summary.html</w:t>
         </w:r>
       </w:hyperlink>
-      <w:bookmarkEnd w:id="0"/>
-      <w:bookmarkEnd w:id="8"/>
     </w:p>
-    <w:p/>
     <w:p>
       <w:pPr>
+        <w:pStyle w:val="Prrafodelista"/>
+        <w:numPr>
+          <w:ilvl w:val="0"/>
+          <w:numId w:val="15"/>
+        </w:numPr>
         <w:rPr>
           <w:b/>
           <w:bCs/>
           <w:sz w:val="22"/>
           <w:szCs w:val="22"/>
+          <w:highlight w:val="yellow"/>
           <w:lang w:val="es-ES"/>
         </w:rPr>
       </w:pPr>
@@ -1853,9 +2578,10 @@
           <w:bCs/>
           <w:sz w:val="22"/>
           <w:szCs w:val="22"/>
-          <w:lang w:val="es-ES"/>
-        </w:rPr>
-        <w:t>1) Qué afirmación es correcta en interfaces</w:t>
+          <w:highlight w:val="yellow"/>
+          <w:lang w:val="es-ES"/>
+        </w:rPr>
+        <w:t>Modificador de acceso por defecto en interfaces</w:t>
       </w:r>
     </w:p>
     <w:p>
@@ -1868,29 +2594,41 @@
       </w:pPr>
       <w:r>
         <w:rPr>
-          <w:sz w:val="22"/>
-          <w:szCs w:val="22"/>
-          <w:lang w:val="es-ES"/>
-        </w:rPr>
-        <w:t>a) Una interfaz puede heredar de múltiples interfaces</w:t>
-      </w:r>
-      <w:r>
-        <w:rPr>
-          <w:sz w:val="22"/>
-          <w:szCs w:val="22"/>
-          <w:lang w:val="es-ES"/>
-        </w:rPr>
-        <w:br/>
-        <w:t>b) Una interfaz se puede instanciar</w:t>
-      </w:r>
-      <w:r>
-        <w:rPr>
-          <w:sz w:val="22"/>
-          <w:szCs w:val="22"/>
-          <w:lang w:val="es-ES"/>
-        </w:rPr>
-        <w:br/>
-        <w:t>c) Una clase puede heredar de varias interfaces</w:t>
+          <w:b/>
+          <w:bCs/>
+          <w:sz w:val="22"/>
+          <w:szCs w:val="22"/>
+          <w:lang w:val="es-ES"/>
+        </w:rPr>
+        <w:t>Argumento:</w:t>
+      </w:r>
+      <w:r>
+        <w:rPr>
+          <w:sz w:val="22"/>
+          <w:szCs w:val="22"/>
+          <w:lang w:val="es-ES"/>
+        </w:rPr>
+        <w:t xml:space="preserve"> No existe la opción correcta entre las 4 alternativas. El modificador de acceso implícito de los miembros de una interfaz es </w:t>
+      </w:r>
+      <w:proofErr w:type="spellStart"/>
+      <w:r>
+        <w:rPr>
+          <w:b/>
+          <w:bCs/>
+          <w:sz w:val="22"/>
+          <w:szCs w:val="22"/>
+          <w:lang w:val="es-ES"/>
+        </w:rPr>
+        <w:t>public</w:t>
+      </w:r>
+      <w:proofErr w:type="spellEnd"/>
+      <w:r>
+        <w:rPr>
+          <w:sz w:val="22"/>
+          <w:szCs w:val="22"/>
+          <w:lang w:val="es-ES"/>
+        </w:rPr>
+        <w:t>, y esa opción no aparece en la lista.</w:t>
       </w:r>
     </w:p>
     <w:p>
@@ -1909,78 +2647,139 @@
           <w:szCs w:val="22"/>
           <w:lang w:val="es-ES"/>
         </w:rPr>
-        <w:t>Argumento:</w:t>
-      </w:r>
-      <w:r>
-        <w:rPr>
-          <w:sz w:val="22"/>
-          <w:szCs w:val="22"/>
-          <w:lang w:val="es-ES"/>
-        </w:rPr>
-        <w:t xml:space="preserve"> La pregunta es ambigua por el uso impreciso del término "heredar". La opción (a) es correcta sin ambigüedad, ya que una interfaz sí puede extender formalmente varias interfaces con </w:t>
-      </w:r>
-      <w:proofErr w:type="spellStart"/>
-      <w:r>
-        <w:rPr>
-          <w:sz w:val="22"/>
-          <w:szCs w:val="22"/>
-          <w:lang w:val="es-ES"/>
-        </w:rPr>
-        <w:t>extends</w:t>
-      </w:r>
-      <w:proofErr w:type="spellEnd"/>
-      <w:r>
-        <w:rPr>
-          <w:sz w:val="22"/>
-          <w:szCs w:val="22"/>
-          <w:lang w:val="es-ES"/>
-        </w:rPr>
-        <w:t>. Sin embargo, la opción (c) también podría considerarse válida en un sentido coloquial, aunque técnicamente el término correcto para una clase respecto a interfaces es "implementar" (</w:t>
-      </w:r>
-      <w:proofErr w:type="spellStart"/>
-      <w:r>
-        <w:rPr>
-          <w:sz w:val="22"/>
-          <w:szCs w:val="22"/>
-          <w:lang w:val="es-ES"/>
-        </w:rPr>
-        <w:t>implements</w:t>
-      </w:r>
-      <w:proofErr w:type="spellEnd"/>
-      <w:r>
-        <w:rPr>
-          <w:sz w:val="22"/>
-          <w:szCs w:val="22"/>
-          <w:lang w:val="es-ES"/>
-        </w:rPr>
-        <w:t>), no "heredar" (</w:t>
-      </w:r>
-      <w:proofErr w:type="spellStart"/>
-      <w:r>
-        <w:rPr>
-          <w:sz w:val="22"/>
-          <w:szCs w:val="22"/>
-          <w:lang w:val="es-ES"/>
-        </w:rPr>
-        <w:t>extends</w:t>
-      </w:r>
-      <w:proofErr w:type="spellEnd"/>
-      <w:r>
-        <w:rPr>
-          <w:sz w:val="22"/>
-          <w:szCs w:val="22"/>
-          <w:lang w:val="es-ES"/>
-        </w:rPr>
-        <w:t xml:space="preserve">), que en Java está reservado para la relación entre clases o entre interfaces. Si la </w:t>
-      </w:r>
-      <w:r>
-        <w:rPr>
-          <w:sz w:val="22"/>
-          <w:szCs w:val="22"/>
-          <w:lang w:val="es-ES"/>
-        </w:rPr>
-        <w:lastRenderedPageBreak/>
-        <w:t>respuesta esperada por el evaluador fue la opción (c) marcada como incorrecta por esta razón terminológica, la pregunta debe apelarse por ambigüedad conceptual entre "heredar" e "implementar".</w:t>
+        <w:t>Justificación:</w:t>
+      </w:r>
+      <w:r>
+        <w:rPr>
+          <w:sz w:val="22"/>
+          <w:szCs w:val="22"/>
+          <w:lang w:val="es-ES"/>
+        </w:rPr>
+        <w:t xml:space="preserve"> Según la </w:t>
+      </w:r>
+      <w:r>
+        <w:rPr>
+          <w:sz w:val="22"/>
+          <w:szCs w:val="22"/>
+          <w:lang w:val="es-ES"/>
+        </w:rPr>
+        <w:t>documentación oficial</w:t>
+      </w:r>
+      <w:r>
+        <w:rPr>
+          <w:sz w:val="22"/>
+          <w:szCs w:val="22"/>
+          <w:lang w:val="es-ES"/>
+        </w:rPr>
+        <w:t xml:space="preserve">, los métodos de una interfaz son implícitamente </w:t>
+      </w:r>
+      <w:proofErr w:type="spellStart"/>
+      <w:r>
+        <w:rPr>
+          <w:sz w:val="22"/>
+          <w:szCs w:val="22"/>
+          <w:lang w:val="es-ES"/>
+        </w:rPr>
+        <w:t>public</w:t>
+      </w:r>
+      <w:proofErr w:type="spellEnd"/>
+      <w:r>
+        <w:rPr>
+          <w:sz w:val="22"/>
+          <w:szCs w:val="22"/>
+          <w:lang w:val="es-ES"/>
+        </w:rPr>
+        <w:t xml:space="preserve"> </w:t>
+      </w:r>
+      <w:proofErr w:type="spellStart"/>
+      <w:r>
+        <w:rPr>
+          <w:sz w:val="22"/>
+          <w:szCs w:val="22"/>
+          <w:lang w:val="es-ES"/>
+        </w:rPr>
+        <w:t>abstract</w:t>
+      </w:r>
+      <w:proofErr w:type="spellEnd"/>
+      <w:r>
+        <w:rPr>
+          <w:sz w:val="22"/>
+          <w:szCs w:val="22"/>
+          <w:lang w:val="es-ES"/>
+        </w:rPr>
+        <w:t xml:space="preserve">, y los campos son implícitamente </w:t>
+      </w:r>
+      <w:proofErr w:type="spellStart"/>
+      <w:r>
+        <w:rPr>
+          <w:sz w:val="22"/>
+          <w:szCs w:val="22"/>
+          <w:lang w:val="es-ES"/>
+        </w:rPr>
+        <w:t>public</w:t>
+      </w:r>
+      <w:proofErr w:type="spellEnd"/>
+      <w:r>
+        <w:rPr>
+          <w:sz w:val="22"/>
+          <w:szCs w:val="22"/>
+          <w:lang w:val="es-ES"/>
+        </w:rPr>
+        <w:t xml:space="preserve"> </w:t>
+      </w:r>
+      <w:proofErr w:type="spellStart"/>
+      <w:r>
+        <w:rPr>
+          <w:sz w:val="22"/>
+          <w:szCs w:val="22"/>
+          <w:lang w:val="es-ES"/>
+        </w:rPr>
+        <w:t>static</w:t>
+      </w:r>
+      <w:proofErr w:type="spellEnd"/>
+      <w:r>
+        <w:rPr>
+          <w:sz w:val="22"/>
+          <w:szCs w:val="22"/>
+          <w:lang w:val="es-ES"/>
+        </w:rPr>
+        <w:t xml:space="preserve"> final. Ninguna de las 4 opciones corresponde a </w:t>
+      </w:r>
+      <w:proofErr w:type="spellStart"/>
+      <w:r>
+        <w:rPr>
+          <w:sz w:val="22"/>
+          <w:szCs w:val="22"/>
+          <w:lang w:val="es-ES"/>
+        </w:rPr>
+        <w:t>public</w:t>
+      </w:r>
+      <w:proofErr w:type="spellEnd"/>
+      <w:r>
+        <w:rPr>
+          <w:sz w:val="22"/>
+          <w:szCs w:val="22"/>
+          <w:lang w:val="es-ES"/>
+        </w:rPr>
+        <w:t xml:space="preserve">: Final y </w:t>
+      </w:r>
+      <w:proofErr w:type="spellStart"/>
+      <w:r>
+        <w:rPr>
+          <w:sz w:val="22"/>
+          <w:szCs w:val="22"/>
+          <w:lang w:val="es-ES"/>
+        </w:rPr>
+        <w:t>Abstract</w:t>
+      </w:r>
+      <w:proofErr w:type="spellEnd"/>
+      <w:r>
+        <w:rPr>
+          <w:sz w:val="22"/>
+          <w:szCs w:val="22"/>
+          <w:lang w:val="es-ES"/>
+        </w:rPr>
+        <w:t xml:space="preserve"> son modificadores de comportamiento, no de acceso; Private contradice el propósito de la interfaz; Default no es un modificador de acceso válido en Java.</w:t>
       </w:r>
     </w:p>
     <w:p>
@@ -1988,7 +2787,6 @@
         <w:rPr>
           <w:sz w:val="22"/>
           <w:szCs w:val="22"/>
-          <w:lang w:val="es-ES"/>
         </w:rPr>
       </w:pPr>
       <w:r>
@@ -1999,51 +2797,7 @@
           <w:szCs w:val="22"/>
           <w:lang w:val="es-ES"/>
         </w:rPr>
-        <w:t>Justificación:</w:t>
-      </w:r>
-      <w:r>
-        <w:rPr>
-          <w:sz w:val="22"/>
-          <w:szCs w:val="22"/>
-          <w:lang w:val="es-ES"/>
-        </w:rPr>
-        <w:t xml:space="preserve"> La Java </w:t>
-      </w:r>
-      <w:proofErr w:type="spellStart"/>
-      <w:r>
-        <w:rPr>
-          <w:sz w:val="22"/>
-          <w:szCs w:val="22"/>
-          <w:lang w:val="es-ES"/>
-        </w:rPr>
-        <w:t>Language</w:t>
-      </w:r>
-      <w:proofErr w:type="spellEnd"/>
-      <w:r>
-        <w:rPr>
-          <w:sz w:val="22"/>
-          <w:szCs w:val="22"/>
-          <w:lang w:val="es-ES"/>
-        </w:rPr>
-        <w:t xml:space="preserve"> </w:t>
-      </w:r>
-      <w:proofErr w:type="spellStart"/>
-      <w:r>
-        <w:rPr>
-          <w:sz w:val="22"/>
-          <w:szCs w:val="22"/>
-          <w:lang w:val="es-ES"/>
-        </w:rPr>
-        <w:t>Specification</w:t>
-      </w:r>
-      <w:proofErr w:type="spellEnd"/>
-      <w:r>
-        <w:rPr>
-          <w:sz w:val="22"/>
-          <w:szCs w:val="22"/>
-          <w:lang w:val="es-ES"/>
-        </w:rPr>
-        <w:t xml:space="preserve"> distingue formalmente dos relaciones distintas: la </w:t>
+        <w:t>Cita textual</w:t>
       </w:r>
       <w:r>
         <w:rPr>
@@ -2053,51 +2807,7 @@
           <w:szCs w:val="22"/>
           <w:lang w:val="es-ES"/>
         </w:rPr>
-        <w:t>herencia</w:t>
-      </w:r>
-      <w:r>
-        <w:rPr>
-          <w:sz w:val="22"/>
-          <w:szCs w:val="22"/>
-          <w:lang w:val="es-ES"/>
-        </w:rPr>
-        <w:t xml:space="preserve"> (</w:t>
-      </w:r>
-      <w:proofErr w:type="spellStart"/>
-      <w:r>
-        <w:rPr>
-          <w:sz w:val="22"/>
-          <w:szCs w:val="22"/>
-          <w:lang w:val="es-ES"/>
-        </w:rPr>
-        <w:t>extends</w:t>
-      </w:r>
-      <w:proofErr w:type="spellEnd"/>
-      <w:r>
-        <w:rPr>
-          <w:sz w:val="22"/>
-          <w:szCs w:val="22"/>
-          <w:lang w:val="es-ES"/>
-        </w:rPr>
-        <w:t xml:space="preserve">), que aplica entre una clase y su superclase, o entre una interfaz y sus </w:t>
-      </w:r>
-      <w:proofErr w:type="spellStart"/>
-      <w:r>
-        <w:rPr>
-          <w:sz w:val="22"/>
-          <w:szCs w:val="22"/>
-          <w:lang w:val="es-ES"/>
-        </w:rPr>
-        <w:t>superinterfaces</w:t>
-      </w:r>
-      <w:proofErr w:type="spellEnd"/>
-      <w:r>
-        <w:rPr>
-          <w:sz w:val="22"/>
-          <w:szCs w:val="22"/>
-          <w:lang w:val="es-ES"/>
-        </w:rPr>
-        <w:t xml:space="preserve">; y la </w:t>
+        <w:t xml:space="preserve"> 1</w:t>
       </w:r>
       <w:r>
         <w:rPr>
@@ -2107,70 +2817,232 @@
           <w:szCs w:val="22"/>
           <w:lang w:val="es-ES"/>
         </w:rPr>
-        <w:t>implementación</w:t>
-      </w:r>
-      <w:r>
-        <w:rPr>
-          <w:sz w:val="22"/>
-          <w:szCs w:val="22"/>
-          <w:lang w:val="es-ES"/>
-        </w:rPr>
-        <w:t xml:space="preserve"> (</w:t>
-      </w:r>
-      <w:proofErr w:type="spellStart"/>
-      <w:r>
-        <w:rPr>
-          <w:sz w:val="22"/>
-          <w:szCs w:val="22"/>
-          <w:lang w:val="es-ES"/>
-        </w:rPr>
-        <w:t>implements</w:t>
-      </w:r>
-      <w:proofErr w:type="spellEnd"/>
-      <w:r>
-        <w:rPr>
-          <w:sz w:val="22"/>
-          <w:szCs w:val="22"/>
-          <w:lang w:val="es-ES"/>
-        </w:rPr>
-        <w:t>), que aplica cuando una clase adopta el contrato de una o varias interfaces. Una interfaz puede extender múltiples interfaces simultáneamente (</w:t>
-      </w:r>
+        <w:t>:</w:t>
+      </w:r>
+      <w:r>
+        <w:rPr>
+          <w:sz w:val="22"/>
+          <w:szCs w:val="22"/>
+        </w:rPr>
+        <w:t xml:space="preserve"> </w:t>
+      </w:r>
+      <w:r>
+        <w:rPr>
+          <w:sz w:val="22"/>
+          <w:szCs w:val="22"/>
+        </w:rPr>
+        <w:t>"</w:t>
+      </w:r>
+      <w:proofErr w:type="spellStart"/>
+      <w:r>
+        <w:rPr>
+          <w:sz w:val="22"/>
+          <w:szCs w:val="22"/>
+        </w:rPr>
+        <w:t>All</w:t>
+      </w:r>
+      <w:proofErr w:type="spellEnd"/>
+      <w:r>
+        <w:rPr>
+          <w:sz w:val="22"/>
+          <w:szCs w:val="22"/>
+        </w:rPr>
+        <w:t xml:space="preserve"> </w:t>
+      </w:r>
+      <w:proofErr w:type="spellStart"/>
+      <w:r>
+        <w:rPr>
+          <w:sz w:val="22"/>
+          <w:szCs w:val="22"/>
+        </w:rPr>
+        <w:t>abstract</w:t>
+      </w:r>
+      <w:proofErr w:type="spellEnd"/>
+      <w:r>
+        <w:rPr>
+          <w:sz w:val="22"/>
+          <w:szCs w:val="22"/>
+        </w:rPr>
+        <w:t xml:space="preserve">, default, and </w:t>
+      </w:r>
+      <w:proofErr w:type="spellStart"/>
+      <w:r>
+        <w:rPr>
+          <w:sz w:val="22"/>
+          <w:szCs w:val="22"/>
+        </w:rPr>
+        <w:t>static</w:t>
+      </w:r>
+      <w:proofErr w:type="spellEnd"/>
+      <w:r>
+        <w:rPr>
+          <w:sz w:val="22"/>
+          <w:szCs w:val="22"/>
+        </w:rPr>
+        <w:t xml:space="preserve"> </w:t>
+      </w:r>
+      <w:proofErr w:type="spellStart"/>
+      <w:r>
+        <w:rPr>
+          <w:sz w:val="22"/>
+          <w:szCs w:val="22"/>
+        </w:rPr>
+        <w:t>methods</w:t>
+      </w:r>
+      <w:proofErr w:type="spellEnd"/>
+      <w:r>
+        <w:rPr>
+          <w:sz w:val="22"/>
+          <w:szCs w:val="22"/>
+        </w:rPr>
+        <w:t xml:space="preserve"> in </w:t>
+      </w:r>
+      <w:proofErr w:type="spellStart"/>
       <w:proofErr w:type="gramStart"/>
       <w:r>
         <w:rPr>
           <w:sz w:val="22"/>
           <w:szCs w:val="22"/>
-          <w:lang w:val="es-ES"/>
-        </w:rPr>
-        <w:t>interface</w:t>
+        </w:rPr>
+        <w:t>an</w:t>
+      </w:r>
+      <w:proofErr w:type="spellEnd"/>
+      <w:r>
+        <w:rPr>
+          <w:sz w:val="22"/>
+          <w:szCs w:val="22"/>
+        </w:rPr>
+        <w:t xml:space="preserve"> interface</w:t>
       </w:r>
       <w:proofErr w:type="gramEnd"/>
       <w:r>
         <w:rPr>
           <w:sz w:val="22"/>
           <w:szCs w:val="22"/>
-          <w:lang w:val="es-ES"/>
-        </w:rPr>
-        <w:t xml:space="preserve"> C </w:t>
-      </w:r>
-      <w:proofErr w:type="spellStart"/>
-      <w:r>
-        <w:rPr>
-          <w:sz w:val="22"/>
-          <w:szCs w:val="22"/>
-          <w:lang w:val="es-ES"/>
-        </w:rPr>
-        <w:t>extends</w:t>
-      </w:r>
-      <w:proofErr w:type="spellEnd"/>
-      <w:r>
-        <w:rPr>
-          <w:sz w:val="22"/>
-          <w:szCs w:val="22"/>
-          <w:lang w:val="es-ES"/>
-        </w:rPr>
-        <w:t xml:space="preserve"> A, B), lo cual es herencia múltiple de tipo. Una clase, en cambio, </w:t>
-      </w:r>
+        </w:rPr>
+        <w:t xml:space="preserve"> are </w:t>
+      </w:r>
+      <w:proofErr w:type="spellStart"/>
+      <w:r>
+        <w:rPr>
+          <w:sz w:val="22"/>
+          <w:szCs w:val="22"/>
+        </w:rPr>
+        <w:t>implicitly</w:t>
+      </w:r>
+      <w:proofErr w:type="spellEnd"/>
+      <w:r>
+        <w:rPr>
+          <w:sz w:val="22"/>
+          <w:szCs w:val="22"/>
+        </w:rPr>
+        <w:t xml:space="preserve"> </w:t>
+      </w:r>
+      <w:proofErr w:type="spellStart"/>
+      <w:r>
+        <w:rPr>
+          <w:sz w:val="22"/>
+          <w:szCs w:val="22"/>
+        </w:rPr>
+        <w:t>public</w:t>
+      </w:r>
+      <w:proofErr w:type="spellEnd"/>
+      <w:r>
+        <w:rPr>
+          <w:sz w:val="22"/>
+          <w:szCs w:val="22"/>
+        </w:rPr>
+        <w:t xml:space="preserve">, so </w:t>
+      </w:r>
+      <w:proofErr w:type="spellStart"/>
+      <w:r>
+        <w:rPr>
+          <w:sz w:val="22"/>
+          <w:szCs w:val="22"/>
+        </w:rPr>
+        <w:t>you</w:t>
+      </w:r>
+      <w:proofErr w:type="spellEnd"/>
+      <w:r>
+        <w:rPr>
+          <w:sz w:val="22"/>
+          <w:szCs w:val="22"/>
+        </w:rPr>
+        <w:t xml:space="preserve"> can </w:t>
+      </w:r>
+      <w:proofErr w:type="spellStart"/>
+      <w:r>
+        <w:rPr>
+          <w:sz w:val="22"/>
+          <w:szCs w:val="22"/>
+        </w:rPr>
+        <w:t>omit</w:t>
+      </w:r>
+      <w:proofErr w:type="spellEnd"/>
+      <w:r>
+        <w:rPr>
+          <w:sz w:val="22"/>
+          <w:szCs w:val="22"/>
+        </w:rPr>
+        <w:t xml:space="preserve"> </w:t>
+      </w:r>
+      <w:proofErr w:type="spellStart"/>
+      <w:r>
+        <w:rPr>
+          <w:sz w:val="22"/>
+          <w:szCs w:val="22"/>
+        </w:rPr>
+        <w:t>the</w:t>
+      </w:r>
+      <w:proofErr w:type="spellEnd"/>
+      <w:r>
+        <w:rPr>
+          <w:sz w:val="22"/>
+          <w:szCs w:val="22"/>
+        </w:rPr>
+        <w:t xml:space="preserve"> </w:t>
+      </w:r>
+      <w:proofErr w:type="spellStart"/>
+      <w:r>
+        <w:rPr>
+          <w:sz w:val="22"/>
+          <w:szCs w:val="22"/>
+        </w:rPr>
+        <w:t>public</w:t>
+      </w:r>
+      <w:proofErr w:type="spellEnd"/>
+      <w:r>
+        <w:rPr>
+          <w:sz w:val="22"/>
+          <w:szCs w:val="22"/>
+        </w:rPr>
+        <w:t xml:space="preserve"> </w:t>
+      </w:r>
+      <w:proofErr w:type="spellStart"/>
+      <w:r>
+        <w:rPr>
+          <w:sz w:val="22"/>
+          <w:szCs w:val="22"/>
+        </w:rPr>
+        <w:t>modifier</w:t>
+      </w:r>
+      <w:proofErr w:type="spellEnd"/>
+      <w:r>
+        <w:rPr>
+          <w:sz w:val="22"/>
+          <w:szCs w:val="22"/>
+        </w:rPr>
+        <w:t>."</w:t>
+      </w:r>
+    </w:p>
+    <w:p>
+      <w:pPr>
+        <w:rPr>
+          <w:sz w:val="22"/>
+          <w:szCs w:val="22"/>
+          <w:lang w:val="es-ES"/>
+        </w:rPr>
+      </w:pPr>
       <w:r>
         <w:rPr>
           <w:b/>
@@ -2179,15 +3051,158 @@
           <w:szCs w:val="22"/>
           <w:lang w:val="es-ES"/>
         </w:rPr>
-        <w:t>implementa</w:t>
-      </w:r>
-      <w:r>
-        <w:rPr>
-          <w:sz w:val="22"/>
-          <w:szCs w:val="22"/>
-          <w:lang w:val="es-ES"/>
-        </w:rPr>
-        <w:t xml:space="preserve"> interfaces, no las "hereda" en el sentido estricto de la especificación — aunque en la práctica y en múltiples materiales educativos ambos términos se usan de forma intercambiable, lo que genera la ambigüedad de esta pregunta.</w:t>
+        <w:t>Documento</w:t>
+      </w:r>
+      <w:r>
+        <w:rPr>
+          <w:sz w:val="22"/>
+          <w:szCs w:val="22"/>
+          <w:lang w:val="es-ES"/>
+        </w:rPr>
+        <w:t xml:space="preserve">: </w:t>
+      </w:r>
+      <w:r>
+        <w:rPr>
+          <w:sz w:val="22"/>
+          <w:szCs w:val="22"/>
+          <w:lang w:val="es-ES"/>
+        </w:rPr>
+        <w:t xml:space="preserve">Oracle </w:t>
+      </w:r>
+      <w:r>
+        <w:rPr>
+          <w:sz w:val="22"/>
+          <w:szCs w:val="22"/>
+          <w:lang w:val="es-ES"/>
+        </w:rPr>
+        <w:t>-</w:t>
+      </w:r>
+      <w:r>
+        <w:rPr>
+          <w:sz w:val="22"/>
+          <w:szCs w:val="22"/>
+          <w:lang w:val="es-ES"/>
+        </w:rPr>
+        <w:t xml:space="preserve"> The Java </w:t>
+      </w:r>
+      <w:proofErr w:type="spellStart"/>
+      <w:r>
+        <w:rPr>
+          <w:sz w:val="22"/>
+          <w:szCs w:val="22"/>
+          <w:lang w:val="es-ES"/>
+        </w:rPr>
+        <w:t>Tutorials</w:t>
+      </w:r>
+      <w:proofErr w:type="spellEnd"/>
+      <w:r>
+        <w:rPr>
+          <w:sz w:val="22"/>
+          <w:szCs w:val="22"/>
+          <w:lang w:val="es-ES"/>
+        </w:rPr>
+        <w:t>, página "</w:t>
+      </w:r>
+      <w:proofErr w:type="spellStart"/>
+      <w:r>
+        <w:rPr>
+          <w:sz w:val="22"/>
+          <w:szCs w:val="22"/>
+          <w:lang w:val="es-ES"/>
+        </w:rPr>
+        <w:t>Defining</w:t>
+      </w:r>
+      <w:proofErr w:type="spellEnd"/>
+      <w:r>
+        <w:rPr>
+          <w:sz w:val="22"/>
+          <w:szCs w:val="22"/>
+          <w:lang w:val="es-ES"/>
+        </w:rPr>
+        <w:t xml:space="preserve"> </w:t>
+      </w:r>
+      <w:proofErr w:type="spellStart"/>
+      <w:proofErr w:type="gramStart"/>
+      <w:r>
+        <w:rPr>
+          <w:sz w:val="22"/>
+          <w:szCs w:val="22"/>
+          <w:lang w:val="es-ES"/>
+        </w:rPr>
+        <w:t>an</w:t>
+      </w:r>
+      <w:proofErr w:type="spellEnd"/>
+      <w:r>
+        <w:rPr>
+          <w:sz w:val="22"/>
+          <w:szCs w:val="22"/>
+          <w:lang w:val="es-ES"/>
+        </w:rPr>
+        <w:t xml:space="preserve"> Interface</w:t>
+      </w:r>
+      <w:proofErr w:type="gramEnd"/>
+      <w:r>
+        <w:rPr>
+          <w:sz w:val="22"/>
+          <w:szCs w:val="22"/>
+          <w:lang w:val="es-ES"/>
+        </w:rPr>
+        <w:t>"</w:t>
+      </w:r>
+      <w:r>
+        <w:rPr>
+          <w:sz w:val="22"/>
+          <w:szCs w:val="22"/>
+          <w:lang w:val="es-ES"/>
+        </w:rPr>
+        <w:br/>
+      </w:r>
+      <w:r>
+        <w:rPr>
+          <w:b/>
+          <w:bCs/>
+          <w:sz w:val="22"/>
+          <w:szCs w:val="22"/>
+          <w:lang w:val="es-ES"/>
+        </w:rPr>
+        <w:t>URL</w:t>
+      </w:r>
+      <w:r>
+        <w:rPr>
+          <w:b/>
+          <w:bCs/>
+          <w:sz w:val="22"/>
+          <w:szCs w:val="22"/>
+          <w:lang w:val="es-ES"/>
+        </w:rPr>
+        <w:t>:</w:t>
+      </w:r>
+      <w:r>
+        <w:rPr>
+          <w:sz w:val="22"/>
+          <w:szCs w:val="22"/>
+          <w:lang w:val="es-ES"/>
+        </w:rPr>
+        <w:t xml:space="preserve"> </w:t>
+      </w:r>
+      <w:hyperlink r:id="rId9" w:history="1">
+        <w:r>
+          <w:rPr>
+            <w:rStyle w:val="Hipervnculo"/>
+            <w:sz w:val="22"/>
+            <w:szCs w:val="22"/>
+            <w:lang w:val="es-ES"/>
+          </w:rPr>
+          <w:t>https://docs.oracle.com/javase/tutorial/java/IandI/interfaceDef.html</w:t>
+        </w:r>
+      </w:hyperlink>
+      <w:r>
+        <w:rPr>
+          <w:sz w:val="22"/>
+          <w:szCs w:val="22"/>
+          <w:lang w:val="es-ES"/>
+        </w:rPr>
+        <w:t xml:space="preserve"> </w:t>
       </w:r>
     </w:p>
     <w:p>
@@ -2195,7 +3210,6 @@
         <w:rPr>
           <w:sz w:val="22"/>
           <w:szCs w:val="22"/>
-          <w:lang w:val="es-ES"/>
         </w:rPr>
       </w:pPr>
       <w:r>
@@ -2206,113 +3220,7 @@
           <w:szCs w:val="22"/>
           <w:lang w:val="es-ES"/>
         </w:rPr>
-        <w:t>Documento:</w:t>
-      </w:r>
-      <w:r>
-        <w:rPr>
-          <w:sz w:val="22"/>
-          <w:szCs w:val="22"/>
-          <w:lang w:val="es-ES"/>
-        </w:rPr>
-        <w:t xml:space="preserve"> Java </w:t>
-      </w:r>
-      <w:proofErr w:type="spellStart"/>
-      <w:r>
-        <w:rPr>
-          <w:sz w:val="22"/>
-          <w:szCs w:val="22"/>
-          <w:lang w:val="es-ES"/>
-        </w:rPr>
-        <w:t>Language</w:t>
-      </w:r>
-      <w:proofErr w:type="spellEnd"/>
-      <w:r>
-        <w:rPr>
-          <w:sz w:val="22"/>
-          <w:szCs w:val="22"/>
-          <w:lang w:val="es-ES"/>
-        </w:rPr>
-        <w:t xml:space="preserve"> </w:t>
-      </w:r>
-      <w:proofErr w:type="spellStart"/>
-      <w:r>
-        <w:rPr>
-          <w:sz w:val="22"/>
-          <w:szCs w:val="22"/>
-          <w:lang w:val="es-ES"/>
-        </w:rPr>
-        <w:t>Specification</w:t>
-      </w:r>
-      <w:proofErr w:type="spellEnd"/>
-      <w:r>
-        <w:rPr>
-          <w:sz w:val="22"/>
-          <w:szCs w:val="22"/>
-          <w:lang w:val="es-ES"/>
-        </w:rPr>
-        <w:t xml:space="preserve"> (JLS) — Capítulo 9 "Interfaces", Sección 9.1.3 ("</w:t>
-      </w:r>
-      <w:proofErr w:type="spellStart"/>
-      <w:r>
-        <w:rPr>
-          <w:sz w:val="22"/>
-          <w:szCs w:val="22"/>
-          <w:lang w:val="es-ES"/>
-        </w:rPr>
-        <w:t>Superinterfaces</w:t>
-      </w:r>
-      <w:proofErr w:type="spellEnd"/>
-      <w:r>
-        <w:rPr>
-          <w:sz w:val="22"/>
-          <w:szCs w:val="22"/>
-          <w:lang w:val="es-ES"/>
-        </w:rPr>
-        <w:t xml:space="preserve"> and Subinterfaces"); y Capítulo 8 "</w:t>
-      </w:r>
-      <w:proofErr w:type="spellStart"/>
-      <w:r>
-        <w:rPr>
-          <w:sz w:val="22"/>
-          <w:szCs w:val="22"/>
-          <w:lang w:val="es-ES"/>
-        </w:rPr>
-        <w:t>Classes</w:t>
-      </w:r>
-      <w:proofErr w:type="spellEnd"/>
-      <w:r>
-        <w:rPr>
-          <w:sz w:val="22"/>
-          <w:szCs w:val="22"/>
-          <w:lang w:val="es-ES"/>
-        </w:rPr>
-        <w:t>", Sección 8.1.5 ("</w:t>
-      </w:r>
-      <w:proofErr w:type="spellStart"/>
-      <w:r>
-        <w:rPr>
-          <w:sz w:val="22"/>
-          <w:szCs w:val="22"/>
-          <w:lang w:val="es-ES"/>
-        </w:rPr>
-        <w:t>Superinterfaces</w:t>
-      </w:r>
-      <w:proofErr w:type="spellEnd"/>
-      <w:r>
-        <w:rPr>
-          <w:sz w:val="22"/>
-          <w:szCs w:val="22"/>
-          <w:lang w:val="es-ES"/>
-        </w:rPr>
-        <w:t>")</w:t>
-      </w:r>
-      <w:r>
-        <w:rPr>
-          <w:sz w:val="22"/>
-          <w:szCs w:val="22"/>
-          <w:lang w:val="es-ES"/>
-        </w:rPr>
-        <w:br/>
+        <w:t>Cita textual</w:t>
       </w:r>
       <w:r>
         <w:rPr>
@@ -2322,17 +3230,338 @@
           <w:szCs w:val="22"/>
           <w:lang w:val="es-ES"/>
         </w:rPr>
-        <w:t>URL:</w:t>
-      </w:r>
-      <w:r>
-        <w:rPr>
-          <w:sz w:val="22"/>
-          <w:szCs w:val="22"/>
-          <w:lang w:val="es-ES"/>
-        </w:rPr>
-        <w:t xml:space="preserve"> </w:t>
-      </w:r>
-      <w:hyperlink r:id="rId11" w:history="1">
+        <w:t xml:space="preserve"> 2:</w:t>
+      </w:r>
+      <w:r>
+        <w:rPr>
+          <w:sz w:val="22"/>
+          <w:szCs w:val="22"/>
+        </w:rPr>
+        <w:t xml:space="preserve"> </w:t>
+      </w:r>
+      <w:r>
+        <w:rPr>
+          <w:sz w:val="22"/>
+          <w:szCs w:val="22"/>
+        </w:rPr>
+        <w:t xml:space="preserve">"Every </w:t>
+      </w:r>
+      <w:proofErr w:type="spellStart"/>
+      <w:r>
+        <w:rPr>
+          <w:sz w:val="22"/>
+          <w:szCs w:val="22"/>
+        </w:rPr>
+        <w:t>field</w:t>
+      </w:r>
+      <w:proofErr w:type="spellEnd"/>
+      <w:r>
+        <w:rPr>
+          <w:sz w:val="22"/>
+          <w:szCs w:val="22"/>
+        </w:rPr>
+        <w:t xml:space="preserve"> </w:t>
+      </w:r>
+      <w:proofErr w:type="spellStart"/>
+      <w:r>
+        <w:rPr>
+          <w:sz w:val="22"/>
+          <w:szCs w:val="22"/>
+        </w:rPr>
+        <w:t>declaration</w:t>
+      </w:r>
+      <w:proofErr w:type="spellEnd"/>
+      <w:r>
+        <w:rPr>
+          <w:sz w:val="22"/>
+          <w:szCs w:val="22"/>
+        </w:rPr>
+        <w:t xml:space="preserve"> in </w:t>
+      </w:r>
+      <w:proofErr w:type="spellStart"/>
+      <w:r>
+        <w:rPr>
+          <w:sz w:val="22"/>
+          <w:szCs w:val="22"/>
+        </w:rPr>
+        <w:t>the</w:t>
+      </w:r>
+      <w:proofErr w:type="spellEnd"/>
+      <w:r>
+        <w:rPr>
+          <w:sz w:val="22"/>
+          <w:szCs w:val="22"/>
+        </w:rPr>
+        <w:t xml:space="preserve"> </w:t>
+      </w:r>
+      <w:proofErr w:type="spellStart"/>
+      <w:r>
+        <w:rPr>
+          <w:sz w:val="22"/>
+          <w:szCs w:val="22"/>
+        </w:rPr>
+        <w:t>body</w:t>
+      </w:r>
+      <w:proofErr w:type="spellEnd"/>
+      <w:r>
+        <w:rPr>
+          <w:sz w:val="22"/>
+          <w:szCs w:val="22"/>
+        </w:rPr>
+        <w:t xml:space="preserve"> </w:t>
+      </w:r>
+      <w:proofErr w:type="spellStart"/>
+      <w:r>
+        <w:rPr>
+          <w:sz w:val="22"/>
+          <w:szCs w:val="22"/>
+        </w:rPr>
+        <w:t>of</w:t>
+      </w:r>
+      <w:proofErr w:type="spellEnd"/>
+      <w:r>
+        <w:rPr>
+          <w:sz w:val="22"/>
+          <w:szCs w:val="22"/>
+        </w:rPr>
+        <w:t xml:space="preserve"> </w:t>
+      </w:r>
+      <w:proofErr w:type="spellStart"/>
+      <w:proofErr w:type="gramStart"/>
+      <w:r>
+        <w:rPr>
+          <w:sz w:val="22"/>
+          <w:szCs w:val="22"/>
+        </w:rPr>
+        <w:t>an</w:t>
+      </w:r>
+      <w:proofErr w:type="spellEnd"/>
+      <w:r>
+        <w:rPr>
+          <w:sz w:val="22"/>
+          <w:szCs w:val="22"/>
+        </w:rPr>
+        <w:t xml:space="preserve"> interface</w:t>
+      </w:r>
+      <w:proofErr w:type="gramEnd"/>
+      <w:r>
+        <w:rPr>
+          <w:sz w:val="22"/>
+          <w:szCs w:val="22"/>
+        </w:rPr>
+        <w:t xml:space="preserve"> </w:t>
+      </w:r>
+      <w:proofErr w:type="spellStart"/>
+      <w:r>
+        <w:rPr>
+          <w:sz w:val="22"/>
+          <w:szCs w:val="22"/>
+        </w:rPr>
+        <w:t>declaration</w:t>
+      </w:r>
+      <w:proofErr w:type="spellEnd"/>
+      <w:r>
+        <w:rPr>
+          <w:sz w:val="22"/>
+          <w:szCs w:val="22"/>
+        </w:rPr>
+        <w:t xml:space="preserve"> </w:t>
+      </w:r>
+      <w:proofErr w:type="spellStart"/>
+      <w:r>
+        <w:rPr>
+          <w:sz w:val="22"/>
+          <w:szCs w:val="22"/>
+        </w:rPr>
+        <w:t>is</w:t>
+      </w:r>
+      <w:proofErr w:type="spellEnd"/>
+      <w:r>
+        <w:rPr>
+          <w:sz w:val="22"/>
+          <w:szCs w:val="22"/>
+        </w:rPr>
+        <w:t xml:space="preserve"> </w:t>
+      </w:r>
+      <w:proofErr w:type="spellStart"/>
+      <w:r>
+        <w:rPr>
+          <w:sz w:val="22"/>
+          <w:szCs w:val="22"/>
+        </w:rPr>
+        <w:t>implicitly</w:t>
+      </w:r>
+      <w:proofErr w:type="spellEnd"/>
+      <w:r>
+        <w:rPr>
+          <w:sz w:val="22"/>
+          <w:szCs w:val="22"/>
+        </w:rPr>
+        <w:t xml:space="preserve"> </w:t>
+      </w:r>
+      <w:proofErr w:type="spellStart"/>
+      <w:r>
+        <w:rPr>
+          <w:sz w:val="22"/>
+          <w:szCs w:val="22"/>
+        </w:rPr>
+        <w:t>public</w:t>
+      </w:r>
+      <w:proofErr w:type="spellEnd"/>
+      <w:r>
+        <w:rPr>
+          <w:sz w:val="22"/>
+          <w:szCs w:val="22"/>
+        </w:rPr>
+        <w:t xml:space="preserve">, </w:t>
+      </w:r>
+      <w:proofErr w:type="spellStart"/>
+      <w:r>
+        <w:rPr>
+          <w:sz w:val="22"/>
+          <w:szCs w:val="22"/>
+        </w:rPr>
+        <w:t>static</w:t>
+      </w:r>
+      <w:proofErr w:type="spellEnd"/>
+      <w:r>
+        <w:rPr>
+          <w:sz w:val="22"/>
+          <w:szCs w:val="22"/>
+        </w:rPr>
+        <w:t>, and final."</w:t>
+      </w:r>
+    </w:p>
+    <w:p>
+      <w:pPr>
+        <w:rPr>
+          <w:sz w:val="22"/>
+          <w:szCs w:val="22"/>
+        </w:rPr>
+      </w:pPr>
+      <w:r>
+        <w:rPr>
+          <w:b/>
+          <w:bCs/>
+          <w:sz w:val="22"/>
+          <w:szCs w:val="22"/>
+          <w:lang w:val="es-ES"/>
+        </w:rPr>
+        <w:t>Documento</w:t>
+      </w:r>
+      <w:r>
+        <w:rPr>
+          <w:sz w:val="22"/>
+          <w:szCs w:val="22"/>
+          <w:lang w:val="es-ES"/>
+        </w:rPr>
+        <w:t xml:space="preserve">: </w:t>
+      </w:r>
+      <w:r>
+        <w:rPr>
+          <w:sz w:val="22"/>
+          <w:szCs w:val="22"/>
+          <w:lang w:val="es-ES"/>
+        </w:rPr>
+        <w:t xml:space="preserve">Java </w:t>
+      </w:r>
+      <w:proofErr w:type="spellStart"/>
+      <w:r>
+        <w:rPr>
+          <w:sz w:val="22"/>
+          <w:szCs w:val="22"/>
+          <w:lang w:val="es-ES"/>
+        </w:rPr>
+        <w:t>Language</w:t>
+      </w:r>
+      <w:proofErr w:type="spellEnd"/>
+      <w:r>
+        <w:rPr>
+          <w:sz w:val="22"/>
+          <w:szCs w:val="22"/>
+          <w:lang w:val="es-ES"/>
+        </w:rPr>
+        <w:t xml:space="preserve"> </w:t>
+      </w:r>
+      <w:proofErr w:type="spellStart"/>
+      <w:r>
+        <w:rPr>
+          <w:sz w:val="22"/>
+          <w:szCs w:val="22"/>
+          <w:lang w:val="es-ES"/>
+        </w:rPr>
+        <w:t>Specification</w:t>
+      </w:r>
+      <w:proofErr w:type="spellEnd"/>
+      <w:r>
+        <w:rPr>
+          <w:sz w:val="22"/>
+          <w:szCs w:val="22"/>
+          <w:lang w:val="es-ES"/>
+        </w:rPr>
+        <w:t xml:space="preserve"> (JLS) SE21 — Cap. 9 "Interfaces",</w:t>
+      </w:r>
+      <w:r>
+        <w:rPr>
+          <w:sz w:val="22"/>
+          <w:szCs w:val="22"/>
+          <w:lang w:val="es-ES"/>
+        </w:rPr>
+        <w:t xml:space="preserve"> </w:t>
+      </w:r>
+      <w:r>
+        <w:rPr>
+          <w:sz w:val="22"/>
+          <w:szCs w:val="22"/>
+          <w:lang w:val="es-ES"/>
+        </w:rPr>
+        <w:t xml:space="preserve">Sec. 9.3 ("Field (Constant) </w:t>
+      </w:r>
+      <w:proofErr w:type="spellStart"/>
+      <w:r>
+        <w:rPr>
+          <w:sz w:val="22"/>
+          <w:szCs w:val="22"/>
+          <w:lang w:val="es-ES"/>
+        </w:rPr>
+        <w:t>Declarations</w:t>
+      </w:r>
+      <w:proofErr w:type="spellEnd"/>
+      <w:r>
+        <w:rPr>
+          <w:sz w:val="22"/>
+          <w:szCs w:val="22"/>
+          <w:lang w:val="es-ES"/>
+        </w:rPr>
+        <w:t>")</w:t>
+      </w:r>
+      <w:r>
+        <w:rPr>
+          <w:sz w:val="22"/>
+          <w:szCs w:val="22"/>
+          <w:lang w:val="es-ES"/>
+        </w:rPr>
+        <w:br/>
+      </w:r>
+      <w:r>
+        <w:rPr>
+          <w:b/>
+          <w:bCs/>
+          <w:sz w:val="22"/>
+          <w:szCs w:val="22"/>
+          <w:lang w:val="es-ES"/>
+        </w:rPr>
+        <w:t>URL</w:t>
+      </w:r>
+      <w:r>
+        <w:rPr>
+          <w:sz w:val="22"/>
+          <w:szCs w:val="22"/>
+          <w:lang w:val="es-ES"/>
+        </w:rPr>
+        <w:t xml:space="preserve">: </w:t>
+      </w:r>
+      <w:hyperlink r:id="rId10" w:history="1">
         <w:r>
           <w:rPr>
             <w:rStyle w:val="Hipervnculo"/>
@@ -2346,31 +3575,127 @@
     </w:p>
     <w:p>
       <w:pPr>
-        <w:rPr>
-          <w:sz w:val="22"/>
-          <w:szCs w:val="22"/>
-          <w:lang w:val="es-ES"/>
-        </w:rPr>
-      </w:pPr>
-      <w:r>
-        <w:rPr>
-          <w:sz w:val="22"/>
-          <w:szCs w:val="22"/>
-          <w:lang w:val="es-ES"/>
-        </w:rPr>
-        <w:pict w14:anchorId="7FB88C34">
-          <v:rect id="_x0000_i1031" style="width:0;height:1.5pt" o:hralign="center" o:hrstd="t" o:hr="t" fillcolor="#a0a0a0" stroked="f"/>
-        </w:pict>
-      </w:r>
+        <w:pStyle w:val="Prrafodelista"/>
+        <w:numPr>
+          <w:ilvl w:val="0"/>
+          <w:numId w:val="15"/>
+        </w:numPr>
+        <w:rPr>
+          <w:b/>
+          <w:bCs/>
+          <w:sz w:val="22"/>
+          <w:szCs w:val="22"/>
+          <w:highlight w:val="yellow"/>
+        </w:rPr>
+      </w:pPr>
+      <w:r>
+        <w:rPr>
+          <w:b/>
+          <w:bCs/>
+          <w:sz w:val="22"/>
+          <w:szCs w:val="22"/>
+          <w:highlight w:val="yellow"/>
+        </w:rPr>
+        <w:t xml:space="preserve">Que anotación le sigue a la etiqueta @Deprecated en </w:t>
+      </w:r>
+      <w:proofErr w:type="spellStart"/>
+      <w:r>
+        <w:rPr>
+          <w:b/>
+          <w:bCs/>
+          <w:sz w:val="22"/>
+          <w:szCs w:val="22"/>
+          <w:highlight w:val="yellow"/>
+        </w:rPr>
+        <w:t>javadoc</w:t>
+      </w:r>
+      <w:proofErr w:type="spellEnd"/>
     </w:p>
     <w:p>
       <w:pPr>
         <w:rPr>
+          <w:sz w:val="22"/>
+          <w:szCs w:val="22"/>
+        </w:rPr>
+      </w:pPr>
+      <w:r>
+        <w:rPr>
           <w:b/>
           <w:bCs/>
           <w:sz w:val="22"/>
           <w:szCs w:val="22"/>
-          <w:lang w:val="es-ES"/>
+        </w:rPr>
+        <w:t>Argumento</w:t>
+      </w:r>
+      <w:r>
+        <w:rPr>
+          <w:sz w:val="22"/>
+          <w:szCs w:val="22"/>
+        </w:rPr>
+        <w:t xml:space="preserve">: </w:t>
+      </w:r>
+      <w:r>
+        <w:rPr>
+          <w:sz w:val="22"/>
+          <w:szCs w:val="22"/>
+        </w:rPr>
+        <w:t xml:space="preserve">No existía la opción (ninguna), ya que el enunciado </w:t>
+      </w:r>
+      <w:r>
+        <w:rPr>
+          <w:sz w:val="22"/>
+          <w:szCs w:val="22"/>
+        </w:rPr>
+        <w:t xml:space="preserve">de la pregunta </w:t>
+      </w:r>
+      <w:r>
+        <w:rPr>
+          <w:sz w:val="22"/>
+          <w:szCs w:val="22"/>
+        </w:rPr>
+        <w:t>no especifica versión de Java, y</w:t>
+      </w:r>
+      <w:r>
+        <w:rPr>
+          <w:sz w:val="22"/>
+          <w:szCs w:val="22"/>
+        </w:rPr>
+        <w:t>a que</w:t>
+      </w:r>
+      <w:r>
+        <w:rPr>
+          <w:sz w:val="22"/>
+          <w:szCs w:val="22"/>
+        </w:rPr>
+        <w:t xml:space="preserve"> la etiqueta @deprecated no existía en Java 1.0</w:t>
+      </w:r>
+      <w:r>
+        <w:rPr>
+          <w:sz w:val="22"/>
+          <w:szCs w:val="22"/>
+        </w:rPr>
+        <w:t>.</w:t>
+      </w:r>
+      <w:r>
+        <w:rPr>
+          <w:sz w:val="22"/>
+          <w:szCs w:val="22"/>
+        </w:rPr>
+        <w:t xml:space="preserve"> solo a partir de Java 1.1</w:t>
+      </w:r>
+      <w:r>
+        <w:rPr>
+          <w:sz w:val="22"/>
+          <w:szCs w:val="22"/>
+        </w:rPr>
+        <w:t>.</w:t>
+      </w:r>
+    </w:p>
+    <w:p>
+      <w:pPr>
+        <w:rPr>
+          <w:sz w:val="22"/>
+          <w:szCs w:val="22"/>
         </w:rPr>
       </w:pPr>
       <w:r>
@@ -2379,9 +3704,40 @@
           <w:bCs/>
           <w:sz w:val="22"/>
           <w:szCs w:val="22"/>
-          <w:lang w:val="es-ES"/>
-        </w:rPr>
-        <w:t>6) Cuál es el modificador de acceso en las interfaces que todos sus miembros tienen por defecto</w:t>
+        </w:rPr>
+        <w:t>Justificación</w:t>
+      </w:r>
+      <w:r>
+        <w:rPr>
+          <w:b/>
+          <w:bCs/>
+          <w:sz w:val="22"/>
+          <w:szCs w:val="22"/>
+        </w:rPr>
+        <w:t>:</w:t>
+      </w:r>
+      <w:r>
+        <w:rPr>
+          <w:b/>
+          <w:bCs/>
+          <w:sz w:val="22"/>
+          <w:szCs w:val="22"/>
+        </w:rPr>
+        <w:t xml:space="preserve"> </w:t>
+      </w:r>
+      <w:r>
+        <w:rPr>
+          <w:sz w:val="22"/>
+          <w:szCs w:val="22"/>
+        </w:rPr>
+        <w:t>La documentación oficial confirma que @deprecated se definió como parte de las novedades de Java 1.1, no antes</w:t>
+      </w:r>
+      <w:r>
+        <w:rPr>
+          <w:sz w:val="22"/>
+          <w:szCs w:val="22"/>
+        </w:rPr>
+        <w:t>.</w:t>
       </w:r>
     </w:p>
     <w:p>
@@ -2394,77 +3750,305 @@
       </w:pPr>
       <w:r>
         <w:rPr>
-          <w:sz w:val="22"/>
-          <w:szCs w:val="22"/>
-          <w:lang w:val="es-ES"/>
-        </w:rPr>
-        <w:t>a) Default</w:t>
-      </w:r>
-      <w:r>
-        <w:rPr>
-          <w:sz w:val="22"/>
-          <w:szCs w:val="22"/>
-          <w:lang w:val="es-ES"/>
-        </w:rPr>
-        <w:br/>
-        <w:t>b) Private</w:t>
-      </w:r>
-      <w:r>
-        <w:rPr>
-          <w:sz w:val="22"/>
-          <w:szCs w:val="22"/>
-          <w:lang w:val="es-ES"/>
-        </w:rPr>
-        <w:br/>
-        <w:t>c) Final</w:t>
-      </w:r>
-      <w:r>
-        <w:rPr>
-          <w:sz w:val="22"/>
-          <w:szCs w:val="22"/>
-          <w:lang w:val="es-ES"/>
-        </w:rPr>
-        <w:br/>
-        <w:t xml:space="preserve">d) </w:t>
-      </w:r>
-      <w:proofErr w:type="spellStart"/>
-      <w:r>
-        <w:rPr>
-          <w:sz w:val="22"/>
-          <w:szCs w:val="22"/>
-          <w:lang w:val="es-ES"/>
-        </w:rPr>
-        <w:t>Abstract</w:t>
-      </w:r>
-      <w:proofErr w:type="spellEnd"/>
+          <w:b/>
+          <w:bCs/>
+          <w:sz w:val="22"/>
+          <w:szCs w:val="22"/>
+          <w:lang w:val="es-ES"/>
+        </w:rPr>
+        <w:t>Cita textual</w:t>
+      </w:r>
+      <w:r>
+        <w:rPr>
+          <w:b/>
+          <w:bCs/>
+          <w:sz w:val="22"/>
+          <w:szCs w:val="22"/>
+          <w:lang w:val="es-ES"/>
+        </w:rPr>
+        <w:t xml:space="preserve"> 1</w:t>
+      </w:r>
+      <w:r>
+        <w:rPr>
+          <w:b/>
+          <w:bCs/>
+          <w:sz w:val="22"/>
+          <w:szCs w:val="22"/>
+          <w:lang w:val="es-ES"/>
+        </w:rPr>
+        <w:t>:</w:t>
+      </w:r>
+      <w:r>
+        <w:rPr>
+          <w:sz w:val="22"/>
+          <w:szCs w:val="22"/>
+          <w:lang w:val="es-ES"/>
+        </w:rPr>
+        <w:t xml:space="preserve"> </w:t>
+      </w:r>
+      <w:r>
+        <w:rPr>
+          <w:sz w:val="22"/>
+          <w:szCs w:val="22"/>
+          <w:lang w:val="es-ES"/>
+        </w:rPr>
+        <w:t xml:space="preserve">"Java 1.1 </w:t>
+      </w:r>
+      <w:bookmarkStart w:id="5" w:name="OLE_LINK57"/>
+      <w:r>
+        <w:rPr>
+          <w:sz w:val="22"/>
+          <w:szCs w:val="22"/>
+          <w:lang w:val="es-ES"/>
+        </w:rPr>
+        <w:t xml:space="preserve">introduces </w:t>
+      </w:r>
+      <w:proofErr w:type="spellStart"/>
+      <w:r>
+        <w:rPr>
+          <w:sz w:val="22"/>
+          <w:szCs w:val="22"/>
+          <w:lang w:val="es-ES"/>
+        </w:rPr>
+        <w:t>many</w:t>
+      </w:r>
+      <w:proofErr w:type="spellEnd"/>
+      <w:r>
+        <w:rPr>
+          <w:sz w:val="22"/>
+          <w:szCs w:val="22"/>
+          <w:lang w:val="es-ES"/>
+        </w:rPr>
+        <w:t xml:space="preserve"> new </w:t>
+      </w:r>
+      <w:proofErr w:type="spellStart"/>
+      <w:r>
+        <w:rPr>
+          <w:sz w:val="22"/>
+          <w:szCs w:val="22"/>
+          <w:lang w:val="es-ES"/>
+        </w:rPr>
+        <w:t>APIs</w:t>
+      </w:r>
+      <w:proofErr w:type="spellEnd"/>
+      <w:r>
+        <w:rPr>
+          <w:sz w:val="22"/>
+          <w:szCs w:val="22"/>
+          <w:lang w:val="es-ES"/>
+        </w:rPr>
+        <w:t xml:space="preserve">, </w:t>
+      </w:r>
+      <w:proofErr w:type="spellStart"/>
+      <w:r>
+        <w:rPr>
+          <w:sz w:val="22"/>
+          <w:szCs w:val="22"/>
+          <w:lang w:val="es-ES"/>
+        </w:rPr>
+        <w:t>some</w:t>
+      </w:r>
+      <w:proofErr w:type="spellEnd"/>
+      <w:r>
+        <w:rPr>
+          <w:sz w:val="22"/>
+          <w:szCs w:val="22"/>
+          <w:lang w:val="es-ES"/>
+        </w:rPr>
+        <w:t xml:space="preserve"> </w:t>
+      </w:r>
+      <w:proofErr w:type="spellStart"/>
+      <w:r>
+        <w:rPr>
+          <w:sz w:val="22"/>
+          <w:szCs w:val="22"/>
+          <w:lang w:val="es-ES"/>
+        </w:rPr>
+        <w:t>of</w:t>
+      </w:r>
+      <w:proofErr w:type="spellEnd"/>
+      <w:r>
+        <w:rPr>
+          <w:sz w:val="22"/>
+          <w:szCs w:val="22"/>
+          <w:lang w:val="es-ES"/>
+        </w:rPr>
+        <w:t xml:space="preserve"> </w:t>
+      </w:r>
+      <w:bookmarkEnd w:id="5"/>
+      <w:proofErr w:type="spellStart"/>
+      <w:r>
+        <w:rPr>
+          <w:sz w:val="22"/>
+          <w:szCs w:val="22"/>
+          <w:lang w:val="es-ES"/>
+        </w:rPr>
+        <w:t>which</w:t>
+      </w:r>
+      <w:proofErr w:type="spellEnd"/>
+      <w:r>
+        <w:rPr>
+          <w:sz w:val="22"/>
+          <w:szCs w:val="22"/>
+          <w:lang w:val="es-ES"/>
+        </w:rPr>
+        <w:t xml:space="preserve"> </w:t>
+      </w:r>
+      <w:proofErr w:type="spellStart"/>
+      <w:r>
+        <w:rPr>
+          <w:sz w:val="22"/>
+          <w:szCs w:val="22"/>
+          <w:lang w:val="es-ES"/>
+        </w:rPr>
+        <w:t>supersede</w:t>
+      </w:r>
+      <w:proofErr w:type="spellEnd"/>
+      <w:r>
+        <w:rPr>
+          <w:sz w:val="22"/>
+          <w:szCs w:val="22"/>
+          <w:lang w:val="es-ES"/>
+        </w:rPr>
+        <w:t xml:space="preserve"> </w:t>
+      </w:r>
+      <w:proofErr w:type="spellStart"/>
+      <w:r>
+        <w:rPr>
+          <w:sz w:val="22"/>
+          <w:szCs w:val="22"/>
+          <w:lang w:val="es-ES"/>
+        </w:rPr>
+        <w:t>older</w:t>
+      </w:r>
+      <w:proofErr w:type="spellEnd"/>
+      <w:r>
+        <w:rPr>
+          <w:sz w:val="22"/>
+          <w:szCs w:val="22"/>
+          <w:lang w:val="es-ES"/>
+        </w:rPr>
+        <w:t xml:space="preserve"> </w:t>
+      </w:r>
+      <w:proofErr w:type="spellStart"/>
+      <w:r>
+        <w:rPr>
+          <w:sz w:val="22"/>
+          <w:szCs w:val="22"/>
+          <w:lang w:val="es-ES"/>
+        </w:rPr>
+        <w:t>ones</w:t>
+      </w:r>
+      <w:proofErr w:type="spellEnd"/>
+      <w:r>
+        <w:rPr>
+          <w:sz w:val="22"/>
+          <w:szCs w:val="22"/>
+          <w:lang w:val="es-ES"/>
+        </w:rPr>
+        <w:t xml:space="preserve">... </w:t>
+      </w:r>
+      <w:proofErr w:type="spellStart"/>
+      <w:r>
+        <w:rPr>
+          <w:sz w:val="22"/>
+          <w:szCs w:val="22"/>
+          <w:lang w:val="es-ES"/>
+        </w:rPr>
+        <w:t>we</w:t>
+      </w:r>
+      <w:proofErr w:type="spellEnd"/>
+      <w:r>
+        <w:rPr>
+          <w:sz w:val="22"/>
+          <w:szCs w:val="22"/>
+          <w:lang w:val="es-ES"/>
+        </w:rPr>
+        <w:t xml:space="preserve"> </w:t>
+      </w:r>
+      <w:bookmarkStart w:id="6" w:name="OLE_LINK58"/>
+      <w:r>
+        <w:rPr>
+          <w:sz w:val="22"/>
+          <w:szCs w:val="22"/>
+          <w:lang w:val="es-ES"/>
+        </w:rPr>
+        <w:t xml:space="preserve">define </w:t>
+      </w:r>
+      <w:proofErr w:type="spellStart"/>
+      <w:r>
+        <w:rPr>
+          <w:sz w:val="22"/>
+          <w:szCs w:val="22"/>
+          <w:lang w:val="es-ES"/>
+        </w:rPr>
+        <w:t>the</w:t>
+      </w:r>
+      <w:proofErr w:type="spellEnd"/>
+      <w:r>
+        <w:rPr>
+          <w:sz w:val="22"/>
+          <w:szCs w:val="22"/>
+          <w:lang w:val="es-ES"/>
+        </w:rPr>
+        <w:t xml:space="preserve"> new </w:t>
+      </w:r>
+      <w:proofErr w:type="spellStart"/>
+      <w:r>
+        <w:rPr>
+          <w:sz w:val="22"/>
+          <w:szCs w:val="22"/>
+          <w:lang w:val="es-ES"/>
+        </w:rPr>
+        <w:t>paragraph</w:t>
+      </w:r>
+      <w:proofErr w:type="spellEnd"/>
+      <w:r>
+        <w:rPr>
+          <w:sz w:val="22"/>
+          <w:szCs w:val="22"/>
+          <w:lang w:val="es-ES"/>
+        </w:rPr>
+        <w:t xml:space="preserve"> </w:t>
+      </w:r>
+      <w:bookmarkEnd w:id="6"/>
+      <w:r>
+        <w:rPr>
+          <w:sz w:val="22"/>
+          <w:szCs w:val="22"/>
+          <w:lang w:val="es-ES"/>
+        </w:rPr>
+        <w:t>tag '</w:t>
+      </w:r>
+      <w:proofErr w:type="spellStart"/>
+      <w:r>
+        <w:rPr>
+          <w:sz w:val="22"/>
+          <w:szCs w:val="22"/>
+          <w:lang w:val="es-ES"/>
+        </w:rPr>
+        <w:t>deprecated</w:t>
+      </w:r>
+      <w:proofErr w:type="spellEnd"/>
+      <w:r>
+        <w:rPr>
+          <w:sz w:val="22"/>
+          <w:szCs w:val="22"/>
+          <w:lang w:val="es-ES"/>
+        </w:rPr>
+        <w:t>'"</w:t>
+      </w:r>
     </w:p>
     <w:p>
       <w:pPr>
         <w:rPr>
-          <w:sz w:val="22"/>
-          <w:szCs w:val="22"/>
-          <w:lang w:val="es-ES"/>
-        </w:rPr>
-      </w:pPr>
-      <w:r>
-        <w:rPr>
           <w:b/>
           <w:bCs/>
           <w:sz w:val="22"/>
           <w:szCs w:val="22"/>
           <w:lang w:val="es-ES"/>
         </w:rPr>
-        <w:t>Argumento:</w:t>
-      </w:r>
-      <w:r>
-        <w:rPr>
-          <w:sz w:val="22"/>
-          <w:szCs w:val="22"/>
-          <w:lang w:val="es-ES"/>
-        </w:rPr>
-        <w:t xml:space="preserve"> No existía la opción correcta entre las 4 alternativas. El modificador de acceso implícito que reciben todos los miembros de una interfaz en Java es </w:t>
-      </w:r>
-      <w:proofErr w:type="spellStart"/>
+      </w:pPr>
       <w:r>
         <w:rPr>
           <w:b/>
@@ -2473,38 +4057,61 @@
           <w:szCs w:val="22"/>
           <w:lang w:val="es-ES"/>
         </w:rPr>
-        <w:t>public</w:t>
-      </w:r>
-      <w:proofErr w:type="spellEnd"/>
-      <w:r>
-        <w:rPr>
-          <w:sz w:val="22"/>
-          <w:szCs w:val="22"/>
-          <w:lang w:val="es-ES"/>
-        </w:rPr>
-        <w:t xml:space="preserve">, y esta opción no aparece en ninguna de las 4 alternativas listadas (Default, Private, Final, </w:t>
-      </w:r>
-      <w:proofErr w:type="spellStart"/>
-      <w:r>
-        <w:rPr>
-          <w:sz w:val="22"/>
-          <w:szCs w:val="22"/>
-          <w:lang w:val="es-ES"/>
-        </w:rPr>
-        <w:t>Abstract</w:t>
-      </w:r>
-      <w:proofErr w:type="spellEnd"/>
-      <w:r>
-        <w:rPr>
-          <w:sz w:val="22"/>
-          <w:szCs w:val="22"/>
-          <w:lang w:val="es-ES"/>
-        </w:rPr>
-        <w:t>).</w:t>
+        <w:t>Documento:</w:t>
+      </w:r>
+      <w:r>
+        <w:rPr>
+          <w:sz w:val="22"/>
+          <w:szCs w:val="22"/>
+          <w:lang w:val="es-ES"/>
+        </w:rPr>
+        <w:t xml:space="preserve"> </w:t>
+      </w:r>
+      <w:r>
+        <w:rPr>
+          <w:sz w:val="22"/>
+          <w:szCs w:val="22"/>
+          <w:lang w:val="es-ES"/>
+        </w:rPr>
+        <w:t>Oracle</w:t>
+      </w:r>
+      <w:r>
+        <w:rPr>
+          <w:b/>
+          <w:bCs/>
+          <w:sz w:val="22"/>
+          <w:szCs w:val="22"/>
+          <w:lang w:val="es-ES"/>
+        </w:rPr>
+        <w:t xml:space="preserve"> - </w:t>
+      </w:r>
+      <w:r>
+        <w:rPr>
+          <w:sz w:val="22"/>
+          <w:szCs w:val="22"/>
+          <w:lang w:val="es-ES"/>
+        </w:rPr>
+        <w:t>"The @deprecated Tag"</w:t>
+      </w:r>
+      <w:r>
+        <w:rPr>
+          <w:sz w:val="22"/>
+          <w:szCs w:val="22"/>
+          <w:lang w:val="es-ES"/>
+        </w:rPr>
+        <w:t xml:space="preserve">, </w:t>
+      </w:r>
+      <w:r>
+        <w:rPr>
+          <w:sz w:val="22"/>
+          <w:szCs w:val="22"/>
+        </w:rPr>
+        <w:t>párrafo introductorio</w:t>
       </w:r>
     </w:p>
     <w:p>
       <w:pPr>
+        <w:ind w:left="708" w:hanging="708"/>
         <w:rPr>
           <w:sz w:val="22"/>
           <w:szCs w:val="22"/>
@@ -2515,461 +4122,11 @@
         <w:rPr>
           <w:b/>
           <w:bCs/>
-          <w:sz w:val="22"/>
-          <w:szCs w:val="22"/>
-          <w:lang w:val="es-ES"/>
-        </w:rPr>
-        <w:t>Justificación:</w:t>
-      </w:r>
-      <w:r>
-        <w:rPr>
-          <w:sz w:val="22"/>
-          <w:szCs w:val="22"/>
-          <w:lang w:val="es-ES"/>
-        </w:rPr>
-        <w:t xml:space="preserve"> Según la Java </w:t>
-      </w:r>
-      <w:proofErr w:type="spellStart"/>
-      <w:r>
-        <w:rPr>
-          <w:sz w:val="22"/>
-          <w:szCs w:val="22"/>
-          <w:lang w:val="es-ES"/>
-        </w:rPr>
-        <w:t>Language</w:t>
-      </w:r>
-      <w:proofErr w:type="spellEnd"/>
-      <w:r>
-        <w:rPr>
-          <w:sz w:val="22"/>
-          <w:szCs w:val="22"/>
-          <w:lang w:val="es-ES"/>
-        </w:rPr>
-        <w:t xml:space="preserve"> </w:t>
-      </w:r>
-      <w:proofErr w:type="spellStart"/>
-      <w:r>
-        <w:rPr>
-          <w:sz w:val="22"/>
-          <w:szCs w:val="22"/>
-          <w:lang w:val="es-ES"/>
-        </w:rPr>
-        <w:t>Specification</w:t>
-      </w:r>
-      <w:proofErr w:type="spellEnd"/>
-      <w:r>
-        <w:rPr>
-          <w:sz w:val="22"/>
-          <w:szCs w:val="22"/>
-          <w:lang w:val="es-ES"/>
-        </w:rPr>
-        <w:t xml:space="preserve">, todo método declarado en una interfaz sin modificador explícito es implícitamente </w:t>
-      </w:r>
-      <w:proofErr w:type="spellStart"/>
-      <w:r>
-        <w:rPr>
-          <w:sz w:val="22"/>
-          <w:szCs w:val="22"/>
-          <w:lang w:val="es-ES"/>
-        </w:rPr>
-        <w:t>public</w:t>
-      </w:r>
-      <w:proofErr w:type="spellEnd"/>
-      <w:r>
-        <w:rPr>
-          <w:sz w:val="22"/>
-          <w:szCs w:val="22"/>
-          <w:lang w:val="es-ES"/>
-        </w:rPr>
-        <w:t xml:space="preserve"> </w:t>
-      </w:r>
-      <w:proofErr w:type="spellStart"/>
-      <w:r>
-        <w:rPr>
-          <w:sz w:val="22"/>
-          <w:szCs w:val="22"/>
-          <w:lang w:val="es-ES"/>
-        </w:rPr>
-        <w:t>abstract</w:t>
-      </w:r>
-      <w:proofErr w:type="spellEnd"/>
-      <w:r>
-        <w:rPr>
-          <w:sz w:val="22"/>
-          <w:szCs w:val="22"/>
-          <w:lang w:val="es-ES"/>
-        </w:rPr>
-        <w:t xml:space="preserve">, y todo campo declarado es implícitamente </w:t>
-      </w:r>
-      <w:proofErr w:type="spellStart"/>
-      <w:r>
-        <w:rPr>
-          <w:sz w:val="22"/>
-          <w:szCs w:val="22"/>
-          <w:lang w:val="es-ES"/>
-        </w:rPr>
-        <w:t>public</w:t>
-      </w:r>
-      <w:proofErr w:type="spellEnd"/>
-      <w:r>
-        <w:rPr>
-          <w:sz w:val="22"/>
-          <w:szCs w:val="22"/>
-          <w:lang w:val="es-ES"/>
-        </w:rPr>
-        <w:t xml:space="preserve"> </w:t>
-      </w:r>
-      <w:proofErr w:type="spellStart"/>
-      <w:r>
-        <w:rPr>
-          <w:sz w:val="22"/>
-          <w:szCs w:val="22"/>
-          <w:lang w:val="es-ES"/>
-        </w:rPr>
-        <w:t>static</w:t>
-      </w:r>
-      <w:proofErr w:type="spellEnd"/>
-      <w:r>
-        <w:rPr>
-          <w:sz w:val="22"/>
-          <w:szCs w:val="22"/>
-          <w:lang w:val="es-ES"/>
-        </w:rPr>
-        <w:t xml:space="preserve"> final. Ninguna de las opciones ofrecidas (Default, Private, Final, </w:t>
-      </w:r>
-      <w:proofErr w:type="spellStart"/>
-      <w:r>
-        <w:rPr>
-          <w:sz w:val="22"/>
-          <w:szCs w:val="22"/>
-          <w:lang w:val="es-ES"/>
-        </w:rPr>
-        <w:t>Abstract</w:t>
-      </w:r>
-      <w:proofErr w:type="spellEnd"/>
-      <w:r>
-        <w:rPr>
-          <w:sz w:val="22"/>
-          <w:szCs w:val="22"/>
-          <w:lang w:val="es-ES"/>
-        </w:rPr>
-        <w:t xml:space="preserve">) corresponde al modificador de </w:t>
-      </w:r>
-      <w:r>
-        <w:rPr>
-          <w:b/>
-          <w:bCs/>
-          <w:sz w:val="22"/>
-          <w:szCs w:val="22"/>
-          <w:lang w:val="es-ES"/>
-        </w:rPr>
-        <w:t>acceso</w:t>
-      </w:r>
-      <w:r>
-        <w:rPr>
-          <w:sz w:val="22"/>
-          <w:szCs w:val="22"/>
-          <w:lang w:val="es-ES"/>
-        </w:rPr>
-        <w:t xml:space="preserve"> correcto, que es </w:t>
-      </w:r>
-      <w:proofErr w:type="spellStart"/>
-      <w:r>
-        <w:rPr>
-          <w:sz w:val="22"/>
-          <w:szCs w:val="22"/>
-          <w:lang w:val="es-ES"/>
-        </w:rPr>
-        <w:t>public</w:t>
-      </w:r>
-      <w:proofErr w:type="spellEnd"/>
-      <w:r>
-        <w:rPr>
-          <w:sz w:val="22"/>
-          <w:szCs w:val="22"/>
-          <w:lang w:val="es-ES"/>
-        </w:rPr>
-        <w:t>:</w:t>
-      </w:r>
-    </w:p>
-    <w:p>
-      <w:pPr>
-        <w:numPr>
-          <w:ilvl w:val="0"/>
-          <w:numId w:val="13"/>
-        </w:numPr>
-        <w:rPr>
-          <w:sz w:val="22"/>
-          <w:szCs w:val="22"/>
-          <w:lang w:val="es-ES"/>
-        </w:rPr>
-      </w:pPr>
-      <w:r>
-        <w:rPr>
-          <w:sz w:val="22"/>
-          <w:szCs w:val="22"/>
-          <w:lang w:val="es-ES"/>
-        </w:rPr>
-        <w:t>Default no es un modificador de acceso válido en Java (no existe como palabra clave de visibilidad; default sí existe como tipo de método desde Java 8, pero no es un modificador de acceso).</w:t>
-      </w:r>
-    </w:p>
-    <w:p>
-      <w:pPr>
-        <w:numPr>
-          <w:ilvl w:val="0"/>
-          <w:numId w:val="13"/>
-        </w:numPr>
-        <w:rPr>
-          <w:sz w:val="22"/>
-          <w:szCs w:val="22"/>
-          <w:lang w:val="es-ES"/>
-        </w:rPr>
-      </w:pPr>
-      <w:r>
-        <w:rPr>
-          <w:sz w:val="22"/>
-          <w:szCs w:val="22"/>
-          <w:lang w:val="es-ES"/>
-        </w:rPr>
-        <w:t>Private es incorrecto: contradice directamente el propósito de una interfaz como contrato público, y solo se permite en métodos auxiliares internos desde Java 9, nunca como modificador por defecto.</w:t>
-      </w:r>
-    </w:p>
-    <w:p>
-      <w:pPr>
-        <w:numPr>
-          <w:ilvl w:val="0"/>
-          <w:numId w:val="13"/>
-        </w:numPr>
-        <w:rPr>
-          <w:sz w:val="22"/>
-          <w:szCs w:val="22"/>
-          <w:lang w:val="es-ES"/>
-        </w:rPr>
-      </w:pPr>
-      <w:r>
-        <w:rPr>
-          <w:sz w:val="22"/>
-          <w:szCs w:val="22"/>
-          <w:lang w:val="es-ES"/>
         </w:rPr>
         <w:lastRenderedPageBreak/>
-        <w:t xml:space="preserve">Final y </w:t>
-      </w:r>
-      <w:proofErr w:type="spellStart"/>
-      <w:r>
-        <w:rPr>
-          <w:sz w:val="22"/>
-          <w:szCs w:val="22"/>
-          <w:lang w:val="es-ES"/>
-        </w:rPr>
-        <w:t>Abstract</w:t>
-      </w:r>
-      <w:proofErr w:type="spellEnd"/>
-      <w:r>
-        <w:rPr>
-          <w:sz w:val="22"/>
-          <w:szCs w:val="22"/>
-          <w:lang w:val="es-ES"/>
-        </w:rPr>
-        <w:t xml:space="preserve"> no son modificadores de </w:t>
-      </w:r>
-      <w:r>
-        <w:rPr>
-          <w:b/>
-          <w:bCs/>
-          <w:sz w:val="22"/>
-          <w:szCs w:val="22"/>
-          <w:lang w:val="es-ES"/>
-        </w:rPr>
-        <w:t>acceso</w:t>
-      </w:r>
-      <w:r>
-        <w:rPr>
-          <w:sz w:val="22"/>
-          <w:szCs w:val="22"/>
-          <w:lang w:val="es-ES"/>
-        </w:rPr>
-        <w:t xml:space="preserve"> (visibilidad), sino modificadores de </w:t>
-      </w:r>
-      <w:r>
-        <w:rPr>
-          <w:b/>
-          <w:bCs/>
-          <w:sz w:val="22"/>
-          <w:szCs w:val="22"/>
-          <w:lang w:val="es-ES"/>
-        </w:rPr>
-        <w:t>comportamiento/herencia</w:t>
-      </w:r>
-      <w:r>
-        <w:rPr>
-          <w:sz w:val="22"/>
-          <w:szCs w:val="22"/>
-          <w:lang w:val="es-ES"/>
-        </w:rPr>
-        <w:t>; son categorías distintas dentro de la especificación del lenguaje.</w:t>
-      </w:r>
-    </w:p>
-    <w:p>
-      <w:pPr>
-        <w:rPr>
-          <w:sz w:val="22"/>
-          <w:szCs w:val="22"/>
-          <w:lang w:val="es-ES"/>
-        </w:rPr>
-      </w:pPr>
-      <w:r>
-        <w:rPr>
-          <w:sz w:val="22"/>
-          <w:szCs w:val="22"/>
-          <w:lang w:val="es-ES"/>
-        </w:rPr>
-        <w:t>Al no incluir la opción correcta (</w:t>
-      </w:r>
-      <w:proofErr w:type="spellStart"/>
-      <w:r>
-        <w:rPr>
-          <w:sz w:val="22"/>
-          <w:szCs w:val="22"/>
-          <w:lang w:val="es-ES"/>
-        </w:rPr>
-        <w:t>public</w:t>
-      </w:r>
-      <w:proofErr w:type="spellEnd"/>
-      <w:r>
-        <w:rPr>
-          <w:sz w:val="22"/>
-          <w:szCs w:val="22"/>
-          <w:lang w:val="es-ES"/>
-        </w:rPr>
-        <w:t>) entre las alternativas, la pregunta no tiene una respuesta válida seleccionable y debe anularse.</w:t>
-      </w:r>
-    </w:p>
-    <w:p>
-      <w:pPr>
-        <w:rPr>
-          <w:sz w:val="22"/>
-          <w:szCs w:val="22"/>
-          <w:lang w:val="es-ES"/>
-        </w:rPr>
-      </w:pPr>
-      <w:r>
-        <w:rPr>
-          <w:b/>
-          <w:bCs/>
-          <w:sz w:val="22"/>
-          <w:szCs w:val="22"/>
-          <w:lang w:val="es-ES"/>
-        </w:rPr>
-        <w:t>Documento:</w:t>
-      </w:r>
-      <w:r>
-        <w:rPr>
-          <w:sz w:val="22"/>
-          <w:szCs w:val="22"/>
-          <w:lang w:val="es-ES"/>
-        </w:rPr>
-        <w:t xml:space="preserve"> Java </w:t>
-      </w:r>
-      <w:proofErr w:type="spellStart"/>
-      <w:r>
-        <w:rPr>
-          <w:sz w:val="22"/>
-          <w:szCs w:val="22"/>
-          <w:lang w:val="es-ES"/>
-        </w:rPr>
-        <w:t>Language</w:t>
-      </w:r>
-      <w:proofErr w:type="spellEnd"/>
-      <w:r>
-        <w:rPr>
-          <w:sz w:val="22"/>
-          <w:szCs w:val="22"/>
-          <w:lang w:val="es-ES"/>
-        </w:rPr>
-        <w:t xml:space="preserve"> </w:t>
-      </w:r>
-      <w:proofErr w:type="spellStart"/>
-      <w:r>
-        <w:rPr>
-          <w:sz w:val="22"/>
-          <w:szCs w:val="22"/>
-          <w:lang w:val="es-ES"/>
-        </w:rPr>
-        <w:t>Specification</w:t>
-      </w:r>
-      <w:proofErr w:type="spellEnd"/>
-      <w:r>
-        <w:rPr>
-          <w:sz w:val="22"/>
-          <w:szCs w:val="22"/>
-          <w:lang w:val="es-ES"/>
-        </w:rPr>
-        <w:t xml:space="preserve"> (JLS) — Capítulo 9 "Interfaces", Sección 9.4 ("Method </w:t>
-      </w:r>
-      <w:proofErr w:type="spellStart"/>
-      <w:r>
-        <w:rPr>
-          <w:sz w:val="22"/>
-          <w:szCs w:val="22"/>
-          <w:lang w:val="es-ES"/>
-        </w:rPr>
-        <w:t>Declarations</w:t>
-      </w:r>
-      <w:proofErr w:type="spellEnd"/>
-      <w:r>
-        <w:rPr>
-          <w:sz w:val="22"/>
-          <w:szCs w:val="22"/>
-          <w:lang w:val="es-ES"/>
-        </w:rPr>
-        <w:t xml:space="preserve">") y Sección 9.3 ("Field (Constant) </w:t>
-      </w:r>
-      <w:proofErr w:type="spellStart"/>
-      <w:r>
-        <w:rPr>
-          <w:sz w:val="22"/>
-          <w:szCs w:val="22"/>
-          <w:lang w:val="es-ES"/>
-        </w:rPr>
-        <w:t>Declarations</w:t>
-      </w:r>
-      <w:proofErr w:type="spellEnd"/>
-      <w:r>
-        <w:rPr>
-          <w:sz w:val="22"/>
-          <w:szCs w:val="22"/>
-          <w:lang w:val="es-ES"/>
-        </w:rPr>
-        <w:t>")</w:t>
-      </w:r>
-      <w:r>
-        <w:rPr>
-          <w:sz w:val="22"/>
-          <w:szCs w:val="22"/>
-          <w:lang w:val="es-ES"/>
-        </w:rPr>
-        <w:br/>
-      </w:r>
-      <w:r>
-        <w:rPr>
-          <w:b/>
-          <w:bCs/>
-          <w:sz w:val="22"/>
-          <w:szCs w:val="22"/>
-          <w:lang w:val="es-ES"/>
-        </w:rPr>
-        <w:t>URL:</w:t>
-      </w:r>
-      <w:r>
-        <w:rPr>
-          <w:sz w:val="22"/>
-          <w:szCs w:val="22"/>
-          <w:lang w:val="es-ES"/>
-        </w:rPr>
-        <w:t xml:space="preserve"> </w:t>
-      </w:r>
-      <w:hyperlink r:id="rId12" w:history="1">
+        <w:t xml:space="preserve">URL: </w:t>
+      </w:r>
+      <w:hyperlink r:id="rId11" w:history="1">
         <w:r>
           <w:rPr>
             <w:rStyle w:val="Hipervnculo"/>
@@ -2977,359 +4134,8 @@
             <w:szCs w:val="22"/>
             <w:lang w:val="es-ES"/>
           </w:rPr>
-          <w:t>https://docs.oracle.com/javase/specs/jls/se21/html/jls-9.html</w:t>
+          <w:t>https://docs.oracle.com/javase/8/</w:t>
         </w:r>
-      </w:hyperlink>
-    </w:p>
-    <w:p>
-      <w:pPr>
-        <w:rPr>
-          <w:sz w:val="22"/>
-          <w:szCs w:val="22"/>
-        </w:rPr>
-      </w:pPr>
-    </w:p>
-    <w:p>
-      <w:pPr>
-        <w:rPr>
-          <w:sz w:val="22"/>
-          <w:szCs w:val="22"/>
-        </w:rPr>
-      </w:pPr>
-    </w:p>
-    <w:p>
-      <w:pPr>
-        <w:rPr>
-          <w:sz w:val="22"/>
-          <w:szCs w:val="22"/>
-        </w:rPr>
-      </w:pPr>
-    </w:p>
-    <w:p>
-      <w:pPr>
-        <w:rPr>
-          <w:b/>
-          <w:bCs/>
-          <w:sz w:val="22"/>
-          <w:szCs w:val="22"/>
-          <w:lang w:val="es-ES"/>
-        </w:rPr>
-      </w:pPr>
-      <w:r>
-        <w:rPr>
-          <w:b/>
-          <w:bCs/>
-          <w:sz w:val="22"/>
-          <w:szCs w:val="22"/>
-          <w:lang w:val="es-ES"/>
-        </w:rPr>
-        <w:t>1) Qué afirmación es correcta en interfaces</w:t>
-      </w:r>
-    </w:p>
-    <w:p>
-      <w:pPr>
-        <w:rPr>
-          <w:sz w:val="22"/>
-          <w:szCs w:val="22"/>
-          <w:lang w:val="es-ES"/>
-        </w:rPr>
-      </w:pPr>
-      <w:r>
-        <w:rPr>
-          <w:sz w:val="22"/>
-          <w:szCs w:val="22"/>
-          <w:lang w:val="es-ES"/>
-        </w:rPr>
-        <w:t>a) Una interfaz puede heredar de múltiples interfaces</w:t>
-      </w:r>
-      <w:r>
-        <w:rPr>
-          <w:sz w:val="22"/>
-          <w:szCs w:val="22"/>
-          <w:lang w:val="es-ES"/>
-        </w:rPr>
-        <w:br/>
-        <w:t>b) Una interfaz se puede instanciar</w:t>
-      </w:r>
-      <w:r>
-        <w:rPr>
-          <w:sz w:val="22"/>
-          <w:szCs w:val="22"/>
-          <w:lang w:val="es-ES"/>
-        </w:rPr>
-        <w:br/>
-        <w:t>c) Una clase puede heredar de varias interfaces</w:t>
-      </w:r>
-    </w:p>
-    <w:p>
-      <w:pPr>
-        <w:rPr>
-          <w:sz w:val="22"/>
-          <w:szCs w:val="22"/>
-          <w:lang w:val="es-ES"/>
-        </w:rPr>
-      </w:pPr>
-      <w:r>
-        <w:rPr>
-          <w:b/>
-          <w:bCs/>
-          <w:sz w:val="22"/>
-          <w:szCs w:val="22"/>
-          <w:lang w:val="es-ES"/>
-        </w:rPr>
-        <w:t>Argumento:</w:t>
-      </w:r>
-      <w:r>
-        <w:rPr>
-          <w:sz w:val="22"/>
-          <w:szCs w:val="22"/>
-          <w:lang w:val="es-ES"/>
-        </w:rPr>
-        <w:t xml:space="preserve"> La opción (c) usa el término "heredar" de forma técnicamente incorrecta. Una clase </w:t>
-      </w:r>
-      <w:r>
-        <w:rPr>
-          <w:b/>
-          <w:bCs/>
-          <w:sz w:val="22"/>
-          <w:szCs w:val="22"/>
-          <w:lang w:val="es-ES"/>
-        </w:rPr>
-        <w:t>implementa</w:t>
-      </w:r>
-      <w:r>
-        <w:rPr>
-          <w:sz w:val="22"/>
-          <w:szCs w:val="22"/>
-          <w:lang w:val="es-ES"/>
-        </w:rPr>
-        <w:t xml:space="preserve"> interfaces (</w:t>
-      </w:r>
-      <w:proofErr w:type="spellStart"/>
-      <w:r>
-        <w:rPr>
-          <w:sz w:val="22"/>
-          <w:szCs w:val="22"/>
-          <w:lang w:val="es-ES"/>
-        </w:rPr>
-        <w:t>implements</w:t>
-      </w:r>
-      <w:proofErr w:type="spellEnd"/>
-      <w:r>
-        <w:rPr>
-          <w:sz w:val="22"/>
-          <w:szCs w:val="22"/>
-          <w:lang w:val="es-ES"/>
-        </w:rPr>
-        <w:t>), no las hereda (</w:t>
-      </w:r>
-      <w:proofErr w:type="spellStart"/>
-      <w:r>
-        <w:rPr>
-          <w:sz w:val="22"/>
-          <w:szCs w:val="22"/>
-          <w:lang w:val="es-ES"/>
-        </w:rPr>
-        <w:t>extends</w:t>
-      </w:r>
-      <w:proofErr w:type="spellEnd"/>
-      <w:r>
-        <w:rPr>
-          <w:sz w:val="22"/>
-          <w:szCs w:val="22"/>
-          <w:lang w:val="es-ES"/>
-        </w:rPr>
-        <w:t>). Si esta opción fue marcada como correcta por el evaluador, la pregunta es ambigua por mezclar dos conceptos distintos de la especificación del lenguaje.</w:t>
-      </w:r>
-    </w:p>
-    <w:p>
-      <w:pPr>
-        <w:rPr>
-          <w:sz w:val="22"/>
-          <w:szCs w:val="22"/>
-          <w:lang w:val="es-ES"/>
-        </w:rPr>
-      </w:pPr>
-      <w:r>
-        <w:rPr>
-          <w:b/>
-          <w:bCs/>
-          <w:sz w:val="22"/>
-          <w:szCs w:val="22"/>
-          <w:lang w:val="es-ES"/>
-        </w:rPr>
-        <w:t>Justificación:</w:t>
-      </w:r>
-      <w:r>
-        <w:rPr>
-          <w:sz w:val="22"/>
-          <w:szCs w:val="22"/>
-          <w:lang w:val="es-ES"/>
-        </w:rPr>
-        <w:t xml:space="preserve"> En Java, </w:t>
-      </w:r>
-      <w:proofErr w:type="spellStart"/>
-      <w:r>
-        <w:rPr>
-          <w:sz w:val="22"/>
-          <w:szCs w:val="22"/>
-          <w:lang w:val="es-ES"/>
-        </w:rPr>
-        <w:t>extends</w:t>
-      </w:r>
-      <w:proofErr w:type="spellEnd"/>
-      <w:r>
-        <w:rPr>
-          <w:sz w:val="22"/>
-          <w:szCs w:val="22"/>
-          <w:lang w:val="es-ES"/>
-        </w:rPr>
-        <w:t xml:space="preserve"> define herencia (entre clases, o entre interfaces), mientras que </w:t>
-      </w:r>
-      <w:proofErr w:type="spellStart"/>
-      <w:r>
-        <w:rPr>
-          <w:sz w:val="22"/>
-          <w:szCs w:val="22"/>
-          <w:lang w:val="es-ES"/>
-        </w:rPr>
-        <w:t>implements</w:t>
-      </w:r>
-      <w:proofErr w:type="spellEnd"/>
-      <w:r>
-        <w:rPr>
-          <w:sz w:val="22"/>
-          <w:szCs w:val="22"/>
-          <w:lang w:val="es-ES"/>
-        </w:rPr>
-        <w:t xml:space="preserve"> define implementación (de una clase hacia interfaces). Son mecanismos formalmente distintos en la JLS. La opción (a) es la única que usa el término "heredar" correctamente, ya que una interfaz sí puede extender varias interfaces a la vez.</w:t>
-      </w:r>
-    </w:p>
-    <w:p>
-      <w:pPr>
-        <w:rPr>
-          <w:sz w:val="22"/>
-          <w:szCs w:val="22"/>
-          <w:lang w:val="es-ES"/>
-        </w:rPr>
-      </w:pPr>
-      <w:r>
-        <w:rPr>
-          <w:b/>
-          <w:bCs/>
-          <w:sz w:val="22"/>
-          <w:szCs w:val="22"/>
-          <w:lang w:val="es-ES"/>
-        </w:rPr>
-        <w:t>Documento:</w:t>
-      </w:r>
-      <w:r>
-        <w:rPr>
-          <w:sz w:val="22"/>
-          <w:szCs w:val="22"/>
-          <w:lang w:val="es-ES"/>
-        </w:rPr>
-        <w:t xml:space="preserve"> Java </w:t>
-      </w:r>
-      <w:proofErr w:type="spellStart"/>
-      <w:r>
-        <w:rPr>
-          <w:sz w:val="22"/>
-          <w:szCs w:val="22"/>
-          <w:lang w:val="es-ES"/>
-        </w:rPr>
-        <w:t>Language</w:t>
-      </w:r>
-      <w:proofErr w:type="spellEnd"/>
-      <w:r>
-        <w:rPr>
-          <w:sz w:val="22"/>
-          <w:szCs w:val="22"/>
-          <w:lang w:val="es-ES"/>
-        </w:rPr>
-        <w:t xml:space="preserve"> </w:t>
-      </w:r>
-      <w:proofErr w:type="spellStart"/>
-      <w:r>
-        <w:rPr>
-          <w:sz w:val="22"/>
-          <w:szCs w:val="22"/>
-          <w:lang w:val="es-ES"/>
-        </w:rPr>
-        <w:t>Specification</w:t>
-      </w:r>
-      <w:proofErr w:type="spellEnd"/>
-      <w:r>
-        <w:rPr>
-          <w:sz w:val="22"/>
-          <w:szCs w:val="22"/>
-          <w:lang w:val="es-ES"/>
-        </w:rPr>
-        <w:t xml:space="preserve"> (JLS) — Cap. 8, Sec. 8.1.5 ("</w:t>
-      </w:r>
-      <w:proofErr w:type="spellStart"/>
-      <w:r>
-        <w:rPr>
-          <w:sz w:val="22"/>
-          <w:szCs w:val="22"/>
-          <w:lang w:val="es-ES"/>
-        </w:rPr>
-        <w:t>Superinterfaces</w:t>
-      </w:r>
-      <w:proofErr w:type="spellEnd"/>
-      <w:r>
-        <w:rPr>
-          <w:sz w:val="22"/>
-          <w:szCs w:val="22"/>
-          <w:lang w:val="es-ES"/>
-        </w:rPr>
-        <w:t>") y Cap. 9, Sec. 9.1.3 ("</w:t>
-      </w:r>
-      <w:proofErr w:type="spellStart"/>
-      <w:r>
-        <w:rPr>
-          <w:sz w:val="22"/>
-          <w:szCs w:val="22"/>
-          <w:lang w:val="es-ES"/>
-        </w:rPr>
-        <w:t>Superinterfaces</w:t>
-      </w:r>
-      <w:proofErr w:type="spellEnd"/>
-      <w:r>
-        <w:rPr>
-          <w:sz w:val="22"/>
-          <w:szCs w:val="22"/>
-          <w:lang w:val="es-ES"/>
-        </w:rPr>
-        <w:t xml:space="preserve"> and Subinterfaces")</w:t>
-      </w:r>
-      <w:r>
-        <w:rPr>
-          <w:sz w:val="22"/>
-          <w:szCs w:val="22"/>
-          <w:lang w:val="es-ES"/>
-        </w:rPr>
-        <w:br/>
-      </w:r>
-      <w:r>
-        <w:rPr>
-          <w:b/>
-          <w:bCs/>
-          <w:sz w:val="22"/>
-          <w:szCs w:val="22"/>
-          <w:lang w:val="es-ES"/>
-        </w:rPr>
-        <w:t>URL:</w:t>
-      </w:r>
-      <w:r>
-        <w:rPr>
-          <w:sz w:val="22"/>
-          <w:szCs w:val="22"/>
-          <w:lang w:val="es-ES"/>
-        </w:rPr>
-        <w:t xml:space="preserve"> </w:t>
-      </w:r>
-      <w:hyperlink r:id="rId13" w:history="1">
         <w:r>
           <w:rPr>
             <w:rStyle w:val="Hipervnculo"/>
@@ -3337,7 +4143,16 @@
             <w:szCs w:val="22"/>
             <w:lang w:val="es-ES"/>
           </w:rPr>
-          <w:t>https://docs.oracle.com/javase/specs/jls/se21/html/jls-9.html</w:t>
+          <w:t>d</w:t>
+        </w:r>
+        <w:r>
+          <w:rPr>
+            <w:rStyle w:val="Hipervnculo"/>
+            <w:sz w:val="22"/>
+            <w:szCs w:val="22"/>
+            <w:lang w:val="es-ES"/>
+          </w:rPr>
+          <w:t>ocs/technotes/guides/javadoc/deprecation/deprecated.html</w:t>
         </w:r>
       </w:hyperlink>
     </w:p>
@@ -3351,69 +4166,315 @@
       </w:pPr>
       <w:r>
         <w:rPr>
-          <w:sz w:val="22"/>
-          <w:szCs w:val="22"/>
-          <w:lang w:val="es-ES"/>
-        </w:rPr>
-        <w:pict w14:anchorId="4AD9AC3A">
-          <v:rect id="_x0000_i1039" style="width:0;height:1.5pt" o:hralign="center" o:hrstd="t" o:hr="t" fillcolor="#a0a0a0" stroked="f"/>
-        </w:pict>
+          <w:b/>
+          <w:bCs/>
+          <w:sz w:val="22"/>
+          <w:szCs w:val="22"/>
+          <w:lang w:val="es-ES"/>
+        </w:rPr>
+        <w:t>Cita textual</w:t>
+      </w:r>
+      <w:r>
+        <w:rPr>
+          <w:b/>
+          <w:bCs/>
+          <w:sz w:val="22"/>
+          <w:szCs w:val="22"/>
+          <w:lang w:val="es-ES"/>
+        </w:rPr>
+        <w:t xml:space="preserve"> 2</w:t>
+      </w:r>
+      <w:r>
+        <w:rPr>
+          <w:b/>
+          <w:bCs/>
+          <w:sz w:val="22"/>
+          <w:szCs w:val="22"/>
+          <w:lang w:val="es-ES"/>
+        </w:rPr>
+        <w:t>:</w:t>
+      </w:r>
+      <w:r>
+        <w:rPr>
+          <w:sz w:val="22"/>
+          <w:szCs w:val="22"/>
+          <w:lang w:val="es-ES"/>
+        </w:rPr>
+        <w:t xml:space="preserve"> </w:t>
+      </w:r>
+      <w:r>
+        <w:rPr>
+          <w:sz w:val="22"/>
+          <w:szCs w:val="22"/>
+          <w:lang w:val="es-ES"/>
+        </w:rPr>
+        <w:t>"</w:t>
+      </w:r>
+      <w:proofErr w:type="spellStart"/>
+      <w:r>
+        <w:rPr>
+          <w:sz w:val="22"/>
+          <w:szCs w:val="22"/>
+          <w:lang w:val="es-ES"/>
+        </w:rPr>
+        <w:t>the</w:t>
+      </w:r>
+      <w:proofErr w:type="spellEnd"/>
+      <w:r>
+        <w:rPr>
+          <w:sz w:val="22"/>
+          <w:szCs w:val="22"/>
+          <w:lang w:val="es-ES"/>
+        </w:rPr>
+        <w:t xml:space="preserve"> @deprecated </w:t>
+      </w:r>
+      <w:proofErr w:type="spellStart"/>
+      <w:r>
+        <w:rPr>
+          <w:sz w:val="22"/>
+          <w:szCs w:val="22"/>
+          <w:lang w:val="es-ES"/>
+        </w:rPr>
+        <w:t>Javadoc</w:t>
+      </w:r>
+      <w:proofErr w:type="spellEnd"/>
+      <w:r>
+        <w:rPr>
+          <w:sz w:val="22"/>
+          <w:szCs w:val="22"/>
+          <w:lang w:val="es-ES"/>
+        </w:rPr>
+        <w:t xml:space="preserve"> tag, </w:t>
+      </w:r>
+      <w:proofErr w:type="spellStart"/>
+      <w:r>
+        <w:rPr>
+          <w:sz w:val="22"/>
+          <w:szCs w:val="22"/>
+          <w:lang w:val="es-ES"/>
+        </w:rPr>
+        <w:t>introduced</w:t>
+      </w:r>
+      <w:proofErr w:type="spellEnd"/>
+      <w:r>
+        <w:rPr>
+          <w:sz w:val="22"/>
+          <w:szCs w:val="22"/>
+          <w:lang w:val="es-ES"/>
+        </w:rPr>
+        <w:t xml:space="preserve"> in JDK 1.1, and </w:t>
+      </w:r>
+      <w:proofErr w:type="spellStart"/>
+      <w:r>
+        <w:rPr>
+          <w:sz w:val="22"/>
+          <w:szCs w:val="22"/>
+          <w:lang w:val="es-ES"/>
+        </w:rPr>
+        <w:t>the</w:t>
+      </w:r>
+      <w:proofErr w:type="spellEnd"/>
+      <w:r>
+        <w:rPr>
+          <w:sz w:val="22"/>
+          <w:szCs w:val="22"/>
+          <w:lang w:val="es-ES"/>
+        </w:rPr>
+        <w:t xml:space="preserve"> @Deprecated </w:t>
+      </w:r>
+      <w:proofErr w:type="spellStart"/>
+      <w:r>
+        <w:rPr>
+          <w:sz w:val="22"/>
+          <w:szCs w:val="22"/>
+          <w:lang w:val="es-ES"/>
+        </w:rPr>
+        <w:t>annotation</w:t>
+      </w:r>
+      <w:proofErr w:type="spellEnd"/>
+      <w:r>
+        <w:rPr>
+          <w:sz w:val="22"/>
+          <w:szCs w:val="22"/>
+          <w:lang w:val="es-ES"/>
+        </w:rPr>
+        <w:t xml:space="preserve">, </w:t>
+      </w:r>
+      <w:proofErr w:type="spellStart"/>
+      <w:r>
+        <w:rPr>
+          <w:sz w:val="22"/>
+          <w:szCs w:val="22"/>
+          <w:lang w:val="es-ES"/>
+        </w:rPr>
+        <w:t>introduced</w:t>
+      </w:r>
+      <w:proofErr w:type="spellEnd"/>
+      <w:r>
+        <w:rPr>
+          <w:sz w:val="22"/>
+          <w:szCs w:val="22"/>
+          <w:lang w:val="es-ES"/>
+        </w:rPr>
+        <w:t xml:space="preserve"> in Java SE 5"</w:t>
       </w:r>
     </w:p>
     <w:p>
       <w:pPr>
         <w:rPr>
+          <w:sz w:val="22"/>
+          <w:szCs w:val="22"/>
+        </w:rPr>
+      </w:pPr>
+      <w:r>
+        <w:rPr>
           <w:b/>
           <w:bCs/>
           <w:sz w:val="22"/>
           <w:szCs w:val="22"/>
           <w:lang w:val="es-ES"/>
         </w:rPr>
+        <w:t xml:space="preserve">Documento: </w:t>
+      </w:r>
+      <w:proofErr w:type="spellStart"/>
+      <w:r>
+        <w:rPr>
+          <w:sz w:val="22"/>
+          <w:szCs w:val="22"/>
+        </w:rPr>
+        <w:t>OpenJDK</w:t>
+      </w:r>
+      <w:proofErr w:type="spellEnd"/>
+      <w:r>
+        <w:rPr>
+          <w:sz w:val="22"/>
+          <w:szCs w:val="22"/>
+        </w:rPr>
+        <w:t xml:space="preserve"> — JEP 277 "</w:t>
+      </w:r>
+      <w:proofErr w:type="spellStart"/>
+      <w:r>
+        <w:rPr>
+          <w:sz w:val="22"/>
+          <w:szCs w:val="22"/>
+        </w:rPr>
+        <w:t>Enhanced</w:t>
+      </w:r>
+      <w:proofErr w:type="spellEnd"/>
+      <w:r>
+        <w:rPr>
+          <w:sz w:val="22"/>
+          <w:szCs w:val="22"/>
+        </w:rPr>
+        <w:t xml:space="preserve"> </w:t>
+      </w:r>
+      <w:proofErr w:type="spellStart"/>
+      <w:r>
+        <w:rPr>
+          <w:sz w:val="22"/>
+          <w:szCs w:val="22"/>
+        </w:rPr>
+        <w:t>Deprecation</w:t>
+      </w:r>
+      <w:proofErr w:type="spellEnd"/>
+      <w:r>
+        <w:rPr>
+          <w:sz w:val="22"/>
+          <w:szCs w:val="22"/>
+        </w:rPr>
+        <w:t>", sec</w:t>
+      </w:r>
+      <w:r>
+        <w:rPr>
+          <w:sz w:val="22"/>
+          <w:szCs w:val="22"/>
+        </w:rPr>
+        <w:t>.</w:t>
+      </w:r>
+      <w:r>
+        <w:rPr>
+          <w:sz w:val="22"/>
+          <w:szCs w:val="22"/>
+        </w:rPr>
+        <w:t xml:space="preserve"> "</w:t>
+      </w:r>
+      <w:proofErr w:type="spellStart"/>
+      <w:r>
+        <w:rPr>
+          <w:sz w:val="22"/>
+          <w:szCs w:val="22"/>
+        </w:rPr>
+        <w:t>Summary</w:t>
+      </w:r>
+      <w:proofErr w:type="spellEnd"/>
+      <w:r>
+        <w:rPr>
+          <w:sz w:val="22"/>
+          <w:szCs w:val="22"/>
+        </w:rPr>
+        <w:t>".</w:t>
+      </w:r>
+    </w:p>
+    <w:p>
+      <w:pPr>
+        <w:rPr>
+          <w:sz w:val="22"/>
+          <w:szCs w:val="22"/>
+        </w:rPr>
       </w:pPr>
       <w:r>
         <w:rPr>
           <w:b/>
           <w:bCs/>
-          <w:sz w:val="22"/>
-          <w:szCs w:val="22"/>
-          <w:lang w:val="es-ES"/>
-        </w:rPr>
-        <w:t>6) Modificador de acceso por defecto en interfaces</w:t>
-      </w:r>
+        </w:rPr>
+        <w:t>URL:</w:t>
+      </w:r>
+      <w:r>
+        <w:t xml:space="preserve"> </w:t>
+      </w:r>
+      <w:hyperlink r:id="rId12" w:history="1">
+        <w:r>
+          <w:rPr>
+            <w:rStyle w:val="Hipervnculo"/>
+            <w:sz w:val="22"/>
+            <w:szCs w:val="22"/>
+          </w:rPr>
+          <w:t>https://openjdk.org/jeps/277</w:t>
+        </w:r>
+      </w:hyperlink>
     </w:p>
     <w:p>
       <w:pPr>
-        <w:rPr>
-          <w:sz w:val="22"/>
-          <w:szCs w:val="22"/>
-          <w:lang w:val="es-ES"/>
-        </w:rPr>
-      </w:pPr>
-      <w:r>
-        <w:rPr>
-          <w:sz w:val="22"/>
-          <w:szCs w:val="22"/>
-          <w:lang w:val="es-ES"/>
-        </w:rPr>
-        <w:t xml:space="preserve">a) Default b) Private c) Final d) </w:t>
-      </w:r>
-      <w:proofErr w:type="spellStart"/>
-      <w:r>
-        <w:rPr>
-          <w:sz w:val="22"/>
-          <w:szCs w:val="22"/>
-          <w:lang w:val="es-ES"/>
-        </w:rPr>
-        <w:t>Abstract</w:t>
-      </w:r>
-      <w:proofErr w:type="spellEnd"/>
+        <w:pStyle w:val="Prrafodelista"/>
+        <w:numPr>
+          <w:ilvl w:val="0"/>
+          <w:numId w:val="15"/>
+        </w:numPr>
+        <w:rPr>
+          <w:b/>
+          <w:bCs/>
+          <w:sz w:val="22"/>
+          <w:szCs w:val="22"/>
+          <w:lang w:val="es-ES"/>
+        </w:rPr>
+      </w:pPr>
+      <w:r>
+        <w:rPr>
+          <w:b/>
+          <w:bCs/>
+          <w:sz w:val="22"/>
+          <w:szCs w:val="22"/>
+          <w:highlight w:val="yellow"/>
+          <w:lang w:val="es-ES"/>
+        </w:rPr>
+        <w:t>Qué afirmación es correcta en interfaces</w:t>
+      </w:r>
     </w:p>
     <w:p>
       <w:pPr>
         <w:rPr>
           <w:sz w:val="22"/>
           <w:szCs w:val="22"/>
-          <w:lang w:val="es-ES"/>
         </w:rPr>
       </w:pPr>
       <w:r>
@@ -3432,9 +4493,87 @@
           <w:szCs w:val="22"/>
           <w:lang w:val="es-ES"/>
         </w:rPr>
-        <w:t xml:space="preserve"> No existe la opción correcta entre las 4 alternativas. El modificador de acceso implícito de los miembros de una interfaz es </w:t>
-      </w:r>
-      <w:proofErr w:type="spellStart"/>
+        <w:t xml:space="preserve"> </w:t>
+      </w:r>
+      <w:r>
+        <w:rPr>
+          <w:sz w:val="22"/>
+          <w:szCs w:val="22"/>
+        </w:rPr>
+        <w:t>Una clase sí puede adoptar el comportamiento de múltiples interfaces. Aunque el mecanismo técnico se llama "implementar" (</w:t>
+      </w:r>
+      <w:proofErr w:type="spellStart"/>
+      <w:r>
+        <w:rPr>
+          <w:sz w:val="22"/>
+          <w:szCs w:val="22"/>
+        </w:rPr>
+        <w:t>implements</w:t>
+      </w:r>
+      <w:proofErr w:type="spellEnd"/>
+      <w:r>
+        <w:rPr>
+          <w:sz w:val="22"/>
+          <w:szCs w:val="22"/>
+        </w:rPr>
+        <w:t>), la documentación oficial usa literalmente el término "</w:t>
+      </w:r>
+      <w:proofErr w:type="spellStart"/>
+      <w:r>
+        <w:rPr>
+          <w:sz w:val="22"/>
+          <w:szCs w:val="22"/>
+        </w:rPr>
+        <w:t>multiple</w:t>
+      </w:r>
+      <w:proofErr w:type="spellEnd"/>
+      <w:r>
+        <w:rPr>
+          <w:sz w:val="22"/>
+          <w:szCs w:val="22"/>
+        </w:rPr>
+        <w:t xml:space="preserve"> </w:t>
+      </w:r>
+      <w:proofErr w:type="gramStart"/>
+      <w:r>
+        <w:rPr>
+          <w:sz w:val="22"/>
+          <w:szCs w:val="22"/>
+        </w:rPr>
+        <w:t>interface</w:t>
+      </w:r>
+      <w:proofErr w:type="gramEnd"/>
+      <w:r>
+        <w:rPr>
+          <w:sz w:val="22"/>
+          <w:szCs w:val="22"/>
+        </w:rPr>
+        <w:t xml:space="preserve"> </w:t>
+      </w:r>
+      <w:proofErr w:type="spellStart"/>
+      <w:r>
+        <w:rPr>
+          <w:sz w:val="22"/>
+          <w:szCs w:val="22"/>
+        </w:rPr>
+        <w:t>inheritance</w:t>
+      </w:r>
+      <w:proofErr w:type="spellEnd"/>
+      <w:r>
+        <w:rPr>
+          <w:sz w:val="22"/>
+          <w:szCs w:val="22"/>
+        </w:rPr>
+        <w:t>" para describir este comportamiento, validando el uso de "heredar". Esto genera dos afirmaciones ciertas en la pregunta, creando ambigüedad sobre cuál es la correcta.</w:t>
+      </w:r>
+    </w:p>
+    <w:p>
+      <w:pPr>
+        <w:rPr>
+          <w:sz w:val="22"/>
+          <w:szCs w:val="22"/>
+        </w:rPr>
+      </w:pPr>
       <w:r>
         <w:rPr>
           <w:b/>
@@ -3443,16 +4582,82 @@
           <w:szCs w:val="22"/>
           <w:lang w:val="es-ES"/>
         </w:rPr>
-        <w:t>public</w:t>
-      </w:r>
-      <w:proofErr w:type="spellEnd"/>
-      <w:r>
-        <w:rPr>
-          <w:sz w:val="22"/>
-          <w:szCs w:val="22"/>
-          <w:lang w:val="es-ES"/>
-        </w:rPr>
-        <w:t>, y esa opción no aparece en la lista.</w:t>
+        <w:t>Justificación:</w:t>
+      </w:r>
+      <w:r>
+        <w:rPr>
+          <w:sz w:val="22"/>
+          <w:szCs w:val="22"/>
+          <w:lang w:val="es-ES"/>
+        </w:rPr>
+        <w:t xml:space="preserve"> </w:t>
+      </w:r>
+      <w:r>
+        <w:rPr>
+          <w:sz w:val="22"/>
+          <w:szCs w:val="22"/>
+        </w:rPr>
+        <w:t>La documentación oficial confirma que una clase puede implementar una o más interfaces como forma de herencia múltiple de comportamiento sin compartir implementación</w:t>
+      </w:r>
+      <w:r>
+        <w:rPr>
+          <w:sz w:val="22"/>
+          <w:szCs w:val="22"/>
+        </w:rPr>
+        <w:t>,</w:t>
+      </w:r>
+      <w:r>
+        <w:rPr>
+          <w:sz w:val="22"/>
+          <w:szCs w:val="22"/>
+        </w:rPr>
+        <w:t xml:space="preserve"> es decir</w:t>
+      </w:r>
+      <w:r>
+        <w:rPr>
+          <w:sz w:val="22"/>
+          <w:szCs w:val="22"/>
+        </w:rPr>
+        <w:t xml:space="preserve"> que </w:t>
+      </w:r>
+      <w:r>
+        <w:rPr>
+          <w:sz w:val="22"/>
+          <w:szCs w:val="22"/>
+        </w:rPr>
+        <w:t xml:space="preserve">la opción seleccionada no contradice el lenguaje, sino que describe una capacidad reconocida bajo ese mismo nombre. La pregunta debió usar </w:t>
+      </w:r>
+      <w:proofErr w:type="spellStart"/>
+      <w:r>
+        <w:rPr>
+          <w:sz w:val="22"/>
+          <w:szCs w:val="22"/>
+        </w:rPr>
+        <w:t>extends</w:t>
+      </w:r>
+      <w:proofErr w:type="spellEnd"/>
+      <w:r>
+        <w:rPr>
+          <w:sz w:val="22"/>
+          <w:szCs w:val="22"/>
+        </w:rPr>
+        <w:t xml:space="preserve"> o </w:t>
+      </w:r>
+      <w:proofErr w:type="spellStart"/>
+      <w:r>
+        <w:rPr>
+          <w:sz w:val="22"/>
+          <w:szCs w:val="22"/>
+        </w:rPr>
+        <w:t>implements</w:t>
+      </w:r>
+      <w:proofErr w:type="spellEnd"/>
+      <w:r>
+        <w:rPr>
+          <w:sz w:val="22"/>
+          <w:szCs w:val="22"/>
+        </w:rPr>
+        <w:t xml:space="preserve"> de forma explícita, en lugar del término genérico "heredar".</w:t>
       </w:r>
     </w:p>
     <w:p>
@@ -3471,40 +4676,381 @@
           <w:szCs w:val="22"/>
           <w:lang w:val="es-ES"/>
         </w:rPr>
-        <w:t>Justificación:</w:t>
-      </w:r>
-      <w:r>
-        <w:rPr>
-          <w:sz w:val="22"/>
-          <w:szCs w:val="22"/>
-          <w:lang w:val="es-ES"/>
-        </w:rPr>
-        <w:t xml:space="preserve"> Según la JLS, los métodos de una interfaz son implícitamente </w:t>
-      </w:r>
-      <w:proofErr w:type="spellStart"/>
-      <w:r>
-        <w:rPr>
-          <w:sz w:val="22"/>
-          <w:szCs w:val="22"/>
-          <w:lang w:val="es-ES"/>
-        </w:rPr>
-        <w:t>public</w:t>
-      </w:r>
-      <w:proofErr w:type="spellEnd"/>
-      <w:r>
-        <w:rPr>
-          <w:sz w:val="22"/>
-          <w:szCs w:val="22"/>
-          <w:lang w:val="es-ES"/>
-        </w:rPr>
-        <w:t xml:space="preserve"> </w:t>
-      </w:r>
-      <w:proofErr w:type="spellStart"/>
-      <w:r>
-        <w:rPr>
-          <w:sz w:val="22"/>
-          <w:szCs w:val="22"/>
-          <w:lang w:val="es-ES"/>
+        <w:t>Cita textual</w:t>
+      </w:r>
+      <w:r>
+        <w:rPr>
+          <w:b/>
+          <w:bCs/>
+          <w:sz w:val="22"/>
+          <w:szCs w:val="22"/>
+          <w:lang w:val="es-ES"/>
+        </w:rPr>
+        <w:t xml:space="preserve"> 1</w:t>
+      </w:r>
+      <w:r>
+        <w:rPr>
+          <w:b/>
+          <w:bCs/>
+          <w:sz w:val="22"/>
+          <w:szCs w:val="22"/>
+          <w:lang w:val="es-ES"/>
+        </w:rPr>
+        <w:t>:</w:t>
+      </w:r>
+      <w:r>
+        <w:rPr>
+          <w:b/>
+          <w:bCs/>
+          <w:sz w:val="22"/>
+          <w:szCs w:val="22"/>
+          <w:lang w:val="es-ES"/>
+        </w:rPr>
+        <w:t xml:space="preserve"> </w:t>
+      </w:r>
+      <w:r>
+        <w:rPr>
+          <w:sz w:val="22"/>
+          <w:szCs w:val="22"/>
+          <w:lang w:val="es-ES"/>
+        </w:rPr>
+        <w:t>"</w:t>
+      </w:r>
+      <w:r>
+        <w:rPr>
+          <w:rFonts w:ascii="Arial" w:hAnsi="Arial" w:cs="Arial"/>
+          <w:color w:val="000000"/>
+          <w:sz w:val="18"/>
+          <w:szCs w:val="18"/>
+          <w:shd w:val="clear" w:color="auto" w:fill="FFFFFF"/>
+        </w:rPr>
+        <w:t xml:space="preserve"> </w:t>
+      </w:r>
+      <w:r>
+        <w:rPr>
+          <w:sz w:val="22"/>
+          <w:szCs w:val="22"/>
+        </w:rPr>
+        <w:t xml:space="preserve">A </w:t>
+      </w:r>
+      <w:proofErr w:type="spellStart"/>
+      <w:r>
+        <w:rPr>
+          <w:sz w:val="22"/>
+          <w:szCs w:val="22"/>
+        </w:rPr>
+        <w:t>class</w:t>
+      </w:r>
+      <w:proofErr w:type="spellEnd"/>
+      <w:r>
+        <w:rPr>
+          <w:sz w:val="22"/>
+          <w:szCs w:val="22"/>
+        </w:rPr>
+        <w:t xml:space="preserve"> </w:t>
+      </w:r>
+      <w:proofErr w:type="spellStart"/>
+      <w:r>
+        <w:rPr>
+          <w:sz w:val="22"/>
+          <w:szCs w:val="22"/>
+        </w:rPr>
+        <w:t>may</w:t>
+      </w:r>
+      <w:proofErr w:type="spellEnd"/>
+      <w:r>
+        <w:rPr>
+          <w:sz w:val="22"/>
+          <w:szCs w:val="22"/>
+        </w:rPr>
+        <w:t xml:space="preserve"> be </w:t>
+      </w:r>
+      <w:proofErr w:type="spellStart"/>
+      <w:r>
+        <w:rPr>
+          <w:sz w:val="22"/>
+          <w:szCs w:val="22"/>
+        </w:rPr>
+        <w:t>declared</w:t>
+      </w:r>
+      <w:proofErr w:type="spellEnd"/>
+      <w:r>
+        <w:rPr>
+          <w:sz w:val="22"/>
+          <w:szCs w:val="22"/>
+        </w:rPr>
+        <w:t xml:space="preserve"> </w:t>
+      </w:r>
+      <w:proofErr w:type="spellStart"/>
+      <w:r>
+        <w:rPr>
+          <w:sz w:val="22"/>
+          <w:szCs w:val="22"/>
+        </w:rPr>
+        <w:t>to</w:t>
+      </w:r>
+      <w:proofErr w:type="spellEnd"/>
+      <w:r>
+        <w:rPr>
+          <w:sz w:val="22"/>
+          <w:szCs w:val="22"/>
+        </w:rPr>
+        <w:t> </w:t>
+      </w:r>
+      <w:proofErr w:type="spellStart"/>
+      <w:r>
+        <w:rPr>
+          <w:i/>
+          <w:iCs/>
+          <w:sz w:val="22"/>
+          <w:szCs w:val="22"/>
+        </w:rPr>
+        <w:t>directly</w:t>
+      </w:r>
+      <w:proofErr w:type="spellEnd"/>
+      <w:r>
+        <w:rPr>
+          <w:i/>
+          <w:iCs/>
+          <w:sz w:val="22"/>
+          <w:szCs w:val="22"/>
+        </w:rPr>
+        <w:t xml:space="preserve"> </w:t>
+      </w:r>
+      <w:proofErr w:type="spellStart"/>
+      <w:r>
+        <w:rPr>
+          <w:i/>
+          <w:iCs/>
+          <w:sz w:val="22"/>
+          <w:szCs w:val="22"/>
+        </w:rPr>
+        <w:t>implement</w:t>
+      </w:r>
+      <w:proofErr w:type="spellEnd"/>
+      <w:r>
+        <w:rPr>
+          <w:sz w:val="22"/>
+          <w:szCs w:val="22"/>
+        </w:rPr>
+        <w:t> </w:t>
+      </w:r>
+      <w:proofErr w:type="spellStart"/>
+      <w:r>
+        <w:rPr>
+          <w:sz w:val="22"/>
+          <w:szCs w:val="22"/>
+        </w:rPr>
+        <w:t>one</w:t>
+      </w:r>
+      <w:proofErr w:type="spellEnd"/>
+      <w:r>
+        <w:rPr>
+          <w:sz w:val="22"/>
+          <w:szCs w:val="22"/>
+        </w:rPr>
+        <w:t xml:space="preserve"> </w:t>
+      </w:r>
+      <w:proofErr w:type="spellStart"/>
+      <w:r>
+        <w:rPr>
+          <w:sz w:val="22"/>
+          <w:szCs w:val="22"/>
+        </w:rPr>
+        <w:t>or</w:t>
+      </w:r>
+      <w:proofErr w:type="spellEnd"/>
+      <w:r>
+        <w:rPr>
+          <w:sz w:val="22"/>
+          <w:szCs w:val="22"/>
+        </w:rPr>
+        <w:t xml:space="preserve"> more interfaces (</w:t>
+      </w:r>
+      <w:hyperlink r:id="rId13" w:anchor="jls-8.1.5" w:tooltip="8.1.5. Superinterfaces" w:history="1">
+        <w:r>
+          <w:rPr>
+            <w:rStyle w:val="Hipervnculo"/>
+            <w:sz w:val="22"/>
+            <w:szCs w:val="22"/>
+          </w:rPr>
+          <w:t>§8.1.5</w:t>
+        </w:r>
+      </w:hyperlink>
+      <w:r>
+        <w:rPr>
+          <w:sz w:val="22"/>
+          <w:szCs w:val="22"/>
+        </w:rPr>
+        <w:t xml:space="preserve">), </w:t>
+      </w:r>
+      <w:proofErr w:type="spellStart"/>
+      <w:r>
+        <w:rPr>
+          <w:sz w:val="22"/>
+          <w:szCs w:val="22"/>
+        </w:rPr>
+        <w:t>meaning</w:t>
+      </w:r>
+      <w:proofErr w:type="spellEnd"/>
+      <w:r>
+        <w:rPr>
+          <w:sz w:val="22"/>
+          <w:szCs w:val="22"/>
+        </w:rPr>
+        <w:t xml:space="preserve"> </w:t>
+      </w:r>
+      <w:bookmarkStart w:id="7" w:name="OLE_LINK55"/>
+      <w:proofErr w:type="spellStart"/>
+      <w:r>
+        <w:rPr>
+          <w:sz w:val="22"/>
+          <w:szCs w:val="22"/>
+        </w:rPr>
+        <w:t>that</w:t>
+      </w:r>
+      <w:proofErr w:type="spellEnd"/>
+      <w:r>
+        <w:rPr>
+          <w:sz w:val="22"/>
+          <w:szCs w:val="22"/>
+        </w:rPr>
+        <w:t xml:space="preserve"> </w:t>
+      </w:r>
+      <w:proofErr w:type="spellStart"/>
+      <w:r>
+        <w:rPr>
+          <w:sz w:val="22"/>
+          <w:szCs w:val="22"/>
+        </w:rPr>
+        <w:t>any</w:t>
+      </w:r>
+      <w:proofErr w:type="spellEnd"/>
+      <w:r>
+        <w:rPr>
+          <w:sz w:val="22"/>
+          <w:szCs w:val="22"/>
+        </w:rPr>
+        <w:t xml:space="preserve"> </w:t>
+      </w:r>
+      <w:proofErr w:type="spellStart"/>
+      <w:r>
+        <w:rPr>
+          <w:sz w:val="22"/>
+          <w:szCs w:val="22"/>
+        </w:rPr>
+        <w:t>instance</w:t>
+      </w:r>
+      <w:proofErr w:type="spellEnd"/>
+      <w:r>
+        <w:rPr>
+          <w:sz w:val="22"/>
+          <w:szCs w:val="22"/>
+        </w:rPr>
+        <w:t xml:space="preserve"> </w:t>
+      </w:r>
+      <w:proofErr w:type="spellStart"/>
+      <w:r>
+        <w:rPr>
+          <w:sz w:val="22"/>
+          <w:szCs w:val="22"/>
+        </w:rPr>
+        <w:t>of</w:t>
+      </w:r>
+      <w:proofErr w:type="spellEnd"/>
+      <w:r>
+        <w:rPr>
+          <w:sz w:val="22"/>
+          <w:szCs w:val="22"/>
+        </w:rPr>
+        <w:t xml:space="preserve"> </w:t>
+      </w:r>
+      <w:proofErr w:type="spellStart"/>
+      <w:r>
+        <w:rPr>
+          <w:sz w:val="22"/>
+          <w:szCs w:val="22"/>
+        </w:rPr>
+        <w:t>the</w:t>
+      </w:r>
+      <w:proofErr w:type="spellEnd"/>
+      <w:r>
+        <w:rPr>
+          <w:sz w:val="22"/>
+          <w:szCs w:val="22"/>
+        </w:rPr>
+        <w:t xml:space="preserve"> </w:t>
+      </w:r>
+      <w:proofErr w:type="spellStart"/>
+      <w:r>
+        <w:rPr>
+          <w:sz w:val="22"/>
+          <w:szCs w:val="22"/>
+        </w:rPr>
+        <w:t>class</w:t>
+      </w:r>
+      <w:proofErr w:type="spellEnd"/>
+      <w:r>
+        <w:rPr>
+          <w:sz w:val="22"/>
+          <w:szCs w:val="22"/>
+        </w:rPr>
+        <w:t xml:space="preserve"> </w:t>
+      </w:r>
+      <w:bookmarkEnd w:id="7"/>
+      <w:proofErr w:type="spellStart"/>
+      <w:r>
+        <w:rPr>
+          <w:sz w:val="22"/>
+          <w:szCs w:val="22"/>
+        </w:rPr>
+        <w:t>implements</w:t>
+      </w:r>
+      <w:proofErr w:type="spellEnd"/>
+      <w:r>
+        <w:rPr>
+          <w:sz w:val="22"/>
+          <w:szCs w:val="22"/>
+        </w:rPr>
+        <w:t xml:space="preserve"> </w:t>
+      </w:r>
+      <w:proofErr w:type="spellStart"/>
+      <w:r>
+        <w:rPr>
+          <w:sz w:val="22"/>
+          <w:szCs w:val="22"/>
+        </w:rPr>
+        <w:t>all</w:t>
+      </w:r>
+      <w:proofErr w:type="spellEnd"/>
+      <w:r>
+        <w:rPr>
+          <w:sz w:val="22"/>
+          <w:szCs w:val="22"/>
+        </w:rPr>
+        <w:t xml:space="preserve"> </w:t>
+      </w:r>
+      <w:proofErr w:type="spellStart"/>
+      <w:r>
+        <w:rPr>
+          <w:sz w:val="22"/>
+          <w:szCs w:val="22"/>
+        </w:rPr>
+        <w:t>the</w:t>
+      </w:r>
+      <w:proofErr w:type="spellEnd"/>
+      <w:r>
+        <w:rPr>
+          <w:sz w:val="22"/>
+          <w:szCs w:val="22"/>
+        </w:rPr>
+        <w:t> </w:t>
+      </w:r>
+      <w:proofErr w:type="spellStart"/>
+      <w:r>
+        <w:rPr>
+          <w:sz w:val="22"/>
+          <w:szCs w:val="22"/>
         </w:rPr>
         <w:t>abstract</w:t>
       </w:r>
@@ -3513,81 +5059,505 @@
         <w:rPr>
           <w:sz w:val="22"/>
           <w:szCs w:val="22"/>
-          <w:lang w:val="es-ES"/>
-        </w:rPr>
-        <w:t xml:space="preserve">, y los campos son implícitamente </w:t>
-      </w:r>
-      <w:proofErr w:type="spellStart"/>
-      <w:r>
-        <w:rPr>
-          <w:sz w:val="22"/>
-          <w:szCs w:val="22"/>
-          <w:lang w:val="es-ES"/>
-        </w:rPr>
-        <w:t>public</w:t>
-      </w:r>
-      <w:proofErr w:type="spellEnd"/>
-      <w:r>
-        <w:rPr>
-          <w:sz w:val="22"/>
-          <w:szCs w:val="22"/>
-          <w:lang w:val="es-ES"/>
-        </w:rPr>
-        <w:t xml:space="preserve"> </w:t>
-      </w:r>
-      <w:proofErr w:type="spellStart"/>
-      <w:r>
-        <w:rPr>
-          <w:sz w:val="22"/>
-          <w:szCs w:val="22"/>
-          <w:lang w:val="es-ES"/>
-        </w:rPr>
-        <w:t>static</w:t>
-      </w:r>
-      <w:proofErr w:type="spellEnd"/>
-      <w:r>
-        <w:rPr>
-          <w:sz w:val="22"/>
-          <w:szCs w:val="22"/>
-          <w:lang w:val="es-ES"/>
-        </w:rPr>
-        <w:t xml:space="preserve"> final. Ninguna de las 4 opciones corresponde a </w:t>
-      </w:r>
-      <w:proofErr w:type="spellStart"/>
-      <w:r>
-        <w:rPr>
-          <w:sz w:val="22"/>
-          <w:szCs w:val="22"/>
-          <w:lang w:val="es-ES"/>
-        </w:rPr>
-        <w:t>public</w:t>
-      </w:r>
-      <w:proofErr w:type="spellEnd"/>
-      <w:r>
-        <w:rPr>
-          <w:sz w:val="22"/>
-          <w:szCs w:val="22"/>
-          <w:lang w:val="es-ES"/>
-        </w:rPr>
-        <w:t xml:space="preserve">: Final y </w:t>
-      </w:r>
-      <w:proofErr w:type="spellStart"/>
-      <w:r>
-        <w:rPr>
-          <w:sz w:val="22"/>
-          <w:szCs w:val="22"/>
-          <w:lang w:val="es-ES"/>
-        </w:rPr>
-        <w:t>Abstract</w:t>
-      </w:r>
-      <w:proofErr w:type="spellEnd"/>
-      <w:r>
-        <w:rPr>
-          <w:sz w:val="22"/>
-          <w:szCs w:val="22"/>
-          <w:lang w:val="es-ES"/>
-        </w:rPr>
-        <w:t xml:space="preserve"> son modificadores de comportamiento, no de acceso; Private contradice el propósito de la interfaz; Default no es un modificador de acceso válido en Java.</w:t>
+        </w:rPr>
+        <w:t> </w:t>
+      </w:r>
+      <w:proofErr w:type="spellStart"/>
+      <w:r>
+        <w:rPr>
+          <w:sz w:val="22"/>
+          <w:szCs w:val="22"/>
+        </w:rPr>
+        <w:t>methods</w:t>
+      </w:r>
+      <w:proofErr w:type="spellEnd"/>
+      <w:r>
+        <w:rPr>
+          <w:sz w:val="22"/>
+          <w:szCs w:val="22"/>
+        </w:rPr>
+        <w:t xml:space="preserve"> </w:t>
+      </w:r>
+      <w:proofErr w:type="spellStart"/>
+      <w:r>
+        <w:rPr>
+          <w:sz w:val="22"/>
+          <w:szCs w:val="22"/>
+        </w:rPr>
+        <w:t>specified</w:t>
+      </w:r>
+      <w:proofErr w:type="spellEnd"/>
+      <w:r>
+        <w:rPr>
+          <w:sz w:val="22"/>
+          <w:szCs w:val="22"/>
+        </w:rPr>
+        <w:t xml:space="preserve"> </w:t>
+      </w:r>
+      <w:proofErr w:type="spellStart"/>
+      <w:r>
+        <w:rPr>
+          <w:sz w:val="22"/>
+          <w:szCs w:val="22"/>
+        </w:rPr>
+        <w:t>by</w:t>
+      </w:r>
+      <w:proofErr w:type="spellEnd"/>
+      <w:r>
+        <w:rPr>
+          <w:sz w:val="22"/>
+          <w:szCs w:val="22"/>
+        </w:rPr>
+        <w:t xml:space="preserve"> </w:t>
+      </w:r>
+      <w:proofErr w:type="spellStart"/>
+      <w:r>
+        <w:rPr>
+          <w:sz w:val="22"/>
+          <w:szCs w:val="22"/>
+        </w:rPr>
+        <w:t>the</w:t>
+      </w:r>
+      <w:proofErr w:type="spellEnd"/>
+      <w:r>
+        <w:rPr>
+          <w:sz w:val="22"/>
+          <w:szCs w:val="22"/>
+        </w:rPr>
+        <w:t xml:space="preserve"> </w:t>
+      </w:r>
+      <w:proofErr w:type="gramStart"/>
+      <w:r>
+        <w:rPr>
+          <w:sz w:val="22"/>
+          <w:szCs w:val="22"/>
+        </w:rPr>
+        <w:t>interface</w:t>
+      </w:r>
+      <w:proofErr w:type="gramEnd"/>
+      <w:r>
+        <w:rPr>
+          <w:sz w:val="22"/>
+          <w:szCs w:val="22"/>
+        </w:rPr>
+        <w:t xml:space="preserve"> </w:t>
+      </w:r>
+      <w:proofErr w:type="spellStart"/>
+      <w:r>
+        <w:rPr>
+          <w:sz w:val="22"/>
+          <w:szCs w:val="22"/>
+        </w:rPr>
+        <w:t>or</w:t>
+      </w:r>
+      <w:proofErr w:type="spellEnd"/>
+      <w:r>
+        <w:rPr>
+          <w:sz w:val="22"/>
+          <w:szCs w:val="22"/>
+        </w:rPr>
+        <w:t xml:space="preserve"> interfaces. A </w:t>
+      </w:r>
+      <w:proofErr w:type="spellStart"/>
+      <w:r>
+        <w:rPr>
+          <w:sz w:val="22"/>
+          <w:szCs w:val="22"/>
+        </w:rPr>
+        <w:t>class</w:t>
+      </w:r>
+      <w:proofErr w:type="spellEnd"/>
+      <w:r>
+        <w:rPr>
+          <w:sz w:val="22"/>
+          <w:szCs w:val="22"/>
+        </w:rPr>
+        <w:t xml:space="preserve"> </w:t>
+      </w:r>
+      <w:proofErr w:type="spellStart"/>
+      <w:r>
+        <w:rPr>
+          <w:sz w:val="22"/>
+          <w:szCs w:val="22"/>
+        </w:rPr>
+        <w:t>necessarily</w:t>
+      </w:r>
+      <w:proofErr w:type="spellEnd"/>
+      <w:r>
+        <w:rPr>
+          <w:sz w:val="22"/>
+          <w:szCs w:val="22"/>
+        </w:rPr>
+        <w:t xml:space="preserve"> </w:t>
+      </w:r>
+      <w:proofErr w:type="spellStart"/>
+      <w:r>
+        <w:rPr>
+          <w:sz w:val="22"/>
+          <w:szCs w:val="22"/>
+        </w:rPr>
+        <w:t>implements</w:t>
+      </w:r>
+      <w:proofErr w:type="spellEnd"/>
+      <w:r>
+        <w:rPr>
+          <w:sz w:val="22"/>
+          <w:szCs w:val="22"/>
+        </w:rPr>
+        <w:t xml:space="preserve"> </w:t>
+      </w:r>
+      <w:proofErr w:type="spellStart"/>
+      <w:r>
+        <w:rPr>
+          <w:sz w:val="22"/>
+          <w:szCs w:val="22"/>
+        </w:rPr>
+        <w:t>all</w:t>
+      </w:r>
+      <w:proofErr w:type="spellEnd"/>
+      <w:r>
+        <w:rPr>
+          <w:sz w:val="22"/>
+          <w:szCs w:val="22"/>
+        </w:rPr>
+        <w:t xml:space="preserve"> </w:t>
+      </w:r>
+      <w:proofErr w:type="spellStart"/>
+      <w:r>
+        <w:rPr>
+          <w:sz w:val="22"/>
+          <w:szCs w:val="22"/>
+        </w:rPr>
+        <w:t>the</w:t>
+      </w:r>
+      <w:proofErr w:type="spellEnd"/>
+      <w:r>
+        <w:rPr>
+          <w:sz w:val="22"/>
+          <w:szCs w:val="22"/>
+        </w:rPr>
+        <w:t xml:space="preserve"> interfaces </w:t>
+      </w:r>
+      <w:proofErr w:type="spellStart"/>
+      <w:r>
+        <w:rPr>
+          <w:sz w:val="22"/>
+          <w:szCs w:val="22"/>
+        </w:rPr>
+        <w:t>that</w:t>
+      </w:r>
+      <w:proofErr w:type="spellEnd"/>
+      <w:r>
+        <w:rPr>
+          <w:sz w:val="22"/>
+          <w:szCs w:val="22"/>
+        </w:rPr>
+        <w:t xml:space="preserve"> </w:t>
+      </w:r>
+      <w:proofErr w:type="spellStart"/>
+      <w:r>
+        <w:rPr>
+          <w:sz w:val="22"/>
+          <w:szCs w:val="22"/>
+        </w:rPr>
+        <w:t>its</w:t>
+      </w:r>
+      <w:proofErr w:type="spellEnd"/>
+      <w:r>
+        <w:rPr>
+          <w:sz w:val="22"/>
+          <w:szCs w:val="22"/>
+        </w:rPr>
+        <w:t xml:space="preserve"> </w:t>
+      </w:r>
+      <w:proofErr w:type="spellStart"/>
+      <w:r>
+        <w:rPr>
+          <w:sz w:val="22"/>
+          <w:szCs w:val="22"/>
+        </w:rPr>
+        <w:t>direct</w:t>
+      </w:r>
+      <w:proofErr w:type="spellEnd"/>
+      <w:r>
+        <w:rPr>
+          <w:sz w:val="22"/>
+          <w:szCs w:val="22"/>
+        </w:rPr>
+        <w:t xml:space="preserve"> </w:t>
+      </w:r>
+      <w:proofErr w:type="spellStart"/>
+      <w:r>
+        <w:rPr>
+          <w:sz w:val="22"/>
+          <w:szCs w:val="22"/>
+        </w:rPr>
+        <w:t>superclasses</w:t>
+      </w:r>
+      <w:proofErr w:type="spellEnd"/>
+      <w:r>
+        <w:rPr>
+          <w:sz w:val="22"/>
+          <w:szCs w:val="22"/>
+        </w:rPr>
+        <w:t xml:space="preserve"> and </w:t>
+      </w:r>
+      <w:proofErr w:type="spellStart"/>
+      <w:r>
+        <w:rPr>
+          <w:sz w:val="22"/>
+          <w:szCs w:val="22"/>
+        </w:rPr>
+        <w:t>direct</w:t>
+      </w:r>
+      <w:proofErr w:type="spellEnd"/>
+      <w:r>
+        <w:rPr>
+          <w:sz w:val="22"/>
+          <w:szCs w:val="22"/>
+        </w:rPr>
+        <w:t xml:space="preserve"> </w:t>
+      </w:r>
+      <w:proofErr w:type="spellStart"/>
+      <w:r>
+        <w:rPr>
+          <w:sz w:val="22"/>
+          <w:szCs w:val="22"/>
+        </w:rPr>
+        <w:t>superinterfaces</w:t>
+      </w:r>
+      <w:proofErr w:type="spellEnd"/>
+      <w:r>
+        <w:rPr>
+          <w:sz w:val="22"/>
+          <w:szCs w:val="22"/>
+        </w:rPr>
+        <w:t xml:space="preserve"> do. </w:t>
+      </w:r>
+      <w:proofErr w:type="spellStart"/>
+      <w:r>
+        <w:rPr>
+          <w:sz w:val="22"/>
+          <w:szCs w:val="22"/>
+        </w:rPr>
+        <w:t>This</w:t>
+      </w:r>
+      <w:proofErr w:type="spellEnd"/>
+      <w:r>
+        <w:rPr>
+          <w:sz w:val="22"/>
+          <w:szCs w:val="22"/>
+        </w:rPr>
+        <w:t xml:space="preserve"> (</w:t>
+      </w:r>
+      <w:proofErr w:type="spellStart"/>
+      <w:r>
+        <w:rPr>
+          <w:sz w:val="22"/>
+          <w:szCs w:val="22"/>
+        </w:rPr>
+        <w:t>multiple</w:t>
+      </w:r>
+      <w:proofErr w:type="spellEnd"/>
+      <w:r>
+        <w:rPr>
+          <w:sz w:val="22"/>
+          <w:szCs w:val="22"/>
+        </w:rPr>
+        <w:t xml:space="preserve">) </w:t>
+      </w:r>
+      <w:proofErr w:type="gramStart"/>
+      <w:r>
+        <w:rPr>
+          <w:sz w:val="22"/>
+          <w:szCs w:val="22"/>
+        </w:rPr>
+        <w:t>interface</w:t>
+      </w:r>
+      <w:proofErr w:type="gramEnd"/>
+      <w:r>
+        <w:rPr>
+          <w:sz w:val="22"/>
+          <w:szCs w:val="22"/>
+        </w:rPr>
+        <w:t xml:space="preserve"> </w:t>
+      </w:r>
+      <w:proofErr w:type="spellStart"/>
+      <w:r>
+        <w:rPr>
+          <w:sz w:val="22"/>
+          <w:szCs w:val="22"/>
+        </w:rPr>
+        <w:t>inheritance</w:t>
+      </w:r>
+      <w:proofErr w:type="spellEnd"/>
+      <w:r>
+        <w:rPr>
+          <w:sz w:val="22"/>
+          <w:szCs w:val="22"/>
+        </w:rPr>
+        <w:t xml:space="preserve"> </w:t>
+      </w:r>
+      <w:proofErr w:type="spellStart"/>
+      <w:r>
+        <w:rPr>
+          <w:sz w:val="22"/>
+          <w:szCs w:val="22"/>
+        </w:rPr>
+        <w:t>allows</w:t>
+      </w:r>
+      <w:proofErr w:type="spellEnd"/>
+      <w:r>
+        <w:rPr>
+          <w:sz w:val="22"/>
+          <w:szCs w:val="22"/>
+        </w:rPr>
+        <w:t xml:space="preserve"> </w:t>
+      </w:r>
+      <w:proofErr w:type="spellStart"/>
+      <w:r>
+        <w:rPr>
+          <w:sz w:val="22"/>
+          <w:szCs w:val="22"/>
+        </w:rPr>
+        <w:t>objects</w:t>
+      </w:r>
+      <w:proofErr w:type="spellEnd"/>
+      <w:r>
+        <w:rPr>
+          <w:sz w:val="22"/>
+          <w:szCs w:val="22"/>
+        </w:rPr>
+        <w:t xml:space="preserve"> </w:t>
+      </w:r>
+      <w:proofErr w:type="spellStart"/>
+      <w:r>
+        <w:rPr>
+          <w:sz w:val="22"/>
+          <w:szCs w:val="22"/>
+        </w:rPr>
+        <w:t>to</w:t>
+      </w:r>
+      <w:proofErr w:type="spellEnd"/>
+      <w:r>
+        <w:rPr>
+          <w:sz w:val="22"/>
+          <w:szCs w:val="22"/>
+        </w:rPr>
+        <w:t xml:space="preserve"> </w:t>
+      </w:r>
+      <w:proofErr w:type="spellStart"/>
+      <w:r>
+        <w:rPr>
+          <w:sz w:val="22"/>
+          <w:szCs w:val="22"/>
+        </w:rPr>
+        <w:t>support</w:t>
+      </w:r>
+      <w:proofErr w:type="spellEnd"/>
+      <w:r>
+        <w:rPr>
+          <w:sz w:val="22"/>
+          <w:szCs w:val="22"/>
+        </w:rPr>
+        <w:t xml:space="preserve"> (</w:t>
+      </w:r>
+      <w:proofErr w:type="spellStart"/>
+      <w:r>
+        <w:rPr>
+          <w:sz w:val="22"/>
+          <w:szCs w:val="22"/>
+        </w:rPr>
+        <w:t>multiple</w:t>
+      </w:r>
+      <w:proofErr w:type="spellEnd"/>
+      <w:r>
+        <w:rPr>
+          <w:sz w:val="22"/>
+          <w:szCs w:val="22"/>
+        </w:rPr>
+        <w:t xml:space="preserve">) </w:t>
+      </w:r>
+      <w:proofErr w:type="spellStart"/>
+      <w:r>
+        <w:rPr>
+          <w:sz w:val="22"/>
+          <w:szCs w:val="22"/>
+        </w:rPr>
+        <w:t>common</w:t>
+      </w:r>
+      <w:proofErr w:type="spellEnd"/>
+      <w:r>
+        <w:rPr>
+          <w:sz w:val="22"/>
+          <w:szCs w:val="22"/>
+        </w:rPr>
+        <w:t xml:space="preserve"> </w:t>
+      </w:r>
+      <w:proofErr w:type="spellStart"/>
+      <w:r>
+        <w:rPr>
+          <w:sz w:val="22"/>
+          <w:szCs w:val="22"/>
+        </w:rPr>
+        <w:t>behaviors</w:t>
+      </w:r>
+      <w:proofErr w:type="spellEnd"/>
+      <w:r>
+        <w:rPr>
+          <w:sz w:val="22"/>
+          <w:szCs w:val="22"/>
+        </w:rPr>
+        <w:t xml:space="preserve"> </w:t>
+      </w:r>
+      <w:proofErr w:type="spellStart"/>
+      <w:r>
+        <w:rPr>
+          <w:sz w:val="22"/>
+          <w:szCs w:val="22"/>
+        </w:rPr>
+        <w:t>without</w:t>
+      </w:r>
+      <w:proofErr w:type="spellEnd"/>
+      <w:r>
+        <w:rPr>
+          <w:sz w:val="22"/>
+          <w:szCs w:val="22"/>
+        </w:rPr>
+        <w:t xml:space="preserve"> </w:t>
+      </w:r>
+      <w:proofErr w:type="spellStart"/>
+      <w:r>
+        <w:rPr>
+          <w:sz w:val="22"/>
+          <w:szCs w:val="22"/>
+        </w:rPr>
+        <w:t>sharing</w:t>
+      </w:r>
+      <w:proofErr w:type="spellEnd"/>
+      <w:r>
+        <w:rPr>
+          <w:sz w:val="22"/>
+          <w:szCs w:val="22"/>
+        </w:rPr>
+        <w:t xml:space="preserve"> a </w:t>
+      </w:r>
+      <w:proofErr w:type="spellStart"/>
+      <w:r>
+        <w:rPr>
+          <w:sz w:val="22"/>
+          <w:szCs w:val="22"/>
+        </w:rPr>
+        <w:t>superclass</w:t>
+      </w:r>
+      <w:proofErr w:type="spellEnd"/>
+      <w:r>
+        <w:rPr>
+          <w:sz w:val="22"/>
+          <w:szCs w:val="22"/>
+          <w:lang w:val="es-ES"/>
+        </w:rPr>
+        <w:t>."</w:t>
       </w:r>
     </w:p>
     <w:p>
@@ -3606,7 +5576,6 @@
           <w:szCs w:val="22"/>
           <w:lang w:val="es-ES"/>
         </w:rPr>
-        <w:lastRenderedPageBreak/>
         <w:t>Documento:</w:t>
       </w:r>
       <w:r>
@@ -3651,51 +5620,30 @@
           <w:szCs w:val="22"/>
           <w:lang w:val="es-ES"/>
         </w:rPr>
-        <w:t xml:space="preserve"> (JLS) — Cap. 9, Sec. 9.4 ("Method </w:t>
-      </w:r>
-      <w:proofErr w:type="spellStart"/>
-      <w:r>
-        <w:rPr>
-          <w:sz w:val="22"/>
-          <w:szCs w:val="22"/>
-          <w:lang w:val="es-ES"/>
-        </w:rPr>
-        <w:t>Declarations</w:t>
-      </w:r>
-      <w:proofErr w:type="spellEnd"/>
-      <w:r>
-        <w:rPr>
-          <w:sz w:val="22"/>
-          <w:szCs w:val="22"/>
-          <w:lang w:val="es-ES"/>
-        </w:rPr>
-        <w:t xml:space="preserve">") y Sec. 9.3 ("Field (Constant) </w:t>
-      </w:r>
-      <w:proofErr w:type="spellStart"/>
-      <w:r>
-        <w:rPr>
-          <w:sz w:val="22"/>
-          <w:szCs w:val="22"/>
-          <w:lang w:val="es-ES"/>
-        </w:rPr>
-        <w:t>Declarations</w:t>
-      </w:r>
-      <w:proofErr w:type="spellEnd"/>
-      <w:r>
-        <w:rPr>
-          <w:sz w:val="22"/>
-          <w:szCs w:val="22"/>
-          <w:lang w:val="es-ES"/>
-        </w:rPr>
-        <w:t>")</w:t>
-      </w:r>
-      <w:r>
-        <w:rPr>
-          <w:sz w:val="22"/>
-          <w:szCs w:val="22"/>
-          <w:lang w:val="es-ES"/>
-        </w:rPr>
-        <w:br/>
+        <w:t xml:space="preserve"> (JLS) — Cap. </w:t>
+      </w:r>
+      <w:r>
+        <w:rPr>
+          <w:sz w:val="22"/>
+          <w:szCs w:val="22"/>
+          <w:lang w:val="es-ES"/>
+        </w:rPr>
+        <w:t>9</w:t>
+      </w:r>
+      <w:r>
+        <w:rPr>
+          <w:sz w:val="22"/>
+          <w:szCs w:val="22"/>
+          <w:lang w:val="es-ES"/>
+        </w:rPr>
+        <w:t xml:space="preserve">, </w:t>
+      </w:r>
+      <w:r>
+        <w:rPr>
+          <w:sz w:val="22"/>
+          <w:szCs w:val="22"/>
+        </w:rPr>
+        <w:t>Interfaces</w:t>
       </w:r>
       <w:r>
         <w:rPr>
@@ -3705,14 +5653,35 @@
           <w:szCs w:val="22"/>
           <w:lang w:val="es-ES"/>
         </w:rPr>
+        <w:t xml:space="preserve"> </w:t>
+      </w:r>
+      <w:r>
+        <w:rPr>
+          <w:sz w:val="22"/>
+          <w:szCs w:val="22"/>
+          <w:lang w:val="es-ES"/>
+        </w:rPr>
+        <w:t>– Párrafo de introducción</w:t>
+      </w:r>
+    </w:p>
+    <w:p>
+      <w:pPr>
+        <w:rPr>
+          <w:b/>
+          <w:bCs/>
+          <w:sz w:val="22"/>
+          <w:szCs w:val="22"/>
+          <w:lang w:val="es-ES"/>
+        </w:rPr>
+      </w:pPr>
+      <w:r>
+        <w:rPr>
+          <w:b/>
+          <w:bCs/>
+        </w:rPr>
         <w:t>URL:</w:t>
       </w:r>
       <w:r>
-        <w:rPr>
-          <w:sz w:val="22"/>
-          <w:szCs w:val="22"/>
-          <w:lang w:val="es-ES"/>
-        </w:rPr>
         <w:t xml:space="preserve"> </w:t>
       </w:r>
       <w:hyperlink r:id="rId14" w:history="1">
@@ -3723,17 +5692,873 @@
             <w:szCs w:val="22"/>
             <w:lang w:val="es-ES"/>
           </w:rPr>
-          <w:t>https://docs.oracle.com/javase/specs/jls/se21/html/jls-9.html</w:t>
+          <w:t>https://docs.oracle.com/javas</w:t>
+        </w:r>
+        <w:r>
+          <w:rPr>
+            <w:rStyle w:val="Hipervnculo"/>
+            <w:sz w:val="22"/>
+            <w:szCs w:val="22"/>
+            <w:lang w:val="es-ES"/>
+          </w:rPr>
+          <w:t>e</w:t>
+        </w:r>
+        <w:r>
+          <w:rPr>
+            <w:rStyle w:val="Hipervnculo"/>
+            <w:sz w:val="22"/>
+            <w:szCs w:val="22"/>
+            <w:lang w:val="es-ES"/>
+          </w:rPr>
+          <w:t>/specs/jls/se21/html/jls-9.html</w:t>
         </w:r>
       </w:hyperlink>
     </w:p>
     <w:p>
       <w:pPr>
-        <w:rPr>
-          <w:sz w:val="22"/>
-          <w:szCs w:val="22"/>
-        </w:rPr>
-      </w:pPr>
+        <w:pStyle w:val="Prrafodelista"/>
+        <w:numPr>
+          <w:ilvl w:val="0"/>
+          <w:numId w:val="15"/>
+        </w:numPr>
+        <w:rPr>
+          <w:b/>
+          <w:bCs/>
+          <w:sz w:val="22"/>
+          <w:szCs w:val="22"/>
+          <w:highlight w:val="yellow"/>
+        </w:rPr>
+      </w:pPr>
+      <w:r>
+        <w:rPr>
+          <w:b/>
+          <w:bCs/>
+          <w:sz w:val="22"/>
+          <w:szCs w:val="22"/>
+          <w:highlight w:val="yellow"/>
+        </w:rPr>
+        <w:t>En Oracle un esquema en que se diferencia de un usuario.</w:t>
+      </w:r>
+    </w:p>
+    <w:p>
+      <w:pPr>
+        <w:rPr>
+          <w:sz w:val="22"/>
+          <w:szCs w:val="22"/>
+        </w:rPr>
+      </w:pPr>
+      <w:r>
+        <w:rPr>
+          <w:b/>
+          <w:bCs/>
+          <w:sz w:val="22"/>
+          <w:szCs w:val="22"/>
+        </w:rPr>
+        <w:t>Argumento</w:t>
+      </w:r>
+      <w:r>
+        <w:rPr>
+          <w:sz w:val="22"/>
+          <w:szCs w:val="22"/>
+        </w:rPr>
+        <w:t xml:space="preserve">: </w:t>
+      </w:r>
+      <w:r>
+        <w:rPr>
+          <w:sz w:val="22"/>
+          <w:szCs w:val="22"/>
+        </w:rPr>
+        <w:t xml:space="preserve">Aunque los privilegios se otorgan formalmente al usuario, el esquema tiene privilegios implícitos sobre sus propios objetos, por lo que la opción </w:t>
+      </w:r>
+      <w:r>
+        <w:rPr>
+          <w:sz w:val="22"/>
+          <w:szCs w:val="22"/>
+        </w:rPr>
+        <w:t xml:space="preserve">seleccionada </w:t>
+      </w:r>
+      <w:r>
+        <w:rPr>
+          <w:sz w:val="22"/>
+          <w:szCs w:val="22"/>
+        </w:rPr>
+        <w:t>también aplica</w:t>
+      </w:r>
+      <w:r>
+        <w:rPr>
+          <w:sz w:val="22"/>
+          <w:szCs w:val="22"/>
+        </w:rPr>
+        <w:t>.</w:t>
+      </w:r>
+    </w:p>
+    <w:p>
+      <w:pPr>
+        <w:rPr>
+          <w:sz w:val="22"/>
+          <w:szCs w:val="22"/>
+        </w:rPr>
+      </w:pPr>
+      <w:r>
+        <w:rPr>
+          <w:b/>
+          <w:bCs/>
+          <w:sz w:val="22"/>
+          <w:szCs w:val="22"/>
+        </w:rPr>
+        <w:t>Justi</w:t>
+      </w:r>
+      <w:r>
+        <w:rPr>
+          <w:b/>
+          <w:bCs/>
+          <w:sz w:val="22"/>
+          <w:szCs w:val="22"/>
+        </w:rPr>
+        <w:t>ficación</w:t>
+      </w:r>
+      <w:r>
+        <w:rPr>
+          <w:sz w:val="22"/>
+          <w:szCs w:val="22"/>
+        </w:rPr>
+        <w:t xml:space="preserve">: </w:t>
+      </w:r>
+      <w:r>
+        <w:rPr>
+          <w:sz w:val="22"/>
+          <w:szCs w:val="22"/>
+        </w:rPr>
+        <w:t>El dueño del esquema recibe automáticamente todos los privilegios de objeto sobre los objetos que contiene, y puede otorgarlos (GRANT) a otros usuarios, existe una relación directa entre esquema y control de permisos.</w:t>
+      </w:r>
+    </w:p>
+    <w:p>
+      <w:pPr>
+        <w:rPr>
+          <w:b/>
+          <w:bCs/>
+          <w:sz w:val="22"/>
+          <w:szCs w:val="22"/>
+        </w:rPr>
+      </w:pPr>
+      <w:r>
+        <w:rPr>
+          <w:b/>
+          <w:bCs/>
+          <w:sz w:val="22"/>
+          <w:szCs w:val="22"/>
+        </w:rPr>
+        <w:t>Cita textual</w:t>
+      </w:r>
+      <w:r>
+        <w:rPr>
+          <w:sz w:val="22"/>
+          <w:szCs w:val="22"/>
+        </w:rPr>
+        <w:t>: "</w:t>
+      </w:r>
+      <w:r>
+        <w:rPr>
+          <w:sz w:val="22"/>
+          <w:szCs w:val="22"/>
+        </w:rPr>
+        <w:t xml:space="preserve">A </w:t>
+      </w:r>
+      <w:bookmarkStart w:id="8" w:name="OLE_LINK56"/>
+      <w:proofErr w:type="spellStart"/>
+      <w:r>
+        <w:rPr>
+          <w:sz w:val="22"/>
+          <w:szCs w:val="22"/>
+        </w:rPr>
+        <w:t>user</w:t>
+      </w:r>
+      <w:proofErr w:type="spellEnd"/>
+      <w:r>
+        <w:rPr>
+          <w:sz w:val="22"/>
+          <w:szCs w:val="22"/>
+        </w:rPr>
+        <w:t xml:space="preserve"> </w:t>
+      </w:r>
+      <w:proofErr w:type="spellStart"/>
+      <w:r>
+        <w:rPr>
+          <w:sz w:val="22"/>
+          <w:szCs w:val="22"/>
+        </w:rPr>
+        <w:t>automatically</w:t>
+      </w:r>
+      <w:proofErr w:type="spellEnd"/>
+      <w:r>
+        <w:rPr>
+          <w:sz w:val="22"/>
+          <w:szCs w:val="22"/>
+        </w:rPr>
+        <w:t xml:space="preserve"> has </w:t>
+      </w:r>
+      <w:proofErr w:type="spellStart"/>
+      <w:r>
+        <w:rPr>
+          <w:sz w:val="22"/>
+          <w:szCs w:val="22"/>
+        </w:rPr>
+        <w:t>all</w:t>
+      </w:r>
+      <w:proofErr w:type="spellEnd"/>
+      <w:r>
+        <w:rPr>
+          <w:sz w:val="22"/>
+          <w:szCs w:val="22"/>
+        </w:rPr>
+        <w:t xml:space="preserve"> </w:t>
+      </w:r>
+      <w:proofErr w:type="spellStart"/>
+      <w:r>
+        <w:rPr>
+          <w:sz w:val="22"/>
+          <w:szCs w:val="22"/>
+        </w:rPr>
+        <w:t>object</w:t>
+      </w:r>
+      <w:proofErr w:type="spellEnd"/>
+      <w:r>
+        <w:rPr>
+          <w:sz w:val="22"/>
+          <w:szCs w:val="22"/>
+        </w:rPr>
+        <w:t xml:space="preserve"> </w:t>
+      </w:r>
+      <w:bookmarkEnd w:id="8"/>
+      <w:proofErr w:type="spellStart"/>
+      <w:r>
+        <w:rPr>
+          <w:sz w:val="22"/>
+          <w:szCs w:val="22"/>
+        </w:rPr>
+        <w:t>privileges</w:t>
+      </w:r>
+      <w:proofErr w:type="spellEnd"/>
+      <w:r>
+        <w:rPr>
+          <w:sz w:val="22"/>
+          <w:szCs w:val="22"/>
+        </w:rPr>
+        <w:t xml:space="preserve"> </w:t>
+      </w:r>
+      <w:proofErr w:type="spellStart"/>
+      <w:r>
+        <w:rPr>
+          <w:sz w:val="22"/>
+          <w:szCs w:val="22"/>
+        </w:rPr>
+        <w:t>for</w:t>
+      </w:r>
+      <w:proofErr w:type="spellEnd"/>
+      <w:r>
+        <w:rPr>
+          <w:sz w:val="22"/>
+          <w:szCs w:val="22"/>
+        </w:rPr>
+        <w:t xml:space="preserve"> </w:t>
+      </w:r>
+      <w:proofErr w:type="spellStart"/>
+      <w:r>
+        <w:rPr>
+          <w:sz w:val="22"/>
+          <w:szCs w:val="22"/>
+        </w:rPr>
+        <w:t>schema</w:t>
+      </w:r>
+      <w:proofErr w:type="spellEnd"/>
+      <w:r>
+        <w:rPr>
+          <w:sz w:val="22"/>
+          <w:szCs w:val="22"/>
+        </w:rPr>
+        <w:t xml:space="preserve"> </w:t>
+      </w:r>
+      <w:proofErr w:type="spellStart"/>
+      <w:r>
+        <w:rPr>
+          <w:sz w:val="22"/>
+          <w:szCs w:val="22"/>
+        </w:rPr>
+        <w:t>objects</w:t>
+      </w:r>
+      <w:proofErr w:type="spellEnd"/>
+      <w:r>
+        <w:rPr>
+          <w:sz w:val="22"/>
+          <w:szCs w:val="22"/>
+        </w:rPr>
+        <w:t xml:space="preserve"> </w:t>
+      </w:r>
+      <w:proofErr w:type="spellStart"/>
+      <w:r>
+        <w:rPr>
+          <w:sz w:val="22"/>
+          <w:szCs w:val="22"/>
+        </w:rPr>
+        <w:t>contained</w:t>
+      </w:r>
+      <w:proofErr w:type="spellEnd"/>
+      <w:r>
+        <w:rPr>
+          <w:sz w:val="22"/>
+          <w:szCs w:val="22"/>
+        </w:rPr>
+        <w:t xml:space="preserve"> in </w:t>
+      </w:r>
+      <w:proofErr w:type="spellStart"/>
+      <w:r>
+        <w:rPr>
+          <w:sz w:val="22"/>
+          <w:szCs w:val="22"/>
+        </w:rPr>
+        <w:t>his</w:t>
+      </w:r>
+      <w:proofErr w:type="spellEnd"/>
+      <w:r>
+        <w:rPr>
+          <w:sz w:val="22"/>
+          <w:szCs w:val="22"/>
+        </w:rPr>
+        <w:t xml:space="preserve"> </w:t>
+      </w:r>
+      <w:proofErr w:type="spellStart"/>
+      <w:r>
+        <w:rPr>
+          <w:sz w:val="22"/>
+          <w:szCs w:val="22"/>
+        </w:rPr>
+        <w:t>or</w:t>
+      </w:r>
+      <w:proofErr w:type="spellEnd"/>
+      <w:r>
+        <w:rPr>
+          <w:sz w:val="22"/>
+          <w:szCs w:val="22"/>
+        </w:rPr>
+        <w:t xml:space="preserve"> </w:t>
+      </w:r>
+      <w:proofErr w:type="spellStart"/>
+      <w:r>
+        <w:rPr>
+          <w:sz w:val="22"/>
+          <w:szCs w:val="22"/>
+        </w:rPr>
+        <w:t>her</w:t>
+      </w:r>
+      <w:proofErr w:type="spellEnd"/>
+      <w:r>
+        <w:rPr>
+          <w:sz w:val="22"/>
+          <w:szCs w:val="22"/>
+        </w:rPr>
+        <w:t xml:space="preserve"> </w:t>
+      </w:r>
+      <w:proofErr w:type="spellStart"/>
+      <w:r>
+        <w:rPr>
+          <w:sz w:val="22"/>
+          <w:szCs w:val="22"/>
+        </w:rPr>
+        <w:t>schema</w:t>
+      </w:r>
+      <w:proofErr w:type="spellEnd"/>
+      <w:r>
+        <w:rPr>
+          <w:sz w:val="22"/>
+          <w:szCs w:val="22"/>
+        </w:rPr>
+        <w:t xml:space="preserve">. A </w:t>
+      </w:r>
+      <w:proofErr w:type="spellStart"/>
+      <w:r>
+        <w:rPr>
+          <w:sz w:val="22"/>
+          <w:szCs w:val="22"/>
+        </w:rPr>
+        <w:t>user</w:t>
+      </w:r>
+      <w:proofErr w:type="spellEnd"/>
+      <w:r>
+        <w:rPr>
+          <w:sz w:val="22"/>
+          <w:szCs w:val="22"/>
+        </w:rPr>
+        <w:t xml:space="preserve"> can </w:t>
+      </w:r>
+      <w:proofErr w:type="spellStart"/>
+      <w:r>
+        <w:rPr>
+          <w:sz w:val="22"/>
+          <w:szCs w:val="22"/>
+        </w:rPr>
+        <w:t>grant</w:t>
+      </w:r>
+      <w:proofErr w:type="spellEnd"/>
+      <w:r>
+        <w:rPr>
+          <w:sz w:val="22"/>
+          <w:szCs w:val="22"/>
+        </w:rPr>
+        <w:t xml:space="preserve"> </w:t>
+      </w:r>
+      <w:proofErr w:type="spellStart"/>
+      <w:r>
+        <w:rPr>
+          <w:sz w:val="22"/>
+          <w:szCs w:val="22"/>
+        </w:rPr>
+        <w:t>any</w:t>
+      </w:r>
+      <w:proofErr w:type="spellEnd"/>
+      <w:r>
+        <w:rPr>
+          <w:sz w:val="22"/>
+          <w:szCs w:val="22"/>
+        </w:rPr>
+        <w:t xml:space="preserve"> </w:t>
+      </w:r>
+      <w:proofErr w:type="spellStart"/>
+      <w:r>
+        <w:rPr>
+          <w:sz w:val="22"/>
+          <w:szCs w:val="22"/>
+        </w:rPr>
+        <w:t>object</w:t>
+      </w:r>
+      <w:proofErr w:type="spellEnd"/>
+      <w:r>
+        <w:rPr>
+          <w:sz w:val="22"/>
+          <w:szCs w:val="22"/>
+        </w:rPr>
+        <w:t xml:space="preserve"> </w:t>
+      </w:r>
+      <w:proofErr w:type="spellStart"/>
+      <w:r>
+        <w:rPr>
+          <w:sz w:val="22"/>
+          <w:szCs w:val="22"/>
+        </w:rPr>
+        <w:t>privilege</w:t>
+      </w:r>
+      <w:proofErr w:type="spellEnd"/>
+      <w:r>
+        <w:rPr>
+          <w:sz w:val="22"/>
+          <w:szCs w:val="22"/>
+        </w:rPr>
+        <w:t xml:space="preserve"> </w:t>
+      </w:r>
+      <w:proofErr w:type="spellStart"/>
+      <w:r>
+        <w:rPr>
+          <w:sz w:val="22"/>
+          <w:szCs w:val="22"/>
+        </w:rPr>
+        <w:t>on</w:t>
+      </w:r>
+      <w:proofErr w:type="spellEnd"/>
+      <w:r>
+        <w:rPr>
+          <w:sz w:val="22"/>
+          <w:szCs w:val="22"/>
+        </w:rPr>
+        <w:t xml:space="preserve"> </w:t>
+      </w:r>
+      <w:proofErr w:type="spellStart"/>
+      <w:r>
+        <w:rPr>
+          <w:sz w:val="22"/>
+          <w:szCs w:val="22"/>
+        </w:rPr>
+        <w:t>any</w:t>
+      </w:r>
+      <w:proofErr w:type="spellEnd"/>
+      <w:r>
+        <w:rPr>
+          <w:sz w:val="22"/>
+          <w:szCs w:val="22"/>
+        </w:rPr>
+        <w:t xml:space="preserve"> </w:t>
+      </w:r>
+      <w:proofErr w:type="spellStart"/>
+      <w:r>
+        <w:rPr>
+          <w:sz w:val="22"/>
+          <w:szCs w:val="22"/>
+        </w:rPr>
+        <w:t>schema</w:t>
+      </w:r>
+      <w:proofErr w:type="spellEnd"/>
+      <w:r>
+        <w:rPr>
+          <w:sz w:val="22"/>
+          <w:szCs w:val="22"/>
+        </w:rPr>
+        <w:t xml:space="preserve"> </w:t>
+      </w:r>
+      <w:proofErr w:type="spellStart"/>
+      <w:r>
+        <w:rPr>
+          <w:sz w:val="22"/>
+          <w:szCs w:val="22"/>
+        </w:rPr>
+        <w:t>object</w:t>
+      </w:r>
+      <w:proofErr w:type="spellEnd"/>
+      <w:r>
+        <w:rPr>
+          <w:sz w:val="22"/>
+          <w:szCs w:val="22"/>
+        </w:rPr>
+        <w:t xml:space="preserve"> he </w:t>
+      </w:r>
+      <w:proofErr w:type="spellStart"/>
+      <w:r>
+        <w:rPr>
+          <w:sz w:val="22"/>
+          <w:szCs w:val="22"/>
+        </w:rPr>
+        <w:t>or</w:t>
+      </w:r>
+      <w:proofErr w:type="spellEnd"/>
+      <w:r>
+        <w:rPr>
+          <w:sz w:val="22"/>
+          <w:szCs w:val="22"/>
+        </w:rPr>
+        <w:t xml:space="preserve"> </w:t>
+      </w:r>
+      <w:proofErr w:type="spellStart"/>
+      <w:r>
+        <w:rPr>
+          <w:sz w:val="22"/>
+          <w:szCs w:val="22"/>
+        </w:rPr>
+        <w:t>she</w:t>
+      </w:r>
+      <w:proofErr w:type="spellEnd"/>
+      <w:r>
+        <w:rPr>
+          <w:sz w:val="22"/>
+          <w:szCs w:val="22"/>
+        </w:rPr>
+        <w:t xml:space="preserve"> </w:t>
+      </w:r>
+      <w:proofErr w:type="spellStart"/>
+      <w:r>
+        <w:rPr>
+          <w:sz w:val="22"/>
+          <w:szCs w:val="22"/>
+        </w:rPr>
+        <w:t>owns</w:t>
+      </w:r>
+      <w:proofErr w:type="spellEnd"/>
+      <w:r>
+        <w:rPr>
+          <w:sz w:val="22"/>
+          <w:szCs w:val="22"/>
+        </w:rPr>
+        <w:t xml:space="preserve"> </w:t>
+      </w:r>
+      <w:proofErr w:type="spellStart"/>
+      <w:r>
+        <w:rPr>
+          <w:sz w:val="22"/>
+          <w:szCs w:val="22"/>
+        </w:rPr>
+        <w:t>to</w:t>
+      </w:r>
+      <w:proofErr w:type="spellEnd"/>
+      <w:r>
+        <w:rPr>
+          <w:sz w:val="22"/>
+          <w:szCs w:val="22"/>
+        </w:rPr>
+        <w:t xml:space="preserve"> </w:t>
+      </w:r>
+      <w:proofErr w:type="spellStart"/>
+      <w:r>
+        <w:rPr>
+          <w:sz w:val="22"/>
+          <w:szCs w:val="22"/>
+        </w:rPr>
+        <w:t>any</w:t>
+      </w:r>
+      <w:proofErr w:type="spellEnd"/>
+      <w:r>
+        <w:rPr>
+          <w:sz w:val="22"/>
+          <w:szCs w:val="22"/>
+        </w:rPr>
+        <w:t xml:space="preserve"> </w:t>
+      </w:r>
+      <w:proofErr w:type="spellStart"/>
+      <w:r>
+        <w:rPr>
+          <w:sz w:val="22"/>
+          <w:szCs w:val="22"/>
+        </w:rPr>
+        <w:t>other</w:t>
+      </w:r>
+      <w:proofErr w:type="spellEnd"/>
+      <w:r>
+        <w:rPr>
+          <w:sz w:val="22"/>
+          <w:szCs w:val="22"/>
+        </w:rPr>
+        <w:t xml:space="preserve"> </w:t>
+      </w:r>
+      <w:proofErr w:type="spellStart"/>
+      <w:r>
+        <w:rPr>
+          <w:sz w:val="22"/>
+          <w:szCs w:val="22"/>
+        </w:rPr>
+        <w:t>user</w:t>
+      </w:r>
+      <w:proofErr w:type="spellEnd"/>
+      <w:r>
+        <w:rPr>
+          <w:sz w:val="22"/>
+          <w:szCs w:val="22"/>
+        </w:rPr>
+        <w:t xml:space="preserve"> </w:t>
+      </w:r>
+      <w:proofErr w:type="spellStart"/>
+      <w:r>
+        <w:rPr>
+          <w:sz w:val="22"/>
+          <w:szCs w:val="22"/>
+        </w:rPr>
+        <w:t>or</w:t>
+      </w:r>
+      <w:proofErr w:type="spellEnd"/>
+      <w:r>
+        <w:rPr>
+          <w:sz w:val="22"/>
+          <w:szCs w:val="22"/>
+        </w:rPr>
+        <w:t xml:space="preserve"> role</w:t>
+      </w:r>
+      <w:r>
+        <w:rPr>
+          <w:sz w:val="22"/>
+          <w:szCs w:val="22"/>
+        </w:rPr>
+        <w:t>.</w:t>
+      </w:r>
+      <w:r>
+        <w:rPr>
+          <w:sz w:val="22"/>
+          <w:szCs w:val="22"/>
+        </w:rPr>
+        <w:t>"</w:t>
+      </w:r>
+    </w:p>
+    <w:p>
+      <w:pPr>
+        <w:rPr>
+          <w:sz w:val="22"/>
+          <w:szCs w:val="22"/>
+          <w:lang w:val="es-ES"/>
+        </w:rPr>
+      </w:pPr>
+      <w:r>
+        <w:rPr>
+          <w:b/>
+          <w:bCs/>
+          <w:sz w:val="22"/>
+          <w:szCs w:val="22"/>
+        </w:rPr>
+        <w:lastRenderedPageBreak/>
+        <w:t>Documento:</w:t>
+      </w:r>
+      <w:r>
+        <w:rPr>
+          <w:b/>
+          <w:bCs/>
+          <w:sz w:val="22"/>
+          <w:szCs w:val="22"/>
+        </w:rPr>
+        <w:t xml:space="preserve"> </w:t>
+      </w:r>
+      <w:r>
+        <w:rPr>
+          <w:sz w:val="22"/>
+          <w:szCs w:val="22"/>
+        </w:rPr>
+        <w:t xml:space="preserve">Oracle </w:t>
+      </w:r>
+      <w:proofErr w:type="spellStart"/>
+      <w:r>
+        <w:rPr>
+          <w:sz w:val="22"/>
+          <w:szCs w:val="22"/>
+        </w:rPr>
+        <w:t>Database</w:t>
+      </w:r>
+      <w:proofErr w:type="spellEnd"/>
+      <w:r>
+        <w:rPr>
+          <w:sz w:val="22"/>
+          <w:szCs w:val="22"/>
+        </w:rPr>
+        <w:t xml:space="preserve"> Security Guide </w:t>
+      </w:r>
+      <w:r>
+        <w:rPr>
+          <w:sz w:val="22"/>
+          <w:szCs w:val="22"/>
+        </w:rPr>
+        <w:t xml:space="preserve">– </w:t>
+      </w:r>
+      <w:r>
+        <w:rPr>
+          <w:sz w:val="22"/>
+          <w:szCs w:val="22"/>
+          <w:lang w:val="es-ES"/>
+        </w:rPr>
+        <w:t>Cap</w:t>
+      </w:r>
+      <w:r>
+        <w:rPr>
+          <w:sz w:val="22"/>
+          <w:szCs w:val="22"/>
+          <w:lang w:val="es-ES"/>
+        </w:rPr>
+        <w:t>.</w:t>
+      </w:r>
+      <w:r>
+        <w:rPr>
+          <w:sz w:val="22"/>
+          <w:szCs w:val="22"/>
+          <w:lang w:val="es-ES"/>
+        </w:rPr>
+        <w:t xml:space="preserve"> 5</w:t>
+      </w:r>
+      <w:r>
+        <w:rPr>
+          <w:sz w:val="22"/>
+          <w:szCs w:val="22"/>
+          <w:lang w:val="es-ES"/>
+        </w:rPr>
+        <w:t>, Sec.</w:t>
+      </w:r>
+      <w:r>
+        <w:rPr>
+          <w:sz w:val="22"/>
+          <w:szCs w:val="22"/>
+          <w:lang w:val="es-ES"/>
+        </w:rPr>
+        <w:t xml:space="preserve"> </w:t>
+      </w:r>
+      <w:r>
+        <w:rPr>
+          <w:sz w:val="22"/>
+          <w:szCs w:val="22"/>
+        </w:rPr>
+        <w:t>"</w:t>
+      </w:r>
+      <w:r>
+        <w:rPr>
+          <w:sz w:val="22"/>
+          <w:szCs w:val="22"/>
+          <w:lang w:val="es-ES"/>
+        </w:rPr>
+        <w:t xml:space="preserve">Who Can Grant Schema </w:t>
+      </w:r>
+      <w:proofErr w:type="spellStart"/>
+      <w:r>
+        <w:rPr>
+          <w:sz w:val="22"/>
+          <w:szCs w:val="22"/>
+          <w:lang w:val="es-ES"/>
+        </w:rPr>
+        <w:t>Object</w:t>
+      </w:r>
+      <w:proofErr w:type="spellEnd"/>
+      <w:r>
+        <w:rPr>
+          <w:sz w:val="22"/>
+          <w:szCs w:val="22"/>
+          <w:lang w:val="es-ES"/>
+        </w:rPr>
+        <w:t xml:space="preserve"> </w:t>
+      </w:r>
+      <w:proofErr w:type="spellStart"/>
+      <w:r>
+        <w:rPr>
+          <w:sz w:val="22"/>
+          <w:szCs w:val="22"/>
+          <w:lang w:val="es-ES"/>
+        </w:rPr>
+        <w:t>Privileges</w:t>
+      </w:r>
+      <w:proofErr w:type="spellEnd"/>
+      <w:r>
+        <w:rPr>
+          <w:sz w:val="22"/>
+          <w:szCs w:val="22"/>
+        </w:rPr>
+        <w:t>"</w:t>
+      </w:r>
+    </w:p>
+    <w:p>
+      <w:pPr>
+        <w:rPr>
+          <w:sz w:val="22"/>
+          <w:szCs w:val="22"/>
+          <w:lang w:val="es-ES"/>
+        </w:rPr>
+      </w:pPr>
+      <w:r>
+        <w:rPr>
+          <w:b/>
+          <w:bCs/>
+        </w:rPr>
+        <w:t>URL:</w:t>
+      </w:r>
+      <w:r>
+        <w:t xml:space="preserve"> </w:t>
+      </w:r>
+      <w:hyperlink r:id="rId15" w:history="1">
+        <w:r>
+          <w:rPr>
+            <w:rStyle w:val="Hipervnculo"/>
+            <w:sz w:val="22"/>
+            <w:szCs w:val="22"/>
+            <w:lang w:val="es-ES"/>
+          </w:rPr>
+          <w:t>https://docs.oracle.com/cd/B1</w:t>
+        </w:r>
+        <w:r>
+          <w:rPr>
+            <w:rStyle w:val="Hipervnculo"/>
+            <w:sz w:val="22"/>
+            <w:szCs w:val="22"/>
+            <w:lang w:val="es-ES"/>
+          </w:rPr>
+          <w:t>9</w:t>
+        </w:r>
+        <w:r>
+          <w:rPr>
+            <w:rStyle w:val="Hipervnculo"/>
+            <w:sz w:val="22"/>
+            <w:szCs w:val="22"/>
+            <w:lang w:val="es-ES"/>
+          </w:rPr>
+          <w:t>306_01/network.102/b14266/authoriz.htm</w:t>
+        </w:r>
+      </w:hyperlink>
+      <w:bookmarkEnd w:id="0"/>
+      <w:bookmarkEnd w:id="1"/>
+      <w:bookmarkEnd w:id="2"/>
     </w:p>
     <w:sectPr>
       <w:pgSz w:w="11906" w:h="16838"/>
@@ -4248,6 +7073,92 @@
     </w:lvl>
   </w:abstractNum>
   <w:abstractNum w:abstractNumId="4" w15:restartNumberingAfterBreak="0">
+    <w:nsid w:val="1CE7036C"/>
+    <w:multiLevelType w:val="hybridMultilevel"/>
+    <w:tmpl w:val="B1EAD544"/>
+    <w:lvl w:ilvl="0" w:tplc="FFFFFFFF">
+      <w:start w:val="1"/>
+      <w:numFmt w:val="decimal"/>
+      <w:lvlText w:val="%1)"/>
+      <w:lvlJc w:val="left"/>
+      <w:pPr>
+        <w:ind w:left="360" w:hanging="360"/>
+      </w:pPr>
+    </w:lvl>
+    <w:lvl w:ilvl="1" w:tplc="FFFFFFFF" w:tentative="1">
+      <w:start w:val="1"/>
+      <w:numFmt w:val="lowerLetter"/>
+      <w:lvlText w:val="%2."/>
+      <w:lvlJc w:val="left"/>
+      <w:pPr>
+        <w:ind w:left="1080" w:hanging="360"/>
+      </w:pPr>
+    </w:lvl>
+    <w:lvl w:ilvl="2" w:tplc="FFFFFFFF" w:tentative="1">
+      <w:start w:val="1"/>
+      <w:numFmt w:val="lowerRoman"/>
+      <w:lvlText w:val="%3."/>
+      <w:lvlJc w:val="right"/>
+      <w:pPr>
+        <w:ind w:left="1800" w:hanging="180"/>
+      </w:pPr>
+    </w:lvl>
+    <w:lvl w:ilvl="3" w:tplc="FFFFFFFF" w:tentative="1">
+      <w:start w:val="1"/>
+      <w:numFmt w:val="decimal"/>
+      <w:lvlText w:val="%4."/>
+      <w:lvlJc w:val="left"/>
+      <w:pPr>
+        <w:ind w:left="2520" w:hanging="360"/>
+      </w:pPr>
+    </w:lvl>
+    <w:lvl w:ilvl="4" w:tplc="FFFFFFFF" w:tentative="1">
+      <w:start w:val="1"/>
+      <w:numFmt w:val="lowerLetter"/>
+      <w:lvlText w:val="%5."/>
+      <w:lvlJc w:val="left"/>
+      <w:pPr>
+        <w:ind w:left="3240" w:hanging="360"/>
+      </w:pPr>
+    </w:lvl>
+    <w:lvl w:ilvl="5" w:tplc="FFFFFFFF" w:tentative="1">
+      <w:start w:val="1"/>
+      <w:numFmt w:val="lowerRoman"/>
+      <w:lvlText w:val="%6."/>
+      <w:lvlJc w:val="right"/>
+      <w:pPr>
+        <w:ind w:left="3960" w:hanging="180"/>
+      </w:pPr>
+    </w:lvl>
+    <w:lvl w:ilvl="6" w:tplc="FFFFFFFF" w:tentative="1">
+      <w:start w:val="1"/>
+      <w:numFmt w:val="decimal"/>
+      <w:lvlText w:val="%7."/>
+      <w:lvlJc w:val="left"/>
+      <w:pPr>
+        <w:ind w:left="4680" w:hanging="360"/>
+      </w:pPr>
+    </w:lvl>
+    <w:lvl w:ilvl="7" w:tplc="FFFFFFFF" w:tentative="1">
+      <w:start w:val="1"/>
+      <w:numFmt w:val="lowerLetter"/>
+      <w:lvlText w:val="%8."/>
+      <w:lvlJc w:val="left"/>
+      <w:pPr>
+        <w:ind w:left="5400" w:hanging="360"/>
+      </w:pPr>
+    </w:lvl>
+    <w:lvl w:ilvl="8" w:tplc="FFFFFFFF" w:tentative="1">
+      <w:start w:val="1"/>
+      <w:numFmt w:val="lowerRoman"/>
+      <w:lvlText w:val="%9."/>
+      <w:lvlJc w:val="right"/>
+      <w:pPr>
+        <w:ind w:left="6120" w:hanging="180"/>
+      </w:pPr>
+    </w:lvl>
+  </w:abstractNum>
+  <w:abstractNum w:abstractNumId="5" w15:restartNumberingAfterBreak="0">
     <w:nsid w:val="1ED63642"/>
     <w:multiLevelType w:val="multilevel"/>
     <w:tmpl w:val="958A5170"/>
@@ -4360,7 +7271,93 @@
       </w:pPr>
     </w:lvl>
   </w:abstractNum>
-  <w:abstractNum w:abstractNumId="5" w15:restartNumberingAfterBreak="0">
+  <w:abstractNum w:abstractNumId="6" w15:restartNumberingAfterBreak="0">
+    <w:nsid w:val="30DC2CFF"/>
+    <w:multiLevelType w:val="hybridMultilevel"/>
+    <w:tmpl w:val="B1EAD544"/>
+    <w:lvl w:ilvl="0" w:tplc="FFFFFFFF">
+      <w:start w:val="1"/>
+      <w:numFmt w:val="decimal"/>
+      <w:lvlText w:val="%1)"/>
+      <w:lvlJc w:val="left"/>
+      <w:pPr>
+        <w:ind w:left="360" w:hanging="360"/>
+      </w:pPr>
+    </w:lvl>
+    <w:lvl w:ilvl="1" w:tplc="FFFFFFFF" w:tentative="1">
+      <w:start w:val="1"/>
+      <w:numFmt w:val="lowerLetter"/>
+      <w:lvlText w:val="%2."/>
+      <w:lvlJc w:val="left"/>
+      <w:pPr>
+        <w:ind w:left="1080" w:hanging="360"/>
+      </w:pPr>
+    </w:lvl>
+    <w:lvl w:ilvl="2" w:tplc="FFFFFFFF" w:tentative="1">
+      <w:start w:val="1"/>
+      <w:numFmt w:val="lowerRoman"/>
+      <w:lvlText w:val="%3."/>
+      <w:lvlJc w:val="right"/>
+      <w:pPr>
+        <w:ind w:left="1800" w:hanging="180"/>
+      </w:pPr>
+    </w:lvl>
+    <w:lvl w:ilvl="3" w:tplc="FFFFFFFF" w:tentative="1">
+      <w:start w:val="1"/>
+      <w:numFmt w:val="decimal"/>
+      <w:lvlText w:val="%4."/>
+      <w:lvlJc w:val="left"/>
+      <w:pPr>
+        <w:ind w:left="2520" w:hanging="360"/>
+      </w:pPr>
+    </w:lvl>
+    <w:lvl w:ilvl="4" w:tplc="FFFFFFFF" w:tentative="1">
+      <w:start w:val="1"/>
+      <w:numFmt w:val="lowerLetter"/>
+      <w:lvlText w:val="%5."/>
+      <w:lvlJc w:val="left"/>
+      <w:pPr>
+        <w:ind w:left="3240" w:hanging="360"/>
+      </w:pPr>
+    </w:lvl>
+    <w:lvl w:ilvl="5" w:tplc="FFFFFFFF" w:tentative="1">
+      <w:start w:val="1"/>
+      <w:numFmt w:val="lowerRoman"/>
+      <w:lvlText w:val="%6."/>
+      <w:lvlJc w:val="right"/>
+      <w:pPr>
+        <w:ind w:left="3960" w:hanging="180"/>
+      </w:pPr>
+    </w:lvl>
+    <w:lvl w:ilvl="6" w:tplc="FFFFFFFF" w:tentative="1">
+      <w:start w:val="1"/>
+      <w:numFmt w:val="decimal"/>
+      <w:lvlText w:val="%7."/>
+      <w:lvlJc w:val="left"/>
+      <w:pPr>
+        <w:ind w:left="4680" w:hanging="360"/>
+      </w:pPr>
+    </w:lvl>
+    <w:lvl w:ilvl="7" w:tplc="FFFFFFFF" w:tentative="1">
+      <w:start w:val="1"/>
+      <w:numFmt w:val="lowerLetter"/>
+      <w:lvlText w:val="%8."/>
+      <w:lvlJc w:val="left"/>
+      <w:pPr>
+        <w:ind w:left="5400" w:hanging="360"/>
+      </w:pPr>
+    </w:lvl>
+    <w:lvl w:ilvl="8" w:tplc="FFFFFFFF" w:tentative="1">
+      <w:start w:val="1"/>
+      <w:numFmt w:val="lowerRoman"/>
+      <w:lvlText w:val="%9."/>
+      <w:lvlJc w:val="right"/>
+      <w:pPr>
+        <w:ind w:left="6120" w:hanging="180"/>
+      </w:pPr>
+    </w:lvl>
+  </w:abstractNum>
+  <w:abstractNum w:abstractNumId="7" w15:restartNumberingAfterBreak="0">
     <w:nsid w:val="3A520C69"/>
     <w:multiLevelType w:val="hybridMultilevel"/>
     <w:tmpl w:val="72C69F5A"/>
@@ -4473,7 +7470,7 @@
       </w:rPr>
     </w:lvl>
   </w:abstractNum>
-  <w:abstractNum w:abstractNumId="6" w15:restartNumberingAfterBreak="0">
+  <w:abstractNum w:abstractNumId="8" w15:restartNumberingAfterBreak="0">
     <w:nsid w:val="3B766A7B"/>
     <w:multiLevelType w:val="multilevel"/>
     <w:tmpl w:val="5A70018E"/>
@@ -4622,7 +7619,7 @@
       </w:rPr>
     </w:lvl>
   </w:abstractNum>
-  <w:abstractNum w:abstractNumId="7" w15:restartNumberingAfterBreak="0">
+  <w:abstractNum w:abstractNumId="9" w15:restartNumberingAfterBreak="0">
     <w:nsid w:val="451C14AB"/>
     <w:multiLevelType w:val="hybridMultilevel"/>
     <w:tmpl w:val="2FD4308C"/>
@@ -4711,7 +7708,7 @@
       </w:pPr>
     </w:lvl>
   </w:abstractNum>
-  <w:abstractNum w:abstractNumId="8" w15:restartNumberingAfterBreak="0">
+  <w:abstractNum w:abstractNumId="10" w15:restartNumberingAfterBreak="0">
     <w:nsid w:val="4675456B"/>
     <w:multiLevelType w:val="multilevel"/>
     <w:tmpl w:val="CB565560"/>
@@ -4824,7 +7821,93 @@
       </w:pPr>
     </w:lvl>
   </w:abstractNum>
-  <w:abstractNum w:abstractNumId="9" w15:restartNumberingAfterBreak="0">
+  <w:abstractNum w:abstractNumId="11" w15:restartNumberingAfterBreak="0">
+    <w:nsid w:val="4C40086E"/>
+    <w:multiLevelType w:val="hybridMultilevel"/>
+    <w:tmpl w:val="B1EAD544"/>
+    <w:lvl w:ilvl="0" w:tplc="FFFFFFFF">
+      <w:start w:val="1"/>
+      <w:numFmt w:val="decimal"/>
+      <w:lvlText w:val="%1)"/>
+      <w:lvlJc w:val="left"/>
+      <w:pPr>
+        <w:ind w:left="360" w:hanging="360"/>
+      </w:pPr>
+    </w:lvl>
+    <w:lvl w:ilvl="1" w:tplc="FFFFFFFF" w:tentative="1">
+      <w:start w:val="1"/>
+      <w:numFmt w:val="lowerLetter"/>
+      <w:lvlText w:val="%2."/>
+      <w:lvlJc w:val="left"/>
+      <w:pPr>
+        <w:ind w:left="1080" w:hanging="360"/>
+      </w:pPr>
+    </w:lvl>
+    <w:lvl w:ilvl="2" w:tplc="FFFFFFFF" w:tentative="1">
+      <w:start w:val="1"/>
+      <w:numFmt w:val="lowerRoman"/>
+      <w:lvlText w:val="%3."/>
+      <w:lvlJc w:val="right"/>
+      <w:pPr>
+        <w:ind w:left="1800" w:hanging="180"/>
+      </w:pPr>
+    </w:lvl>
+    <w:lvl w:ilvl="3" w:tplc="FFFFFFFF" w:tentative="1">
+      <w:start w:val="1"/>
+      <w:numFmt w:val="decimal"/>
+      <w:lvlText w:val="%4."/>
+      <w:lvlJc w:val="left"/>
+      <w:pPr>
+        <w:ind w:left="2520" w:hanging="360"/>
+      </w:pPr>
+    </w:lvl>
+    <w:lvl w:ilvl="4" w:tplc="FFFFFFFF" w:tentative="1">
+      <w:start w:val="1"/>
+      <w:numFmt w:val="lowerLetter"/>
+      <w:lvlText w:val="%5."/>
+      <w:lvlJc w:val="left"/>
+      <w:pPr>
+        <w:ind w:left="3240" w:hanging="360"/>
+      </w:pPr>
+    </w:lvl>
+    <w:lvl w:ilvl="5" w:tplc="FFFFFFFF" w:tentative="1">
+      <w:start w:val="1"/>
+      <w:numFmt w:val="lowerRoman"/>
+      <w:lvlText w:val="%6."/>
+      <w:lvlJc w:val="right"/>
+      <w:pPr>
+        <w:ind w:left="3960" w:hanging="180"/>
+      </w:pPr>
+    </w:lvl>
+    <w:lvl w:ilvl="6" w:tplc="FFFFFFFF" w:tentative="1">
+      <w:start w:val="1"/>
+      <w:numFmt w:val="decimal"/>
+      <w:lvlText w:val="%7."/>
+      <w:lvlJc w:val="left"/>
+      <w:pPr>
+        <w:ind w:left="4680" w:hanging="360"/>
+      </w:pPr>
+    </w:lvl>
+    <w:lvl w:ilvl="7" w:tplc="FFFFFFFF" w:tentative="1">
+      <w:start w:val="1"/>
+      <w:numFmt w:val="lowerLetter"/>
+      <w:lvlText w:val="%8."/>
+      <w:lvlJc w:val="left"/>
+      <w:pPr>
+        <w:ind w:left="5400" w:hanging="360"/>
+      </w:pPr>
+    </w:lvl>
+    <w:lvl w:ilvl="8" w:tplc="FFFFFFFF" w:tentative="1">
+      <w:start w:val="1"/>
+      <w:numFmt w:val="lowerRoman"/>
+      <w:lvlText w:val="%9."/>
+      <w:lvlJc w:val="right"/>
+      <w:pPr>
+        <w:ind w:left="6120" w:hanging="180"/>
+      </w:pPr>
+    </w:lvl>
+  </w:abstractNum>
+  <w:abstractNum w:abstractNumId="12" w15:restartNumberingAfterBreak="0">
     <w:nsid w:val="52DD1F63"/>
     <w:multiLevelType w:val="multilevel"/>
     <w:tmpl w:val="C38C629E"/>
@@ -4937,7 +8020,7 @@
       </w:pPr>
     </w:lvl>
   </w:abstractNum>
-  <w:abstractNum w:abstractNumId="10" w15:restartNumberingAfterBreak="0">
+  <w:abstractNum w:abstractNumId="13" w15:restartNumberingAfterBreak="0">
     <w:nsid w:val="58D06CE8"/>
     <w:multiLevelType w:val="multilevel"/>
     <w:tmpl w:val="8B8AD12A"/>
@@ -5050,7 +8133,265 @@
       </w:pPr>
     </w:lvl>
   </w:abstractNum>
-  <w:abstractNum w:abstractNumId="11" w15:restartNumberingAfterBreak="0">
+  <w:abstractNum w:abstractNumId="14" w15:restartNumberingAfterBreak="0">
+    <w:nsid w:val="5A7D25E1"/>
+    <w:multiLevelType w:val="hybridMultilevel"/>
+    <w:tmpl w:val="B1EAD544"/>
+    <w:lvl w:ilvl="0" w:tplc="0C0A0011">
+      <w:start w:val="1"/>
+      <w:numFmt w:val="decimal"/>
+      <w:lvlText w:val="%1)"/>
+      <w:lvlJc w:val="left"/>
+      <w:pPr>
+        <w:ind w:left="360" w:hanging="360"/>
+      </w:pPr>
+    </w:lvl>
+    <w:lvl w:ilvl="1" w:tplc="0C0A0019" w:tentative="1">
+      <w:start w:val="1"/>
+      <w:numFmt w:val="lowerLetter"/>
+      <w:lvlText w:val="%2."/>
+      <w:lvlJc w:val="left"/>
+      <w:pPr>
+        <w:ind w:left="1080" w:hanging="360"/>
+      </w:pPr>
+    </w:lvl>
+    <w:lvl w:ilvl="2" w:tplc="0C0A001B" w:tentative="1">
+      <w:start w:val="1"/>
+      <w:numFmt w:val="lowerRoman"/>
+      <w:lvlText w:val="%3."/>
+      <w:lvlJc w:val="right"/>
+      <w:pPr>
+        <w:ind w:left="1800" w:hanging="180"/>
+      </w:pPr>
+    </w:lvl>
+    <w:lvl w:ilvl="3" w:tplc="0C0A000F" w:tentative="1">
+      <w:start w:val="1"/>
+      <w:numFmt w:val="decimal"/>
+      <w:lvlText w:val="%4."/>
+      <w:lvlJc w:val="left"/>
+      <w:pPr>
+        <w:ind w:left="2520" w:hanging="360"/>
+      </w:pPr>
+    </w:lvl>
+    <w:lvl w:ilvl="4" w:tplc="0C0A0019" w:tentative="1">
+      <w:start w:val="1"/>
+      <w:numFmt w:val="lowerLetter"/>
+      <w:lvlText w:val="%5."/>
+      <w:lvlJc w:val="left"/>
+      <w:pPr>
+        <w:ind w:left="3240" w:hanging="360"/>
+      </w:pPr>
+    </w:lvl>
+    <w:lvl w:ilvl="5" w:tplc="0C0A001B" w:tentative="1">
+      <w:start w:val="1"/>
+      <w:numFmt w:val="lowerRoman"/>
+      <w:lvlText w:val="%6."/>
+      <w:lvlJc w:val="right"/>
+      <w:pPr>
+        <w:ind w:left="3960" w:hanging="180"/>
+      </w:pPr>
+    </w:lvl>
+    <w:lvl w:ilvl="6" w:tplc="0C0A000F" w:tentative="1">
+      <w:start w:val="1"/>
+      <w:numFmt w:val="decimal"/>
+      <w:lvlText w:val="%7."/>
+      <w:lvlJc w:val="left"/>
+      <w:pPr>
+        <w:ind w:left="4680" w:hanging="360"/>
+      </w:pPr>
+    </w:lvl>
+    <w:lvl w:ilvl="7" w:tplc="0C0A0019" w:tentative="1">
+      <w:start w:val="1"/>
+      <w:numFmt w:val="lowerLetter"/>
+      <w:lvlText w:val="%8."/>
+      <w:lvlJc w:val="left"/>
+      <w:pPr>
+        <w:ind w:left="5400" w:hanging="360"/>
+      </w:pPr>
+    </w:lvl>
+    <w:lvl w:ilvl="8" w:tplc="0C0A001B" w:tentative="1">
+      <w:start w:val="1"/>
+      <w:numFmt w:val="lowerRoman"/>
+      <w:lvlText w:val="%9."/>
+      <w:lvlJc w:val="right"/>
+      <w:pPr>
+        <w:ind w:left="6120" w:hanging="180"/>
+      </w:pPr>
+    </w:lvl>
+  </w:abstractNum>
+  <w:abstractNum w:abstractNumId="15" w15:restartNumberingAfterBreak="0">
+    <w:nsid w:val="65C2156E"/>
+    <w:multiLevelType w:val="hybridMultilevel"/>
+    <w:tmpl w:val="B1EAD544"/>
+    <w:lvl w:ilvl="0" w:tplc="FFFFFFFF">
+      <w:start w:val="1"/>
+      <w:numFmt w:val="decimal"/>
+      <w:lvlText w:val="%1)"/>
+      <w:lvlJc w:val="left"/>
+      <w:pPr>
+        <w:ind w:left="360" w:hanging="360"/>
+      </w:pPr>
+    </w:lvl>
+    <w:lvl w:ilvl="1" w:tplc="FFFFFFFF" w:tentative="1">
+      <w:start w:val="1"/>
+      <w:numFmt w:val="lowerLetter"/>
+      <w:lvlText w:val="%2."/>
+      <w:lvlJc w:val="left"/>
+      <w:pPr>
+        <w:ind w:left="1080" w:hanging="360"/>
+      </w:pPr>
+    </w:lvl>
+    <w:lvl w:ilvl="2" w:tplc="FFFFFFFF" w:tentative="1">
+      <w:start w:val="1"/>
+      <w:numFmt w:val="lowerRoman"/>
+      <w:lvlText w:val="%3."/>
+      <w:lvlJc w:val="right"/>
+      <w:pPr>
+        <w:ind w:left="1800" w:hanging="180"/>
+      </w:pPr>
+    </w:lvl>
+    <w:lvl w:ilvl="3" w:tplc="FFFFFFFF" w:tentative="1">
+      <w:start w:val="1"/>
+      <w:numFmt w:val="decimal"/>
+      <w:lvlText w:val="%4."/>
+      <w:lvlJc w:val="left"/>
+      <w:pPr>
+        <w:ind w:left="2520" w:hanging="360"/>
+      </w:pPr>
+    </w:lvl>
+    <w:lvl w:ilvl="4" w:tplc="FFFFFFFF" w:tentative="1">
+      <w:start w:val="1"/>
+      <w:numFmt w:val="lowerLetter"/>
+      <w:lvlText w:val="%5."/>
+      <w:lvlJc w:val="left"/>
+      <w:pPr>
+        <w:ind w:left="3240" w:hanging="360"/>
+      </w:pPr>
+    </w:lvl>
+    <w:lvl w:ilvl="5" w:tplc="FFFFFFFF" w:tentative="1">
+      <w:start w:val="1"/>
+      <w:numFmt w:val="lowerRoman"/>
+      <w:lvlText w:val="%6."/>
+      <w:lvlJc w:val="right"/>
+      <w:pPr>
+        <w:ind w:left="3960" w:hanging="180"/>
+      </w:pPr>
+    </w:lvl>
+    <w:lvl w:ilvl="6" w:tplc="FFFFFFFF" w:tentative="1">
+      <w:start w:val="1"/>
+      <w:numFmt w:val="decimal"/>
+      <w:lvlText w:val="%7."/>
+      <w:lvlJc w:val="left"/>
+      <w:pPr>
+        <w:ind w:left="4680" w:hanging="360"/>
+      </w:pPr>
+    </w:lvl>
+    <w:lvl w:ilvl="7" w:tplc="FFFFFFFF" w:tentative="1">
+      <w:start w:val="1"/>
+      <w:numFmt w:val="lowerLetter"/>
+      <w:lvlText w:val="%8."/>
+      <w:lvlJc w:val="left"/>
+      <w:pPr>
+        <w:ind w:left="5400" w:hanging="360"/>
+      </w:pPr>
+    </w:lvl>
+    <w:lvl w:ilvl="8" w:tplc="FFFFFFFF" w:tentative="1">
+      <w:start w:val="1"/>
+      <w:numFmt w:val="lowerRoman"/>
+      <w:lvlText w:val="%9."/>
+      <w:lvlJc w:val="right"/>
+      <w:pPr>
+        <w:ind w:left="6120" w:hanging="180"/>
+      </w:pPr>
+    </w:lvl>
+  </w:abstractNum>
+  <w:abstractNum w:abstractNumId="16" w15:restartNumberingAfterBreak="0">
+    <w:nsid w:val="6754499A"/>
+    <w:multiLevelType w:val="hybridMultilevel"/>
+    <w:tmpl w:val="B1EAD544"/>
+    <w:lvl w:ilvl="0" w:tplc="FFFFFFFF">
+      <w:start w:val="1"/>
+      <w:numFmt w:val="decimal"/>
+      <w:lvlText w:val="%1)"/>
+      <w:lvlJc w:val="left"/>
+      <w:pPr>
+        <w:ind w:left="360" w:hanging="360"/>
+      </w:pPr>
+    </w:lvl>
+    <w:lvl w:ilvl="1" w:tplc="FFFFFFFF" w:tentative="1">
+      <w:start w:val="1"/>
+      <w:numFmt w:val="lowerLetter"/>
+      <w:lvlText w:val="%2."/>
+      <w:lvlJc w:val="left"/>
+      <w:pPr>
+        <w:ind w:left="1080" w:hanging="360"/>
+      </w:pPr>
+    </w:lvl>
+    <w:lvl w:ilvl="2" w:tplc="FFFFFFFF" w:tentative="1">
+      <w:start w:val="1"/>
+      <w:numFmt w:val="lowerRoman"/>
+      <w:lvlText w:val="%3."/>
+      <w:lvlJc w:val="right"/>
+      <w:pPr>
+        <w:ind w:left="1800" w:hanging="180"/>
+      </w:pPr>
+    </w:lvl>
+    <w:lvl w:ilvl="3" w:tplc="FFFFFFFF" w:tentative="1">
+      <w:start w:val="1"/>
+      <w:numFmt w:val="decimal"/>
+      <w:lvlText w:val="%4."/>
+      <w:lvlJc w:val="left"/>
+      <w:pPr>
+        <w:ind w:left="2520" w:hanging="360"/>
+      </w:pPr>
+    </w:lvl>
+    <w:lvl w:ilvl="4" w:tplc="FFFFFFFF" w:tentative="1">
+      <w:start w:val="1"/>
+      <w:numFmt w:val="lowerLetter"/>
+      <w:lvlText w:val="%5."/>
+      <w:lvlJc w:val="left"/>
+      <w:pPr>
+        <w:ind w:left="3240" w:hanging="360"/>
+      </w:pPr>
+    </w:lvl>
+    <w:lvl w:ilvl="5" w:tplc="FFFFFFFF" w:tentative="1">
+      <w:start w:val="1"/>
+      <w:numFmt w:val="lowerRoman"/>
+      <w:lvlText w:val="%6."/>
+      <w:lvlJc w:val="right"/>
+      <w:pPr>
+        <w:ind w:left="3960" w:hanging="180"/>
+      </w:pPr>
+    </w:lvl>
+    <w:lvl w:ilvl="6" w:tplc="FFFFFFFF" w:tentative="1">
+      <w:start w:val="1"/>
+      <w:numFmt w:val="decimal"/>
+      <w:lvlText w:val="%7."/>
+      <w:lvlJc w:val="left"/>
+      <w:pPr>
+        <w:ind w:left="4680" w:hanging="360"/>
+      </w:pPr>
+    </w:lvl>
+    <w:lvl w:ilvl="7" w:tplc="FFFFFFFF" w:tentative="1">
+      <w:start w:val="1"/>
+      <w:numFmt w:val="lowerLetter"/>
+      <w:lvlText w:val="%8."/>
+      <w:lvlJc w:val="left"/>
+      <w:pPr>
+        <w:ind w:left="5400" w:hanging="360"/>
+      </w:pPr>
+    </w:lvl>
+    <w:lvl w:ilvl="8" w:tplc="FFFFFFFF" w:tentative="1">
+      <w:start w:val="1"/>
+      <w:numFmt w:val="lowerRoman"/>
+      <w:lvlText w:val="%9."/>
+      <w:lvlJc w:val="right"/>
+      <w:pPr>
+        <w:ind w:left="6120" w:hanging="180"/>
+      </w:pPr>
+    </w:lvl>
+  </w:abstractNum>
+  <w:abstractNum w:abstractNumId="17" w15:restartNumberingAfterBreak="0">
     <w:nsid w:val="68597464"/>
     <w:multiLevelType w:val="multilevel"/>
     <w:tmpl w:val="FDBC9D30"/>
@@ -5163,7 +8504,93 @@
       </w:pPr>
     </w:lvl>
   </w:abstractNum>
-  <w:abstractNum w:abstractNumId="12" w15:restartNumberingAfterBreak="0">
+  <w:abstractNum w:abstractNumId="18" w15:restartNumberingAfterBreak="0">
+    <w:nsid w:val="6EE22E63"/>
+    <w:multiLevelType w:val="hybridMultilevel"/>
+    <w:tmpl w:val="B1EAD544"/>
+    <w:lvl w:ilvl="0" w:tplc="FFFFFFFF">
+      <w:start w:val="1"/>
+      <w:numFmt w:val="decimal"/>
+      <w:lvlText w:val="%1)"/>
+      <w:lvlJc w:val="left"/>
+      <w:pPr>
+        <w:ind w:left="360" w:hanging="360"/>
+      </w:pPr>
+    </w:lvl>
+    <w:lvl w:ilvl="1" w:tplc="FFFFFFFF" w:tentative="1">
+      <w:start w:val="1"/>
+      <w:numFmt w:val="lowerLetter"/>
+      <w:lvlText w:val="%2."/>
+      <w:lvlJc w:val="left"/>
+      <w:pPr>
+        <w:ind w:left="1080" w:hanging="360"/>
+      </w:pPr>
+    </w:lvl>
+    <w:lvl w:ilvl="2" w:tplc="FFFFFFFF" w:tentative="1">
+      <w:start w:val="1"/>
+      <w:numFmt w:val="lowerRoman"/>
+      <w:lvlText w:val="%3."/>
+      <w:lvlJc w:val="right"/>
+      <w:pPr>
+        <w:ind w:left="1800" w:hanging="180"/>
+      </w:pPr>
+    </w:lvl>
+    <w:lvl w:ilvl="3" w:tplc="FFFFFFFF" w:tentative="1">
+      <w:start w:val="1"/>
+      <w:numFmt w:val="decimal"/>
+      <w:lvlText w:val="%4."/>
+      <w:lvlJc w:val="left"/>
+      <w:pPr>
+        <w:ind w:left="2520" w:hanging="360"/>
+      </w:pPr>
+    </w:lvl>
+    <w:lvl w:ilvl="4" w:tplc="FFFFFFFF" w:tentative="1">
+      <w:start w:val="1"/>
+      <w:numFmt w:val="lowerLetter"/>
+      <w:lvlText w:val="%5."/>
+      <w:lvlJc w:val="left"/>
+      <w:pPr>
+        <w:ind w:left="3240" w:hanging="360"/>
+      </w:pPr>
+    </w:lvl>
+    <w:lvl w:ilvl="5" w:tplc="FFFFFFFF" w:tentative="1">
+      <w:start w:val="1"/>
+      <w:numFmt w:val="lowerRoman"/>
+      <w:lvlText w:val="%6."/>
+      <w:lvlJc w:val="right"/>
+      <w:pPr>
+        <w:ind w:left="3960" w:hanging="180"/>
+      </w:pPr>
+    </w:lvl>
+    <w:lvl w:ilvl="6" w:tplc="FFFFFFFF" w:tentative="1">
+      <w:start w:val="1"/>
+      <w:numFmt w:val="decimal"/>
+      <w:lvlText w:val="%7."/>
+      <w:lvlJc w:val="left"/>
+      <w:pPr>
+        <w:ind w:left="4680" w:hanging="360"/>
+      </w:pPr>
+    </w:lvl>
+    <w:lvl w:ilvl="7" w:tplc="FFFFFFFF" w:tentative="1">
+      <w:start w:val="1"/>
+      <w:numFmt w:val="lowerLetter"/>
+      <w:lvlText w:val="%8."/>
+      <w:lvlJc w:val="left"/>
+      <w:pPr>
+        <w:ind w:left="5400" w:hanging="360"/>
+      </w:pPr>
+    </w:lvl>
+    <w:lvl w:ilvl="8" w:tplc="FFFFFFFF" w:tentative="1">
+      <w:start w:val="1"/>
+      <w:numFmt w:val="lowerRoman"/>
+      <w:lvlText w:val="%9."/>
+      <w:lvlJc w:val="right"/>
+      <w:pPr>
+        <w:ind w:left="6120" w:hanging="180"/>
+      </w:pPr>
+    </w:lvl>
+  </w:abstractNum>
+  <w:abstractNum w:abstractNumId="19" w15:restartNumberingAfterBreak="0">
     <w:nsid w:val="7696208E"/>
     <w:multiLevelType w:val="multilevel"/>
     <w:tmpl w:val="3B34C6B8"/>
@@ -5277,7 +8704,7 @@
     </w:lvl>
   </w:abstractNum>
   <w:num w:numId="1" w16cid:durableId="2016106120">
-    <w:abstractNumId w:val="10"/>
+    <w:abstractNumId w:val="13"/>
     <w:lvlOverride w:ilvl="0">
       <w:startOverride w:val="1"/>
     </w:lvlOverride>
@@ -5307,7 +8734,7 @@
     </w:lvlOverride>
   </w:num>
   <w:num w:numId="2" w16cid:durableId="2109350138">
-    <w:abstractNumId w:val="8"/>
+    <w:abstractNumId w:val="10"/>
     <w:lvlOverride w:ilvl="0">
       <w:startOverride w:val="2"/>
     </w:lvlOverride>
@@ -5337,7 +8764,7 @@
     </w:lvlOverride>
   </w:num>
   <w:num w:numId="3" w16cid:durableId="2032105749">
-    <w:abstractNumId w:val="12"/>
+    <w:abstractNumId w:val="19"/>
     <w:lvlOverride w:ilvl="0">
       <w:startOverride w:val="5"/>
     </w:lvlOverride>
@@ -5367,7 +8794,7 @@
     </w:lvlOverride>
   </w:num>
   <w:num w:numId="4" w16cid:durableId="488134957">
-    <w:abstractNumId w:val="9"/>
+    <w:abstractNumId w:val="12"/>
     <w:lvlOverride w:ilvl="0">
       <w:startOverride w:val="7"/>
     </w:lvlOverride>
@@ -5397,7 +8824,7 @@
     </w:lvlOverride>
   </w:num>
   <w:num w:numId="5" w16cid:durableId="327442359">
-    <w:abstractNumId w:val="11"/>
+    <w:abstractNumId w:val="17"/>
     <w:lvlOverride w:ilvl="0">
       <w:startOverride w:val="9"/>
     </w:lvlOverride>
@@ -5457,7 +8884,7 @@
     </w:lvlOverride>
   </w:num>
   <w:num w:numId="7" w16cid:durableId="1296328321">
-    <w:abstractNumId w:val="4"/>
+    <w:abstractNumId w:val="5"/>
     <w:lvlOverride w:ilvl="0">
       <w:startOverride w:val="16"/>
     </w:lvlOverride>
@@ -5496,13 +8923,34 @@
     <w:abstractNumId w:val="3"/>
   </w:num>
   <w:num w:numId="11" w16cid:durableId="2074156023">
+    <w:abstractNumId w:val="9"/>
+  </w:num>
+  <w:num w:numId="12" w16cid:durableId="615332634">
     <w:abstractNumId w:val="7"/>
   </w:num>
-  <w:num w:numId="12" w16cid:durableId="615332634">
-    <w:abstractNumId w:val="5"/>
+  <w:num w:numId="13" w16cid:durableId="1875728362">
+    <w:abstractNumId w:val="8"/>
   </w:num>
-  <w:num w:numId="13" w16cid:durableId="1875728362">
+  <w:num w:numId="14" w16cid:durableId="1514220892">
+    <w:abstractNumId w:val="14"/>
+  </w:num>
+  <w:num w:numId="15" w16cid:durableId="109208941">
+    <w:abstractNumId w:val="11"/>
+  </w:num>
+  <w:num w:numId="16" w16cid:durableId="1842309770">
     <w:abstractNumId w:val="6"/>
+  </w:num>
+  <w:num w:numId="17" w16cid:durableId="1983340481">
+    <w:abstractNumId w:val="4"/>
+  </w:num>
+  <w:num w:numId="18" w16cid:durableId="1289047399">
+    <w:abstractNumId w:val="16"/>
+  </w:num>
+  <w:num w:numId="19" w16cid:durableId="1097484444">
+    <w:abstractNumId w:val="15"/>
+  </w:num>
+  <w:num w:numId="20" w16cid:durableId="1461991748">
+    <w:abstractNumId w:val="18"/>
   </w:num>
 </w:numbering>
 </file>

--- a/preguntasApelacion2.docx
+++ b/preguntasApelacion2.docx
@@ -38,53 +38,12 @@
           <w:szCs w:val="22"/>
         </w:rPr>
       </w:pPr>
-      <w:proofErr w:type="spellStart"/>
-      <w:r>
-        <w:rPr>
-          <w:sz w:val="22"/>
-          <w:szCs w:val="22"/>
-        </w:rPr>
-        <w:t>for</w:t>
-      </w:r>
-      <w:proofErr w:type="spellEnd"/>
-      <w:r>
-        <w:rPr>
-          <w:sz w:val="22"/>
-          <w:szCs w:val="22"/>
-        </w:rPr>
-        <w:t xml:space="preserve"> (</w:t>
-      </w:r>
-      <w:proofErr w:type="spellStart"/>
-      <w:r>
-        <w:rPr>
-          <w:sz w:val="22"/>
-          <w:szCs w:val="22"/>
-        </w:rPr>
-        <w:t>var</w:t>
-      </w:r>
-      <w:proofErr w:type="spellEnd"/>
-      <w:r>
-        <w:rPr>
-          <w:sz w:val="22"/>
-          <w:szCs w:val="22"/>
-        </w:rPr>
-        <w:t xml:space="preserve"> </w:t>
-      </w:r>
-      <w:proofErr w:type="gramStart"/>
-      <w:r>
-        <w:rPr>
-          <w:sz w:val="22"/>
-          <w:szCs w:val="22"/>
-        </w:rPr>
-        <w:t>o :</w:t>
-      </w:r>
-      <w:proofErr w:type="gramEnd"/>
-      <w:r>
-        <w:rPr>
-          <w:sz w:val="22"/>
-          <w:szCs w:val="22"/>
-        </w:rPr>
-        <w:t xml:space="preserve"> oliva) {</w:t>
+      <w:r>
+        <w:rPr>
+          <w:sz w:val="22"/>
+          <w:szCs w:val="22"/>
+        </w:rPr>
+        <w:t>for (var o : oliva) {</w:t>
       </w:r>
     </w:p>
     <w:p>
@@ -101,21 +60,12 @@
         </w:rPr>
         <w:t xml:space="preserve">    </w:t>
       </w:r>
-      <w:proofErr w:type="spellStart"/>
-      <w:r>
-        <w:rPr>
-          <w:sz w:val="22"/>
-          <w:szCs w:val="22"/>
-        </w:rPr>
-        <w:t>System.out.println</w:t>
-      </w:r>
-      <w:proofErr w:type="spellEnd"/>
-      <w:r>
-        <w:rPr>
-          <w:sz w:val="22"/>
-          <w:szCs w:val="22"/>
-        </w:rPr>
-        <w:t xml:space="preserve">(o); </w:t>
+      <w:r>
+        <w:rPr>
+          <w:sz w:val="22"/>
+          <w:szCs w:val="22"/>
+        </w:rPr>
+        <w:t xml:space="preserve">System.out.println(o); </w:t>
       </w:r>
     </w:p>
     <w:p>
@@ -232,43 +182,7 @@
           <w:szCs w:val="22"/>
           <w:lang w:val="es-ES"/>
         </w:rPr>
-        <w:t xml:space="preserve">oliva nunca fue declarada → error </w:t>
-      </w:r>
-      <w:proofErr w:type="spellStart"/>
-      <w:r>
-        <w:rPr>
-          <w:sz w:val="22"/>
-          <w:szCs w:val="22"/>
-          <w:lang w:val="es-ES"/>
-        </w:rPr>
-        <w:t>cannot</w:t>
-      </w:r>
-      <w:proofErr w:type="spellEnd"/>
-      <w:r>
-        <w:rPr>
-          <w:sz w:val="22"/>
-          <w:szCs w:val="22"/>
-          <w:lang w:val="es-ES"/>
-        </w:rPr>
-        <w:t xml:space="preserve"> </w:t>
-      </w:r>
-      <w:proofErr w:type="spellStart"/>
-      <w:r>
-        <w:rPr>
-          <w:sz w:val="22"/>
-          <w:szCs w:val="22"/>
-          <w:lang w:val="es-ES"/>
-        </w:rPr>
-        <w:t>find</w:t>
-      </w:r>
-      <w:proofErr w:type="spellEnd"/>
-      <w:r>
-        <w:rPr>
-          <w:sz w:val="22"/>
-          <w:szCs w:val="22"/>
-          <w:lang w:val="es-ES"/>
-        </w:rPr>
-        <w:t xml:space="preserve"> symbol</w:t>
+        <w:t>oliva nunca fue declarada → error cannot find symbol</w:t>
       </w:r>
       <w:r>
         <w:rPr>
@@ -321,25 +235,7 @@
           <w:szCs w:val="22"/>
           <w:lang w:val="es-ES"/>
         </w:rPr>
-        <w:t xml:space="preserve">Aunque se declarara, </w:t>
-      </w:r>
-      <w:proofErr w:type="spellStart"/>
-      <w:r>
-        <w:rPr>
-          <w:sz w:val="22"/>
-          <w:szCs w:val="22"/>
-          <w:lang w:val="es-ES"/>
-        </w:rPr>
-        <w:t>var</w:t>
-      </w:r>
-      <w:proofErr w:type="spellEnd"/>
-      <w:r>
-        <w:rPr>
-          <w:sz w:val="22"/>
-          <w:szCs w:val="22"/>
-          <w:lang w:val="es-ES"/>
-        </w:rPr>
-        <w:t xml:space="preserve"> solo es válido desde Java 10 (JEP 286); el enunciado no indica versión. </w:t>
+        <w:t xml:space="preserve">Aunque se declarara, var solo es válido desde Java 10 (JEP 286); el enunciado no indica versión. </w:t>
       </w:r>
     </w:p>
     <w:p>
@@ -361,63 +257,7 @@
           <w:szCs w:val="22"/>
           <w:lang w:val="es-ES"/>
         </w:rPr>
-        <w:t xml:space="preserve">Aunque ambos supuestos se cumplieran, </w:t>
-      </w:r>
-      <w:proofErr w:type="spellStart"/>
-      <w:proofErr w:type="gramStart"/>
-      <w:r>
-        <w:rPr>
-          <w:sz w:val="22"/>
-          <w:szCs w:val="22"/>
-          <w:lang w:val="es-ES"/>
-        </w:rPr>
-        <w:t>int</w:t>
-      </w:r>
-      <w:proofErr w:type="spellEnd"/>
-      <w:r>
-        <w:rPr>
-          <w:sz w:val="22"/>
-          <w:szCs w:val="22"/>
-          <w:lang w:val="es-ES"/>
-        </w:rPr>
-        <w:t>[</w:t>
-      </w:r>
-      <w:proofErr w:type="gramEnd"/>
-      <w:r>
-        <w:rPr>
-          <w:sz w:val="22"/>
-          <w:szCs w:val="22"/>
-          <w:lang w:val="es-ES"/>
-        </w:rPr>
-        <w:t xml:space="preserve">] solo sería correcto si oliva fuera </w:t>
-      </w:r>
-      <w:proofErr w:type="spellStart"/>
-      <w:proofErr w:type="gramStart"/>
-      <w:r>
-        <w:rPr>
-          <w:sz w:val="22"/>
-          <w:szCs w:val="22"/>
-          <w:lang w:val="es-ES"/>
-        </w:rPr>
-        <w:t>int</w:t>
-      </w:r>
-      <w:proofErr w:type="spellEnd"/>
-      <w:r>
-        <w:rPr>
-          <w:sz w:val="22"/>
-          <w:szCs w:val="22"/>
-          <w:lang w:val="es-ES"/>
-        </w:rPr>
-        <w:t>[][</w:t>
-      </w:r>
-      <w:proofErr w:type="gramEnd"/>
-      <w:r>
-        <w:rPr>
-          <w:sz w:val="22"/>
-          <w:szCs w:val="22"/>
-          <w:lang w:val="es-ES"/>
-        </w:rPr>
-        <w:t xml:space="preserve">] (JLS 14.14.2) </w:t>
+        <w:t xml:space="preserve">Aunque ambos supuestos se cumplieran, int[] solo sería correcto si oliva fuera int[][] (JLS 14.14.2) </w:t>
       </w:r>
       <w:r>
         <w:rPr>
@@ -452,7 +292,6 @@
           <w:szCs w:val="22"/>
         </w:rPr>
       </w:pPr>
-      <w:proofErr w:type="gramStart"/>
       <w:r>
         <w:rPr>
           <w:b/>
@@ -463,7 +302,6 @@
         </w:rPr>
         <w:t>Citas textual</w:t>
       </w:r>
-      <w:proofErr w:type="gramEnd"/>
       <w:r>
         <w:rPr>
           <w:b/>
@@ -496,487 +334,7 @@
           <w:sz w:val="22"/>
           <w:szCs w:val="22"/>
         </w:rPr>
-        <w:t>"</w:t>
-      </w:r>
-      <w:proofErr w:type="spellStart"/>
-      <w:r>
-        <w:rPr>
-          <w:sz w:val="22"/>
-          <w:szCs w:val="22"/>
-        </w:rPr>
-        <w:t>If</w:t>
-      </w:r>
-      <w:proofErr w:type="spellEnd"/>
-      <w:r>
-        <w:rPr>
-          <w:sz w:val="22"/>
-          <w:szCs w:val="22"/>
-        </w:rPr>
-        <w:t xml:space="preserve"> </w:t>
-      </w:r>
-      <w:proofErr w:type="spellStart"/>
-      <w:r>
-        <w:rPr>
-          <w:sz w:val="22"/>
-          <w:szCs w:val="22"/>
-        </w:rPr>
-        <w:t>an</w:t>
-      </w:r>
-      <w:proofErr w:type="spellEnd"/>
-      <w:r>
-        <w:rPr>
-          <w:sz w:val="22"/>
-          <w:szCs w:val="22"/>
-        </w:rPr>
-        <w:t xml:space="preserve"> </w:t>
-      </w:r>
-      <w:proofErr w:type="spellStart"/>
-      <w:r>
-        <w:rPr>
-          <w:sz w:val="22"/>
-          <w:szCs w:val="22"/>
-        </w:rPr>
-        <w:t>expression</w:t>
-      </w:r>
-      <w:proofErr w:type="spellEnd"/>
-      <w:r>
-        <w:rPr>
-          <w:sz w:val="22"/>
-          <w:szCs w:val="22"/>
-        </w:rPr>
-        <w:t xml:space="preserve"> </w:t>
-      </w:r>
-      <w:proofErr w:type="spellStart"/>
-      <w:r>
-        <w:rPr>
-          <w:sz w:val="22"/>
-          <w:szCs w:val="22"/>
-        </w:rPr>
-        <w:t>name</w:t>
-      </w:r>
-      <w:proofErr w:type="spellEnd"/>
-      <w:r>
-        <w:rPr>
-          <w:sz w:val="22"/>
-          <w:szCs w:val="22"/>
-        </w:rPr>
-        <w:t xml:space="preserve"> </w:t>
-      </w:r>
-      <w:proofErr w:type="spellStart"/>
-      <w:r>
-        <w:rPr>
-          <w:sz w:val="22"/>
-          <w:szCs w:val="22"/>
-        </w:rPr>
-        <w:t>consists</w:t>
-      </w:r>
-      <w:proofErr w:type="spellEnd"/>
-      <w:r>
-        <w:rPr>
-          <w:sz w:val="22"/>
-          <w:szCs w:val="22"/>
-        </w:rPr>
-        <w:t xml:space="preserve"> </w:t>
-      </w:r>
-      <w:proofErr w:type="spellStart"/>
-      <w:r>
-        <w:rPr>
-          <w:sz w:val="22"/>
-          <w:szCs w:val="22"/>
-        </w:rPr>
-        <w:t>of</w:t>
-      </w:r>
-      <w:proofErr w:type="spellEnd"/>
-      <w:r>
-        <w:rPr>
-          <w:sz w:val="22"/>
-          <w:szCs w:val="22"/>
-        </w:rPr>
-        <w:t xml:space="preserve"> a </w:t>
-      </w:r>
-      <w:proofErr w:type="gramStart"/>
-      <w:r>
-        <w:rPr>
-          <w:sz w:val="22"/>
-          <w:szCs w:val="22"/>
-        </w:rPr>
-        <w:t>single</w:t>
-      </w:r>
-      <w:proofErr w:type="gramEnd"/>
-      <w:r>
-        <w:rPr>
-          <w:sz w:val="22"/>
-          <w:szCs w:val="22"/>
-        </w:rPr>
-        <w:t xml:space="preserve"> </w:t>
-      </w:r>
-      <w:proofErr w:type="spellStart"/>
-      <w:r>
-        <w:rPr>
-          <w:sz w:val="22"/>
-          <w:szCs w:val="22"/>
-        </w:rPr>
-        <w:t>Identifier</w:t>
-      </w:r>
-      <w:proofErr w:type="spellEnd"/>
-      <w:r>
-        <w:rPr>
-          <w:sz w:val="22"/>
-          <w:szCs w:val="22"/>
-        </w:rPr>
-        <w:t xml:space="preserve">, </w:t>
-      </w:r>
-      <w:proofErr w:type="spellStart"/>
-      <w:r>
-        <w:rPr>
-          <w:sz w:val="22"/>
-          <w:szCs w:val="22"/>
-        </w:rPr>
-        <w:t>then</w:t>
-      </w:r>
-      <w:proofErr w:type="spellEnd"/>
-      <w:r>
-        <w:rPr>
-          <w:sz w:val="22"/>
-          <w:szCs w:val="22"/>
-        </w:rPr>
-        <w:t xml:space="preserve"> </w:t>
-      </w:r>
-      <w:proofErr w:type="spellStart"/>
-      <w:r>
-        <w:rPr>
-          <w:sz w:val="22"/>
-          <w:szCs w:val="22"/>
-        </w:rPr>
-        <w:t>there</w:t>
-      </w:r>
-      <w:proofErr w:type="spellEnd"/>
-      <w:r>
-        <w:rPr>
-          <w:sz w:val="22"/>
-          <w:szCs w:val="22"/>
-        </w:rPr>
-        <w:t xml:space="preserve"> </w:t>
-      </w:r>
-      <w:proofErr w:type="spellStart"/>
-      <w:r>
-        <w:rPr>
-          <w:sz w:val="22"/>
-          <w:szCs w:val="22"/>
-        </w:rPr>
-        <w:t>must</w:t>
-      </w:r>
-      <w:proofErr w:type="spellEnd"/>
-      <w:r>
-        <w:rPr>
-          <w:sz w:val="22"/>
-          <w:szCs w:val="22"/>
-        </w:rPr>
-        <w:t xml:space="preserve"> be </w:t>
-      </w:r>
-      <w:proofErr w:type="spellStart"/>
-      <w:r>
-        <w:rPr>
-          <w:sz w:val="22"/>
-          <w:szCs w:val="22"/>
-        </w:rPr>
-        <w:t>exactly</w:t>
-      </w:r>
-      <w:proofErr w:type="spellEnd"/>
-      <w:r>
-        <w:rPr>
-          <w:sz w:val="22"/>
-          <w:szCs w:val="22"/>
-        </w:rPr>
-        <w:t xml:space="preserve"> </w:t>
-      </w:r>
-      <w:proofErr w:type="spellStart"/>
-      <w:r>
-        <w:rPr>
-          <w:sz w:val="22"/>
-          <w:szCs w:val="22"/>
-        </w:rPr>
-        <w:t>one</w:t>
-      </w:r>
-      <w:proofErr w:type="spellEnd"/>
-      <w:r>
-        <w:rPr>
-          <w:sz w:val="22"/>
-          <w:szCs w:val="22"/>
-        </w:rPr>
-        <w:t xml:space="preserve"> </w:t>
-      </w:r>
-      <w:proofErr w:type="spellStart"/>
-      <w:r>
-        <w:rPr>
-          <w:sz w:val="22"/>
-          <w:szCs w:val="22"/>
-        </w:rPr>
-        <w:t>declaration</w:t>
-      </w:r>
-      <w:proofErr w:type="spellEnd"/>
-      <w:r>
-        <w:rPr>
-          <w:sz w:val="22"/>
-          <w:szCs w:val="22"/>
-        </w:rPr>
-        <w:t xml:space="preserve"> </w:t>
-      </w:r>
-      <w:proofErr w:type="spellStart"/>
-      <w:r>
-        <w:rPr>
-          <w:sz w:val="22"/>
-          <w:szCs w:val="22"/>
-        </w:rPr>
-        <w:t>denoting</w:t>
-      </w:r>
-      <w:proofErr w:type="spellEnd"/>
-      <w:r>
-        <w:rPr>
-          <w:sz w:val="22"/>
-          <w:szCs w:val="22"/>
-        </w:rPr>
-        <w:t xml:space="preserve"> </w:t>
-      </w:r>
-      <w:proofErr w:type="spellStart"/>
-      <w:r>
-        <w:rPr>
-          <w:sz w:val="22"/>
-          <w:szCs w:val="22"/>
-        </w:rPr>
-        <w:t>either</w:t>
-      </w:r>
-      <w:proofErr w:type="spellEnd"/>
-      <w:r>
-        <w:rPr>
-          <w:sz w:val="22"/>
-          <w:szCs w:val="22"/>
-        </w:rPr>
-        <w:t xml:space="preserve"> a local variable, formal </w:t>
-      </w:r>
-      <w:proofErr w:type="spellStart"/>
-      <w:r>
-        <w:rPr>
-          <w:sz w:val="22"/>
-          <w:szCs w:val="22"/>
-        </w:rPr>
-        <w:t>parameter</w:t>
-      </w:r>
-      <w:proofErr w:type="spellEnd"/>
-      <w:r>
-        <w:rPr>
-          <w:sz w:val="22"/>
-          <w:szCs w:val="22"/>
-        </w:rPr>
-        <w:t xml:space="preserve">, </w:t>
-      </w:r>
-      <w:proofErr w:type="spellStart"/>
-      <w:r>
-        <w:rPr>
-          <w:sz w:val="22"/>
-          <w:szCs w:val="22"/>
-        </w:rPr>
-        <w:t>exception</w:t>
-      </w:r>
-      <w:proofErr w:type="spellEnd"/>
-      <w:r>
-        <w:rPr>
-          <w:sz w:val="22"/>
-          <w:szCs w:val="22"/>
-        </w:rPr>
-        <w:t xml:space="preserve"> </w:t>
-      </w:r>
-      <w:proofErr w:type="spellStart"/>
-      <w:r>
-        <w:rPr>
-          <w:sz w:val="22"/>
-          <w:szCs w:val="22"/>
-        </w:rPr>
-        <w:t>parameter</w:t>
-      </w:r>
-      <w:proofErr w:type="spellEnd"/>
-      <w:r>
-        <w:rPr>
-          <w:sz w:val="22"/>
-          <w:szCs w:val="22"/>
-        </w:rPr>
-        <w:t xml:space="preserve">, </w:t>
-      </w:r>
-      <w:proofErr w:type="spellStart"/>
-      <w:r>
-        <w:rPr>
-          <w:sz w:val="22"/>
-          <w:szCs w:val="22"/>
-        </w:rPr>
-        <w:t>or</w:t>
-      </w:r>
-      <w:proofErr w:type="spellEnd"/>
-      <w:r>
-        <w:rPr>
-          <w:sz w:val="22"/>
-          <w:szCs w:val="22"/>
-        </w:rPr>
-        <w:t xml:space="preserve"> </w:t>
-      </w:r>
-      <w:proofErr w:type="spellStart"/>
-      <w:r>
-        <w:rPr>
-          <w:sz w:val="22"/>
-          <w:szCs w:val="22"/>
-        </w:rPr>
-        <w:t>field</w:t>
-      </w:r>
-      <w:proofErr w:type="spellEnd"/>
-      <w:r>
-        <w:rPr>
-          <w:sz w:val="22"/>
-          <w:szCs w:val="22"/>
-        </w:rPr>
-        <w:t xml:space="preserve"> in </w:t>
-      </w:r>
-      <w:proofErr w:type="spellStart"/>
-      <w:r>
-        <w:rPr>
-          <w:sz w:val="22"/>
-          <w:szCs w:val="22"/>
-        </w:rPr>
-        <w:t>scope</w:t>
-      </w:r>
-      <w:proofErr w:type="spellEnd"/>
-      <w:r>
-        <w:rPr>
-          <w:sz w:val="22"/>
-          <w:szCs w:val="22"/>
-        </w:rPr>
-        <w:t xml:space="preserve"> at </w:t>
-      </w:r>
-      <w:proofErr w:type="spellStart"/>
-      <w:r>
-        <w:rPr>
-          <w:sz w:val="22"/>
-          <w:szCs w:val="22"/>
-        </w:rPr>
-        <w:t>the</w:t>
-      </w:r>
-      <w:proofErr w:type="spellEnd"/>
-      <w:r>
-        <w:rPr>
-          <w:sz w:val="22"/>
-          <w:szCs w:val="22"/>
-        </w:rPr>
-        <w:t xml:space="preserve"> </w:t>
-      </w:r>
-      <w:proofErr w:type="spellStart"/>
-      <w:r>
-        <w:rPr>
-          <w:sz w:val="22"/>
-          <w:szCs w:val="22"/>
-        </w:rPr>
-        <w:t>point</w:t>
-      </w:r>
-      <w:proofErr w:type="spellEnd"/>
-      <w:r>
-        <w:rPr>
-          <w:sz w:val="22"/>
-          <w:szCs w:val="22"/>
-        </w:rPr>
-        <w:t xml:space="preserve"> at </w:t>
-      </w:r>
-      <w:proofErr w:type="spellStart"/>
-      <w:r>
-        <w:rPr>
-          <w:sz w:val="22"/>
-          <w:szCs w:val="22"/>
-        </w:rPr>
-        <w:t>which</w:t>
-      </w:r>
-      <w:proofErr w:type="spellEnd"/>
-      <w:r>
-        <w:rPr>
-          <w:sz w:val="22"/>
-          <w:szCs w:val="22"/>
-        </w:rPr>
-        <w:t xml:space="preserve"> </w:t>
-      </w:r>
-      <w:proofErr w:type="spellStart"/>
-      <w:r>
-        <w:rPr>
-          <w:sz w:val="22"/>
-          <w:szCs w:val="22"/>
-        </w:rPr>
-        <w:t>the</w:t>
-      </w:r>
-      <w:proofErr w:type="spellEnd"/>
-      <w:r>
-        <w:rPr>
-          <w:sz w:val="22"/>
-          <w:szCs w:val="22"/>
-        </w:rPr>
-        <w:t xml:space="preserve"> </w:t>
-      </w:r>
-      <w:proofErr w:type="spellStart"/>
-      <w:r>
-        <w:rPr>
-          <w:sz w:val="22"/>
-          <w:szCs w:val="22"/>
-        </w:rPr>
-        <w:t>identifier</w:t>
-      </w:r>
-      <w:proofErr w:type="spellEnd"/>
-      <w:r>
-        <w:rPr>
-          <w:sz w:val="22"/>
-          <w:szCs w:val="22"/>
-        </w:rPr>
-        <w:t xml:space="preserve"> </w:t>
-      </w:r>
-      <w:proofErr w:type="spellStart"/>
-      <w:r>
-        <w:rPr>
-          <w:sz w:val="22"/>
-          <w:szCs w:val="22"/>
-        </w:rPr>
-        <w:t>occurs</w:t>
-      </w:r>
-      <w:proofErr w:type="spellEnd"/>
-      <w:r>
-        <w:rPr>
-          <w:sz w:val="22"/>
-          <w:szCs w:val="22"/>
-        </w:rPr>
-        <w:t xml:space="preserve">. </w:t>
-      </w:r>
-      <w:proofErr w:type="spellStart"/>
-      <w:r>
-        <w:rPr>
-          <w:sz w:val="22"/>
-          <w:szCs w:val="22"/>
-        </w:rPr>
-        <w:t>Otherwise</w:t>
-      </w:r>
-      <w:proofErr w:type="spellEnd"/>
-      <w:r>
-        <w:rPr>
-          <w:sz w:val="22"/>
-          <w:szCs w:val="22"/>
-        </w:rPr>
-        <w:t xml:space="preserve">, a compile-time error </w:t>
-      </w:r>
-      <w:proofErr w:type="spellStart"/>
-      <w:r>
-        <w:rPr>
-          <w:sz w:val="22"/>
-          <w:szCs w:val="22"/>
-        </w:rPr>
-        <w:t>occurs</w:t>
-      </w:r>
-      <w:proofErr w:type="spellEnd"/>
-      <w:r>
-        <w:rPr>
-          <w:sz w:val="22"/>
-          <w:szCs w:val="22"/>
-        </w:rPr>
-        <w:t>."</w:t>
+        <w:t>"If an expression name consists of a single Identifier, then there must be exactly one declaration denoting either a local variable, formal parameter, exception parameter, or field in scope at the point at which the identifier occurs. Otherwise, a compile-time error occurs."</w:t>
       </w:r>
     </w:p>
     <w:p>
@@ -1011,55 +369,7 @@
           <w:sz w:val="22"/>
           <w:szCs w:val="22"/>
         </w:rPr>
-        <w:t xml:space="preserve">Java </w:t>
-      </w:r>
-      <w:proofErr w:type="spellStart"/>
-      <w:r>
-        <w:rPr>
-          <w:sz w:val="22"/>
-          <w:szCs w:val="22"/>
-        </w:rPr>
-        <w:t>Language</w:t>
-      </w:r>
-      <w:proofErr w:type="spellEnd"/>
-      <w:r>
-        <w:rPr>
-          <w:sz w:val="22"/>
-          <w:szCs w:val="22"/>
-        </w:rPr>
-        <w:t xml:space="preserve"> </w:t>
-      </w:r>
-      <w:proofErr w:type="spellStart"/>
-      <w:r>
-        <w:rPr>
-          <w:sz w:val="22"/>
-          <w:szCs w:val="22"/>
-        </w:rPr>
-        <w:t>Specification</w:t>
-      </w:r>
-      <w:proofErr w:type="spellEnd"/>
-      <w:r>
-        <w:rPr>
-          <w:sz w:val="22"/>
-          <w:szCs w:val="22"/>
-        </w:rPr>
-        <w:t xml:space="preserve"> (JLS) — Cap. 6, Sec. 6.5.6.1 ("Simple </w:t>
-      </w:r>
-      <w:proofErr w:type="spellStart"/>
-      <w:r>
-        <w:rPr>
-          <w:sz w:val="22"/>
-          <w:szCs w:val="22"/>
-        </w:rPr>
-        <w:t>Expression</w:t>
-      </w:r>
-      <w:proofErr w:type="spellEnd"/>
-      <w:r>
-        <w:rPr>
-          <w:sz w:val="22"/>
-          <w:szCs w:val="22"/>
-        </w:rPr>
-        <w:t xml:space="preserve"> Names")</w:t>
+        <w:t>Java Language Specification (JLS) — Cap. 6, Sec. 6.5.6.1 ("Simple Expression Names")</w:t>
       </w:r>
       <w:r>
         <w:rPr>
@@ -1108,7 +418,6 @@
           <w:lang w:val="es-ES"/>
         </w:rPr>
       </w:pPr>
-      <w:proofErr w:type="gramStart"/>
       <w:r>
         <w:rPr>
           <w:b/>
@@ -1119,7 +428,6 @@
         </w:rPr>
         <w:t>Citas textual</w:t>
       </w:r>
-      <w:proofErr w:type="gramEnd"/>
       <w:r>
         <w:rPr>
           <w:b/>
@@ -1159,204 +467,22 @@
         <w:t>"</w:t>
       </w:r>
       <w:bookmarkStart w:id="3" w:name="OLE_LINK54"/>
-      <w:proofErr w:type="spellStart"/>
-      <w:r>
-        <w:rPr>
-          <w:sz w:val="22"/>
-          <w:szCs w:val="22"/>
-          <w:lang w:val="es-ES"/>
-        </w:rPr>
-        <w:t>restricted</w:t>
-      </w:r>
-      <w:proofErr w:type="spellEnd"/>
-      <w:r>
-        <w:rPr>
-          <w:sz w:val="22"/>
-          <w:szCs w:val="22"/>
-          <w:lang w:val="es-ES"/>
-        </w:rPr>
-        <w:t xml:space="preserve"> </w:t>
-      </w:r>
-      <w:proofErr w:type="spellStart"/>
-      <w:r>
-        <w:rPr>
-          <w:sz w:val="22"/>
-          <w:szCs w:val="22"/>
-          <w:lang w:val="es-ES"/>
-        </w:rPr>
-        <w:t>to</w:t>
-      </w:r>
-      <w:proofErr w:type="spellEnd"/>
-      <w:r>
-        <w:rPr>
-          <w:sz w:val="22"/>
-          <w:szCs w:val="22"/>
-          <w:lang w:val="es-ES"/>
-        </w:rPr>
-        <w:t xml:space="preserve"> local variables </w:t>
-      </w:r>
-      <w:proofErr w:type="spellStart"/>
-      <w:r>
-        <w:rPr>
-          <w:sz w:val="22"/>
-          <w:szCs w:val="22"/>
-          <w:lang w:val="es-ES"/>
-        </w:rPr>
-        <w:t>with</w:t>
-      </w:r>
-      <w:proofErr w:type="spellEnd"/>
-      <w:r>
-        <w:rPr>
-          <w:sz w:val="22"/>
-          <w:szCs w:val="22"/>
-          <w:lang w:val="es-ES"/>
-        </w:rPr>
-        <w:t xml:space="preserve"> </w:t>
-      </w:r>
-      <w:proofErr w:type="spellStart"/>
-      <w:r>
-        <w:rPr>
-          <w:sz w:val="22"/>
-          <w:szCs w:val="22"/>
-          <w:lang w:val="es-ES"/>
-        </w:rPr>
-        <w:t>initializers</w:t>
-      </w:r>
-      <w:proofErr w:type="spellEnd"/>
-      <w:r>
-        <w:rPr>
-          <w:sz w:val="22"/>
-          <w:szCs w:val="22"/>
-          <w:lang w:val="es-ES"/>
-        </w:rPr>
-        <w:t xml:space="preserve">, indexes in </w:t>
+      <w:r>
+        <w:rPr>
+          <w:sz w:val="22"/>
+          <w:szCs w:val="22"/>
+          <w:lang w:val="es-ES"/>
+        </w:rPr>
+        <w:t xml:space="preserve">restricted to local variables with initializers, indexes in </w:t>
       </w:r>
       <w:bookmarkEnd w:id="3"/>
-      <w:proofErr w:type="spellStart"/>
-      <w:r>
-        <w:rPr>
-          <w:sz w:val="22"/>
-          <w:szCs w:val="22"/>
-          <w:lang w:val="es-ES"/>
-        </w:rPr>
-        <w:t>the</w:t>
-      </w:r>
-      <w:proofErr w:type="spellEnd"/>
-      <w:r>
-        <w:rPr>
-          <w:sz w:val="22"/>
-          <w:szCs w:val="22"/>
-          <w:lang w:val="es-ES"/>
-        </w:rPr>
-        <w:t xml:space="preserve"> </w:t>
-      </w:r>
-      <w:proofErr w:type="spellStart"/>
-      <w:r>
-        <w:rPr>
-          <w:sz w:val="22"/>
-          <w:szCs w:val="22"/>
-          <w:lang w:val="es-ES"/>
-        </w:rPr>
-        <w:t>enhanced</w:t>
-      </w:r>
-      <w:proofErr w:type="spellEnd"/>
-      <w:r>
-        <w:rPr>
-          <w:sz w:val="22"/>
-          <w:szCs w:val="22"/>
-          <w:lang w:val="es-ES"/>
-        </w:rPr>
-        <w:t xml:space="preserve"> </w:t>
-      </w:r>
-      <w:proofErr w:type="spellStart"/>
-      <w:r>
-        <w:rPr>
-          <w:sz w:val="22"/>
-          <w:szCs w:val="22"/>
-          <w:lang w:val="es-ES"/>
-        </w:rPr>
-        <w:t>for-loop</w:t>
-      </w:r>
-      <w:proofErr w:type="spellEnd"/>
-      <w:r>
-        <w:rPr>
-          <w:sz w:val="22"/>
-          <w:szCs w:val="22"/>
-          <w:lang w:val="es-ES"/>
-        </w:rPr>
-        <w:t xml:space="preserve">, and </w:t>
-      </w:r>
-      <w:proofErr w:type="spellStart"/>
-      <w:r>
-        <w:rPr>
-          <w:sz w:val="22"/>
-          <w:szCs w:val="22"/>
-          <w:lang w:val="es-ES"/>
-        </w:rPr>
-        <w:t>locals</w:t>
-      </w:r>
-      <w:proofErr w:type="spellEnd"/>
-      <w:r>
-        <w:rPr>
-          <w:sz w:val="22"/>
-          <w:szCs w:val="22"/>
-          <w:lang w:val="es-ES"/>
-        </w:rPr>
-        <w:t xml:space="preserve"> </w:t>
-      </w:r>
-      <w:proofErr w:type="spellStart"/>
-      <w:r>
-        <w:rPr>
-          <w:sz w:val="22"/>
-          <w:szCs w:val="22"/>
-          <w:lang w:val="es-ES"/>
-        </w:rPr>
-        <w:t>declared</w:t>
-      </w:r>
-      <w:proofErr w:type="spellEnd"/>
-      <w:r>
-        <w:rPr>
-          <w:sz w:val="22"/>
-          <w:szCs w:val="22"/>
-          <w:lang w:val="es-ES"/>
-        </w:rPr>
-        <w:t xml:space="preserve"> in a </w:t>
-      </w:r>
-      <w:proofErr w:type="spellStart"/>
-      <w:r>
-        <w:rPr>
-          <w:sz w:val="22"/>
-          <w:szCs w:val="22"/>
-          <w:lang w:val="es-ES"/>
-        </w:rPr>
-        <w:t>conventional</w:t>
-      </w:r>
-      <w:proofErr w:type="spellEnd"/>
-      <w:r>
-        <w:rPr>
-          <w:sz w:val="22"/>
-          <w:szCs w:val="22"/>
-          <w:lang w:val="es-ES"/>
-        </w:rPr>
-        <w:t xml:space="preserve"> </w:t>
-      </w:r>
-      <w:proofErr w:type="spellStart"/>
-      <w:r>
-        <w:rPr>
-          <w:sz w:val="22"/>
-          <w:szCs w:val="22"/>
-          <w:lang w:val="es-ES"/>
-        </w:rPr>
-        <w:t>for-loop</w:t>
-      </w:r>
-      <w:proofErr w:type="spellEnd"/>
-      <w:r>
-        <w:rPr>
-          <w:sz w:val="22"/>
-          <w:szCs w:val="22"/>
-          <w:lang w:val="es-ES"/>
-        </w:rPr>
-        <w:t>"</w:t>
+      <w:r>
+        <w:rPr>
+          <w:sz w:val="22"/>
+          <w:szCs w:val="22"/>
+          <w:lang w:val="es-ES"/>
+        </w:rPr>
+        <w:t>the enhanced for-loop, and locals declared in a conventional for-loop"</w:t>
       </w:r>
     </w:p>
     <w:p>
@@ -1390,34 +516,9 @@
           <w:sz w:val="22"/>
           <w:szCs w:val="22"/>
         </w:rPr>
-        <w:t xml:space="preserve">Local-Variable </w:t>
-      </w:r>
-      <w:proofErr w:type="spellStart"/>
-      <w:r>
-        <w:rPr>
-          <w:sz w:val="22"/>
-          <w:szCs w:val="22"/>
-        </w:rPr>
-        <w:t>Type</w:t>
-      </w:r>
-      <w:proofErr w:type="spellEnd"/>
-      <w:r>
-        <w:rPr>
-          <w:sz w:val="22"/>
-          <w:szCs w:val="22"/>
-        </w:rPr>
-        <w:t xml:space="preserve"> </w:t>
-      </w:r>
-      <w:proofErr w:type="spellStart"/>
-      <w:r>
-        <w:rPr>
-          <w:sz w:val="22"/>
-          <w:szCs w:val="22"/>
-        </w:rPr>
-        <w:t>Inference</w:t>
+        <w:t>Local-Variable Type Inference</w:t>
       </w:r>
       <w:bookmarkEnd w:id="4"/>
-      <w:proofErr w:type="spellEnd"/>
       <w:r>
         <w:rPr>
           <w:sz w:val="22"/>
@@ -1494,251 +595,7 @@
           <w:szCs w:val="22"/>
           <w:lang w:val="es-ES"/>
         </w:rPr>
-        <w:t>: "</w:t>
-      </w:r>
-      <w:proofErr w:type="spellStart"/>
-      <w:r>
-        <w:rPr>
-          <w:sz w:val="22"/>
-          <w:szCs w:val="22"/>
-          <w:lang w:val="es-ES"/>
-        </w:rPr>
-        <w:t>if</w:t>
-      </w:r>
-      <w:proofErr w:type="spellEnd"/>
-      <w:r>
-        <w:rPr>
-          <w:sz w:val="22"/>
-          <w:szCs w:val="22"/>
-          <w:lang w:val="es-ES"/>
-        </w:rPr>
-        <w:t xml:space="preserve"> </w:t>
-      </w:r>
-      <w:proofErr w:type="spellStart"/>
-      <w:r>
-        <w:rPr>
-          <w:sz w:val="22"/>
-          <w:szCs w:val="22"/>
-          <w:lang w:val="es-ES"/>
-        </w:rPr>
-        <w:t>the</w:t>
-      </w:r>
-      <w:proofErr w:type="spellEnd"/>
-      <w:r>
-        <w:rPr>
-          <w:sz w:val="22"/>
-          <w:szCs w:val="22"/>
-          <w:lang w:val="es-ES"/>
-        </w:rPr>
-        <w:t xml:space="preserve"> </w:t>
-      </w:r>
-      <w:proofErr w:type="spellStart"/>
-      <w:r>
-        <w:rPr>
-          <w:sz w:val="22"/>
-          <w:szCs w:val="22"/>
-          <w:lang w:val="es-ES"/>
-        </w:rPr>
-        <w:t>Expression</w:t>
-      </w:r>
-      <w:proofErr w:type="spellEnd"/>
-      <w:r>
-        <w:rPr>
-          <w:sz w:val="22"/>
-          <w:szCs w:val="22"/>
-          <w:lang w:val="es-ES"/>
-        </w:rPr>
-        <w:t xml:space="preserve"> has </w:t>
-      </w:r>
-      <w:proofErr w:type="spellStart"/>
-      <w:proofErr w:type="gramStart"/>
-      <w:r>
-        <w:rPr>
-          <w:sz w:val="22"/>
-          <w:szCs w:val="22"/>
-          <w:lang w:val="es-ES"/>
-        </w:rPr>
-        <w:t>an</w:t>
-      </w:r>
-      <w:proofErr w:type="spellEnd"/>
-      <w:r>
-        <w:rPr>
-          <w:sz w:val="22"/>
-          <w:szCs w:val="22"/>
-          <w:lang w:val="es-ES"/>
-        </w:rPr>
-        <w:t xml:space="preserve"> array</w:t>
-      </w:r>
-      <w:proofErr w:type="gramEnd"/>
-      <w:r>
-        <w:rPr>
-          <w:sz w:val="22"/>
-          <w:szCs w:val="22"/>
-          <w:lang w:val="es-ES"/>
-        </w:rPr>
-        <w:t xml:space="preserve"> </w:t>
-      </w:r>
-      <w:proofErr w:type="spellStart"/>
-      <w:r>
-        <w:rPr>
-          <w:sz w:val="22"/>
-          <w:szCs w:val="22"/>
-          <w:lang w:val="es-ES"/>
-        </w:rPr>
-        <w:t>type</w:t>
-      </w:r>
-      <w:proofErr w:type="spellEnd"/>
-      <w:r>
-        <w:rPr>
-          <w:sz w:val="22"/>
-          <w:szCs w:val="22"/>
-          <w:lang w:val="es-ES"/>
-        </w:rPr>
-        <w:t xml:space="preserve">, </w:t>
-      </w:r>
-      <w:proofErr w:type="spellStart"/>
-      <w:r>
-        <w:rPr>
-          <w:sz w:val="22"/>
-          <w:szCs w:val="22"/>
-          <w:lang w:val="es-ES"/>
-        </w:rPr>
-        <w:t>then</w:t>
-      </w:r>
-      <w:proofErr w:type="spellEnd"/>
-      <w:r>
-        <w:rPr>
-          <w:sz w:val="22"/>
-          <w:szCs w:val="22"/>
-          <w:lang w:val="es-ES"/>
-        </w:rPr>
-        <w:t xml:space="preserve"> R </w:t>
-      </w:r>
-      <w:proofErr w:type="spellStart"/>
-      <w:r>
-        <w:rPr>
-          <w:sz w:val="22"/>
-          <w:szCs w:val="22"/>
-          <w:lang w:val="es-ES"/>
-        </w:rPr>
-        <w:t>is</w:t>
-      </w:r>
-      <w:proofErr w:type="spellEnd"/>
-      <w:r>
-        <w:rPr>
-          <w:sz w:val="22"/>
-          <w:szCs w:val="22"/>
-          <w:lang w:val="es-ES"/>
-        </w:rPr>
-        <w:t xml:space="preserve"> </w:t>
-      </w:r>
-      <w:proofErr w:type="spellStart"/>
-      <w:r>
-        <w:rPr>
-          <w:sz w:val="22"/>
-          <w:szCs w:val="22"/>
-          <w:lang w:val="es-ES"/>
-        </w:rPr>
-        <w:t>the</w:t>
-      </w:r>
-      <w:proofErr w:type="spellEnd"/>
-      <w:r>
-        <w:rPr>
-          <w:sz w:val="22"/>
-          <w:szCs w:val="22"/>
-          <w:lang w:val="es-ES"/>
-        </w:rPr>
-        <w:t xml:space="preserve"> </w:t>
-      </w:r>
-      <w:proofErr w:type="spellStart"/>
-      <w:r>
-        <w:rPr>
-          <w:sz w:val="22"/>
-          <w:szCs w:val="22"/>
-          <w:lang w:val="es-ES"/>
-        </w:rPr>
-        <w:t>component</w:t>
-      </w:r>
-      <w:proofErr w:type="spellEnd"/>
-      <w:r>
-        <w:rPr>
-          <w:sz w:val="22"/>
-          <w:szCs w:val="22"/>
-          <w:lang w:val="es-ES"/>
-        </w:rPr>
-        <w:t xml:space="preserve"> </w:t>
-      </w:r>
-      <w:proofErr w:type="spellStart"/>
-      <w:r>
-        <w:rPr>
-          <w:sz w:val="22"/>
-          <w:szCs w:val="22"/>
-          <w:lang w:val="es-ES"/>
-        </w:rPr>
-        <w:t>type</w:t>
-      </w:r>
-      <w:proofErr w:type="spellEnd"/>
-      <w:r>
-        <w:rPr>
-          <w:sz w:val="22"/>
-          <w:szCs w:val="22"/>
-          <w:lang w:val="es-ES"/>
-        </w:rPr>
-        <w:t xml:space="preserve"> </w:t>
-      </w:r>
-      <w:proofErr w:type="spellStart"/>
-      <w:r>
-        <w:rPr>
-          <w:sz w:val="22"/>
-          <w:szCs w:val="22"/>
-          <w:lang w:val="es-ES"/>
-        </w:rPr>
-        <w:t>of</w:t>
-      </w:r>
-      <w:proofErr w:type="spellEnd"/>
-      <w:r>
-        <w:rPr>
-          <w:sz w:val="22"/>
-          <w:szCs w:val="22"/>
-          <w:lang w:val="es-ES"/>
-        </w:rPr>
-        <w:t xml:space="preserve"> </w:t>
-      </w:r>
-      <w:proofErr w:type="spellStart"/>
-      <w:r>
-        <w:rPr>
-          <w:sz w:val="22"/>
-          <w:szCs w:val="22"/>
-          <w:lang w:val="es-ES"/>
-        </w:rPr>
-        <w:t>that</w:t>
-      </w:r>
-      <w:proofErr w:type="spellEnd"/>
-      <w:r>
-        <w:rPr>
-          <w:sz w:val="22"/>
-          <w:szCs w:val="22"/>
-          <w:lang w:val="es-ES"/>
-        </w:rPr>
-        <w:t xml:space="preserve"> array </w:t>
-      </w:r>
-      <w:proofErr w:type="spellStart"/>
-      <w:r>
-        <w:rPr>
-          <w:sz w:val="22"/>
-          <w:szCs w:val="22"/>
-          <w:lang w:val="es-ES"/>
-        </w:rPr>
-        <w:t>type</w:t>
-      </w:r>
-      <w:proofErr w:type="spellEnd"/>
-      <w:r>
-        <w:rPr>
-          <w:sz w:val="22"/>
-          <w:szCs w:val="22"/>
-          <w:lang w:val="es-ES"/>
-        </w:rPr>
-        <w:t>"</w:t>
+        <w:t>: "if the Expression has an array type, then R is the component type of that array type"</w:t>
       </w:r>
     </w:p>
     <w:p>
@@ -1765,97 +622,7 @@
           <w:szCs w:val="22"/>
           <w:lang w:val="es-ES"/>
         </w:rPr>
-        <w:t xml:space="preserve"> Java </w:t>
-      </w:r>
-      <w:proofErr w:type="spellStart"/>
-      <w:r>
-        <w:rPr>
-          <w:sz w:val="22"/>
-          <w:szCs w:val="22"/>
-          <w:lang w:val="es-ES"/>
-        </w:rPr>
-        <w:t>Language</w:t>
-      </w:r>
-      <w:proofErr w:type="spellEnd"/>
-      <w:r>
-        <w:rPr>
-          <w:sz w:val="22"/>
-          <w:szCs w:val="22"/>
-          <w:lang w:val="es-ES"/>
-        </w:rPr>
-        <w:t xml:space="preserve"> </w:t>
-      </w:r>
-      <w:proofErr w:type="spellStart"/>
-      <w:r>
-        <w:rPr>
-          <w:sz w:val="22"/>
-          <w:szCs w:val="22"/>
-          <w:lang w:val="es-ES"/>
-        </w:rPr>
-        <w:t>Specification</w:t>
-      </w:r>
-      <w:proofErr w:type="spellEnd"/>
-      <w:r>
-        <w:rPr>
-          <w:sz w:val="22"/>
-          <w:szCs w:val="22"/>
-          <w:lang w:val="es-ES"/>
-        </w:rPr>
-        <w:t xml:space="preserve"> (JLS) — Cap. 14, Sec. 14.14.2 ("The </w:t>
-      </w:r>
-      <w:proofErr w:type="spellStart"/>
-      <w:r>
-        <w:rPr>
-          <w:sz w:val="22"/>
-          <w:szCs w:val="22"/>
-          <w:lang w:val="es-ES"/>
-        </w:rPr>
-        <w:t>Enhanced</w:t>
-      </w:r>
-      <w:proofErr w:type="spellEnd"/>
-      <w:r>
-        <w:rPr>
-          <w:sz w:val="22"/>
-          <w:szCs w:val="22"/>
-          <w:lang w:val="es-ES"/>
-        </w:rPr>
-        <w:t xml:space="preserve"> </w:t>
-      </w:r>
-      <w:proofErr w:type="spellStart"/>
-      <w:r>
-        <w:rPr>
-          <w:sz w:val="22"/>
-          <w:szCs w:val="22"/>
-          <w:lang w:val="es-ES"/>
-        </w:rPr>
-        <w:t>for</w:t>
-      </w:r>
-      <w:proofErr w:type="spellEnd"/>
-      <w:r>
-        <w:rPr>
-          <w:sz w:val="22"/>
-          <w:szCs w:val="22"/>
-          <w:lang w:val="es-ES"/>
-        </w:rPr>
-        <w:t xml:space="preserve"> </w:t>
-      </w:r>
-      <w:proofErr w:type="spellStart"/>
-      <w:r>
-        <w:rPr>
-          <w:sz w:val="22"/>
-          <w:szCs w:val="22"/>
-          <w:lang w:val="es-ES"/>
-        </w:rPr>
-        <w:t>Statement</w:t>
-      </w:r>
-      <w:proofErr w:type="spellEnd"/>
-      <w:r>
-        <w:rPr>
-          <w:sz w:val="22"/>
-          <w:szCs w:val="22"/>
-          <w:lang w:val="es-ES"/>
-        </w:rPr>
-        <w:t>")</w:t>
+        <w:t xml:space="preserve"> Java Language Specification (JLS) — Cap. 14, Sec. 14.14.2 ("The Enhanced for Statement")</w:t>
       </w:r>
     </w:p>
     <w:p>
@@ -1909,43 +676,7 @@
           <w:szCs w:val="22"/>
           <w:lang w:val="es-ES"/>
         </w:rPr>
-        <w:t xml:space="preserve"> Oracle — Java </w:t>
-      </w:r>
-      <w:proofErr w:type="spellStart"/>
-      <w:r>
-        <w:rPr>
-          <w:sz w:val="22"/>
-          <w:szCs w:val="22"/>
-          <w:lang w:val="es-ES"/>
-        </w:rPr>
-        <w:t>Language</w:t>
-      </w:r>
-      <w:proofErr w:type="spellEnd"/>
-      <w:r>
-        <w:rPr>
-          <w:sz w:val="22"/>
-          <w:szCs w:val="22"/>
-          <w:lang w:val="es-ES"/>
-        </w:rPr>
-        <w:t xml:space="preserve"> </w:t>
-      </w:r>
-      <w:proofErr w:type="spellStart"/>
-      <w:r>
-        <w:rPr>
-          <w:sz w:val="22"/>
-          <w:szCs w:val="22"/>
-          <w:lang w:val="es-ES"/>
-        </w:rPr>
-        <w:t>Changes</w:t>
-      </w:r>
-      <w:proofErr w:type="spellEnd"/>
-      <w:r>
-        <w:rPr>
-          <w:sz w:val="22"/>
-          <w:szCs w:val="22"/>
-          <w:lang w:val="es-ES"/>
-        </w:rPr>
-        <w:t>, Java SE 10</w:t>
+        <w:t xml:space="preserve"> Oracle — Java Language Changes, Java SE 10</w:t>
       </w:r>
     </w:p>
     <w:p>
@@ -2091,23 +822,7 @@
           <w:sz w:val="22"/>
           <w:szCs w:val="22"/>
         </w:rPr>
-        <w:t xml:space="preserve">ya que tanto la Stream API como el método </w:t>
-      </w:r>
-      <w:proofErr w:type="gramStart"/>
-      <w:r>
-        <w:rPr>
-          <w:sz w:val="22"/>
-          <w:szCs w:val="22"/>
-        </w:rPr>
-        <w:t>reduce(</w:t>
-      </w:r>
-      <w:proofErr w:type="gramEnd"/>
-      <w:r>
-        <w:rPr>
-          <w:sz w:val="22"/>
-          <w:szCs w:val="22"/>
-        </w:rPr>
-        <w:t>) no existen en versiones de Java anteriores a la 8</w:t>
+        <w:t>ya que tanto la Stream API como el método reduce() no existen en versiones de Java anteriores a la 8</w:t>
       </w:r>
       <w:r>
         <w:rPr>
@@ -2148,48 +863,49 @@
           <w:sz w:val="22"/>
           <w:szCs w:val="22"/>
         </w:rPr>
-        <w:t xml:space="preserve">El paquete </w:t>
-      </w:r>
-      <w:proofErr w:type="spellStart"/>
-      <w:proofErr w:type="gramStart"/>
-      <w:r>
-        <w:rPr>
-          <w:sz w:val="22"/>
-          <w:szCs w:val="22"/>
-        </w:rPr>
-        <w:t>java.util</w:t>
-      </w:r>
-      <w:proofErr w:type="gramEnd"/>
-      <w:r>
-        <w:rPr>
-          <w:sz w:val="22"/>
-          <w:szCs w:val="22"/>
-        </w:rPr>
-        <w:t>.stream</w:t>
-      </w:r>
-      <w:proofErr w:type="spellEnd"/>
-      <w:r>
-        <w:rPr>
-          <w:sz w:val="22"/>
-          <w:szCs w:val="22"/>
-        </w:rPr>
-        <w:t xml:space="preserve"> no existía antes de Java 8. La documentación oficial de Oracle para este paquete corresponde específicamente a la versión Java y en su descripción se indica que "la abstracción clave introducida en este paquete es </w:t>
-      </w:r>
-      <w:proofErr w:type="spellStart"/>
-      <w:r>
-        <w:rPr>
-          <w:sz w:val="22"/>
-          <w:szCs w:val="22"/>
-        </w:rPr>
-        <w:t>stream</w:t>
-      </w:r>
-      <w:proofErr w:type="spellEnd"/>
-      <w:r>
-        <w:rPr>
-          <w:sz w:val="22"/>
-          <w:szCs w:val="22"/>
-        </w:rPr>
-        <w:t>"</w:t>
+        <w:t>El paquete java.util.stream no existía antes de Java 8. La documentación oficial de Oracle para este paquete corresponde específicamente a la versión Java</w:t>
+      </w:r>
+      <w:r>
+        <w:rPr>
+          <w:sz w:val="22"/>
+          <w:szCs w:val="22"/>
+        </w:rPr>
+        <w:t xml:space="preserve"> SE</w:t>
+      </w:r>
+      <w:r>
+        <w:rPr>
+          <w:sz w:val="22"/>
+          <w:szCs w:val="22"/>
+        </w:rPr>
+        <w:t xml:space="preserve"> </w:t>
+      </w:r>
+      <w:r>
+        <w:rPr>
+          <w:sz w:val="22"/>
+          <w:szCs w:val="22"/>
+        </w:rPr>
+        <w:t>8</w:t>
+      </w:r>
+      <w:r>
+        <w:rPr>
+          <w:sz w:val="22"/>
+          <w:szCs w:val="22"/>
+        </w:rPr>
+        <w:t xml:space="preserve"> e</w:t>
+      </w:r>
+      <w:r>
+        <w:rPr>
+          <w:sz w:val="22"/>
+          <w:szCs w:val="22"/>
+        </w:rPr>
+        <w:t xml:space="preserve"> </w:t>
+      </w:r>
+      <w:r>
+        <w:rPr>
+          <w:sz w:val="22"/>
+          <w:szCs w:val="22"/>
+        </w:rPr>
+        <w:t>indica que "la abstracción clave introducida en este paquete es stream"</w:t>
       </w:r>
       <w:r>
         <w:rPr>
@@ -2203,23 +919,7 @@
           <w:sz w:val="22"/>
           <w:szCs w:val="22"/>
         </w:rPr>
-        <w:t xml:space="preserve">confirmando que tanto el paquete como sus clases (incluyendo Stream y su método </w:t>
-      </w:r>
-      <w:proofErr w:type="gramStart"/>
-      <w:r>
-        <w:rPr>
-          <w:sz w:val="22"/>
-          <w:szCs w:val="22"/>
-        </w:rPr>
-        <w:t>reduce(</w:t>
-      </w:r>
-      <w:proofErr w:type="gramEnd"/>
-      <w:r>
-        <w:rPr>
-          <w:sz w:val="22"/>
-          <w:szCs w:val="22"/>
-        </w:rPr>
-        <w:t>)) aparecen por primera vez en esa versión</w:t>
+        <w:t>confirmando que tanto el paquete como sus clases (incluyendo Stream y su método reduce()) aparecen por primera vez en esa versión</w:t>
       </w:r>
       <w:r>
         <w:rPr>
@@ -2263,133 +963,7 @@
           <w:szCs w:val="22"/>
           <w:lang w:val="es-ES"/>
         </w:rPr>
-        <w:t xml:space="preserve">"The </w:t>
-      </w:r>
-      <w:proofErr w:type="spellStart"/>
-      <w:r>
-        <w:rPr>
-          <w:sz w:val="22"/>
-          <w:szCs w:val="22"/>
-          <w:lang w:val="es-ES"/>
-        </w:rPr>
-        <w:t>key</w:t>
-      </w:r>
-      <w:proofErr w:type="spellEnd"/>
-      <w:r>
-        <w:rPr>
-          <w:sz w:val="22"/>
-          <w:szCs w:val="22"/>
-          <w:lang w:val="es-ES"/>
-        </w:rPr>
-        <w:t xml:space="preserve"> </w:t>
-      </w:r>
-      <w:proofErr w:type="spellStart"/>
-      <w:r>
-        <w:rPr>
-          <w:sz w:val="22"/>
-          <w:szCs w:val="22"/>
-          <w:lang w:val="es-ES"/>
-        </w:rPr>
-        <w:t>abstraction</w:t>
-      </w:r>
-      <w:proofErr w:type="spellEnd"/>
-      <w:r>
-        <w:rPr>
-          <w:sz w:val="22"/>
-          <w:szCs w:val="22"/>
-          <w:lang w:val="es-ES"/>
-        </w:rPr>
-        <w:t xml:space="preserve"> </w:t>
-      </w:r>
-      <w:proofErr w:type="spellStart"/>
-      <w:r>
-        <w:rPr>
-          <w:sz w:val="22"/>
-          <w:szCs w:val="22"/>
-          <w:lang w:val="es-ES"/>
-        </w:rPr>
-        <w:t>introduced</w:t>
-      </w:r>
-      <w:proofErr w:type="spellEnd"/>
-      <w:r>
-        <w:rPr>
-          <w:sz w:val="22"/>
-          <w:szCs w:val="22"/>
-          <w:lang w:val="es-ES"/>
-        </w:rPr>
-        <w:t xml:space="preserve"> in </w:t>
-      </w:r>
-      <w:proofErr w:type="spellStart"/>
-      <w:r>
-        <w:rPr>
-          <w:sz w:val="22"/>
-          <w:szCs w:val="22"/>
-          <w:lang w:val="es-ES"/>
-        </w:rPr>
-        <w:t>this</w:t>
-      </w:r>
-      <w:proofErr w:type="spellEnd"/>
-      <w:r>
-        <w:rPr>
-          <w:sz w:val="22"/>
-          <w:szCs w:val="22"/>
-          <w:lang w:val="es-ES"/>
-        </w:rPr>
-        <w:t xml:space="preserve"> </w:t>
-      </w:r>
-      <w:proofErr w:type="spellStart"/>
-      <w:r>
-        <w:rPr>
-          <w:sz w:val="22"/>
-          <w:szCs w:val="22"/>
-          <w:lang w:val="es-ES"/>
-        </w:rPr>
-        <w:t>package</w:t>
-      </w:r>
-      <w:proofErr w:type="spellEnd"/>
-      <w:r>
-        <w:rPr>
-          <w:sz w:val="22"/>
-          <w:szCs w:val="22"/>
-          <w:lang w:val="es-ES"/>
-        </w:rPr>
-        <w:t xml:space="preserve"> </w:t>
-      </w:r>
-      <w:proofErr w:type="spellStart"/>
-      <w:r>
-        <w:rPr>
-          <w:sz w:val="22"/>
-          <w:szCs w:val="22"/>
-          <w:lang w:val="es-ES"/>
-        </w:rPr>
-        <w:t>is</w:t>
-      </w:r>
-      <w:proofErr w:type="spellEnd"/>
-      <w:r>
-        <w:rPr>
-          <w:sz w:val="22"/>
-          <w:szCs w:val="22"/>
-          <w:lang w:val="es-ES"/>
-        </w:rPr>
-        <w:t xml:space="preserve"> </w:t>
-      </w:r>
-      <w:proofErr w:type="spellStart"/>
-      <w:r>
-        <w:rPr>
-          <w:sz w:val="22"/>
-          <w:szCs w:val="22"/>
-          <w:lang w:val="es-ES"/>
-        </w:rPr>
-        <w:t>stream</w:t>
-      </w:r>
-      <w:proofErr w:type="spellEnd"/>
-      <w:r>
-        <w:rPr>
-          <w:sz w:val="22"/>
-          <w:szCs w:val="22"/>
-          <w:lang w:val="es-ES"/>
-        </w:rPr>
-        <w:t>."</w:t>
+        <w:t>"The key abstraction introduced in this package is stream."</w:t>
       </w:r>
     </w:p>
     <w:p>
@@ -2430,26 +1004,8 @@
           <w:sz w:val="22"/>
           <w:szCs w:val="22"/>
         </w:rPr>
-        <w:t xml:space="preserve"> </w:t>
-      </w:r>
-      <w:proofErr w:type="spellStart"/>
-      <w:proofErr w:type="gramStart"/>
-      <w:r>
-        <w:rPr>
-          <w:sz w:val="22"/>
-          <w:szCs w:val="22"/>
-        </w:rPr>
-        <w:t>java.util</w:t>
-      </w:r>
-      <w:proofErr w:type="gramEnd"/>
-      <w:r>
-        <w:rPr>
-          <w:sz w:val="22"/>
-          <w:szCs w:val="22"/>
-        </w:rPr>
-        <w:t>.stream</w:t>
-      </w:r>
-      <w:proofErr w:type="spellEnd"/>
+        <w:t xml:space="preserve"> java.util.stream</w:t>
+      </w:r>
       <w:r>
         <w:rPr>
           <w:sz w:val="22"/>
@@ -2462,71 +1018,7 @@
           <w:sz w:val="22"/>
           <w:szCs w:val="22"/>
         </w:rPr>
-        <w:t xml:space="preserve"> </w:t>
-      </w:r>
-      <w:proofErr w:type="spellStart"/>
-      <w:r>
-        <w:rPr>
-          <w:sz w:val="22"/>
-          <w:szCs w:val="22"/>
-        </w:rPr>
-        <w:t>Package</w:t>
-      </w:r>
-      <w:proofErr w:type="spellEnd"/>
-      <w:r>
-        <w:rPr>
-          <w:sz w:val="22"/>
-          <w:szCs w:val="22"/>
-        </w:rPr>
-        <w:t xml:space="preserve"> </w:t>
-      </w:r>
-      <w:proofErr w:type="spellStart"/>
-      <w:r>
-        <w:rPr>
-          <w:sz w:val="22"/>
-          <w:szCs w:val="22"/>
-        </w:rPr>
-        <w:t>Summary</w:t>
-      </w:r>
-      <w:proofErr w:type="spellEnd"/>
-      <w:r>
-        <w:rPr>
-          <w:sz w:val="22"/>
-          <w:szCs w:val="22"/>
-        </w:rPr>
-        <w:t>, sección "</w:t>
-      </w:r>
-      <w:proofErr w:type="spellStart"/>
-      <w:r>
-        <w:rPr>
-          <w:sz w:val="22"/>
-          <w:szCs w:val="22"/>
-        </w:rPr>
-        <w:t>Package</w:t>
-      </w:r>
-      <w:proofErr w:type="spellEnd"/>
-      <w:r>
-        <w:rPr>
-          <w:sz w:val="22"/>
-          <w:szCs w:val="22"/>
-        </w:rPr>
-        <w:t xml:space="preserve"> </w:t>
-      </w:r>
-      <w:proofErr w:type="spellStart"/>
-      <w:r>
-        <w:rPr>
-          <w:sz w:val="22"/>
-          <w:szCs w:val="22"/>
-        </w:rPr>
-        <w:t>Description</w:t>
-      </w:r>
-      <w:proofErr w:type="spellEnd"/>
-      <w:r>
-        <w:rPr>
-          <w:sz w:val="22"/>
-          <w:szCs w:val="22"/>
-        </w:rPr>
-        <w:t>"</w:t>
+        <w:t xml:space="preserve"> Package Summary, sección "Package Description"</w:t>
       </w:r>
       <w:r>
         <w:rPr>
@@ -2610,7 +1102,6 @@
         </w:rPr>
         <w:t xml:space="preserve"> No existe la opción correcta entre las 4 alternativas. El modificador de acceso implícito de los miembros de una interfaz es </w:t>
       </w:r>
-      <w:proofErr w:type="spellStart"/>
       <w:r>
         <w:rPr>
           <w:b/>
@@ -2621,7 +1112,6 @@
         </w:rPr>
         <w:t>public</w:t>
       </w:r>
-      <w:proofErr w:type="spellEnd"/>
       <w:r>
         <w:rPr>
           <w:sz w:val="22"/>
@@ -2671,115 +1161,7 @@
           <w:szCs w:val="22"/>
           <w:lang w:val="es-ES"/>
         </w:rPr>
-        <w:t xml:space="preserve">, los métodos de una interfaz son implícitamente </w:t>
-      </w:r>
-      <w:proofErr w:type="spellStart"/>
-      <w:r>
-        <w:rPr>
-          <w:sz w:val="22"/>
-          <w:szCs w:val="22"/>
-          <w:lang w:val="es-ES"/>
-        </w:rPr>
-        <w:t>public</w:t>
-      </w:r>
-      <w:proofErr w:type="spellEnd"/>
-      <w:r>
-        <w:rPr>
-          <w:sz w:val="22"/>
-          <w:szCs w:val="22"/>
-          <w:lang w:val="es-ES"/>
-        </w:rPr>
-        <w:t xml:space="preserve"> </w:t>
-      </w:r>
-      <w:proofErr w:type="spellStart"/>
-      <w:r>
-        <w:rPr>
-          <w:sz w:val="22"/>
-          <w:szCs w:val="22"/>
-          <w:lang w:val="es-ES"/>
-        </w:rPr>
-        <w:t>abstract</w:t>
-      </w:r>
-      <w:proofErr w:type="spellEnd"/>
-      <w:r>
-        <w:rPr>
-          <w:sz w:val="22"/>
-          <w:szCs w:val="22"/>
-          <w:lang w:val="es-ES"/>
-        </w:rPr>
-        <w:t xml:space="preserve">, y los campos son implícitamente </w:t>
-      </w:r>
-      <w:proofErr w:type="spellStart"/>
-      <w:r>
-        <w:rPr>
-          <w:sz w:val="22"/>
-          <w:szCs w:val="22"/>
-          <w:lang w:val="es-ES"/>
-        </w:rPr>
-        <w:t>public</w:t>
-      </w:r>
-      <w:proofErr w:type="spellEnd"/>
-      <w:r>
-        <w:rPr>
-          <w:sz w:val="22"/>
-          <w:szCs w:val="22"/>
-          <w:lang w:val="es-ES"/>
-        </w:rPr>
-        <w:t xml:space="preserve"> </w:t>
-      </w:r>
-      <w:proofErr w:type="spellStart"/>
-      <w:r>
-        <w:rPr>
-          <w:sz w:val="22"/>
-          <w:szCs w:val="22"/>
-          <w:lang w:val="es-ES"/>
-        </w:rPr>
-        <w:t>static</w:t>
-      </w:r>
-      <w:proofErr w:type="spellEnd"/>
-      <w:r>
-        <w:rPr>
-          <w:sz w:val="22"/>
-          <w:szCs w:val="22"/>
-          <w:lang w:val="es-ES"/>
-        </w:rPr>
-        <w:t xml:space="preserve"> final. Ninguna de las 4 opciones corresponde a </w:t>
-      </w:r>
-      <w:proofErr w:type="spellStart"/>
-      <w:r>
-        <w:rPr>
-          <w:sz w:val="22"/>
-          <w:szCs w:val="22"/>
-          <w:lang w:val="es-ES"/>
-        </w:rPr>
-        <w:t>public</w:t>
-      </w:r>
-      <w:proofErr w:type="spellEnd"/>
-      <w:r>
-        <w:rPr>
-          <w:sz w:val="22"/>
-          <w:szCs w:val="22"/>
-          <w:lang w:val="es-ES"/>
-        </w:rPr>
-        <w:t xml:space="preserve">: Final y </w:t>
-      </w:r>
-      <w:proofErr w:type="spellStart"/>
-      <w:r>
-        <w:rPr>
-          <w:sz w:val="22"/>
-          <w:szCs w:val="22"/>
-          <w:lang w:val="es-ES"/>
-        </w:rPr>
-        <w:t>Abstract</w:t>
-      </w:r>
-      <w:proofErr w:type="spellEnd"/>
-      <w:r>
-        <w:rPr>
-          <w:sz w:val="22"/>
-          <w:szCs w:val="22"/>
-          <w:lang w:val="es-ES"/>
-        </w:rPr>
-        <w:t xml:space="preserve"> son modificadores de comportamiento, no de acceso; Private contradice el propósito de la interfaz; Default no es un modificador de acceso válido en Java.</w:t>
+        <w:t>, los métodos de una interfaz son implícitamente public abstract, y los campos son implícitamente public static final. Ninguna de las 4 opciones corresponde a public: Final y Abstract son modificadores de comportamiento, no de acceso; Private contradice el propósito de la interfaz; Default no es un modificador de acceso válido en Java.</w:t>
       </w:r>
     </w:p>
     <w:p>
@@ -2831,208 +1213,7 @@
           <w:sz w:val="22"/>
           <w:szCs w:val="22"/>
         </w:rPr>
-        <w:t>"</w:t>
-      </w:r>
-      <w:proofErr w:type="spellStart"/>
-      <w:r>
-        <w:rPr>
-          <w:sz w:val="22"/>
-          <w:szCs w:val="22"/>
-        </w:rPr>
-        <w:t>All</w:t>
-      </w:r>
-      <w:proofErr w:type="spellEnd"/>
-      <w:r>
-        <w:rPr>
-          <w:sz w:val="22"/>
-          <w:szCs w:val="22"/>
-        </w:rPr>
-        <w:t xml:space="preserve"> </w:t>
-      </w:r>
-      <w:proofErr w:type="spellStart"/>
-      <w:r>
-        <w:rPr>
-          <w:sz w:val="22"/>
-          <w:szCs w:val="22"/>
-        </w:rPr>
-        <w:t>abstract</w:t>
-      </w:r>
-      <w:proofErr w:type="spellEnd"/>
-      <w:r>
-        <w:rPr>
-          <w:sz w:val="22"/>
-          <w:szCs w:val="22"/>
-        </w:rPr>
-        <w:t xml:space="preserve">, default, and </w:t>
-      </w:r>
-      <w:proofErr w:type="spellStart"/>
-      <w:r>
-        <w:rPr>
-          <w:sz w:val="22"/>
-          <w:szCs w:val="22"/>
-        </w:rPr>
-        <w:t>static</w:t>
-      </w:r>
-      <w:proofErr w:type="spellEnd"/>
-      <w:r>
-        <w:rPr>
-          <w:sz w:val="22"/>
-          <w:szCs w:val="22"/>
-        </w:rPr>
-        <w:t xml:space="preserve"> </w:t>
-      </w:r>
-      <w:proofErr w:type="spellStart"/>
-      <w:r>
-        <w:rPr>
-          <w:sz w:val="22"/>
-          <w:szCs w:val="22"/>
-        </w:rPr>
-        <w:t>methods</w:t>
-      </w:r>
-      <w:proofErr w:type="spellEnd"/>
-      <w:r>
-        <w:rPr>
-          <w:sz w:val="22"/>
-          <w:szCs w:val="22"/>
-        </w:rPr>
-        <w:t xml:space="preserve"> in </w:t>
-      </w:r>
-      <w:proofErr w:type="spellStart"/>
-      <w:proofErr w:type="gramStart"/>
-      <w:r>
-        <w:rPr>
-          <w:sz w:val="22"/>
-          <w:szCs w:val="22"/>
-        </w:rPr>
-        <w:t>an</w:t>
-      </w:r>
-      <w:proofErr w:type="spellEnd"/>
-      <w:r>
-        <w:rPr>
-          <w:sz w:val="22"/>
-          <w:szCs w:val="22"/>
-        </w:rPr>
-        <w:t xml:space="preserve"> interface</w:t>
-      </w:r>
-      <w:proofErr w:type="gramEnd"/>
-      <w:r>
-        <w:rPr>
-          <w:sz w:val="22"/>
-          <w:szCs w:val="22"/>
-        </w:rPr>
-        <w:t xml:space="preserve"> are </w:t>
-      </w:r>
-      <w:proofErr w:type="spellStart"/>
-      <w:r>
-        <w:rPr>
-          <w:sz w:val="22"/>
-          <w:szCs w:val="22"/>
-        </w:rPr>
-        <w:t>implicitly</w:t>
-      </w:r>
-      <w:proofErr w:type="spellEnd"/>
-      <w:r>
-        <w:rPr>
-          <w:sz w:val="22"/>
-          <w:szCs w:val="22"/>
-        </w:rPr>
-        <w:t xml:space="preserve"> </w:t>
-      </w:r>
-      <w:proofErr w:type="spellStart"/>
-      <w:r>
-        <w:rPr>
-          <w:sz w:val="22"/>
-          <w:szCs w:val="22"/>
-        </w:rPr>
-        <w:t>public</w:t>
-      </w:r>
-      <w:proofErr w:type="spellEnd"/>
-      <w:r>
-        <w:rPr>
-          <w:sz w:val="22"/>
-          <w:szCs w:val="22"/>
-        </w:rPr>
-        <w:t xml:space="preserve">, so </w:t>
-      </w:r>
-      <w:proofErr w:type="spellStart"/>
-      <w:r>
-        <w:rPr>
-          <w:sz w:val="22"/>
-          <w:szCs w:val="22"/>
-        </w:rPr>
-        <w:t>you</w:t>
-      </w:r>
-      <w:proofErr w:type="spellEnd"/>
-      <w:r>
-        <w:rPr>
-          <w:sz w:val="22"/>
-          <w:szCs w:val="22"/>
-        </w:rPr>
-        <w:t xml:space="preserve"> can </w:t>
-      </w:r>
-      <w:proofErr w:type="spellStart"/>
-      <w:r>
-        <w:rPr>
-          <w:sz w:val="22"/>
-          <w:szCs w:val="22"/>
-        </w:rPr>
-        <w:t>omit</w:t>
-      </w:r>
-      <w:proofErr w:type="spellEnd"/>
-      <w:r>
-        <w:rPr>
-          <w:sz w:val="22"/>
-          <w:szCs w:val="22"/>
-        </w:rPr>
-        <w:t xml:space="preserve"> </w:t>
-      </w:r>
-      <w:proofErr w:type="spellStart"/>
-      <w:r>
-        <w:rPr>
-          <w:sz w:val="22"/>
-          <w:szCs w:val="22"/>
-        </w:rPr>
-        <w:t>the</w:t>
-      </w:r>
-      <w:proofErr w:type="spellEnd"/>
-      <w:r>
-        <w:rPr>
-          <w:sz w:val="22"/>
-          <w:szCs w:val="22"/>
-        </w:rPr>
-        <w:t xml:space="preserve"> </w:t>
-      </w:r>
-      <w:proofErr w:type="spellStart"/>
-      <w:r>
-        <w:rPr>
-          <w:sz w:val="22"/>
-          <w:szCs w:val="22"/>
-        </w:rPr>
-        <w:t>public</w:t>
-      </w:r>
-      <w:proofErr w:type="spellEnd"/>
-      <w:r>
-        <w:rPr>
-          <w:sz w:val="22"/>
-          <w:szCs w:val="22"/>
-        </w:rPr>
-        <w:t xml:space="preserve"> </w:t>
-      </w:r>
-      <w:proofErr w:type="spellStart"/>
-      <w:r>
-        <w:rPr>
-          <w:sz w:val="22"/>
-          <w:szCs w:val="22"/>
-        </w:rPr>
-        <w:t>modifier</w:t>
-      </w:r>
-      <w:proofErr w:type="spellEnd"/>
-      <w:r>
-        <w:rPr>
-          <w:sz w:val="22"/>
-          <w:szCs w:val="22"/>
-        </w:rPr>
-        <w:t>."</w:t>
+        <w:t>"All abstract, default, and static methods in an interface are implicitly public, so you can omit the public modifier."</w:t>
       </w:r>
     </w:p>
     <w:p>
@@ -3083,71 +1264,7 @@
           <w:szCs w:val="22"/>
           <w:lang w:val="es-ES"/>
         </w:rPr>
-        <w:t xml:space="preserve"> The Java </w:t>
-      </w:r>
-      <w:proofErr w:type="spellStart"/>
-      <w:r>
-        <w:rPr>
-          <w:sz w:val="22"/>
-          <w:szCs w:val="22"/>
-          <w:lang w:val="es-ES"/>
-        </w:rPr>
-        <w:t>Tutorials</w:t>
-      </w:r>
-      <w:proofErr w:type="spellEnd"/>
-      <w:r>
-        <w:rPr>
-          <w:sz w:val="22"/>
-          <w:szCs w:val="22"/>
-          <w:lang w:val="es-ES"/>
-        </w:rPr>
-        <w:t>, página "</w:t>
-      </w:r>
-      <w:proofErr w:type="spellStart"/>
-      <w:r>
-        <w:rPr>
-          <w:sz w:val="22"/>
-          <w:szCs w:val="22"/>
-          <w:lang w:val="es-ES"/>
-        </w:rPr>
-        <w:t>Defining</w:t>
-      </w:r>
-      <w:proofErr w:type="spellEnd"/>
-      <w:r>
-        <w:rPr>
-          <w:sz w:val="22"/>
-          <w:szCs w:val="22"/>
-          <w:lang w:val="es-ES"/>
-        </w:rPr>
-        <w:t xml:space="preserve"> </w:t>
-      </w:r>
-      <w:proofErr w:type="spellStart"/>
-      <w:proofErr w:type="gramStart"/>
-      <w:r>
-        <w:rPr>
-          <w:sz w:val="22"/>
-          <w:szCs w:val="22"/>
-          <w:lang w:val="es-ES"/>
-        </w:rPr>
-        <w:t>an</w:t>
-      </w:r>
-      <w:proofErr w:type="spellEnd"/>
-      <w:r>
-        <w:rPr>
-          <w:sz w:val="22"/>
-          <w:szCs w:val="22"/>
-          <w:lang w:val="es-ES"/>
-        </w:rPr>
-        <w:t xml:space="preserve"> Interface</w:t>
-      </w:r>
-      <w:proofErr w:type="gramEnd"/>
-      <w:r>
-        <w:rPr>
-          <w:sz w:val="22"/>
-          <w:szCs w:val="22"/>
-          <w:lang w:val="es-ES"/>
-        </w:rPr>
-        <w:t>"</w:t>
+        <w:t xml:space="preserve"> The Java Tutorials, página "Defining an Interface"</w:t>
       </w:r>
       <w:r>
         <w:rPr>
@@ -3244,192 +1361,7 @@
           <w:sz w:val="22"/>
           <w:szCs w:val="22"/>
         </w:rPr>
-        <w:t xml:space="preserve">"Every </w:t>
-      </w:r>
-      <w:proofErr w:type="spellStart"/>
-      <w:r>
-        <w:rPr>
-          <w:sz w:val="22"/>
-          <w:szCs w:val="22"/>
-        </w:rPr>
-        <w:t>field</w:t>
-      </w:r>
-      <w:proofErr w:type="spellEnd"/>
-      <w:r>
-        <w:rPr>
-          <w:sz w:val="22"/>
-          <w:szCs w:val="22"/>
-        </w:rPr>
-        <w:t xml:space="preserve"> </w:t>
-      </w:r>
-      <w:proofErr w:type="spellStart"/>
-      <w:r>
-        <w:rPr>
-          <w:sz w:val="22"/>
-          <w:szCs w:val="22"/>
-        </w:rPr>
-        <w:t>declaration</w:t>
-      </w:r>
-      <w:proofErr w:type="spellEnd"/>
-      <w:r>
-        <w:rPr>
-          <w:sz w:val="22"/>
-          <w:szCs w:val="22"/>
-        </w:rPr>
-        <w:t xml:space="preserve"> in </w:t>
-      </w:r>
-      <w:proofErr w:type="spellStart"/>
-      <w:r>
-        <w:rPr>
-          <w:sz w:val="22"/>
-          <w:szCs w:val="22"/>
-        </w:rPr>
-        <w:t>the</w:t>
-      </w:r>
-      <w:proofErr w:type="spellEnd"/>
-      <w:r>
-        <w:rPr>
-          <w:sz w:val="22"/>
-          <w:szCs w:val="22"/>
-        </w:rPr>
-        <w:t xml:space="preserve"> </w:t>
-      </w:r>
-      <w:proofErr w:type="spellStart"/>
-      <w:r>
-        <w:rPr>
-          <w:sz w:val="22"/>
-          <w:szCs w:val="22"/>
-        </w:rPr>
-        <w:t>body</w:t>
-      </w:r>
-      <w:proofErr w:type="spellEnd"/>
-      <w:r>
-        <w:rPr>
-          <w:sz w:val="22"/>
-          <w:szCs w:val="22"/>
-        </w:rPr>
-        <w:t xml:space="preserve"> </w:t>
-      </w:r>
-      <w:proofErr w:type="spellStart"/>
-      <w:r>
-        <w:rPr>
-          <w:sz w:val="22"/>
-          <w:szCs w:val="22"/>
-        </w:rPr>
-        <w:t>of</w:t>
-      </w:r>
-      <w:proofErr w:type="spellEnd"/>
-      <w:r>
-        <w:rPr>
-          <w:sz w:val="22"/>
-          <w:szCs w:val="22"/>
-        </w:rPr>
-        <w:t xml:space="preserve"> </w:t>
-      </w:r>
-      <w:proofErr w:type="spellStart"/>
-      <w:proofErr w:type="gramStart"/>
-      <w:r>
-        <w:rPr>
-          <w:sz w:val="22"/>
-          <w:szCs w:val="22"/>
-        </w:rPr>
-        <w:t>an</w:t>
-      </w:r>
-      <w:proofErr w:type="spellEnd"/>
-      <w:r>
-        <w:rPr>
-          <w:sz w:val="22"/>
-          <w:szCs w:val="22"/>
-        </w:rPr>
-        <w:t xml:space="preserve"> interface</w:t>
-      </w:r>
-      <w:proofErr w:type="gramEnd"/>
-      <w:r>
-        <w:rPr>
-          <w:sz w:val="22"/>
-          <w:szCs w:val="22"/>
-        </w:rPr>
-        <w:t xml:space="preserve"> </w:t>
-      </w:r>
-      <w:proofErr w:type="spellStart"/>
-      <w:r>
-        <w:rPr>
-          <w:sz w:val="22"/>
-          <w:szCs w:val="22"/>
-        </w:rPr>
-        <w:t>declaration</w:t>
-      </w:r>
-      <w:proofErr w:type="spellEnd"/>
-      <w:r>
-        <w:rPr>
-          <w:sz w:val="22"/>
-          <w:szCs w:val="22"/>
-        </w:rPr>
-        <w:t xml:space="preserve"> </w:t>
-      </w:r>
-      <w:proofErr w:type="spellStart"/>
-      <w:r>
-        <w:rPr>
-          <w:sz w:val="22"/>
-          <w:szCs w:val="22"/>
-        </w:rPr>
-        <w:t>is</w:t>
-      </w:r>
-      <w:proofErr w:type="spellEnd"/>
-      <w:r>
-        <w:rPr>
-          <w:sz w:val="22"/>
-          <w:szCs w:val="22"/>
-        </w:rPr>
-        <w:t xml:space="preserve"> </w:t>
-      </w:r>
-      <w:proofErr w:type="spellStart"/>
-      <w:r>
-        <w:rPr>
-          <w:sz w:val="22"/>
-          <w:szCs w:val="22"/>
-        </w:rPr>
-        <w:t>implicitly</w:t>
-      </w:r>
-      <w:proofErr w:type="spellEnd"/>
-      <w:r>
-        <w:rPr>
-          <w:sz w:val="22"/>
-          <w:szCs w:val="22"/>
-        </w:rPr>
-        <w:t xml:space="preserve"> </w:t>
-      </w:r>
-      <w:proofErr w:type="spellStart"/>
-      <w:r>
-        <w:rPr>
-          <w:sz w:val="22"/>
-          <w:szCs w:val="22"/>
-        </w:rPr>
-        <w:t>public</w:t>
-      </w:r>
-      <w:proofErr w:type="spellEnd"/>
-      <w:r>
-        <w:rPr>
-          <w:sz w:val="22"/>
-          <w:szCs w:val="22"/>
-        </w:rPr>
-        <w:t xml:space="preserve">, </w:t>
-      </w:r>
-      <w:proofErr w:type="spellStart"/>
-      <w:r>
-        <w:rPr>
-          <w:sz w:val="22"/>
-          <w:szCs w:val="22"/>
-        </w:rPr>
-        <w:t>static</w:t>
-      </w:r>
-      <w:proofErr w:type="spellEnd"/>
-      <w:r>
-        <w:rPr>
-          <w:sz w:val="22"/>
-          <w:szCs w:val="22"/>
-        </w:rPr>
-        <w:t>, and final."</w:t>
+        <w:t>"Every field declaration in the body of an interface declaration is implicitly public, static, and final."</w:t>
       </w:r>
     </w:p>
     <w:p>
@@ -3463,18 +1395,8 @@
           <w:szCs w:val="22"/>
           <w:lang w:val="es-ES"/>
         </w:rPr>
-        <w:t xml:space="preserve">Java </w:t>
-      </w:r>
-      <w:proofErr w:type="spellStart"/>
-      <w:r>
-        <w:rPr>
-          <w:sz w:val="22"/>
-          <w:szCs w:val="22"/>
-          <w:lang w:val="es-ES"/>
-        </w:rPr>
-        <w:t>Language</w:t>
-      </w:r>
-      <w:proofErr w:type="spellEnd"/>
+        <w:t>Java Language Specification (JLS) SE21 — Cap. 9 "Interfaces",</w:t>
+      </w:r>
       <w:r>
         <w:rPr>
           <w:sz w:val="22"/>
@@ -3483,57 +1405,13 @@
         </w:rPr>
         <w:t xml:space="preserve"> </w:t>
       </w:r>
-      <w:proofErr w:type="spellStart"/>
-      <w:r>
-        <w:rPr>
-          <w:sz w:val="22"/>
-          <w:szCs w:val="22"/>
-          <w:lang w:val="es-ES"/>
-        </w:rPr>
-        <w:t>Specification</w:t>
-      </w:r>
-      <w:proofErr w:type="spellEnd"/>
-      <w:r>
-        <w:rPr>
-          <w:sz w:val="22"/>
-          <w:szCs w:val="22"/>
-          <w:lang w:val="es-ES"/>
-        </w:rPr>
-        <w:t xml:space="preserve"> (JLS) SE21 — Cap. 9 "Interfaces",</w:t>
-      </w:r>
-      <w:r>
-        <w:rPr>
-          <w:sz w:val="22"/>
-          <w:szCs w:val="22"/>
-          <w:lang w:val="es-ES"/>
-        </w:rPr>
-        <w:t xml:space="preserve"> </w:t>
-      </w:r>
-      <w:r>
-        <w:rPr>
-          <w:sz w:val="22"/>
-          <w:szCs w:val="22"/>
-          <w:lang w:val="es-ES"/>
-        </w:rPr>
-        <w:t xml:space="preserve">Sec. 9.3 ("Field (Constant) </w:t>
-      </w:r>
-      <w:proofErr w:type="spellStart"/>
-      <w:r>
-        <w:rPr>
-          <w:sz w:val="22"/>
-          <w:szCs w:val="22"/>
-          <w:lang w:val="es-ES"/>
-        </w:rPr>
-        <w:t>Declarations</w:t>
-      </w:r>
-      <w:proofErr w:type="spellEnd"/>
-      <w:r>
-        <w:rPr>
-          <w:sz w:val="22"/>
-          <w:szCs w:val="22"/>
-          <w:lang w:val="es-ES"/>
-        </w:rPr>
-        <w:t>")</w:t>
+      <w:r>
+        <w:rPr>
+          <w:sz w:val="22"/>
+          <w:szCs w:val="22"/>
+          <w:lang w:val="es-ES"/>
+        </w:rPr>
+        <w:t>Sec. 9.3 ("Field (Constant) Declarations")</w:t>
       </w:r>
       <w:r>
         <w:rPr>
@@ -3596,20 +1474,8 @@
           <w:szCs w:val="22"/>
           <w:highlight w:val="yellow"/>
         </w:rPr>
-        <w:t xml:space="preserve">Que anotación le sigue a la etiqueta @Deprecated en </w:t>
-      </w:r>
-      <w:proofErr w:type="spellStart"/>
-      <w:r>
-        <w:rPr>
-          <w:b/>
-          <w:bCs/>
-          <w:sz w:val="22"/>
-          <w:szCs w:val="22"/>
-          <w:highlight w:val="yellow"/>
-        </w:rPr>
-        <w:t>javadoc</w:t>
-      </w:r>
-      <w:proofErr w:type="spellEnd"/>
+        <w:t>Que anotación le sigue a la etiqueta @Deprecated en javadoc</w:t>
+      </w:r>
     </w:p>
     <w:p>
       <w:pPr>
@@ -3801,170 +1667,16 @@
           <w:szCs w:val="22"/>
           <w:lang w:val="es-ES"/>
         </w:rPr>
-        <w:t xml:space="preserve">introduces </w:t>
-      </w:r>
-      <w:proofErr w:type="spellStart"/>
-      <w:r>
-        <w:rPr>
-          <w:sz w:val="22"/>
-          <w:szCs w:val="22"/>
-          <w:lang w:val="es-ES"/>
-        </w:rPr>
-        <w:t>many</w:t>
-      </w:r>
-      <w:proofErr w:type="spellEnd"/>
-      <w:r>
-        <w:rPr>
-          <w:sz w:val="22"/>
-          <w:szCs w:val="22"/>
-          <w:lang w:val="es-ES"/>
-        </w:rPr>
-        <w:t xml:space="preserve"> new </w:t>
-      </w:r>
-      <w:proofErr w:type="spellStart"/>
-      <w:r>
-        <w:rPr>
-          <w:sz w:val="22"/>
-          <w:szCs w:val="22"/>
-          <w:lang w:val="es-ES"/>
-        </w:rPr>
-        <w:t>APIs</w:t>
-      </w:r>
-      <w:proofErr w:type="spellEnd"/>
-      <w:r>
-        <w:rPr>
-          <w:sz w:val="22"/>
-          <w:szCs w:val="22"/>
-          <w:lang w:val="es-ES"/>
-        </w:rPr>
-        <w:t xml:space="preserve">, </w:t>
-      </w:r>
-      <w:proofErr w:type="spellStart"/>
-      <w:r>
-        <w:rPr>
-          <w:sz w:val="22"/>
-          <w:szCs w:val="22"/>
-          <w:lang w:val="es-ES"/>
-        </w:rPr>
-        <w:t>some</w:t>
-      </w:r>
-      <w:proofErr w:type="spellEnd"/>
-      <w:r>
-        <w:rPr>
-          <w:sz w:val="22"/>
-          <w:szCs w:val="22"/>
-          <w:lang w:val="es-ES"/>
-        </w:rPr>
-        <w:t xml:space="preserve"> </w:t>
-      </w:r>
-      <w:proofErr w:type="spellStart"/>
-      <w:r>
-        <w:rPr>
-          <w:sz w:val="22"/>
-          <w:szCs w:val="22"/>
-          <w:lang w:val="es-ES"/>
-        </w:rPr>
-        <w:t>of</w:t>
-      </w:r>
-      <w:proofErr w:type="spellEnd"/>
-      <w:r>
-        <w:rPr>
-          <w:sz w:val="22"/>
-          <w:szCs w:val="22"/>
-          <w:lang w:val="es-ES"/>
-        </w:rPr>
-        <w:t xml:space="preserve"> </w:t>
+        <w:t xml:space="preserve">introduces many new APIs, some of </w:t>
       </w:r>
       <w:bookmarkEnd w:id="5"/>
-      <w:proofErr w:type="spellStart"/>
-      <w:r>
-        <w:rPr>
-          <w:sz w:val="22"/>
-          <w:szCs w:val="22"/>
-          <w:lang w:val="es-ES"/>
-        </w:rPr>
-        <w:t>which</w:t>
-      </w:r>
-      <w:proofErr w:type="spellEnd"/>
-      <w:r>
-        <w:rPr>
-          <w:sz w:val="22"/>
-          <w:szCs w:val="22"/>
-          <w:lang w:val="es-ES"/>
-        </w:rPr>
-        <w:t xml:space="preserve"> </w:t>
-      </w:r>
-      <w:proofErr w:type="spellStart"/>
-      <w:r>
-        <w:rPr>
-          <w:sz w:val="22"/>
-          <w:szCs w:val="22"/>
-          <w:lang w:val="es-ES"/>
-        </w:rPr>
-        <w:t>supersede</w:t>
-      </w:r>
-      <w:proofErr w:type="spellEnd"/>
-      <w:r>
-        <w:rPr>
-          <w:sz w:val="22"/>
-          <w:szCs w:val="22"/>
-          <w:lang w:val="es-ES"/>
-        </w:rPr>
-        <w:t xml:space="preserve"> </w:t>
-      </w:r>
-      <w:proofErr w:type="spellStart"/>
-      <w:r>
-        <w:rPr>
-          <w:sz w:val="22"/>
-          <w:szCs w:val="22"/>
-          <w:lang w:val="es-ES"/>
-        </w:rPr>
-        <w:t>older</w:t>
-      </w:r>
-      <w:proofErr w:type="spellEnd"/>
-      <w:r>
-        <w:rPr>
-          <w:sz w:val="22"/>
-          <w:szCs w:val="22"/>
-          <w:lang w:val="es-ES"/>
-        </w:rPr>
-        <w:t xml:space="preserve"> </w:t>
-      </w:r>
-      <w:proofErr w:type="spellStart"/>
-      <w:r>
-        <w:rPr>
-          <w:sz w:val="22"/>
-          <w:szCs w:val="22"/>
-          <w:lang w:val="es-ES"/>
-        </w:rPr>
-        <w:t>ones</w:t>
-      </w:r>
-      <w:proofErr w:type="spellEnd"/>
-      <w:r>
-        <w:rPr>
-          <w:sz w:val="22"/>
-          <w:szCs w:val="22"/>
-          <w:lang w:val="es-ES"/>
-        </w:rPr>
-        <w:t xml:space="preserve">... </w:t>
-      </w:r>
-      <w:proofErr w:type="spellStart"/>
-      <w:r>
-        <w:rPr>
-          <w:sz w:val="22"/>
-          <w:szCs w:val="22"/>
-          <w:lang w:val="es-ES"/>
-        </w:rPr>
-        <w:t>we</w:t>
-      </w:r>
-      <w:proofErr w:type="spellEnd"/>
-      <w:r>
-        <w:rPr>
-          <w:sz w:val="22"/>
-          <w:szCs w:val="22"/>
-          <w:lang w:val="es-ES"/>
-        </w:rPr>
-        <w:t xml:space="preserve"> </w:t>
+      <w:r>
+        <w:rPr>
+          <w:sz w:val="22"/>
+          <w:szCs w:val="22"/>
+          <w:lang w:val="es-ES"/>
+        </w:rPr>
+        <w:t xml:space="preserve">which supersede older ones... we </w:t>
       </w:r>
       <w:bookmarkStart w:id="6" w:name="OLE_LINK58"/>
       <w:r>
@@ -3973,43 +1685,7 @@
           <w:szCs w:val="22"/>
           <w:lang w:val="es-ES"/>
         </w:rPr>
-        <w:t xml:space="preserve">define </w:t>
-      </w:r>
-      <w:proofErr w:type="spellStart"/>
-      <w:r>
-        <w:rPr>
-          <w:sz w:val="22"/>
-          <w:szCs w:val="22"/>
-          <w:lang w:val="es-ES"/>
-        </w:rPr>
-        <w:t>the</w:t>
-      </w:r>
-      <w:proofErr w:type="spellEnd"/>
-      <w:r>
-        <w:rPr>
-          <w:sz w:val="22"/>
-          <w:szCs w:val="22"/>
-          <w:lang w:val="es-ES"/>
-        </w:rPr>
-        <w:t xml:space="preserve"> new </w:t>
-      </w:r>
-      <w:proofErr w:type="spellStart"/>
-      <w:r>
-        <w:rPr>
-          <w:sz w:val="22"/>
-          <w:szCs w:val="22"/>
-          <w:lang w:val="es-ES"/>
-        </w:rPr>
-        <w:t>paragraph</w:t>
-      </w:r>
-      <w:proofErr w:type="spellEnd"/>
-      <w:r>
-        <w:rPr>
-          <w:sz w:val="22"/>
-          <w:szCs w:val="22"/>
-          <w:lang w:val="es-ES"/>
-        </w:rPr>
-        <w:t xml:space="preserve"> </w:t>
+        <w:t xml:space="preserve">define the new paragraph </w:t>
       </w:r>
       <w:bookmarkEnd w:id="6"/>
       <w:r>
@@ -4018,25 +1694,7 @@
           <w:szCs w:val="22"/>
           <w:lang w:val="es-ES"/>
         </w:rPr>
-        <w:t>tag '</w:t>
-      </w:r>
-      <w:proofErr w:type="spellStart"/>
-      <w:r>
-        <w:rPr>
-          <w:sz w:val="22"/>
-          <w:szCs w:val="22"/>
-          <w:lang w:val="es-ES"/>
-        </w:rPr>
-        <w:t>deprecated</w:t>
-      </w:r>
-      <w:proofErr w:type="spellEnd"/>
-      <w:r>
-        <w:rPr>
-          <w:sz w:val="22"/>
-          <w:szCs w:val="22"/>
-          <w:lang w:val="es-ES"/>
-        </w:rPr>
-        <w:t>'"</w:t>
+        <w:t>tag 'deprecated'"</w:t>
       </w:r>
     </w:p>
     <w:p>
@@ -4208,115 +1866,7 @@
           <w:szCs w:val="22"/>
           <w:lang w:val="es-ES"/>
         </w:rPr>
-        <w:t>"</w:t>
-      </w:r>
-      <w:proofErr w:type="spellStart"/>
-      <w:r>
-        <w:rPr>
-          <w:sz w:val="22"/>
-          <w:szCs w:val="22"/>
-          <w:lang w:val="es-ES"/>
-        </w:rPr>
-        <w:t>the</w:t>
-      </w:r>
-      <w:proofErr w:type="spellEnd"/>
-      <w:r>
-        <w:rPr>
-          <w:sz w:val="22"/>
-          <w:szCs w:val="22"/>
-          <w:lang w:val="es-ES"/>
-        </w:rPr>
-        <w:t xml:space="preserve"> @deprecated </w:t>
-      </w:r>
-      <w:proofErr w:type="spellStart"/>
-      <w:r>
-        <w:rPr>
-          <w:sz w:val="22"/>
-          <w:szCs w:val="22"/>
-          <w:lang w:val="es-ES"/>
-        </w:rPr>
-        <w:t>Javadoc</w:t>
-      </w:r>
-      <w:proofErr w:type="spellEnd"/>
-      <w:r>
-        <w:rPr>
-          <w:sz w:val="22"/>
-          <w:szCs w:val="22"/>
-          <w:lang w:val="es-ES"/>
-        </w:rPr>
-        <w:t xml:space="preserve"> tag, </w:t>
-      </w:r>
-      <w:proofErr w:type="spellStart"/>
-      <w:r>
-        <w:rPr>
-          <w:sz w:val="22"/>
-          <w:szCs w:val="22"/>
-          <w:lang w:val="es-ES"/>
-        </w:rPr>
-        <w:t>introduced</w:t>
-      </w:r>
-      <w:proofErr w:type="spellEnd"/>
-      <w:r>
-        <w:rPr>
-          <w:sz w:val="22"/>
-          <w:szCs w:val="22"/>
-          <w:lang w:val="es-ES"/>
-        </w:rPr>
-        <w:t xml:space="preserve"> in JDK 1.1, and </w:t>
-      </w:r>
-      <w:proofErr w:type="spellStart"/>
-      <w:r>
-        <w:rPr>
-          <w:sz w:val="22"/>
-          <w:szCs w:val="22"/>
-          <w:lang w:val="es-ES"/>
-        </w:rPr>
-        <w:t>the</w:t>
-      </w:r>
-      <w:proofErr w:type="spellEnd"/>
-      <w:r>
-        <w:rPr>
-          <w:sz w:val="22"/>
-          <w:szCs w:val="22"/>
-          <w:lang w:val="es-ES"/>
-        </w:rPr>
-        <w:t xml:space="preserve"> @Deprecated </w:t>
-      </w:r>
-      <w:proofErr w:type="spellStart"/>
-      <w:r>
-        <w:rPr>
-          <w:sz w:val="22"/>
-          <w:szCs w:val="22"/>
-          <w:lang w:val="es-ES"/>
-        </w:rPr>
-        <w:t>annotation</w:t>
-      </w:r>
-      <w:proofErr w:type="spellEnd"/>
-      <w:r>
-        <w:rPr>
-          <w:sz w:val="22"/>
-          <w:szCs w:val="22"/>
-          <w:lang w:val="es-ES"/>
-        </w:rPr>
-        <w:t xml:space="preserve">, </w:t>
-      </w:r>
-      <w:proofErr w:type="spellStart"/>
-      <w:r>
-        <w:rPr>
-          <w:sz w:val="22"/>
-          <w:szCs w:val="22"/>
-          <w:lang w:val="es-ES"/>
-        </w:rPr>
-        <w:t>introduced</w:t>
-      </w:r>
-      <w:proofErr w:type="spellEnd"/>
-      <w:r>
-        <w:rPr>
-          <w:sz w:val="22"/>
-          <w:szCs w:val="22"/>
-          <w:lang w:val="es-ES"/>
-        </w:rPr>
-        <w:t xml:space="preserve"> in Java SE 5"</w:t>
+        <w:t>"the @deprecated Javadoc tag, introduced in JDK 1.1, and the @Deprecated annotation, introduced in Java SE 5"</w:t>
       </w:r>
     </w:p>
     <w:p>
@@ -4336,53 +1886,12 @@
         </w:rPr>
         <w:t xml:space="preserve">Documento: </w:t>
       </w:r>
-      <w:proofErr w:type="spellStart"/>
-      <w:r>
-        <w:rPr>
-          <w:sz w:val="22"/>
-          <w:szCs w:val="22"/>
-        </w:rPr>
-        <w:t>OpenJDK</w:t>
-      </w:r>
-      <w:proofErr w:type="spellEnd"/>
-      <w:r>
-        <w:rPr>
-          <w:sz w:val="22"/>
-          <w:szCs w:val="22"/>
-        </w:rPr>
-        <w:t xml:space="preserve"> — JEP 277 "</w:t>
-      </w:r>
-      <w:proofErr w:type="spellStart"/>
-      <w:r>
-        <w:rPr>
-          <w:sz w:val="22"/>
-          <w:szCs w:val="22"/>
-        </w:rPr>
-        <w:t>Enhanced</w:t>
-      </w:r>
-      <w:proofErr w:type="spellEnd"/>
-      <w:r>
-        <w:rPr>
-          <w:sz w:val="22"/>
-          <w:szCs w:val="22"/>
-        </w:rPr>
-        <w:t xml:space="preserve"> </w:t>
-      </w:r>
-      <w:proofErr w:type="spellStart"/>
-      <w:r>
-        <w:rPr>
-          <w:sz w:val="22"/>
-          <w:szCs w:val="22"/>
-        </w:rPr>
-        <w:t>Deprecation</w:t>
-      </w:r>
-      <w:proofErr w:type="spellEnd"/>
-      <w:r>
-        <w:rPr>
-          <w:sz w:val="22"/>
-          <w:szCs w:val="22"/>
-        </w:rPr>
-        <w:t>", sec</w:t>
+      <w:r>
+        <w:rPr>
+          <w:sz w:val="22"/>
+          <w:szCs w:val="22"/>
+        </w:rPr>
+        <w:t>OpenJDK — JEP 277 "Enhanced Deprecation", sec</w:t>
       </w:r>
       <w:r>
         <w:rPr>
@@ -4396,23 +1905,7 @@
           <w:sz w:val="22"/>
           <w:szCs w:val="22"/>
         </w:rPr>
-        <w:t xml:space="preserve"> "</w:t>
-      </w:r>
-      <w:proofErr w:type="spellStart"/>
-      <w:r>
-        <w:rPr>
-          <w:sz w:val="22"/>
-          <w:szCs w:val="22"/>
-        </w:rPr>
-        <w:t>Summary</w:t>
-      </w:r>
-      <w:proofErr w:type="spellEnd"/>
-      <w:r>
-        <w:rPr>
-          <w:sz w:val="22"/>
-          <w:szCs w:val="22"/>
-        </w:rPr>
-        <w:t>".</w:t>
+        <w:t xml:space="preserve"> "Summary".</w:t>
       </w:r>
     </w:p>
     <w:p>
@@ -4500,71 +1993,7 @@
           <w:sz w:val="22"/>
           <w:szCs w:val="22"/>
         </w:rPr>
-        <w:t>Una clase sí puede adoptar el comportamiento de múltiples interfaces. Aunque el mecanismo técnico se llama "implementar" (</w:t>
-      </w:r>
-      <w:proofErr w:type="spellStart"/>
-      <w:r>
-        <w:rPr>
-          <w:sz w:val="22"/>
-          <w:szCs w:val="22"/>
-        </w:rPr>
-        <w:t>implements</w:t>
-      </w:r>
-      <w:proofErr w:type="spellEnd"/>
-      <w:r>
-        <w:rPr>
-          <w:sz w:val="22"/>
-          <w:szCs w:val="22"/>
-        </w:rPr>
-        <w:t>), la documentación oficial usa literalmente el término "</w:t>
-      </w:r>
-      <w:proofErr w:type="spellStart"/>
-      <w:r>
-        <w:rPr>
-          <w:sz w:val="22"/>
-          <w:szCs w:val="22"/>
-        </w:rPr>
-        <w:t>multiple</w:t>
-      </w:r>
-      <w:proofErr w:type="spellEnd"/>
-      <w:r>
-        <w:rPr>
-          <w:sz w:val="22"/>
-          <w:szCs w:val="22"/>
-        </w:rPr>
-        <w:t xml:space="preserve"> </w:t>
-      </w:r>
-      <w:proofErr w:type="gramStart"/>
-      <w:r>
-        <w:rPr>
-          <w:sz w:val="22"/>
-          <w:szCs w:val="22"/>
-        </w:rPr>
-        <w:t>interface</w:t>
-      </w:r>
-      <w:proofErr w:type="gramEnd"/>
-      <w:r>
-        <w:rPr>
-          <w:sz w:val="22"/>
-          <w:szCs w:val="22"/>
-        </w:rPr>
-        <w:t xml:space="preserve"> </w:t>
-      </w:r>
-      <w:proofErr w:type="spellStart"/>
-      <w:r>
-        <w:rPr>
-          <w:sz w:val="22"/>
-          <w:szCs w:val="22"/>
-        </w:rPr>
-        <w:t>inheritance</w:t>
-      </w:r>
-      <w:proofErr w:type="spellEnd"/>
-      <w:r>
-        <w:rPr>
-          <w:sz w:val="22"/>
-          <w:szCs w:val="22"/>
-        </w:rPr>
-        <w:t>" para describir este comportamiento, validando el uso de "heredar". Esto genera dos afirmaciones ciertas en la pregunta, creando ambigüedad sobre cuál es la correcta.</w:t>
+        <w:t>Una clase sí puede adoptar el comportamiento de múltiples interfaces. Aunque el mecanismo técnico se llama "implementar" (implements), la documentación oficial usa literalmente el término "multiple interface inheritance" para describir este comportamiento, validando el uso de "heredar". Esto genera dos afirmaciones ciertas en la pregunta, creando ambigüedad sobre cuál es la correcta.</w:t>
       </w:r>
     </w:p>
     <w:p>
@@ -4625,39 +2054,7 @@
           <w:sz w:val="22"/>
           <w:szCs w:val="22"/>
         </w:rPr>
-        <w:t xml:space="preserve">la opción seleccionada no contradice el lenguaje, sino que describe una capacidad reconocida bajo ese mismo nombre. La pregunta debió usar </w:t>
-      </w:r>
-      <w:proofErr w:type="spellStart"/>
-      <w:r>
-        <w:rPr>
-          <w:sz w:val="22"/>
-          <w:szCs w:val="22"/>
-        </w:rPr>
-        <w:t>extends</w:t>
-      </w:r>
-      <w:proofErr w:type="spellEnd"/>
-      <w:r>
-        <w:rPr>
-          <w:sz w:val="22"/>
-          <w:szCs w:val="22"/>
-        </w:rPr>
-        <w:t xml:space="preserve"> o </w:t>
-      </w:r>
-      <w:proofErr w:type="spellStart"/>
-      <w:r>
-        <w:rPr>
-          <w:sz w:val="22"/>
-          <w:szCs w:val="22"/>
-        </w:rPr>
-        <w:t>implements</w:t>
-      </w:r>
-      <w:proofErr w:type="spellEnd"/>
-      <w:r>
-        <w:rPr>
-          <w:sz w:val="22"/>
-          <w:szCs w:val="22"/>
-        </w:rPr>
-        <w:t xml:space="preserve"> de forma explícita, en lugar del término genérico "heredar".</w:t>
+        <w:t>la opción seleccionada no contradice el lenguaje, sino que describe una capacidad reconocida bajo ese mismo nombre. La pregunta debió usar extends o implements de forma explícita, en lugar del término genérico "heredar".</w:t>
       </w:r>
     </w:p>
     <w:p>
@@ -4676,27 +2073,7 @@
           <w:szCs w:val="22"/>
           <w:lang w:val="es-ES"/>
         </w:rPr>
-        <w:t>Cita textual</w:t>
-      </w:r>
-      <w:r>
-        <w:rPr>
-          <w:b/>
-          <w:bCs/>
-          <w:sz w:val="22"/>
-          <w:szCs w:val="22"/>
-          <w:lang w:val="es-ES"/>
-        </w:rPr>
-        <w:t xml:space="preserve"> 1</w:t>
-      </w:r>
-      <w:r>
-        <w:rPr>
-          <w:b/>
-          <w:bCs/>
-          <w:sz w:val="22"/>
-          <w:szCs w:val="22"/>
-          <w:lang w:val="es-ES"/>
-        </w:rPr>
-        <w:t>:</w:t>
+        <w:t>Cita textual:</w:t>
       </w:r>
       <w:r>
         <w:rPr>
@@ -4731,73 +2108,8 @@
           <w:sz w:val="22"/>
           <w:szCs w:val="22"/>
         </w:rPr>
-        <w:t xml:space="preserve">A </w:t>
-      </w:r>
-      <w:proofErr w:type="spellStart"/>
-      <w:r>
-        <w:rPr>
-          <w:sz w:val="22"/>
-          <w:szCs w:val="22"/>
-        </w:rPr>
-        <w:t>class</w:t>
-      </w:r>
-      <w:proofErr w:type="spellEnd"/>
-      <w:r>
-        <w:rPr>
-          <w:sz w:val="22"/>
-          <w:szCs w:val="22"/>
-        </w:rPr>
-        <w:t xml:space="preserve"> </w:t>
-      </w:r>
-      <w:proofErr w:type="spellStart"/>
-      <w:r>
-        <w:rPr>
-          <w:sz w:val="22"/>
-          <w:szCs w:val="22"/>
-        </w:rPr>
-        <w:t>may</w:t>
-      </w:r>
-      <w:proofErr w:type="spellEnd"/>
-      <w:r>
-        <w:rPr>
-          <w:sz w:val="22"/>
-          <w:szCs w:val="22"/>
-        </w:rPr>
-        <w:t xml:space="preserve"> be </w:t>
-      </w:r>
-      <w:proofErr w:type="spellStart"/>
-      <w:r>
-        <w:rPr>
-          <w:sz w:val="22"/>
-          <w:szCs w:val="22"/>
-        </w:rPr>
-        <w:t>declared</w:t>
-      </w:r>
-      <w:proofErr w:type="spellEnd"/>
-      <w:r>
-        <w:rPr>
-          <w:sz w:val="22"/>
-          <w:szCs w:val="22"/>
-        </w:rPr>
-        <w:t xml:space="preserve"> </w:t>
-      </w:r>
-      <w:proofErr w:type="spellStart"/>
-      <w:r>
-        <w:rPr>
-          <w:sz w:val="22"/>
-          <w:szCs w:val="22"/>
-        </w:rPr>
-        <w:t>to</w:t>
-      </w:r>
-      <w:proofErr w:type="spellEnd"/>
-      <w:r>
-        <w:rPr>
-          <w:sz w:val="22"/>
-          <w:szCs w:val="22"/>
-        </w:rPr>
-        <w:t> </w:t>
-      </w:r>
-      <w:proofErr w:type="spellStart"/>
+        <w:t>A class may be declared to </w:t>
+      </w:r>
       <w:r>
         <w:rPr>
           <w:i/>
@@ -4805,67 +2117,14 @@
           <w:sz w:val="22"/>
           <w:szCs w:val="22"/>
         </w:rPr>
-        <w:t>directly</w:t>
-      </w:r>
-      <w:proofErr w:type="spellEnd"/>
-      <w:r>
-        <w:rPr>
-          <w:i/>
-          <w:iCs/>
-          <w:sz w:val="22"/>
-          <w:szCs w:val="22"/>
-        </w:rPr>
-        <w:t xml:space="preserve"> </w:t>
-      </w:r>
-      <w:proofErr w:type="spellStart"/>
-      <w:r>
-        <w:rPr>
-          <w:i/>
-          <w:iCs/>
-          <w:sz w:val="22"/>
-          <w:szCs w:val="22"/>
-        </w:rPr>
-        <w:t>implement</w:t>
-      </w:r>
-      <w:proofErr w:type="spellEnd"/>
-      <w:r>
-        <w:rPr>
-          <w:sz w:val="22"/>
-          <w:szCs w:val="22"/>
-        </w:rPr>
-        <w:t> </w:t>
-      </w:r>
-      <w:proofErr w:type="spellStart"/>
-      <w:r>
-        <w:rPr>
-          <w:sz w:val="22"/>
-          <w:szCs w:val="22"/>
-        </w:rPr>
-        <w:t>one</w:t>
-      </w:r>
-      <w:proofErr w:type="spellEnd"/>
-      <w:r>
-        <w:rPr>
-          <w:sz w:val="22"/>
-          <w:szCs w:val="22"/>
-        </w:rPr>
-        <w:t xml:space="preserve"> </w:t>
-      </w:r>
-      <w:proofErr w:type="spellStart"/>
-      <w:r>
-        <w:rPr>
-          <w:sz w:val="22"/>
-          <w:szCs w:val="22"/>
-        </w:rPr>
-        <w:t>or</w:t>
-      </w:r>
-      <w:proofErr w:type="spellEnd"/>
-      <w:r>
-        <w:rPr>
-          <w:sz w:val="22"/>
-          <w:szCs w:val="22"/>
-        </w:rPr>
-        <w:t xml:space="preserve"> more interfaces (</w:t>
+        <w:t>directly implement</w:t>
+      </w:r>
+      <w:r>
+        <w:rPr>
+          <w:sz w:val="22"/>
+          <w:szCs w:val="22"/>
+        </w:rPr>
+        <w:t> one or more interfaces (</w:t>
       </w:r>
       <w:hyperlink r:id="rId13" w:anchor="jls-8.1.5" w:tooltip="8.1.5. Superinterfaces" w:history="1">
         <w:r>
@@ -4882,675 +2141,24 @@
           <w:sz w:val="22"/>
           <w:szCs w:val="22"/>
         </w:rPr>
-        <w:t xml:space="preserve">), </w:t>
-      </w:r>
-      <w:proofErr w:type="spellStart"/>
-      <w:r>
-        <w:rPr>
-          <w:sz w:val="22"/>
-          <w:szCs w:val="22"/>
-        </w:rPr>
-        <w:t>meaning</w:t>
-      </w:r>
-      <w:proofErr w:type="spellEnd"/>
-      <w:r>
-        <w:rPr>
-          <w:sz w:val="22"/>
-          <w:szCs w:val="22"/>
-        </w:rPr>
-        <w:t xml:space="preserve"> </w:t>
+        <w:t xml:space="preserve">), meaning </w:t>
       </w:r>
       <w:bookmarkStart w:id="7" w:name="OLE_LINK55"/>
-      <w:proofErr w:type="spellStart"/>
-      <w:r>
-        <w:rPr>
-          <w:sz w:val="22"/>
-          <w:szCs w:val="22"/>
-        </w:rPr>
-        <w:t>that</w:t>
-      </w:r>
-      <w:proofErr w:type="spellEnd"/>
-      <w:r>
-        <w:rPr>
-          <w:sz w:val="22"/>
-          <w:szCs w:val="22"/>
-        </w:rPr>
-        <w:t xml:space="preserve"> </w:t>
-      </w:r>
-      <w:proofErr w:type="spellStart"/>
-      <w:r>
-        <w:rPr>
-          <w:sz w:val="22"/>
-          <w:szCs w:val="22"/>
-        </w:rPr>
-        <w:t>any</w:t>
-      </w:r>
-      <w:proofErr w:type="spellEnd"/>
-      <w:r>
-        <w:rPr>
-          <w:sz w:val="22"/>
-          <w:szCs w:val="22"/>
-        </w:rPr>
-        <w:t xml:space="preserve"> </w:t>
-      </w:r>
-      <w:proofErr w:type="spellStart"/>
-      <w:r>
-        <w:rPr>
-          <w:sz w:val="22"/>
-          <w:szCs w:val="22"/>
-        </w:rPr>
-        <w:t>instance</w:t>
-      </w:r>
-      <w:proofErr w:type="spellEnd"/>
-      <w:r>
-        <w:rPr>
-          <w:sz w:val="22"/>
-          <w:szCs w:val="22"/>
-        </w:rPr>
-        <w:t xml:space="preserve"> </w:t>
-      </w:r>
-      <w:proofErr w:type="spellStart"/>
-      <w:r>
-        <w:rPr>
-          <w:sz w:val="22"/>
-          <w:szCs w:val="22"/>
-        </w:rPr>
-        <w:t>of</w:t>
-      </w:r>
-      <w:proofErr w:type="spellEnd"/>
-      <w:r>
-        <w:rPr>
-          <w:sz w:val="22"/>
-          <w:szCs w:val="22"/>
-        </w:rPr>
-        <w:t xml:space="preserve"> </w:t>
-      </w:r>
-      <w:proofErr w:type="spellStart"/>
-      <w:r>
-        <w:rPr>
-          <w:sz w:val="22"/>
-          <w:szCs w:val="22"/>
-        </w:rPr>
-        <w:t>the</w:t>
-      </w:r>
-      <w:proofErr w:type="spellEnd"/>
-      <w:r>
-        <w:rPr>
-          <w:sz w:val="22"/>
-          <w:szCs w:val="22"/>
-        </w:rPr>
-        <w:t xml:space="preserve"> </w:t>
-      </w:r>
-      <w:proofErr w:type="spellStart"/>
-      <w:r>
-        <w:rPr>
-          <w:sz w:val="22"/>
-          <w:szCs w:val="22"/>
-        </w:rPr>
-        <w:t>class</w:t>
-      </w:r>
-      <w:proofErr w:type="spellEnd"/>
-      <w:r>
-        <w:rPr>
-          <w:sz w:val="22"/>
-          <w:szCs w:val="22"/>
-        </w:rPr>
-        <w:t xml:space="preserve"> </w:t>
+      <w:r>
+        <w:rPr>
+          <w:sz w:val="22"/>
+          <w:szCs w:val="22"/>
+        </w:rPr>
+        <w:t xml:space="preserve">that any instance of the class </w:t>
       </w:r>
       <w:bookmarkEnd w:id="7"/>
-      <w:proofErr w:type="spellStart"/>
-      <w:r>
-        <w:rPr>
-          <w:sz w:val="22"/>
-          <w:szCs w:val="22"/>
-        </w:rPr>
-        <w:t>implements</w:t>
-      </w:r>
-      <w:proofErr w:type="spellEnd"/>
-      <w:r>
-        <w:rPr>
-          <w:sz w:val="22"/>
-          <w:szCs w:val="22"/>
-        </w:rPr>
-        <w:t xml:space="preserve"> </w:t>
-      </w:r>
-      <w:proofErr w:type="spellStart"/>
-      <w:r>
-        <w:rPr>
-          <w:sz w:val="22"/>
-          <w:szCs w:val="22"/>
-        </w:rPr>
-        <w:t>all</w:t>
-      </w:r>
-      <w:proofErr w:type="spellEnd"/>
-      <w:r>
-        <w:rPr>
-          <w:sz w:val="22"/>
-          <w:szCs w:val="22"/>
-        </w:rPr>
-        <w:t xml:space="preserve"> </w:t>
-      </w:r>
-      <w:proofErr w:type="spellStart"/>
-      <w:r>
-        <w:rPr>
-          <w:sz w:val="22"/>
-          <w:szCs w:val="22"/>
-        </w:rPr>
-        <w:t>the</w:t>
-      </w:r>
-      <w:proofErr w:type="spellEnd"/>
-      <w:r>
-        <w:rPr>
-          <w:sz w:val="22"/>
-          <w:szCs w:val="22"/>
-        </w:rPr>
-        <w:t> </w:t>
-      </w:r>
-      <w:proofErr w:type="spellStart"/>
-      <w:r>
-        <w:rPr>
-          <w:sz w:val="22"/>
-          <w:szCs w:val="22"/>
-        </w:rPr>
-        <w:t>abstract</w:t>
-      </w:r>
-      <w:proofErr w:type="spellEnd"/>
-      <w:r>
-        <w:rPr>
-          <w:sz w:val="22"/>
-          <w:szCs w:val="22"/>
-        </w:rPr>
-        <w:t> </w:t>
-      </w:r>
-      <w:proofErr w:type="spellStart"/>
-      <w:r>
-        <w:rPr>
-          <w:sz w:val="22"/>
-          <w:szCs w:val="22"/>
-        </w:rPr>
-        <w:t>methods</w:t>
-      </w:r>
-      <w:proofErr w:type="spellEnd"/>
-      <w:r>
-        <w:rPr>
-          <w:sz w:val="22"/>
-          <w:szCs w:val="22"/>
-        </w:rPr>
-        <w:t xml:space="preserve"> </w:t>
-      </w:r>
-      <w:proofErr w:type="spellStart"/>
-      <w:r>
-        <w:rPr>
-          <w:sz w:val="22"/>
-          <w:szCs w:val="22"/>
-        </w:rPr>
-        <w:t>specified</w:t>
-      </w:r>
-      <w:proofErr w:type="spellEnd"/>
-      <w:r>
-        <w:rPr>
-          <w:sz w:val="22"/>
-          <w:szCs w:val="22"/>
-        </w:rPr>
-        <w:t xml:space="preserve"> </w:t>
-      </w:r>
-      <w:proofErr w:type="spellStart"/>
-      <w:r>
-        <w:rPr>
-          <w:sz w:val="22"/>
-          <w:szCs w:val="22"/>
-        </w:rPr>
-        <w:t>by</w:t>
-      </w:r>
-      <w:proofErr w:type="spellEnd"/>
-      <w:r>
-        <w:rPr>
-          <w:sz w:val="22"/>
-          <w:szCs w:val="22"/>
-        </w:rPr>
-        <w:t xml:space="preserve"> </w:t>
-      </w:r>
-      <w:proofErr w:type="spellStart"/>
-      <w:r>
-        <w:rPr>
-          <w:sz w:val="22"/>
-          <w:szCs w:val="22"/>
-        </w:rPr>
-        <w:t>the</w:t>
-      </w:r>
-      <w:proofErr w:type="spellEnd"/>
-      <w:r>
-        <w:rPr>
-          <w:sz w:val="22"/>
-          <w:szCs w:val="22"/>
-        </w:rPr>
-        <w:t xml:space="preserve"> </w:t>
-      </w:r>
-      <w:proofErr w:type="gramStart"/>
-      <w:r>
-        <w:rPr>
-          <w:sz w:val="22"/>
-          <w:szCs w:val="22"/>
-        </w:rPr>
-        <w:t>interface</w:t>
-      </w:r>
-      <w:proofErr w:type="gramEnd"/>
-      <w:r>
-        <w:rPr>
-          <w:sz w:val="22"/>
-          <w:szCs w:val="22"/>
-        </w:rPr>
-        <w:t xml:space="preserve"> </w:t>
-      </w:r>
-      <w:proofErr w:type="spellStart"/>
-      <w:r>
-        <w:rPr>
-          <w:sz w:val="22"/>
-          <w:szCs w:val="22"/>
-        </w:rPr>
-        <w:t>or</w:t>
-      </w:r>
-      <w:proofErr w:type="spellEnd"/>
-      <w:r>
-        <w:rPr>
-          <w:sz w:val="22"/>
-          <w:szCs w:val="22"/>
-        </w:rPr>
-        <w:t xml:space="preserve"> interfaces. A </w:t>
-      </w:r>
-      <w:proofErr w:type="spellStart"/>
-      <w:r>
-        <w:rPr>
-          <w:sz w:val="22"/>
-          <w:szCs w:val="22"/>
-        </w:rPr>
-        <w:t>class</w:t>
-      </w:r>
-      <w:proofErr w:type="spellEnd"/>
-      <w:r>
-        <w:rPr>
-          <w:sz w:val="22"/>
-          <w:szCs w:val="22"/>
-        </w:rPr>
-        <w:t xml:space="preserve"> </w:t>
-      </w:r>
-      <w:proofErr w:type="spellStart"/>
-      <w:r>
-        <w:rPr>
-          <w:sz w:val="22"/>
-          <w:szCs w:val="22"/>
-        </w:rPr>
-        <w:t>necessarily</w:t>
-      </w:r>
-      <w:proofErr w:type="spellEnd"/>
-      <w:r>
-        <w:rPr>
-          <w:sz w:val="22"/>
-          <w:szCs w:val="22"/>
-        </w:rPr>
-        <w:t xml:space="preserve"> </w:t>
-      </w:r>
-      <w:proofErr w:type="spellStart"/>
-      <w:r>
-        <w:rPr>
-          <w:sz w:val="22"/>
-          <w:szCs w:val="22"/>
-        </w:rPr>
-        <w:t>implements</w:t>
-      </w:r>
-      <w:proofErr w:type="spellEnd"/>
-      <w:r>
-        <w:rPr>
-          <w:sz w:val="22"/>
-          <w:szCs w:val="22"/>
-        </w:rPr>
-        <w:t xml:space="preserve"> </w:t>
-      </w:r>
-      <w:proofErr w:type="spellStart"/>
-      <w:r>
-        <w:rPr>
-          <w:sz w:val="22"/>
-          <w:szCs w:val="22"/>
-        </w:rPr>
-        <w:t>all</w:t>
-      </w:r>
-      <w:proofErr w:type="spellEnd"/>
-      <w:r>
-        <w:rPr>
-          <w:sz w:val="22"/>
-          <w:szCs w:val="22"/>
-        </w:rPr>
-        <w:t xml:space="preserve"> </w:t>
-      </w:r>
-      <w:proofErr w:type="spellStart"/>
-      <w:r>
-        <w:rPr>
-          <w:sz w:val="22"/>
-          <w:szCs w:val="22"/>
-        </w:rPr>
-        <w:t>the</w:t>
-      </w:r>
-      <w:proofErr w:type="spellEnd"/>
-      <w:r>
-        <w:rPr>
-          <w:sz w:val="22"/>
-          <w:szCs w:val="22"/>
-        </w:rPr>
-        <w:t xml:space="preserve"> interfaces </w:t>
-      </w:r>
-      <w:proofErr w:type="spellStart"/>
-      <w:r>
-        <w:rPr>
-          <w:sz w:val="22"/>
-          <w:szCs w:val="22"/>
-        </w:rPr>
-        <w:t>that</w:t>
-      </w:r>
-      <w:proofErr w:type="spellEnd"/>
-      <w:r>
-        <w:rPr>
-          <w:sz w:val="22"/>
-          <w:szCs w:val="22"/>
-        </w:rPr>
-        <w:t xml:space="preserve"> </w:t>
-      </w:r>
-      <w:proofErr w:type="spellStart"/>
-      <w:r>
-        <w:rPr>
-          <w:sz w:val="22"/>
-          <w:szCs w:val="22"/>
-        </w:rPr>
-        <w:t>its</w:t>
-      </w:r>
-      <w:proofErr w:type="spellEnd"/>
-      <w:r>
-        <w:rPr>
-          <w:sz w:val="22"/>
-          <w:szCs w:val="22"/>
-        </w:rPr>
-        <w:t xml:space="preserve"> </w:t>
-      </w:r>
-      <w:proofErr w:type="spellStart"/>
-      <w:r>
-        <w:rPr>
-          <w:sz w:val="22"/>
-          <w:szCs w:val="22"/>
-        </w:rPr>
-        <w:t>direct</w:t>
-      </w:r>
-      <w:proofErr w:type="spellEnd"/>
-      <w:r>
-        <w:rPr>
-          <w:sz w:val="22"/>
-          <w:szCs w:val="22"/>
-        </w:rPr>
-        <w:t xml:space="preserve"> </w:t>
-      </w:r>
-      <w:proofErr w:type="spellStart"/>
-      <w:r>
-        <w:rPr>
-          <w:sz w:val="22"/>
-          <w:szCs w:val="22"/>
-        </w:rPr>
-        <w:t>superclasses</w:t>
-      </w:r>
-      <w:proofErr w:type="spellEnd"/>
-      <w:r>
-        <w:rPr>
-          <w:sz w:val="22"/>
-          <w:szCs w:val="22"/>
-        </w:rPr>
-        <w:t xml:space="preserve"> and </w:t>
-      </w:r>
-      <w:proofErr w:type="spellStart"/>
-      <w:r>
-        <w:rPr>
-          <w:sz w:val="22"/>
-          <w:szCs w:val="22"/>
-        </w:rPr>
-        <w:t>direct</w:t>
-      </w:r>
-      <w:proofErr w:type="spellEnd"/>
-      <w:r>
-        <w:rPr>
-          <w:sz w:val="22"/>
-          <w:szCs w:val="22"/>
-        </w:rPr>
-        <w:t xml:space="preserve"> </w:t>
-      </w:r>
-      <w:proofErr w:type="spellStart"/>
-      <w:r>
-        <w:rPr>
-          <w:sz w:val="22"/>
-          <w:szCs w:val="22"/>
-        </w:rPr>
-        <w:t>superinterfaces</w:t>
-      </w:r>
-      <w:proofErr w:type="spellEnd"/>
-      <w:r>
-        <w:rPr>
-          <w:sz w:val="22"/>
-          <w:szCs w:val="22"/>
-        </w:rPr>
-        <w:t xml:space="preserve"> do. </w:t>
-      </w:r>
-      <w:proofErr w:type="spellStart"/>
-      <w:r>
-        <w:rPr>
-          <w:sz w:val="22"/>
-          <w:szCs w:val="22"/>
-        </w:rPr>
-        <w:t>This</w:t>
-      </w:r>
-      <w:proofErr w:type="spellEnd"/>
-      <w:r>
-        <w:rPr>
-          <w:sz w:val="22"/>
-          <w:szCs w:val="22"/>
-        </w:rPr>
-        <w:t xml:space="preserve"> (</w:t>
-      </w:r>
-      <w:proofErr w:type="spellStart"/>
-      <w:r>
-        <w:rPr>
-          <w:sz w:val="22"/>
-          <w:szCs w:val="22"/>
-        </w:rPr>
-        <w:t>multiple</w:t>
-      </w:r>
-      <w:proofErr w:type="spellEnd"/>
-      <w:r>
-        <w:rPr>
-          <w:sz w:val="22"/>
-          <w:szCs w:val="22"/>
-        </w:rPr>
-        <w:t xml:space="preserve">) </w:t>
-      </w:r>
-      <w:proofErr w:type="gramStart"/>
-      <w:r>
-        <w:rPr>
-          <w:sz w:val="22"/>
-          <w:szCs w:val="22"/>
-        </w:rPr>
-        <w:t>interface</w:t>
-      </w:r>
-      <w:proofErr w:type="gramEnd"/>
-      <w:r>
-        <w:rPr>
-          <w:sz w:val="22"/>
-          <w:szCs w:val="22"/>
-        </w:rPr>
-        <w:t xml:space="preserve"> </w:t>
-      </w:r>
-      <w:proofErr w:type="spellStart"/>
-      <w:r>
-        <w:rPr>
-          <w:sz w:val="22"/>
-          <w:szCs w:val="22"/>
-        </w:rPr>
-        <w:t>inheritance</w:t>
-      </w:r>
-      <w:proofErr w:type="spellEnd"/>
-      <w:r>
-        <w:rPr>
-          <w:sz w:val="22"/>
-          <w:szCs w:val="22"/>
-        </w:rPr>
-        <w:t xml:space="preserve"> </w:t>
-      </w:r>
-      <w:proofErr w:type="spellStart"/>
-      <w:r>
-        <w:rPr>
-          <w:sz w:val="22"/>
-          <w:szCs w:val="22"/>
-        </w:rPr>
-        <w:t>allows</w:t>
-      </w:r>
-      <w:proofErr w:type="spellEnd"/>
-      <w:r>
-        <w:rPr>
-          <w:sz w:val="22"/>
-          <w:szCs w:val="22"/>
-        </w:rPr>
-        <w:t xml:space="preserve"> </w:t>
-      </w:r>
-      <w:proofErr w:type="spellStart"/>
-      <w:r>
-        <w:rPr>
-          <w:sz w:val="22"/>
-          <w:szCs w:val="22"/>
-        </w:rPr>
-        <w:t>objects</w:t>
-      </w:r>
-      <w:proofErr w:type="spellEnd"/>
-      <w:r>
-        <w:rPr>
-          <w:sz w:val="22"/>
-          <w:szCs w:val="22"/>
-        </w:rPr>
-        <w:t xml:space="preserve"> </w:t>
-      </w:r>
-      <w:proofErr w:type="spellStart"/>
-      <w:r>
-        <w:rPr>
-          <w:sz w:val="22"/>
-          <w:szCs w:val="22"/>
-        </w:rPr>
-        <w:t>to</w:t>
-      </w:r>
-      <w:proofErr w:type="spellEnd"/>
-      <w:r>
-        <w:rPr>
-          <w:sz w:val="22"/>
-          <w:szCs w:val="22"/>
-        </w:rPr>
-        <w:t xml:space="preserve"> </w:t>
-      </w:r>
-      <w:proofErr w:type="spellStart"/>
-      <w:r>
-        <w:rPr>
-          <w:sz w:val="22"/>
-          <w:szCs w:val="22"/>
-        </w:rPr>
-        <w:t>support</w:t>
-      </w:r>
-      <w:proofErr w:type="spellEnd"/>
-      <w:r>
-        <w:rPr>
-          <w:sz w:val="22"/>
-          <w:szCs w:val="22"/>
-        </w:rPr>
-        <w:t xml:space="preserve"> (</w:t>
-      </w:r>
-      <w:proofErr w:type="spellStart"/>
-      <w:r>
-        <w:rPr>
-          <w:sz w:val="22"/>
-          <w:szCs w:val="22"/>
-        </w:rPr>
-        <w:t>multiple</w:t>
-      </w:r>
-      <w:proofErr w:type="spellEnd"/>
-      <w:r>
-        <w:rPr>
-          <w:sz w:val="22"/>
-          <w:szCs w:val="22"/>
-        </w:rPr>
-        <w:t xml:space="preserve">) </w:t>
-      </w:r>
-      <w:proofErr w:type="spellStart"/>
-      <w:r>
-        <w:rPr>
-          <w:sz w:val="22"/>
-          <w:szCs w:val="22"/>
-        </w:rPr>
-        <w:t>common</w:t>
-      </w:r>
-      <w:proofErr w:type="spellEnd"/>
-      <w:r>
-        <w:rPr>
-          <w:sz w:val="22"/>
-          <w:szCs w:val="22"/>
-        </w:rPr>
-        <w:t xml:space="preserve"> </w:t>
-      </w:r>
-      <w:proofErr w:type="spellStart"/>
-      <w:r>
-        <w:rPr>
-          <w:sz w:val="22"/>
-          <w:szCs w:val="22"/>
-        </w:rPr>
-        <w:t>behaviors</w:t>
-      </w:r>
-      <w:proofErr w:type="spellEnd"/>
-      <w:r>
-        <w:rPr>
-          <w:sz w:val="22"/>
-          <w:szCs w:val="22"/>
-        </w:rPr>
-        <w:t xml:space="preserve"> </w:t>
-      </w:r>
-      <w:proofErr w:type="spellStart"/>
-      <w:r>
-        <w:rPr>
-          <w:sz w:val="22"/>
-          <w:szCs w:val="22"/>
-        </w:rPr>
-        <w:t>without</w:t>
-      </w:r>
-      <w:proofErr w:type="spellEnd"/>
-      <w:r>
-        <w:rPr>
-          <w:sz w:val="22"/>
-          <w:szCs w:val="22"/>
-        </w:rPr>
-        <w:t xml:space="preserve"> </w:t>
-      </w:r>
-      <w:proofErr w:type="spellStart"/>
-      <w:r>
-        <w:rPr>
-          <w:sz w:val="22"/>
-          <w:szCs w:val="22"/>
-        </w:rPr>
-        <w:t>sharing</w:t>
-      </w:r>
-      <w:proofErr w:type="spellEnd"/>
-      <w:r>
-        <w:rPr>
-          <w:sz w:val="22"/>
-          <w:szCs w:val="22"/>
-        </w:rPr>
-        <w:t xml:space="preserve"> a </w:t>
-      </w:r>
-      <w:proofErr w:type="spellStart"/>
-      <w:r>
-        <w:rPr>
-          <w:sz w:val="22"/>
-          <w:szCs w:val="22"/>
-        </w:rPr>
-        <w:t>superclass</w:t>
-      </w:r>
-      <w:proofErr w:type="spellEnd"/>
+      <w:r>
+        <w:rPr>
+          <w:sz w:val="22"/>
+          <w:szCs w:val="22"/>
+        </w:rPr>
+        <w:t>implements all the abstract methods specified by the interface or interfaces. A class necessarily implements all the interfaces that its direct superclasses and direct superinterfaces do. This (multiple) interface inheritance allows objects to support (multiple) common behaviors without sharing a superclass</w:t>
+      </w:r>
       <w:r>
         <w:rPr>
           <w:sz w:val="22"/>
@@ -5584,43 +2192,7 @@
           <w:szCs w:val="22"/>
           <w:lang w:val="es-ES"/>
         </w:rPr>
-        <w:t xml:space="preserve"> Java </w:t>
-      </w:r>
-      <w:proofErr w:type="spellStart"/>
-      <w:r>
-        <w:rPr>
-          <w:sz w:val="22"/>
-          <w:szCs w:val="22"/>
-          <w:lang w:val="es-ES"/>
-        </w:rPr>
-        <w:t>Language</w:t>
-      </w:r>
-      <w:proofErr w:type="spellEnd"/>
-      <w:r>
-        <w:rPr>
-          <w:sz w:val="22"/>
-          <w:szCs w:val="22"/>
-          <w:lang w:val="es-ES"/>
-        </w:rPr>
-        <w:t xml:space="preserve"> </w:t>
-      </w:r>
-      <w:proofErr w:type="spellStart"/>
-      <w:r>
-        <w:rPr>
-          <w:sz w:val="22"/>
-          <w:szCs w:val="22"/>
-          <w:lang w:val="es-ES"/>
-        </w:rPr>
-        <w:t>Specification</w:t>
-      </w:r>
-      <w:proofErr w:type="spellEnd"/>
-      <w:r>
-        <w:rPr>
-          <w:sz w:val="22"/>
-          <w:szCs w:val="22"/>
-          <w:lang w:val="es-ES"/>
-        </w:rPr>
-        <w:t xml:space="preserve"> (JLS) — Cap. </w:t>
+        <w:t xml:space="preserve"> Java Language Specification (JLS) — Cap. </w:t>
       </w:r>
       <w:r>
         <w:rPr>
@@ -5834,6 +2406,7 @@
     </w:p>
     <w:p>
       <w:pPr>
+        <w:ind w:left="708" w:hanging="708"/>
         <w:rPr>
           <w:b/>
           <w:bCs/>
@@ -5865,486 +2438,20 @@
         <w:t xml:space="preserve">A </w:t>
       </w:r>
       <w:bookmarkStart w:id="8" w:name="OLE_LINK56"/>
-      <w:proofErr w:type="spellStart"/>
-      <w:r>
-        <w:rPr>
-          <w:sz w:val="22"/>
-          <w:szCs w:val="22"/>
-        </w:rPr>
-        <w:t>user</w:t>
-      </w:r>
-      <w:proofErr w:type="spellEnd"/>
-      <w:r>
-        <w:rPr>
-          <w:sz w:val="22"/>
-          <w:szCs w:val="22"/>
-        </w:rPr>
-        <w:t xml:space="preserve"> </w:t>
-      </w:r>
-      <w:proofErr w:type="spellStart"/>
-      <w:r>
-        <w:rPr>
-          <w:sz w:val="22"/>
-          <w:szCs w:val="22"/>
-        </w:rPr>
-        <w:t>automatically</w:t>
-      </w:r>
-      <w:proofErr w:type="spellEnd"/>
-      <w:r>
-        <w:rPr>
-          <w:sz w:val="22"/>
-          <w:szCs w:val="22"/>
-        </w:rPr>
-        <w:t xml:space="preserve"> has </w:t>
-      </w:r>
-      <w:proofErr w:type="spellStart"/>
-      <w:r>
-        <w:rPr>
-          <w:sz w:val="22"/>
-          <w:szCs w:val="22"/>
-        </w:rPr>
-        <w:t>all</w:t>
-      </w:r>
-      <w:proofErr w:type="spellEnd"/>
-      <w:r>
-        <w:rPr>
-          <w:sz w:val="22"/>
-          <w:szCs w:val="22"/>
-        </w:rPr>
-        <w:t xml:space="preserve"> </w:t>
-      </w:r>
-      <w:proofErr w:type="spellStart"/>
-      <w:r>
-        <w:rPr>
-          <w:sz w:val="22"/>
-          <w:szCs w:val="22"/>
-        </w:rPr>
-        <w:t>object</w:t>
-      </w:r>
-      <w:proofErr w:type="spellEnd"/>
-      <w:r>
-        <w:rPr>
-          <w:sz w:val="22"/>
-          <w:szCs w:val="22"/>
-        </w:rPr>
-        <w:t xml:space="preserve"> </w:t>
+      <w:r>
+        <w:rPr>
+          <w:sz w:val="22"/>
+          <w:szCs w:val="22"/>
+        </w:rPr>
+        <w:t xml:space="preserve">user automatically has all object </w:t>
       </w:r>
       <w:bookmarkEnd w:id="8"/>
-      <w:proofErr w:type="spellStart"/>
-      <w:r>
-        <w:rPr>
-          <w:sz w:val="22"/>
-          <w:szCs w:val="22"/>
-        </w:rPr>
-        <w:t>privileges</w:t>
-      </w:r>
-      <w:proofErr w:type="spellEnd"/>
-      <w:r>
-        <w:rPr>
-          <w:sz w:val="22"/>
-          <w:szCs w:val="22"/>
-        </w:rPr>
-        <w:t xml:space="preserve"> </w:t>
-      </w:r>
-      <w:proofErr w:type="spellStart"/>
-      <w:r>
-        <w:rPr>
-          <w:sz w:val="22"/>
-          <w:szCs w:val="22"/>
-        </w:rPr>
-        <w:t>for</w:t>
-      </w:r>
-      <w:proofErr w:type="spellEnd"/>
-      <w:r>
-        <w:rPr>
-          <w:sz w:val="22"/>
-          <w:szCs w:val="22"/>
-        </w:rPr>
-        <w:t xml:space="preserve"> </w:t>
-      </w:r>
-      <w:proofErr w:type="spellStart"/>
-      <w:r>
-        <w:rPr>
-          <w:sz w:val="22"/>
-          <w:szCs w:val="22"/>
-        </w:rPr>
-        <w:t>schema</w:t>
-      </w:r>
-      <w:proofErr w:type="spellEnd"/>
-      <w:r>
-        <w:rPr>
-          <w:sz w:val="22"/>
-          <w:szCs w:val="22"/>
-        </w:rPr>
-        <w:t xml:space="preserve"> </w:t>
-      </w:r>
-      <w:proofErr w:type="spellStart"/>
-      <w:r>
-        <w:rPr>
-          <w:sz w:val="22"/>
-          <w:szCs w:val="22"/>
-        </w:rPr>
-        <w:t>objects</w:t>
-      </w:r>
-      <w:proofErr w:type="spellEnd"/>
-      <w:r>
-        <w:rPr>
-          <w:sz w:val="22"/>
-          <w:szCs w:val="22"/>
-        </w:rPr>
-        <w:t xml:space="preserve"> </w:t>
-      </w:r>
-      <w:proofErr w:type="spellStart"/>
-      <w:r>
-        <w:rPr>
-          <w:sz w:val="22"/>
-          <w:szCs w:val="22"/>
-        </w:rPr>
-        <w:t>contained</w:t>
-      </w:r>
-      <w:proofErr w:type="spellEnd"/>
-      <w:r>
-        <w:rPr>
-          <w:sz w:val="22"/>
-          <w:szCs w:val="22"/>
-        </w:rPr>
-        <w:t xml:space="preserve"> in </w:t>
-      </w:r>
-      <w:proofErr w:type="spellStart"/>
-      <w:r>
-        <w:rPr>
-          <w:sz w:val="22"/>
-          <w:szCs w:val="22"/>
-        </w:rPr>
-        <w:t>his</w:t>
-      </w:r>
-      <w:proofErr w:type="spellEnd"/>
-      <w:r>
-        <w:rPr>
-          <w:sz w:val="22"/>
-          <w:szCs w:val="22"/>
-        </w:rPr>
-        <w:t xml:space="preserve"> </w:t>
-      </w:r>
-      <w:proofErr w:type="spellStart"/>
-      <w:r>
-        <w:rPr>
-          <w:sz w:val="22"/>
-          <w:szCs w:val="22"/>
-        </w:rPr>
-        <w:t>or</w:t>
-      </w:r>
-      <w:proofErr w:type="spellEnd"/>
-      <w:r>
-        <w:rPr>
-          <w:sz w:val="22"/>
-          <w:szCs w:val="22"/>
-        </w:rPr>
-        <w:t xml:space="preserve"> </w:t>
-      </w:r>
-      <w:proofErr w:type="spellStart"/>
-      <w:r>
-        <w:rPr>
-          <w:sz w:val="22"/>
-          <w:szCs w:val="22"/>
-        </w:rPr>
-        <w:t>her</w:t>
-      </w:r>
-      <w:proofErr w:type="spellEnd"/>
-      <w:r>
-        <w:rPr>
-          <w:sz w:val="22"/>
-          <w:szCs w:val="22"/>
-        </w:rPr>
-        <w:t xml:space="preserve"> </w:t>
-      </w:r>
-      <w:proofErr w:type="spellStart"/>
-      <w:r>
-        <w:rPr>
-          <w:sz w:val="22"/>
-          <w:szCs w:val="22"/>
-        </w:rPr>
-        <w:t>schema</w:t>
-      </w:r>
-      <w:proofErr w:type="spellEnd"/>
-      <w:r>
-        <w:rPr>
-          <w:sz w:val="22"/>
-          <w:szCs w:val="22"/>
-        </w:rPr>
-        <w:t xml:space="preserve">. A </w:t>
-      </w:r>
-      <w:proofErr w:type="spellStart"/>
-      <w:r>
-        <w:rPr>
-          <w:sz w:val="22"/>
-          <w:szCs w:val="22"/>
-        </w:rPr>
-        <w:t>user</w:t>
-      </w:r>
-      <w:proofErr w:type="spellEnd"/>
-      <w:r>
-        <w:rPr>
-          <w:sz w:val="22"/>
-          <w:szCs w:val="22"/>
-        </w:rPr>
-        <w:t xml:space="preserve"> can </w:t>
-      </w:r>
-      <w:proofErr w:type="spellStart"/>
-      <w:r>
-        <w:rPr>
-          <w:sz w:val="22"/>
-          <w:szCs w:val="22"/>
-        </w:rPr>
-        <w:t>grant</w:t>
-      </w:r>
-      <w:proofErr w:type="spellEnd"/>
-      <w:r>
-        <w:rPr>
-          <w:sz w:val="22"/>
-          <w:szCs w:val="22"/>
-        </w:rPr>
-        <w:t xml:space="preserve"> </w:t>
-      </w:r>
-      <w:proofErr w:type="spellStart"/>
-      <w:r>
-        <w:rPr>
-          <w:sz w:val="22"/>
-          <w:szCs w:val="22"/>
-        </w:rPr>
-        <w:t>any</w:t>
-      </w:r>
-      <w:proofErr w:type="spellEnd"/>
-      <w:r>
-        <w:rPr>
-          <w:sz w:val="22"/>
-          <w:szCs w:val="22"/>
-        </w:rPr>
-        <w:t xml:space="preserve"> </w:t>
-      </w:r>
-      <w:proofErr w:type="spellStart"/>
-      <w:r>
-        <w:rPr>
-          <w:sz w:val="22"/>
-          <w:szCs w:val="22"/>
-        </w:rPr>
-        <w:t>object</w:t>
-      </w:r>
-      <w:proofErr w:type="spellEnd"/>
-      <w:r>
-        <w:rPr>
-          <w:sz w:val="22"/>
-          <w:szCs w:val="22"/>
-        </w:rPr>
-        <w:t xml:space="preserve"> </w:t>
-      </w:r>
-      <w:proofErr w:type="spellStart"/>
-      <w:r>
-        <w:rPr>
-          <w:sz w:val="22"/>
-          <w:szCs w:val="22"/>
-        </w:rPr>
-        <w:t>privilege</w:t>
-      </w:r>
-      <w:proofErr w:type="spellEnd"/>
-      <w:r>
-        <w:rPr>
-          <w:sz w:val="22"/>
-          <w:szCs w:val="22"/>
-        </w:rPr>
-        <w:t xml:space="preserve"> </w:t>
-      </w:r>
-      <w:proofErr w:type="spellStart"/>
-      <w:r>
-        <w:rPr>
-          <w:sz w:val="22"/>
-          <w:szCs w:val="22"/>
-        </w:rPr>
-        <w:t>on</w:t>
-      </w:r>
-      <w:proofErr w:type="spellEnd"/>
-      <w:r>
-        <w:rPr>
-          <w:sz w:val="22"/>
-          <w:szCs w:val="22"/>
-        </w:rPr>
-        <w:t xml:space="preserve"> </w:t>
-      </w:r>
-      <w:proofErr w:type="spellStart"/>
-      <w:r>
-        <w:rPr>
-          <w:sz w:val="22"/>
-          <w:szCs w:val="22"/>
-        </w:rPr>
-        <w:t>any</w:t>
-      </w:r>
-      <w:proofErr w:type="spellEnd"/>
-      <w:r>
-        <w:rPr>
-          <w:sz w:val="22"/>
-          <w:szCs w:val="22"/>
-        </w:rPr>
-        <w:t xml:space="preserve"> </w:t>
-      </w:r>
-      <w:proofErr w:type="spellStart"/>
-      <w:r>
-        <w:rPr>
-          <w:sz w:val="22"/>
-          <w:szCs w:val="22"/>
-        </w:rPr>
-        <w:t>schema</w:t>
-      </w:r>
-      <w:proofErr w:type="spellEnd"/>
-      <w:r>
-        <w:rPr>
-          <w:sz w:val="22"/>
-          <w:szCs w:val="22"/>
-        </w:rPr>
-        <w:t xml:space="preserve"> </w:t>
-      </w:r>
-      <w:proofErr w:type="spellStart"/>
-      <w:r>
-        <w:rPr>
-          <w:sz w:val="22"/>
-          <w:szCs w:val="22"/>
-        </w:rPr>
-        <w:t>object</w:t>
-      </w:r>
-      <w:proofErr w:type="spellEnd"/>
-      <w:r>
-        <w:rPr>
-          <w:sz w:val="22"/>
-          <w:szCs w:val="22"/>
-        </w:rPr>
-        <w:t xml:space="preserve"> he </w:t>
-      </w:r>
-      <w:proofErr w:type="spellStart"/>
-      <w:r>
-        <w:rPr>
-          <w:sz w:val="22"/>
-          <w:szCs w:val="22"/>
-        </w:rPr>
-        <w:t>or</w:t>
-      </w:r>
-      <w:proofErr w:type="spellEnd"/>
-      <w:r>
-        <w:rPr>
-          <w:sz w:val="22"/>
-          <w:szCs w:val="22"/>
-        </w:rPr>
-        <w:t xml:space="preserve"> </w:t>
-      </w:r>
-      <w:proofErr w:type="spellStart"/>
-      <w:r>
-        <w:rPr>
-          <w:sz w:val="22"/>
-          <w:szCs w:val="22"/>
-        </w:rPr>
-        <w:t>she</w:t>
-      </w:r>
-      <w:proofErr w:type="spellEnd"/>
-      <w:r>
-        <w:rPr>
-          <w:sz w:val="22"/>
-          <w:szCs w:val="22"/>
-        </w:rPr>
-        <w:t xml:space="preserve"> </w:t>
-      </w:r>
-      <w:proofErr w:type="spellStart"/>
-      <w:r>
-        <w:rPr>
-          <w:sz w:val="22"/>
-          <w:szCs w:val="22"/>
-        </w:rPr>
-        <w:t>owns</w:t>
-      </w:r>
-      <w:proofErr w:type="spellEnd"/>
-      <w:r>
-        <w:rPr>
-          <w:sz w:val="22"/>
-          <w:szCs w:val="22"/>
-        </w:rPr>
-        <w:t xml:space="preserve"> </w:t>
-      </w:r>
-      <w:proofErr w:type="spellStart"/>
-      <w:r>
-        <w:rPr>
-          <w:sz w:val="22"/>
-          <w:szCs w:val="22"/>
-        </w:rPr>
-        <w:t>to</w:t>
-      </w:r>
-      <w:proofErr w:type="spellEnd"/>
-      <w:r>
-        <w:rPr>
-          <w:sz w:val="22"/>
-          <w:szCs w:val="22"/>
-        </w:rPr>
-        <w:t xml:space="preserve"> </w:t>
-      </w:r>
-      <w:proofErr w:type="spellStart"/>
-      <w:r>
-        <w:rPr>
-          <w:sz w:val="22"/>
-          <w:szCs w:val="22"/>
-        </w:rPr>
-        <w:t>any</w:t>
-      </w:r>
-      <w:proofErr w:type="spellEnd"/>
-      <w:r>
-        <w:rPr>
-          <w:sz w:val="22"/>
-          <w:szCs w:val="22"/>
-        </w:rPr>
-        <w:t xml:space="preserve"> </w:t>
-      </w:r>
-      <w:proofErr w:type="spellStart"/>
-      <w:r>
-        <w:rPr>
-          <w:sz w:val="22"/>
-          <w:szCs w:val="22"/>
-        </w:rPr>
-        <w:t>other</w:t>
-      </w:r>
-      <w:proofErr w:type="spellEnd"/>
-      <w:r>
-        <w:rPr>
-          <w:sz w:val="22"/>
-          <w:szCs w:val="22"/>
-        </w:rPr>
-        <w:t xml:space="preserve"> </w:t>
-      </w:r>
-      <w:proofErr w:type="spellStart"/>
-      <w:r>
-        <w:rPr>
-          <w:sz w:val="22"/>
-          <w:szCs w:val="22"/>
-        </w:rPr>
-        <w:t>user</w:t>
-      </w:r>
-      <w:proofErr w:type="spellEnd"/>
-      <w:r>
-        <w:rPr>
-          <w:sz w:val="22"/>
-          <w:szCs w:val="22"/>
-        </w:rPr>
-        <w:t xml:space="preserve"> </w:t>
-      </w:r>
-      <w:proofErr w:type="spellStart"/>
-      <w:r>
-        <w:rPr>
-          <w:sz w:val="22"/>
-          <w:szCs w:val="22"/>
-        </w:rPr>
-        <w:t>or</w:t>
-      </w:r>
-      <w:proofErr w:type="spellEnd"/>
-      <w:r>
-        <w:rPr>
-          <w:sz w:val="22"/>
-          <w:szCs w:val="22"/>
-        </w:rPr>
-        <w:t xml:space="preserve"> role</w:t>
+      <w:r>
+        <w:rPr>
+          <w:sz w:val="22"/>
+          <w:szCs w:val="22"/>
+        </w:rPr>
+        <w:t>privileges for schema objects contained in his or her schema. A user can grant any object privilege on any schema object he or she owns to any other user or role</w:t>
       </w:r>
       <w:r>
         <w:rPr>
@@ -6393,23 +2500,7 @@
           <w:sz w:val="22"/>
           <w:szCs w:val="22"/>
         </w:rPr>
-        <w:t xml:space="preserve">Oracle </w:t>
-      </w:r>
-      <w:proofErr w:type="spellStart"/>
-      <w:r>
-        <w:rPr>
-          <w:sz w:val="22"/>
-          <w:szCs w:val="22"/>
-        </w:rPr>
-        <w:t>Database</w:t>
-      </w:r>
-      <w:proofErr w:type="spellEnd"/>
-      <w:r>
-        <w:rPr>
-          <w:sz w:val="22"/>
-          <w:szCs w:val="22"/>
-        </w:rPr>
-        <w:t xml:space="preserve"> Security Guide </w:t>
+        <w:t xml:space="preserve">Oracle Database Security Guide </w:t>
       </w:r>
       <w:r>
         <w:rPr>
@@ -6471,36 +2562,8 @@
           <w:szCs w:val="22"/>
           <w:lang w:val="es-ES"/>
         </w:rPr>
-        <w:t xml:space="preserve">Who Can Grant Schema </w:t>
-      </w:r>
-      <w:proofErr w:type="spellStart"/>
-      <w:r>
-        <w:rPr>
-          <w:sz w:val="22"/>
-          <w:szCs w:val="22"/>
-          <w:lang w:val="es-ES"/>
-        </w:rPr>
-        <w:t>Object</w:t>
-      </w:r>
-      <w:proofErr w:type="spellEnd"/>
-      <w:r>
-        <w:rPr>
-          <w:sz w:val="22"/>
-          <w:szCs w:val="22"/>
-          <w:lang w:val="es-ES"/>
-        </w:rPr>
-        <w:t xml:space="preserve"> </w:t>
-      </w:r>
-      <w:proofErr w:type="spellStart"/>
-      <w:r>
-        <w:rPr>
-          <w:sz w:val="22"/>
-          <w:szCs w:val="22"/>
-          <w:lang w:val="es-ES"/>
-        </w:rPr>
-        <w:t>Privileges</w:t>
-      </w:r>
-      <w:proofErr w:type="spellEnd"/>
+        <w:t>Who Can Grant Schema Object Privileges</w:t>
+      </w:r>
       <w:r>
         <w:rPr>
           <w:sz w:val="22"/>
